--- a/Componente metodologico/Planeaciion proyecto inicial.docx
+++ b/Componente metodologico/Planeaciion proyecto inicial.docx
@@ -463,116 +463,187 @@
     </w:p>
     <w:p>
       <w:r>
-        <w:t>RF01. Registro y autenticación</w:t>
-      </w:r>
-    </w:p>
-    <w:p>
-      <w:r>
-        <w:t>El sistema permitirá el registro, inicio y cierre de sesión de usuarios.</w:t>
-      </w:r>
-    </w:p>
-    <w:p>
-      <w:r>
-        <w:t>RF02. Gestión de perfil</w:t>
-      </w:r>
-    </w:p>
-    <w:p>
-      <w:r>
-        <w:t>El usuario podrá visualizar y actualizar su información personal básica dentro de la plataforma.</w:t>
-      </w:r>
-    </w:p>
-    <w:p>
-      <w:r>
-        <w:t>RF03. Consulta de sedes</w:t>
-      </w:r>
-    </w:p>
-    <w:p>
-      <w:r>
-        <w:t>El usuario podrá consultar las sedes disponibles y la información asociada a cada una.</w:t>
-      </w:r>
-    </w:p>
-    <w:p>
-      <w:r>
-        <w:t>RF04. Consulta de servicios</w:t>
-      </w:r>
-    </w:p>
-    <w:p>
-      <w:r>
-        <w:t>El usuario podrá visualizar los servicios</w:t>
-      </w:r>
-      <w:r>
-        <w:t xml:space="preserve"> y </w:t>
-      </w:r>
-      <w:r>
-        <w:t>actividades</w:t>
+        <w:t xml:space="preserve">  RF01. Registro de usuarios: El sistema permitirá el registro de nuevos </w:t>
+      </w:r>
+      <w:r>
+        <w:t>clientes</w:t>
+      </w:r>
+      <w:r>
+        <w:t xml:space="preserve"> en la plataforma.</w:t>
+      </w:r>
+    </w:p>
+    <w:p>
+      <w:r>
+        <w:t xml:space="preserve"> RF02. Inicio de sesión: El sistema permitirá el inicio de sesión y la autenticación de los </w:t>
+      </w:r>
+      <w:r>
+        <w:t>clientes</w:t>
       </w:r>
       <w:r>
         <w:t>.</w:t>
       </w:r>
-      <w:r>
-        <w:t xml:space="preserve"> </w:t>
-      </w:r>
-    </w:p>
-    <w:p>
-      <w:r>
-        <w:t>RF05. Consulta de horarios</w:t>
-      </w:r>
-    </w:p>
-    <w:p>
-      <w:r>
-        <w:t>El usuario podrá visualizar los horarios disponibles para las diferentes actividades deportivas.</w:t>
-      </w:r>
-    </w:p>
-    <w:p>
-      <w:r>
-        <w:t>RF06. Gestión de preferencias</w:t>
-      </w:r>
-    </w:p>
-    <w:p>
-      <w:r>
-        <w:t>El usuario podrá seleccionar y almacenar sus sedes y horarios favoritos para una consulta más rápida.</w:t>
-      </w:r>
-    </w:p>
-    <w:p>
-      <w:r>
-        <w:t>RF07. Consulta de rutinas</w:t>
-      </w:r>
-    </w:p>
-    <w:p>
-      <w:r>
-        <w:t>El usuario podrá consultar rutinas de entrenamiento clasificadas según objetivos o niveles de dificultad.</w:t>
-      </w:r>
-    </w:p>
-    <w:p>
-      <w:r>
-        <w:t>RF08. Consulta de bienestar</w:t>
-      </w:r>
-    </w:p>
-    <w:p>
-      <w:r>
-        <w:t>El sistema permitirá consultar guías informativas de alimentación y bienestar físico.</w:t>
-      </w:r>
-    </w:p>
-    <w:p>
-      <w:r>
-        <w:t>RF09. Administración de sedes y actividades</w:t>
-      </w:r>
-    </w:p>
-    <w:p>
-      <w:r>
-        <w:t>Los administradores podrán crear, modificar y eliminar sedes, horarios y actividades deportivas.</w:t>
-      </w:r>
-    </w:p>
-    <w:p>
-      <w:r>
-        <w:t>RF10. Administración de contenido</w:t>
-      </w:r>
-    </w:p>
-    <w:p>
-      <w:r>
-        <w:t>Los administradores podrán gestionar las rutinas de entrenamiento y las guías de bienestar disponibles en la plataforma.</w:t>
-      </w:r>
-    </w:p>
+    </w:p>
+    <w:p>
+      <w:r>
+        <w:t xml:space="preserve">  RF03. Visualización de perfil: El </w:t>
+      </w:r>
+      <w:r>
+        <w:t>cliente</w:t>
+      </w:r>
+      <w:r>
+        <w:t xml:space="preserve"> podrá visualizar su información personal básica dentro del aplicativo.</w:t>
+      </w:r>
+    </w:p>
+    <w:p>
+      <w:r>
+        <w:t xml:space="preserve"> RF04. Modificación de perfil: El </w:t>
+      </w:r>
+      <w:r>
+        <w:t>cliente</w:t>
+      </w:r>
+      <w:r>
+        <w:t xml:space="preserve"> podrá actualizar o modificar su información personal básica en la plataforma.</w:t>
+      </w:r>
+    </w:p>
+    <w:p>
+      <w:r>
+        <w:t xml:space="preserve">  RF05. Consulta de sedes: El </w:t>
+      </w:r>
+      <w:r>
+        <w:t>cliente</w:t>
+      </w:r>
+      <w:r>
+        <w:t xml:space="preserve"> podrá consultar las sedes disponibles y la información asociada a cada una.</w:t>
+      </w:r>
+    </w:p>
+    <w:p>
+      <w:r>
+        <w:t xml:space="preserve">  RF06. Consulta de servicios y actividades: El </w:t>
+      </w:r>
+      <w:r>
+        <w:t>cliente</w:t>
+      </w:r>
+      <w:r>
+        <w:t xml:space="preserve"> podrá visualizar los servicios y las actividades deportivas ofrecidas.</w:t>
+      </w:r>
+    </w:p>
+    <w:p>
+      <w:r>
+        <w:t xml:space="preserve">  RF07. Consulta de horarios: El </w:t>
+      </w:r>
+      <w:r>
+        <w:t>cliente</w:t>
+      </w:r>
+      <w:r>
+        <w:tab/>
+      </w:r>
+      <w:r>
+        <w:t xml:space="preserve"> podrá visualizar los horarios disponibles para las diferentes actividades deportivas.</w:t>
+      </w:r>
+    </w:p>
+    <w:p>
+      <w:r>
+        <w:t xml:space="preserve">  RF08. Almacenamiento de preferencias: El usuario podrá seleccionar y guardar sus sedes y horarios favoritos para un acceso rápido.</w:t>
+      </w:r>
+    </w:p>
+    <w:p>
+      <w:r>
+        <w:t xml:space="preserve">  RF09. Consulta de rutinas: El usuario podrá consultar rutinas de entrenamiento clasificadas según objetivos y niveles de dificultad.</w:t>
+      </w:r>
+    </w:p>
+    <w:p>
+      <w:r>
+        <w:t xml:space="preserve">  RF10. Consulta de bienestar: El sistema permitirá al usuario consultar guías informativas de alimentación y bienestar físico.</w:t>
+      </w:r>
+    </w:p>
+    <w:p>
+      <w:r>
+        <w:t xml:space="preserve">  RF11. Gestión de sedes: Los administradores podrán crear, modificar y eliminar las sedes del gimnasio.</w:t>
+      </w:r>
+    </w:p>
+    <w:p>
+      <w:r>
+        <w:t xml:space="preserve">  RF12. Gestión de actividades y horarios: Los administradores podrán crear, modificar y eliminar las actividades deportivas y sus respectivos horarios.</w:t>
+      </w:r>
+    </w:p>
+    <w:p>
+      <w:r>
+        <w:t xml:space="preserve">  RF13. Gestión de rutinas de entrenamiento: Los administradores podrán crear, modificar y eliminar las rutinas de entrenamiento disponibles en la plataforma.</w:t>
+      </w:r>
+    </w:p>
+    <w:p>
+      <w:r>
+        <w:t xml:space="preserve">  RF14. Gestión de guías de bienestar: Los administradores podrán crear, modificar y eliminar las guías informativas de alimentación y bienestar físico.</w:t>
+      </w:r>
+    </w:p>
+    <w:p>
+      <w:r>
+        <w:t>RF15.Cierre de sesión: El sistema permite cerrar la sesión del usuario.</w:t>
+      </w:r>
+    </w:p>
+    <w:p>
+      <w:r>
+        <w:lastRenderedPageBreak/>
+        <w:t>RF1</w:t>
+      </w:r>
+      <w:r>
+        <w:t>6</w:t>
+      </w:r>
+      <w:r>
+        <w:t>. Gestión de localidades: Los administradores podrán parametrizar, crear, modificar y eliminar las localidades o zonas geográficas a las cuales se asignarán las sedes.</w:t>
+      </w:r>
+    </w:p>
+    <w:p>
+      <w:r>
+        <w:t xml:space="preserve"> RF1</w:t>
+      </w:r>
+      <w:r>
+        <w:t>7</w:t>
+      </w:r>
+      <w:r>
+        <w:t>. Gestión de especialidades: Los administradores podrán gestionar las distintas disciplinas o especialidades deportivas que se vinculan a las sedes y actividades.</w:t>
+      </w:r>
+    </w:p>
+    <w:p>
+      <w:r>
+        <w:t xml:space="preserve"> RF</w:t>
+      </w:r>
+      <w:r>
+        <w:t>18</w:t>
+      </w:r>
+      <w:r>
+        <w:t>. Generación de reportes analíticos: El sistema permitirá al administrador generar y visualizar reportes gráficos o estadísticos sobre el crecimiento de usuarios, concurrencia en las sedes o preferencias del aplicativo.</w:t>
+      </w:r>
+    </w:p>
+    <w:p>
+      <w:r>
+        <w:t>RF</w:t>
+      </w:r>
+      <w:r>
+        <w:t>19</w:t>
+      </w:r>
+      <w:r>
+        <w:t>. Configuración del sistema: Los administradores podrán acceder a un panel técnico para ajustar parámetros globales de la aplicación (roles de usuario, variables del sistema o datos de contacto).</w:t>
+      </w:r>
+    </w:p>
+    <w:p>
+      <w:r>
+        <w:t>RF2</w:t>
+      </w:r>
+      <w:r>
+        <w:t>0</w:t>
+      </w:r>
+      <w:r>
+        <w:t xml:space="preserve">. Cierre de sesión seguro: El sistema permitirá al administrador </w:t>
+      </w:r>
+      <w:r>
+        <w:t xml:space="preserve">cerrar la sesión </w:t>
+      </w:r>
+      <w:r>
+        <w:t>para salir del panel de control.</w:t>
+      </w:r>
+    </w:p>
+    <w:p/>
     <w:p>
       <w:pPr>
         <w:rPr>
@@ -1921,6 +1992,7 @@
   <w:style w:type="character" w:default="1" w:styleId="Fuentedeprrafopredeter">
     <w:name w:val="Default Paragraph Font"/>
     <w:uiPriority w:val="1"/>
+    <w:semiHidden/>
     <w:unhideWhenUsed/>
   </w:style>
   <w:style w:type="table" w:default="1" w:styleId="Tablanormal">

--- a/Componente metodologico/Planeaciion proyecto inicial.docx
+++ b/Componente metodologico/Planeaciion proyecto inicial.docx
@@ -462,115 +462,934 @@
       </w:r>
     </w:p>
     <w:p>
-      <w:r>
-        <w:t>RF01. Registro y autenticación</w:t>
-      </w:r>
-    </w:p>
-    <w:p>
-      <w:r>
-        <w:t>El sistema permitirá el registro, inicio y cierre de sesión de usuarios.</w:t>
-      </w:r>
-    </w:p>
-    <w:p>
-      <w:r>
-        <w:t>RF02. Gestión de perfil</w:t>
-      </w:r>
-    </w:p>
-    <w:p>
-      <w:r>
-        <w:t>El usuario podrá visualizar y actualizar su información personal básica dentro de la plataforma.</w:t>
-      </w:r>
-    </w:p>
-    <w:p>
-      <w:r>
-        <w:t>RF03. Consulta de sedes</w:t>
-      </w:r>
-    </w:p>
-    <w:p>
-      <w:r>
-        <w:t>El usuario podrá consultar las sedes disponibles y la información asociada a cada una.</w:t>
-      </w:r>
-    </w:p>
-    <w:p>
-      <w:r>
-        <w:t>RF04. Consulta de servicios</w:t>
-      </w:r>
-    </w:p>
-    <w:p>
-      <w:r>
-        <w:t>El usuario podrá visualizar los servicios</w:t>
-      </w:r>
-      <w:r>
-        <w:t xml:space="preserve"> y </w:t>
-      </w:r>
-      <w:r>
-        <w:t>actividades</w:t>
-      </w:r>
-      <w:r>
-        <w:t>.</w:t>
-      </w:r>
-      <w:r>
-        <w:t xml:space="preserve"> </w:t>
-      </w:r>
-    </w:p>
-    <w:p>
-      <w:r>
-        <w:t>RF05. Consulta de horarios</w:t>
-      </w:r>
-    </w:p>
-    <w:p>
-      <w:r>
-        <w:t>El usuario podrá visualizar los horarios disponibles para las diferentes actividades deportivas.</w:t>
-      </w:r>
-    </w:p>
-    <w:p>
-      <w:r>
-        <w:t>RF06. Gestión de preferencias</w:t>
-      </w:r>
-    </w:p>
-    <w:p>
-      <w:r>
-        <w:t>El usuario podrá seleccionar y almacenar sus sedes y horarios favoritos para una consulta más rápida.</w:t>
-      </w:r>
-    </w:p>
-    <w:p>
-      <w:r>
-        <w:t>RF07. Consulta de rutinas</w:t>
-      </w:r>
-    </w:p>
-    <w:p>
-      <w:r>
-        <w:t>El usuario podrá consultar rutinas de entrenamiento clasificadas según objetivos o niveles de dificultad.</w:t>
-      </w:r>
-    </w:p>
-    <w:p>
-      <w:r>
-        <w:t>RF08. Consulta de bienestar</w:t>
-      </w:r>
-    </w:p>
-    <w:p>
-      <w:r>
-        <w:t>El sistema permitirá consultar guías informativas de alimentación y bienestar físico.</w:t>
-      </w:r>
-    </w:p>
-    <w:p>
-      <w:r>
-        <w:t>RF09. Administración de sedes y actividades</w:t>
-      </w:r>
-    </w:p>
-    <w:p>
-      <w:r>
-        <w:t>Los administradores podrán crear, modificar y eliminar sedes, horarios y actividades deportivas.</w:t>
-      </w:r>
-    </w:p>
-    <w:p>
-      <w:r>
-        <w:t>RF10. Administración de contenido</w:t>
-      </w:r>
-    </w:p>
-    <w:p>
-      <w:r>
-        <w:t>Los administradores podrán gestionar las rutinas de entrenamiento y las guías de bienestar disponibles en la plataforma.</w:t>
+      <w:pPr>
+        <w:rPr>
+          <w:b/>
+          <w:bCs/>
+        </w:rPr>
+      </w:pPr>
+      <w:r>
+        <w:rPr>
+          <w:b/>
+          <w:bCs/>
+        </w:rPr>
+        <w:t>Módulo 1: Usuarios, Autenticación y Perfil</w:t>
+      </w:r>
+    </w:p>
+    <w:p>
+      <w:pPr>
+        <w:numPr>
+          <w:ilvl w:val="0"/>
+          <w:numId w:val="6"/>
+        </w:numPr>
+      </w:pPr>
+      <w:r>
+        <w:t>RF01. Registro de usuarios: El sistema permitirá el registro de nuevos usuarios en la plataforma.</w:t>
+      </w:r>
+    </w:p>
+    <w:p>
+      <w:pPr>
+        <w:numPr>
+          <w:ilvl w:val="0"/>
+          <w:numId w:val="6"/>
+        </w:numPr>
+      </w:pPr>
+      <w:r>
+        <w:t>RF02. Inicio de sesión: El sistema permitirá el inicio de sesión y la autenticación de los usuarios registrados.</w:t>
+      </w:r>
+    </w:p>
+    <w:p>
+      <w:pPr>
+        <w:numPr>
+          <w:ilvl w:val="0"/>
+          <w:numId w:val="6"/>
+        </w:numPr>
+      </w:pPr>
+      <w:r>
+        <w:t>RF03. Visualización de perfil: El usuario podrá visualizar su información personal básica dentro del aplicativo.</w:t>
+      </w:r>
+    </w:p>
+    <w:p>
+      <w:pPr>
+        <w:numPr>
+          <w:ilvl w:val="0"/>
+          <w:numId w:val="6"/>
+        </w:numPr>
+      </w:pPr>
+      <w:r>
+        <w:t>RF04. Modificación de perfil: El usuario podrá actualizar o modificar su información personal básica en la plataforma.</w:t>
+      </w:r>
+    </w:p>
+    <w:p>
+      <w:r>
+        <w:t>Módulo 2: Consultas y Preferencias del Cliente (</w:t>
+      </w:r>
+      <w:proofErr w:type="spellStart"/>
+      <w:r>
+        <w:t>GymLocator</w:t>
+      </w:r>
+      <w:proofErr w:type="spellEnd"/>
+      <w:r>
+        <w:t>)</w:t>
+      </w:r>
+    </w:p>
+    <w:p>
+      <w:pPr>
+        <w:numPr>
+          <w:ilvl w:val="0"/>
+          <w:numId w:val="7"/>
+        </w:numPr>
+      </w:pPr>
+      <w:r>
+        <w:t>RF05. Consulta de sedes: El usuario podrá consultar las sedes disponibles y la información asociada a cada una.</w:t>
+      </w:r>
+    </w:p>
+    <w:p>
+      <w:pPr>
+        <w:numPr>
+          <w:ilvl w:val="0"/>
+          <w:numId w:val="7"/>
+        </w:numPr>
+      </w:pPr>
+      <w:r>
+        <w:t>RF06. Consulta de servicios y actividades: El usuario podrá visualizar los servicios y las actividades deportivas ofrecidas.</w:t>
+      </w:r>
+    </w:p>
+    <w:p>
+      <w:pPr>
+        <w:numPr>
+          <w:ilvl w:val="0"/>
+          <w:numId w:val="7"/>
+        </w:numPr>
+      </w:pPr>
+      <w:r>
+        <w:t>RF07. Consulta de horarios: El usuario podrá visualizar los horarios disponibles para las diferentes actividades deportivas.</w:t>
+      </w:r>
+    </w:p>
+    <w:p>
+      <w:pPr>
+        <w:numPr>
+          <w:ilvl w:val="0"/>
+          <w:numId w:val="7"/>
+        </w:numPr>
+      </w:pPr>
+      <w:r>
+        <w:t>RF08. Almacenamiento de preferencias: El usuario podrá seleccionar y guardar sus sedes y horarios favoritos para un acceso rápido.</w:t>
+      </w:r>
+    </w:p>
+    <w:p>
+      <w:pPr>
+        <w:numPr>
+          <w:ilvl w:val="0"/>
+          <w:numId w:val="7"/>
+        </w:numPr>
+      </w:pPr>
+      <w:r>
+        <w:t>RF09. Consulta de rutinas: El usuario podrá consultar rutinas de entrenamiento clasificadas según objetivos y niveles de dificultad.</w:t>
+      </w:r>
+    </w:p>
+    <w:p>
+      <w:pPr>
+        <w:numPr>
+          <w:ilvl w:val="0"/>
+          <w:numId w:val="7"/>
+        </w:numPr>
+      </w:pPr>
+      <w:r>
+        <w:t>RF10. Consulta de bienestar: El sistema permitirá al usuario consultar guías informativas de alimentación y bienestar físico.</w:t>
+      </w:r>
+    </w:p>
+    <w:p>
+      <w:r>
+        <w:t>Módulo 3: Panel de Control (</w:t>
+      </w:r>
+      <w:proofErr w:type="spellStart"/>
+      <w:r>
+        <w:t>Dashboard</w:t>
+      </w:r>
+      <w:proofErr w:type="spellEnd"/>
+      <w:r>
+        <w:t>) e Indicadores Generales</w:t>
+      </w:r>
+    </w:p>
+    <w:p>
+      <w:pPr>
+        <w:numPr>
+          <w:ilvl w:val="0"/>
+          <w:numId w:val="8"/>
+        </w:numPr>
+      </w:pPr>
+      <w:r>
+        <w:t>RF11. Visualización de estadísticas generales: El sistema permitirá al administrador visualizar un resumen cuantitativo que incluya el total de sedes, total de usuarios registrados, cantidad de localidades cubiertas y especialidades disponibles.</w:t>
+      </w:r>
+    </w:p>
+    <w:p>
+      <w:pPr>
+        <w:numPr>
+          <w:ilvl w:val="0"/>
+          <w:numId w:val="8"/>
+        </w:numPr>
+      </w:pPr>
+      <w:r>
+        <w:t>RF12. Monitoreo de actividad reciente: El sistema desplegará un historial cronológico en tiempo real con las últimas acciones del aplicativo (como registros de usuarios y actualizaciones o adiciones de sedes).</w:t>
+      </w:r>
+    </w:p>
+    <w:p>
+      <w:r>
+        <w:lastRenderedPageBreak/>
+        <w:t>Módulo 4: Gestión Administrativa de Usuarios</w:t>
+      </w:r>
+    </w:p>
+    <w:p>
+      <w:pPr>
+        <w:numPr>
+          <w:ilvl w:val="0"/>
+          <w:numId w:val="9"/>
+        </w:numPr>
+      </w:pPr>
+      <w:r>
+        <w:t>RF13. Visualización del listado de usuarios: El sistema permitirá al administrador listar y consultar a todos los usuarios registrados en la plataforma.</w:t>
+      </w:r>
+    </w:p>
+    <w:p>
+      <w:pPr>
+        <w:numPr>
+          <w:ilvl w:val="0"/>
+          <w:numId w:val="9"/>
+        </w:numPr>
+      </w:pPr>
+      <w:r>
+        <w:t>RF14. Búsqueda y filtrado de usuarios: El sistema permitirá al administrador buscar usuarios específicos mediante filtros como nombre, correo o estado.</w:t>
+      </w:r>
+    </w:p>
+    <w:p>
+      <w:pPr>
+        <w:numPr>
+          <w:ilvl w:val="0"/>
+          <w:numId w:val="9"/>
+        </w:numPr>
+      </w:pPr>
+      <w:r>
+        <w:t>RF15. Modificación de estado de usuarios: El sistema permitirá al administrador activar o desactivar usuarios para controlar su acceso a la plataforma.</w:t>
+      </w:r>
+    </w:p>
+    <w:p>
+      <w:pPr>
+        <w:numPr>
+          <w:ilvl w:val="0"/>
+          <w:numId w:val="9"/>
+        </w:numPr>
+      </w:pPr>
+      <w:r>
+        <w:t>RF16. Eliminación de cuentas de usuario: El sistema permitirá al administrador suprimir o dar de baja de forma definitiva una cuenta de usuario del sistema.</w:t>
+      </w:r>
+    </w:p>
+    <w:p>
+      <w:r>
+        <w:t>Módulo 5: Administración de Sedes y Localidades (CRUD)</w:t>
+      </w:r>
+    </w:p>
+    <w:p>
+      <w:pPr>
+        <w:numPr>
+          <w:ilvl w:val="0"/>
+          <w:numId w:val="10"/>
+        </w:numPr>
+      </w:pPr>
+      <w:r>
+        <w:t>RF17. Registro de sedes: El sistema permitirá al administrador registrar una nueva sede en la plataforma ingresando sus datos básicos.</w:t>
+      </w:r>
+    </w:p>
+    <w:p>
+      <w:pPr>
+        <w:numPr>
+          <w:ilvl w:val="0"/>
+          <w:numId w:val="10"/>
+        </w:numPr>
+      </w:pPr>
+      <w:r>
+        <w:t>RF18. Visualización de sedes: El sistema permitirá al administrador listar y consultar el detalle de las sedes registradas.</w:t>
+      </w:r>
+    </w:p>
+    <w:p>
+      <w:pPr>
+        <w:numPr>
+          <w:ilvl w:val="0"/>
+          <w:numId w:val="10"/>
+        </w:numPr>
+      </w:pPr>
+      <w:r>
+        <w:t>RF19. Modificación de sedes: El sistema permitirá al administrador editar la información de cualquier sede existente.</w:t>
+      </w:r>
+    </w:p>
+    <w:p>
+      <w:pPr>
+        <w:numPr>
+          <w:ilvl w:val="0"/>
+          <w:numId w:val="10"/>
+        </w:numPr>
+      </w:pPr>
+      <w:r>
+        <w:t>RF20. Eliminación de sedes: El sistema permitirá al administrador dar de baja o eliminar una sede del sistema.</w:t>
+      </w:r>
+    </w:p>
+    <w:p>
+      <w:pPr>
+        <w:numPr>
+          <w:ilvl w:val="0"/>
+          <w:numId w:val="10"/>
+        </w:numPr>
+      </w:pPr>
+      <w:r>
+        <w:t>RF21. Registro de localidades: El sistema permitirá al administrador crear una nueva localidad geográfica para agrupar las sedes.</w:t>
+      </w:r>
+    </w:p>
+    <w:p>
+      <w:pPr>
+        <w:numPr>
+          <w:ilvl w:val="0"/>
+          <w:numId w:val="10"/>
+        </w:numPr>
+      </w:pPr>
+      <w:r>
+        <w:t>RF22. Visualización de localidades: El sistema permitirá al administrador ver el listado de las localidades configuradas en el aplicativo.</w:t>
+      </w:r>
+    </w:p>
+    <w:p>
+      <w:pPr>
+        <w:numPr>
+          <w:ilvl w:val="0"/>
+          <w:numId w:val="10"/>
+        </w:numPr>
+      </w:pPr>
+      <w:r>
+        <w:t>RF23. Eliminación de localidades: El sistema permitirá al administrador suprimir una localidad del sistema.</w:t>
+      </w:r>
+    </w:p>
+    <w:p>
+      <w:r>
+        <w:t>Módulo 6: Administración de Especialidades y Horarios Básicos (CRUD)</w:t>
+      </w:r>
+    </w:p>
+    <w:p>
+      <w:pPr>
+        <w:numPr>
+          <w:ilvl w:val="0"/>
+          <w:numId w:val="11"/>
+        </w:numPr>
+      </w:pPr>
+      <w:r>
+        <w:t>RF24. Registro de especialidades: El sistema permitirá al administrador dar de alta una nueva disciplina o especialidad deportiva.</w:t>
+      </w:r>
+    </w:p>
+    <w:p>
+      <w:pPr>
+        <w:numPr>
+          <w:ilvl w:val="0"/>
+          <w:numId w:val="11"/>
+        </w:numPr>
+      </w:pPr>
+      <w:r>
+        <w:t>RF25. Visualización de especialidades: El sistema permitirá al administrador listar y revisar las especialidades creadas.</w:t>
+      </w:r>
+    </w:p>
+    <w:p>
+      <w:pPr>
+        <w:numPr>
+          <w:ilvl w:val="0"/>
+          <w:numId w:val="11"/>
+        </w:numPr>
+      </w:pPr>
+      <w:r>
+        <w:lastRenderedPageBreak/>
+        <w:t>RF26. Modificación de especialidades: El sistema permitirá al administrador actualizar el nombre o descripción de una especialidad.</w:t>
+      </w:r>
+    </w:p>
+    <w:p>
+      <w:pPr>
+        <w:numPr>
+          <w:ilvl w:val="0"/>
+          <w:numId w:val="11"/>
+        </w:numPr>
+      </w:pPr>
+      <w:r>
+        <w:t>RF27. Eliminación de especialidades: El sistema permitirá al administrador remover una especialidad que ya no se dicte.</w:t>
+      </w:r>
+    </w:p>
+    <w:p>
+      <w:pPr>
+        <w:numPr>
+          <w:ilvl w:val="0"/>
+          <w:numId w:val="11"/>
+        </w:numPr>
+      </w:pPr>
+      <w:r>
+        <w:t>RF28. Asignación de horarios base: El sistema permitirá al administrador crear y registrar bloques horarios para la disponibilidad general de la sede.</w:t>
+      </w:r>
+    </w:p>
+    <w:p>
+      <w:pPr>
+        <w:numPr>
+          <w:ilvl w:val="0"/>
+          <w:numId w:val="11"/>
+        </w:numPr>
+      </w:pPr>
+      <w:r>
+        <w:t>RF29. Visualización de horarios base: El sistema permitirá al administrador consultar la grilla horaria configurada para las sedes.</w:t>
+      </w:r>
+    </w:p>
+    <w:p>
+      <w:pPr>
+        <w:numPr>
+          <w:ilvl w:val="0"/>
+          <w:numId w:val="11"/>
+        </w:numPr>
+      </w:pPr>
+      <w:r>
+        <w:t>RF30. Modificación de horarios base: El sistema permitirá al administrador alterar los bloques de tiempo base ya establecidos.</w:t>
+      </w:r>
+    </w:p>
+    <w:p>
+      <w:pPr>
+        <w:numPr>
+          <w:ilvl w:val="0"/>
+          <w:numId w:val="11"/>
+        </w:numPr>
+      </w:pPr>
+      <w:r>
+        <w:t>RF31. Eliminación de horarios base: El sistema permitirá al administrador suprimir bloques de horarios configurados del sistema.</w:t>
+      </w:r>
+    </w:p>
+    <w:p>
+      <w:r>
+        <w:t>Módulo 7: Administración de Contenido (Rutinas y Bienestar)</w:t>
+      </w:r>
+    </w:p>
+    <w:p>
+      <w:pPr>
+        <w:numPr>
+          <w:ilvl w:val="0"/>
+          <w:numId w:val="12"/>
+        </w:numPr>
+      </w:pPr>
+      <w:r>
+        <w:t>RF32. Creación de rutinas de entrenamiento: Los administradores podrán registrar nuevas rutinas de entrenamiento en la plataforma asignándoles un objetivo y nivel de dificultad.</w:t>
+      </w:r>
+    </w:p>
+    <w:p>
+      <w:pPr>
+        <w:numPr>
+          <w:ilvl w:val="0"/>
+          <w:numId w:val="12"/>
+        </w:numPr>
+      </w:pPr>
+      <w:r>
+        <w:t>RF33. Visualización de rutinas de entrenamiento: Los administradores podrán listar y auditar las rutinas de entrenamiento cargadas en el sistema.</w:t>
+      </w:r>
+    </w:p>
+    <w:p>
+      <w:pPr>
+        <w:numPr>
+          <w:ilvl w:val="0"/>
+          <w:numId w:val="12"/>
+        </w:numPr>
+      </w:pPr>
+      <w:r>
+        <w:t>RF34. Modificación de rutinas de entrenamiento: Los administradores podrán actualizar los ejercicios, objetivos o dificultades de una rutina existente.</w:t>
+      </w:r>
+    </w:p>
+    <w:p>
+      <w:pPr>
+        <w:numPr>
+          <w:ilvl w:val="0"/>
+          <w:numId w:val="12"/>
+        </w:numPr>
+      </w:pPr>
+      <w:r>
+        <w:t>RF35. Eliminación de rutinas de entrenamiento: Los administradores podrán suprimir rutinas de entrenamiento del catálogo disponible.</w:t>
+      </w:r>
+    </w:p>
+    <w:p>
+      <w:pPr>
+        <w:numPr>
+          <w:ilvl w:val="0"/>
+          <w:numId w:val="12"/>
+        </w:numPr>
+      </w:pPr>
+      <w:r>
+        <w:t>RF36. Creación de guías de bienestar: Los administradores podrán redactar y publicar guías informativas de alimentación y bienestar físico.</w:t>
+      </w:r>
+    </w:p>
+    <w:p>
+      <w:pPr>
+        <w:numPr>
+          <w:ilvl w:val="0"/>
+          <w:numId w:val="12"/>
+        </w:numPr>
+      </w:pPr>
+      <w:r>
+        <w:t>RF37. Visualización de guías de bienestar: Los administradores podrán consultar el listado y contenido de las guías de bienestar publicadas.</w:t>
+      </w:r>
+    </w:p>
+    <w:p>
+      <w:pPr>
+        <w:numPr>
+          <w:ilvl w:val="0"/>
+          <w:numId w:val="12"/>
+        </w:numPr>
+      </w:pPr>
+      <w:r>
+        <w:t>RF38. Modificación de guías de bienestar: Los administradores podrán actualizar o editar el contenido de las guías informativas.</w:t>
+      </w:r>
+    </w:p>
+    <w:p>
+      <w:pPr>
+        <w:numPr>
+          <w:ilvl w:val="0"/>
+          <w:numId w:val="12"/>
+        </w:numPr>
+      </w:pPr>
+      <w:r>
+        <w:t>RF39. Eliminación de guías de bienestar: Los administradores podrán remover guías informativas de alimentación y bienestar físico del aplicativo.</w:t>
+      </w:r>
+    </w:p>
+    <w:p>
+      <w:r>
+        <w:t>Módulo 8: Módulo de Reportes, Documentos y Configuración Técnica</w:t>
+      </w:r>
+    </w:p>
+    <w:p>
+      <w:pPr>
+        <w:numPr>
+          <w:ilvl w:val="0"/>
+          <w:numId w:val="13"/>
+        </w:numPr>
+      </w:pPr>
+      <w:r>
+        <w:lastRenderedPageBreak/>
+        <w:t>RF40. Generación de reportes analíticos: El sistema permitirá al administrador generar y visualizar reportes gráficos o estadísticos sobre el crecimiento de usuarios, concurrencia en las sedes o preferencias del aplicativo.</w:t>
+      </w:r>
+    </w:p>
+    <w:p>
+      <w:pPr>
+        <w:numPr>
+          <w:ilvl w:val="0"/>
+          <w:numId w:val="13"/>
+        </w:numPr>
+      </w:pPr>
+      <w:r>
+        <w:t>RF41. Carga de documentos institucionales: El sistema permitirá al administrador subir archivos o documentos (términos y condiciones, políticas de privacidad).</w:t>
+      </w:r>
+    </w:p>
+    <w:p>
+      <w:pPr>
+        <w:numPr>
+          <w:ilvl w:val="0"/>
+          <w:numId w:val="13"/>
+        </w:numPr>
+      </w:pPr>
+      <w:r>
+        <w:t>RF42. Visualización de documentos: El sistema permitirá al administrador listar y consultar los documentos institucionales almacenados en el servidor.</w:t>
+      </w:r>
+    </w:p>
+    <w:p>
+      <w:pPr>
+        <w:numPr>
+          <w:ilvl w:val="0"/>
+          <w:numId w:val="13"/>
+        </w:numPr>
+      </w:pPr>
+      <w:r>
+        <w:t>RF43. Eliminación de documentos: El sistema permitirá al administrador remover archivos o documentos almacenados que hayan quedado obsoletos.</w:t>
+      </w:r>
+    </w:p>
+    <w:p>
+      <w:pPr>
+        <w:numPr>
+          <w:ilvl w:val="0"/>
+          <w:numId w:val="13"/>
+        </w:numPr>
+      </w:pPr>
+      <w:r>
+        <w:t>RF44. Acceso a la configuración global: El sistema permitirá al administrador ingresar a un panel técnico para ajustar parámetros globales de la aplicación.</w:t>
+      </w:r>
+    </w:p>
+    <w:p>
+      <w:pPr>
+        <w:numPr>
+          <w:ilvl w:val="0"/>
+          <w:numId w:val="13"/>
+        </w:numPr>
+      </w:pPr>
+      <w:r>
+        <w:t>RF45. Gestión de roles y permisos: El sistema permitirá al administrador asignar o modificar los privilegios y roles de las cuentas del sistema.</w:t>
+      </w:r>
+    </w:p>
+    <w:p>
+      <w:pPr>
+        <w:numPr>
+          <w:ilvl w:val="0"/>
+          <w:numId w:val="13"/>
+        </w:numPr>
+      </w:pPr>
+      <w:r>
+        <w:t>RF46. Cierre de sesión seguro: El sistema permitirá al administrador destruir la sesión activa de forma segura para salir del panel de control.</w:t>
+      </w:r>
+    </w:p>
+    <w:p>
+      <w:r>
+        <w:t>Módulo 9: Flujo del Usuario en Clases y Reserva de Cupos</w:t>
+      </w:r>
+    </w:p>
+    <w:p>
+      <w:pPr>
+        <w:numPr>
+          <w:ilvl w:val="0"/>
+          <w:numId w:val="14"/>
+        </w:numPr>
+      </w:pPr>
+      <w:r>
+        <w:t>RF47. Filtrado de sedes por especialidad: El sistema permitirá al usuario buscar y filtrar las sedes disponibles según la especialidad deportiva de su interés (por ejemplo: Yoga, CrossFit).</w:t>
+      </w:r>
+    </w:p>
+    <w:p>
+      <w:pPr>
+        <w:numPr>
+          <w:ilvl w:val="0"/>
+          <w:numId w:val="14"/>
+        </w:numPr>
+      </w:pPr>
+      <w:r>
+        <w:t>RF48. Visualización de clases programadas: El usuario podrá visualizar la lista de clases específicas disponibles en una sede, detallando la especialidad, el horario, el entrenador asignado y los cupos disponibles.</w:t>
+      </w:r>
+    </w:p>
+    <w:p>
+      <w:pPr>
+        <w:numPr>
+          <w:ilvl w:val="0"/>
+          <w:numId w:val="14"/>
+        </w:numPr>
+      </w:pPr>
+      <w:r>
+        <w:t>RF49. Inscripción a clases: El usuario podrá inscribirse o reservar un cupo en una clase específica, siempre y cuando existan cupos disponibles.</w:t>
+      </w:r>
+    </w:p>
+    <w:p>
+      <w:pPr>
+        <w:numPr>
+          <w:ilvl w:val="0"/>
+          <w:numId w:val="14"/>
+        </w:numPr>
+      </w:pPr>
+      <w:r>
+        <w:t>RF50. Control de disponibilidad de cupos (Usuario): El sistema impedirá que un usuario se inscriba a una clase cuyo cupo límite de personas ya haya sido alcanzado.</w:t>
+      </w:r>
+    </w:p>
+    <w:p>
+      <w:pPr>
+        <w:numPr>
+          <w:ilvl w:val="0"/>
+          <w:numId w:val="14"/>
+        </w:numPr>
+      </w:pPr>
+      <w:r>
+        <w:t>RF51. Consulta de inscripciones realizadas: El usuario podrá visualizar el historial o listado de las clases a las que se ha inscrito activamente.</w:t>
+      </w:r>
+    </w:p>
+    <w:p>
+      <w:pPr>
+        <w:numPr>
+          <w:ilvl w:val="0"/>
+          <w:numId w:val="14"/>
+        </w:numPr>
+      </w:pPr>
+      <w:r>
+        <w:t>RF52. Cancelación de inscripción: El usuario podrá cancelar su reserva o inscripción a una clase previamente seleccionada, liberando el cupo para otros usuarios.</w:t>
+      </w:r>
+    </w:p>
+    <w:p>
+      <w:r>
+        <w:lastRenderedPageBreak/>
+        <w:t>Módulo 10: Gestión de Entrenadores (CRUD y Validaciones)</w:t>
+      </w:r>
+    </w:p>
+    <w:p>
+      <w:pPr>
+        <w:numPr>
+          <w:ilvl w:val="0"/>
+          <w:numId w:val="15"/>
+        </w:numPr>
+      </w:pPr>
+      <w:r>
+        <w:t>RF53. Registro de entrenador (</w:t>
+      </w:r>
+      <w:proofErr w:type="spellStart"/>
+      <w:r>
+        <w:t>Create</w:t>
+      </w:r>
+      <w:proofErr w:type="spellEnd"/>
+      <w:r>
+        <w:t>): El sistema permitirá al administrador registrar a un nuevo entrenador ingresando su nombre, apellido, documento de identidad, correo electrónico, teléfono y especialidades asociadas.</w:t>
+      </w:r>
+    </w:p>
+    <w:p>
+      <w:pPr>
+        <w:numPr>
+          <w:ilvl w:val="0"/>
+          <w:numId w:val="15"/>
+        </w:numPr>
+      </w:pPr>
+      <w:r>
+        <w:t>RF54. Validación de duplicidad en registro: El sistema validará que el documento de identidad o el correo electrónico del entrenador no se encuentren registrados previamente antes de guardar los datos.</w:t>
+      </w:r>
+    </w:p>
+    <w:p>
+      <w:pPr>
+        <w:numPr>
+          <w:ilvl w:val="0"/>
+          <w:numId w:val="15"/>
+        </w:numPr>
+      </w:pPr>
+      <w:r>
+        <w:t>RF55. Consulta general de entrenadores (Read): El sistema permitirá al administrador visualizar un listado con todos los entrenadores registrados, mostrando un resumen de sus datos principales (nombre, especialidades y estado).</w:t>
+      </w:r>
+    </w:p>
+    <w:p>
+      <w:pPr>
+        <w:numPr>
+          <w:ilvl w:val="0"/>
+          <w:numId w:val="15"/>
+        </w:numPr>
+      </w:pPr>
+      <w:r>
+        <w:t>RF56. Búsqueda filtrada de entrenadores (Read): El sistema permitirá al administrador buscar entrenadores específicos aplicando filtros por nombre, documento de identidad o especialidad deportiva.</w:t>
+      </w:r>
+    </w:p>
+    <w:p>
+      <w:pPr>
+        <w:numPr>
+          <w:ilvl w:val="0"/>
+          <w:numId w:val="15"/>
+        </w:numPr>
+      </w:pPr>
+      <w:r>
+        <w:t>RF57. Visualización de perfil de entrenador (Read): El sistema permitirá al administrador seleccionar un entrenador del listado y visualizar la totalidad de su información detallada e historial de clases asignadas.</w:t>
+      </w:r>
+    </w:p>
+    <w:p>
+      <w:pPr>
+        <w:numPr>
+          <w:ilvl w:val="0"/>
+          <w:numId w:val="15"/>
+        </w:numPr>
+      </w:pPr>
+      <w:r>
+        <w:t>RF58. Modificación de datos del entrenador (</w:t>
+      </w:r>
+      <w:proofErr w:type="spellStart"/>
+      <w:r>
+        <w:t>Update</w:t>
+      </w:r>
+      <w:proofErr w:type="spellEnd"/>
+      <w:r>
+        <w:t>): El sistema permitirá al administrador editar cualquiera de los campos del formulario del entrenador (como teléfono, correo o especialidades) a excepción de su documento de identidad.</w:t>
+      </w:r>
+    </w:p>
+    <w:p>
+      <w:pPr>
+        <w:numPr>
+          <w:ilvl w:val="0"/>
+          <w:numId w:val="15"/>
+        </w:numPr>
+      </w:pPr>
+      <w:r>
+        <w:t>RF59. Cambio de estado del entrenador (</w:t>
+      </w:r>
+      <w:proofErr w:type="spellStart"/>
+      <w:r>
+        <w:t>Update</w:t>
+      </w:r>
+      <w:proofErr w:type="spellEnd"/>
+      <w:r>
+        <w:t>): El sistema permitirá al administrador cambiar el estado del entrenador entre "Activo" e "Inactivo" para controlar su disponibilidad en la programación de clases.</w:t>
+      </w:r>
+    </w:p>
+    <w:p>
+      <w:pPr>
+        <w:numPr>
+          <w:ilvl w:val="0"/>
+          <w:numId w:val="15"/>
+        </w:numPr>
+      </w:pPr>
+      <w:r>
+        <w:t>RF60. Eliminación lógica de entrenador (</w:t>
+      </w:r>
+      <w:proofErr w:type="spellStart"/>
+      <w:r>
+        <w:t>Delete</w:t>
+      </w:r>
+      <w:proofErr w:type="spellEnd"/>
+      <w:r>
+        <w:t>): El sistema permitirá al administrador eliminar a un entrenador del listado principal cambiando su estado en la base de datos de forma lógica, para preservar la integridad del historial de clases pasadas.</w:t>
+      </w:r>
+    </w:p>
+    <w:p>
+      <w:pPr>
+        <w:numPr>
+          <w:ilvl w:val="0"/>
+          <w:numId w:val="15"/>
+        </w:numPr>
+      </w:pPr>
+      <w:r>
+        <w:t>RF61. Restricción de eliminación por clases activas: El sistema impedirá la inactivación o eliminación de un entrenador si este tiene clases programadas vigentes en el calendario actual, mostrando un mensaje de advertencia.</w:t>
+      </w:r>
+    </w:p>
+    <w:p>
+      <w:r>
+        <w:t>Módulo 11: Orquestación, Programación y Asignación de Clases</w:t>
+      </w:r>
+    </w:p>
+    <w:p>
+      <w:pPr>
+        <w:numPr>
+          <w:ilvl w:val="0"/>
+          <w:numId w:val="16"/>
+        </w:numPr>
+      </w:pPr>
+      <w:r>
+        <w:lastRenderedPageBreak/>
+        <w:t>RF62. Formulario de asignación de clase (</w:t>
+      </w:r>
+      <w:proofErr w:type="spellStart"/>
+      <w:r>
+        <w:t>Create</w:t>
+      </w:r>
+      <w:proofErr w:type="spellEnd"/>
+      <w:r>
+        <w:t>): El sistema permitirá al administrador programar una clase seleccionando obligatoriamente una sede, una especialidad dictada en esa sede, un bloque horario y un entrenador disponible.</w:t>
+      </w:r>
+    </w:p>
+    <w:p>
+      <w:pPr>
+        <w:numPr>
+          <w:ilvl w:val="0"/>
+          <w:numId w:val="16"/>
+        </w:numPr>
+      </w:pPr>
+      <w:r>
+        <w:t>RF63. Configuración de límite de cupos por clase: El sistema permitirá al administrador establecer de forma obligatoria el aforo o cupo máximo permitido al momento de crear o editar la clase.</w:t>
+      </w:r>
+    </w:p>
+    <w:p>
+      <w:pPr>
+        <w:numPr>
+          <w:ilvl w:val="0"/>
+          <w:numId w:val="16"/>
+        </w:numPr>
+      </w:pPr>
+      <w:r>
+        <w:t>RF64. Validación de disponibilidad del entrenador (Cruces de horario): El sistema validará que el entrenador seleccionado no tenga otra clase asignada en el mismo bloque horario y fecha, impidiendo la asignación en caso de conflicto.</w:t>
+      </w:r>
+    </w:p>
+    <w:p>
+      <w:pPr>
+        <w:numPr>
+          <w:ilvl w:val="0"/>
+          <w:numId w:val="16"/>
+        </w:numPr>
+      </w:pPr>
+      <w:r>
+        <w:t>RF65. Validación de disponibilidad física (Aforo de la sede): El sistema validará que el bloque horario y el salón/espacio de la sede seleccionada no estén ocupados por otra clase simultánea.</w:t>
+      </w:r>
+    </w:p>
+    <w:p>
+      <w:pPr>
+        <w:numPr>
+          <w:ilvl w:val="0"/>
+          <w:numId w:val="16"/>
+        </w:numPr>
+      </w:pPr>
+      <w:r>
+        <w:t>RF66. Consulta de clases programadas (Read): El sistema permitirá al administrador ver el calendario, grilla o listado completo de las clases que se encuentran programadas en el sistema.</w:t>
+      </w:r>
+    </w:p>
+    <w:p>
+      <w:pPr>
+        <w:numPr>
+          <w:ilvl w:val="0"/>
+          <w:numId w:val="16"/>
+        </w:numPr>
+      </w:pPr>
+      <w:r>
+        <w:t>RF67. Monitoreo de asistencia y aforo en tiempo real: El sistema permitirá al administrador visualizar en detalle la lista de usuarios inscritos en cada clase y el porcentaje de ocupación de sus cupos en tiempo real.</w:t>
+      </w:r>
+    </w:p>
+    <w:p>
+      <w:pPr>
+        <w:numPr>
+          <w:ilvl w:val="0"/>
+          <w:numId w:val="16"/>
+        </w:numPr>
+      </w:pPr>
+      <w:r>
+        <w:t>RF68. Modificación de la asignación de clase (</w:t>
+      </w:r>
+      <w:proofErr w:type="spellStart"/>
+      <w:r>
+        <w:t>Update</w:t>
+      </w:r>
+      <w:proofErr w:type="spellEnd"/>
+      <w:r>
+        <w:t>): El sistema permitirá al administrador editar una clase programada para reasignar el entrenador, cambiar el horario o la sede, ejecutando nuevamente las validaciones de disponibilidad correspondientes.</w:t>
+      </w:r>
+    </w:p>
+    <w:p>
+      <w:pPr>
+        <w:numPr>
+          <w:ilvl w:val="0"/>
+          <w:numId w:val="16"/>
+        </w:numPr>
+      </w:pPr>
+      <w:r>
+        <w:t>RF69. Cancelación de clases (</w:t>
+      </w:r>
+      <w:proofErr w:type="spellStart"/>
+      <w:r>
+        <w:t>Update</w:t>
+      </w:r>
+      <w:proofErr w:type="spellEnd"/>
+      <w:r>
+        <w:t>/</w:t>
+      </w:r>
+      <w:proofErr w:type="spellStart"/>
+      <w:r>
+        <w:t>Delete</w:t>
+      </w:r>
+      <w:proofErr w:type="spellEnd"/>
+      <w:r>
+        <w:t>): El sistema permitirá al administrador anular una clase programada antes de que esta se ejecute.</w:t>
+      </w:r>
+    </w:p>
+    <w:p>
+      <w:pPr>
+        <w:numPr>
+          <w:ilvl w:val="0"/>
+          <w:numId w:val="16"/>
+        </w:numPr>
+      </w:pPr>
+      <w:r>
+        <w:t>RF70. Notificación del sistema por cancelación: El sistema cancelará automáticamente las reservas de los usuarios implicados si el administrador da de baja o anula la clase correspondiente.</w:t>
+      </w:r>
+    </w:p>
+    <w:p>
+      <w:pPr>
+        <w:numPr>
+          <w:ilvl w:val="0"/>
+          <w:numId w:val="16"/>
+        </w:numPr>
+      </w:pPr>
+      <w:r>
+        <w:t>RF71. Liberación automática de recursos: El sistema liberará de manera inmediata el bloque horario de la sede y desocupará la agenda horaria del entrenador una vez una clase programada sea anulada o modificada.</w:t>
       </w:r>
     </w:p>
     <w:p>
@@ -593,6 +1412,155 @@
 <file path=word/numbering.xml><?xml version="1.0" encoding="utf-8"?>
 <w:numbering xmlns:wpc="http://schemas.microsoft.com/office/word/2010/wordprocessingCanvas" xmlns:cx="http://schemas.microsoft.com/office/drawing/2014/chartex" xmlns:cx1="http://schemas.microsoft.com/office/drawing/2015/9/8/chartex" xmlns:cx2="http://schemas.microsoft.com/office/drawing/2015/10/21/chartex" xmlns:cx3="http://schemas.microsoft.com/office/drawing/2016/5/9/chartex" xmlns:cx4="http://schemas.microsoft.com/office/drawing/2016/5/10/chartex" xmlns:cx5="http://schemas.microsoft.com/office/drawing/2016/5/11/chartex" xmlns:cx6="http://schemas.microsoft.com/office/drawing/2016/5/12/chartex" xmlns:cx7="http://schemas.microsoft.com/office/drawing/2016/5/13/chartex" xmlns:cx8="http://schemas.microsoft.com/office/drawing/2016/5/14/chartex" xmlns:mc="http://schemas.openxmlformats.org/markup-compatibility/2006" xmlns:aink="http://schemas.microsoft.com/office/drawing/2016/ink" xmlns:am3d="http://schemas.microsoft.com/office/drawing/2017/model3d" xmlns:o="urn:schemas-microsoft-com:office:office" xmlns:oel="http://schemas.microsoft.com/office/2019/extlst" xmlns:r="http://schemas.openxmlformats.org/officeDocument/2006/relationships" xmlns:m="http://schemas.openxmlformats.org/officeDocument/2006/math" xmlns:v="urn:schemas-microsoft-com:vml" xmlns:wp14="http://schemas.microsoft.com/office/word/2010/wordprocessingDrawing" xmlns:wp="http://schemas.openxmlformats.org/drawingml/2006/wordprocessingDrawing" xmlns:w10="urn:schemas-microsoft-com:office:word" xmlns:w="http://schemas.openxmlformats.org/wordprocessingml/2006/main" xmlns:w14="http://schemas.microsoft.com/office/word/2010/wordml" xmlns:w15="http://schemas.microsoft.com/office/word/2012/wordml" xmlns:w16cex="http://schemas.microsoft.com/office/word/2018/wordml/cex" xmlns:w16cid="http://schemas.microsoft.com/office/word/2016/wordml/cid" xmlns:w16="http://schemas.microsoft.com/office/word/2018/wordml" xmlns:w16du="http://schemas.microsoft.com/office/word/2023/wordml/word16du" xmlns:w16sdtdh="http://schemas.microsoft.com/office/word/2020/wordml/sdtdatahash" xmlns:w16sdtfl="http://schemas.microsoft.com/office/word/2024/wordml/sdtformatlock" xmlns:w16se="http://schemas.microsoft.com/office/word/2015/wordml/symex" xmlns:wpg="http://schemas.microsoft.com/office/word/2010/wordprocessingGroup" xmlns:wpi="http://schemas.microsoft.com/office/word/2010/wordprocessingInk" xmlns:wne="http://schemas.microsoft.com/office/word/2006/wordml" xmlns:wps="http://schemas.microsoft.com/office/word/2010/wordprocessingShape" mc:Ignorable="w14 w15 w16se w16cid w16 w16cex w16sdtdh w16sdtfl w16du wp14">
   <w:abstractNum w:abstractNumId="0" w15:restartNumberingAfterBreak="0">
+    <w:nsid w:val="0AA339BA"/>
+    <w:multiLevelType w:val="multilevel"/>
+    <w:tmpl w:val="AD6A63E6"/>
+    <w:lvl w:ilvl="0">
+      <w:start w:val="1"/>
+      <w:numFmt w:val="bullet"/>
+      <w:lvlText w:val=""/>
+      <w:lvlJc w:val="left"/>
+      <w:pPr>
+        <w:tabs>
+          <w:tab w:val="num" w:pos="720"/>
+        </w:tabs>
+        <w:ind w:left="720" w:hanging="360"/>
+      </w:pPr>
+      <w:rPr>
+        <w:rFonts w:ascii="Symbol" w:hAnsi="Symbol" w:hint="default"/>
+        <w:sz w:val="20"/>
+      </w:rPr>
+    </w:lvl>
+    <w:lvl w:ilvl="1" w:tentative="1">
+      <w:start w:val="1"/>
+      <w:numFmt w:val="bullet"/>
+      <w:lvlText w:val="o"/>
+      <w:lvlJc w:val="left"/>
+      <w:pPr>
+        <w:tabs>
+          <w:tab w:val="num" w:pos="1440"/>
+        </w:tabs>
+        <w:ind w:left="1440" w:hanging="360"/>
+      </w:pPr>
+      <w:rPr>
+        <w:rFonts w:ascii="Courier New" w:hAnsi="Courier New" w:hint="default"/>
+        <w:sz w:val="20"/>
+      </w:rPr>
+    </w:lvl>
+    <w:lvl w:ilvl="2" w:tentative="1">
+      <w:start w:val="1"/>
+      <w:numFmt w:val="bullet"/>
+      <w:lvlText w:val=""/>
+      <w:lvlJc w:val="left"/>
+      <w:pPr>
+        <w:tabs>
+          <w:tab w:val="num" w:pos="2160"/>
+        </w:tabs>
+        <w:ind w:left="2160" w:hanging="360"/>
+      </w:pPr>
+      <w:rPr>
+        <w:rFonts w:ascii="Wingdings" w:hAnsi="Wingdings" w:hint="default"/>
+        <w:sz w:val="20"/>
+      </w:rPr>
+    </w:lvl>
+    <w:lvl w:ilvl="3" w:tentative="1">
+      <w:start w:val="1"/>
+      <w:numFmt w:val="bullet"/>
+      <w:lvlText w:val=""/>
+      <w:lvlJc w:val="left"/>
+      <w:pPr>
+        <w:tabs>
+          <w:tab w:val="num" w:pos="2880"/>
+        </w:tabs>
+        <w:ind w:left="2880" w:hanging="360"/>
+      </w:pPr>
+      <w:rPr>
+        <w:rFonts w:ascii="Wingdings" w:hAnsi="Wingdings" w:hint="default"/>
+        <w:sz w:val="20"/>
+      </w:rPr>
+    </w:lvl>
+    <w:lvl w:ilvl="4" w:tentative="1">
+      <w:start w:val="1"/>
+      <w:numFmt w:val="bullet"/>
+      <w:lvlText w:val=""/>
+      <w:lvlJc w:val="left"/>
+      <w:pPr>
+        <w:tabs>
+          <w:tab w:val="num" w:pos="3600"/>
+        </w:tabs>
+        <w:ind w:left="3600" w:hanging="360"/>
+      </w:pPr>
+      <w:rPr>
+        <w:rFonts w:ascii="Wingdings" w:hAnsi="Wingdings" w:hint="default"/>
+        <w:sz w:val="20"/>
+      </w:rPr>
+    </w:lvl>
+    <w:lvl w:ilvl="5" w:tentative="1">
+      <w:start w:val="1"/>
+      <w:numFmt w:val="bullet"/>
+      <w:lvlText w:val=""/>
+      <w:lvlJc w:val="left"/>
+      <w:pPr>
+        <w:tabs>
+          <w:tab w:val="num" w:pos="4320"/>
+        </w:tabs>
+        <w:ind w:left="4320" w:hanging="360"/>
+      </w:pPr>
+      <w:rPr>
+        <w:rFonts w:ascii="Wingdings" w:hAnsi="Wingdings" w:hint="default"/>
+        <w:sz w:val="20"/>
+      </w:rPr>
+    </w:lvl>
+    <w:lvl w:ilvl="6" w:tentative="1">
+      <w:start w:val="1"/>
+      <w:numFmt w:val="bullet"/>
+      <w:lvlText w:val=""/>
+      <w:lvlJc w:val="left"/>
+      <w:pPr>
+        <w:tabs>
+          <w:tab w:val="num" w:pos="5040"/>
+        </w:tabs>
+        <w:ind w:left="5040" w:hanging="360"/>
+      </w:pPr>
+      <w:rPr>
+        <w:rFonts w:ascii="Wingdings" w:hAnsi="Wingdings" w:hint="default"/>
+        <w:sz w:val="20"/>
+      </w:rPr>
+    </w:lvl>
+    <w:lvl w:ilvl="7" w:tentative="1">
+      <w:start w:val="1"/>
+      <w:numFmt w:val="bullet"/>
+      <w:lvlText w:val=""/>
+      <w:lvlJc w:val="left"/>
+      <w:pPr>
+        <w:tabs>
+          <w:tab w:val="num" w:pos="5760"/>
+        </w:tabs>
+        <w:ind w:left="5760" w:hanging="360"/>
+      </w:pPr>
+      <w:rPr>
+        <w:rFonts w:ascii="Wingdings" w:hAnsi="Wingdings" w:hint="default"/>
+        <w:sz w:val="20"/>
+      </w:rPr>
+    </w:lvl>
+    <w:lvl w:ilvl="8" w:tentative="1">
+      <w:start w:val="1"/>
+      <w:numFmt w:val="bullet"/>
+      <w:lvlText w:val=""/>
+      <w:lvlJc w:val="left"/>
+      <w:pPr>
+        <w:tabs>
+          <w:tab w:val="num" w:pos="6480"/>
+        </w:tabs>
+        <w:ind w:left="6480" w:hanging="360"/>
+      </w:pPr>
+      <w:rPr>
+        <w:rFonts w:ascii="Wingdings" w:hAnsi="Wingdings" w:hint="default"/>
+        <w:sz w:val="20"/>
+      </w:rPr>
+    </w:lvl>
+  </w:abstractNum>
+  <w:abstractNum w:abstractNumId="1" w15:restartNumberingAfterBreak="0">
     <w:nsid w:val="11372138"/>
     <w:multiLevelType w:val="multilevel"/>
     <w:tmpl w:val="3258DDFC"/>
@@ -741,7 +1709,156 @@
       </w:rPr>
     </w:lvl>
   </w:abstractNum>
-  <w:abstractNum w:abstractNumId="1" w15:restartNumberingAfterBreak="0">
+  <w:abstractNum w:abstractNumId="2" w15:restartNumberingAfterBreak="0">
+    <w:nsid w:val="175132FD"/>
+    <w:multiLevelType w:val="multilevel"/>
+    <w:tmpl w:val="A48AABEC"/>
+    <w:lvl w:ilvl="0">
+      <w:start w:val="1"/>
+      <w:numFmt w:val="bullet"/>
+      <w:lvlText w:val=""/>
+      <w:lvlJc w:val="left"/>
+      <w:pPr>
+        <w:tabs>
+          <w:tab w:val="num" w:pos="720"/>
+        </w:tabs>
+        <w:ind w:left="720" w:hanging="360"/>
+      </w:pPr>
+      <w:rPr>
+        <w:rFonts w:ascii="Symbol" w:hAnsi="Symbol" w:hint="default"/>
+        <w:sz w:val="20"/>
+      </w:rPr>
+    </w:lvl>
+    <w:lvl w:ilvl="1" w:tentative="1">
+      <w:start w:val="1"/>
+      <w:numFmt w:val="bullet"/>
+      <w:lvlText w:val="o"/>
+      <w:lvlJc w:val="left"/>
+      <w:pPr>
+        <w:tabs>
+          <w:tab w:val="num" w:pos="1440"/>
+        </w:tabs>
+        <w:ind w:left="1440" w:hanging="360"/>
+      </w:pPr>
+      <w:rPr>
+        <w:rFonts w:ascii="Courier New" w:hAnsi="Courier New" w:hint="default"/>
+        <w:sz w:val="20"/>
+      </w:rPr>
+    </w:lvl>
+    <w:lvl w:ilvl="2" w:tentative="1">
+      <w:start w:val="1"/>
+      <w:numFmt w:val="bullet"/>
+      <w:lvlText w:val=""/>
+      <w:lvlJc w:val="left"/>
+      <w:pPr>
+        <w:tabs>
+          <w:tab w:val="num" w:pos="2160"/>
+        </w:tabs>
+        <w:ind w:left="2160" w:hanging="360"/>
+      </w:pPr>
+      <w:rPr>
+        <w:rFonts w:ascii="Wingdings" w:hAnsi="Wingdings" w:hint="default"/>
+        <w:sz w:val="20"/>
+      </w:rPr>
+    </w:lvl>
+    <w:lvl w:ilvl="3" w:tentative="1">
+      <w:start w:val="1"/>
+      <w:numFmt w:val="bullet"/>
+      <w:lvlText w:val=""/>
+      <w:lvlJc w:val="left"/>
+      <w:pPr>
+        <w:tabs>
+          <w:tab w:val="num" w:pos="2880"/>
+        </w:tabs>
+        <w:ind w:left="2880" w:hanging="360"/>
+      </w:pPr>
+      <w:rPr>
+        <w:rFonts w:ascii="Wingdings" w:hAnsi="Wingdings" w:hint="default"/>
+        <w:sz w:val="20"/>
+      </w:rPr>
+    </w:lvl>
+    <w:lvl w:ilvl="4" w:tentative="1">
+      <w:start w:val="1"/>
+      <w:numFmt w:val="bullet"/>
+      <w:lvlText w:val=""/>
+      <w:lvlJc w:val="left"/>
+      <w:pPr>
+        <w:tabs>
+          <w:tab w:val="num" w:pos="3600"/>
+        </w:tabs>
+        <w:ind w:left="3600" w:hanging="360"/>
+      </w:pPr>
+      <w:rPr>
+        <w:rFonts w:ascii="Wingdings" w:hAnsi="Wingdings" w:hint="default"/>
+        <w:sz w:val="20"/>
+      </w:rPr>
+    </w:lvl>
+    <w:lvl w:ilvl="5" w:tentative="1">
+      <w:start w:val="1"/>
+      <w:numFmt w:val="bullet"/>
+      <w:lvlText w:val=""/>
+      <w:lvlJc w:val="left"/>
+      <w:pPr>
+        <w:tabs>
+          <w:tab w:val="num" w:pos="4320"/>
+        </w:tabs>
+        <w:ind w:left="4320" w:hanging="360"/>
+      </w:pPr>
+      <w:rPr>
+        <w:rFonts w:ascii="Wingdings" w:hAnsi="Wingdings" w:hint="default"/>
+        <w:sz w:val="20"/>
+      </w:rPr>
+    </w:lvl>
+    <w:lvl w:ilvl="6" w:tentative="1">
+      <w:start w:val="1"/>
+      <w:numFmt w:val="bullet"/>
+      <w:lvlText w:val=""/>
+      <w:lvlJc w:val="left"/>
+      <w:pPr>
+        <w:tabs>
+          <w:tab w:val="num" w:pos="5040"/>
+        </w:tabs>
+        <w:ind w:left="5040" w:hanging="360"/>
+      </w:pPr>
+      <w:rPr>
+        <w:rFonts w:ascii="Wingdings" w:hAnsi="Wingdings" w:hint="default"/>
+        <w:sz w:val="20"/>
+      </w:rPr>
+    </w:lvl>
+    <w:lvl w:ilvl="7" w:tentative="1">
+      <w:start w:val="1"/>
+      <w:numFmt w:val="bullet"/>
+      <w:lvlText w:val=""/>
+      <w:lvlJc w:val="left"/>
+      <w:pPr>
+        <w:tabs>
+          <w:tab w:val="num" w:pos="5760"/>
+        </w:tabs>
+        <w:ind w:left="5760" w:hanging="360"/>
+      </w:pPr>
+      <w:rPr>
+        <w:rFonts w:ascii="Wingdings" w:hAnsi="Wingdings" w:hint="default"/>
+        <w:sz w:val="20"/>
+      </w:rPr>
+    </w:lvl>
+    <w:lvl w:ilvl="8" w:tentative="1">
+      <w:start w:val="1"/>
+      <w:numFmt w:val="bullet"/>
+      <w:lvlText w:val=""/>
+      <w:lvlJc w:val="left"/>
+      <w:pPr>
+        <w:tabs>
+          <w:tab w:val="num" w:pos="6480"/>
+        </w:tabs>
+        <w:ind w:left="6480" w:hanging="360"/>
+      </w:pPr>
+      <w:rPr>
+        <w:rFonts w:ascii="Wingdings" w:hAnsi="Wingdings" w:hint="default"/>
+        <w:sz w:val="20"/>
+      </w:rPr>
+    </w:lvl>
+  </w:abstractNum>
+  <w:abstractNum w:abstractNumId="3" w15:restartNumberingAfterBreak="0">
     <w:nsid w:val="22107A48"/>
     <w:multiLevelType w:val="multilevel"/>
     <w:tmpl w:val="F91EBE9C"/>
@@ -890,7 +2007,752 @@
       </w:rPr>
     </w:lvl>
   </w:abstractNum>
-  <w:abstractNum w:abstractNumId="2" w15:restartNumberingAfterBreak="0">
+  <w:abstractNum w:abstractNumId="4" w15:restartNumberingAfterBreak="0">
+    <w:nsid w:val="23C86BA6"/>
+    <w:multiLevelType w:val="multilevel"/>
+    <w:tmpl w:val="239804DE"/>
+    <w:lvl w:ilvl="0">
+      <w:start w:val="1"/>
+      <w:numFmt w:val="bullet"/>
+      <w:lvlText w:val=""/>
+      <w:lvlJc w:val="left"/>
+      <w:pPr>
+        <w:tabs>
+          <w:tab w:val="num" w:pos="720"/>
+        </w:tabs>
+        <w:ind w:left="720" w:hanging="360"/>
+      </w:pPr>
+      <w:rPr>
+        <w:rFonts w:ascii="Symbol" w:hAnsi="Symbol" w:hint="default"/>
+        <w:sz w:val="20"/>
+      </w:rPr>
+    </w:lvl>
+    <w:lvl w:ilvl="1" w:tentative="1">
+      <w:start w:val="1"/>
+      <w:numFmt w:val="bullet"/>
+      <w:lvlText w:val="o"/>
+      <w:lvlJc w:val="left"/>
+      <w:pPr>
+        <w:tabs>
+          <w:tab w:val="num" w:pos="1440"/>
+        </w:tabs>
+        <w:ind w:left="1440" w:hanging="360"/>
+      </w:pPr>
+      <w:rPr>
+        <w:rFonts w:ascii="Courier New" w:hAnsi="Courier New" w:hint="default"/>
+        <w:sz w:val="20"/>
+      </w:rPr>
+    </w:lvl>
+    <w:lvl w:ilvl="2" w:tentative="1">
+      <w:start w:val="1"/>
+      <w:numFmt w:val="bullet"/>
+      <w:lvlText w:val=""/>
+      <w:lvlJc w:val="left"/>
+      <w:pPr>
+        <w:tabs>
+          <w:tab w:val="num" w:pos="2160"/>
+        </w:tabs>
+        <w:ind w:left="2160" w:hanging="360"/>
+      </w:pPr>
+      <w:rPr>
+        <w:rFonts w:ascii="Wingdings" w:hAnsi="Wingdings" w:hint="default"/>
+        <w:sz w:val="20"/>
+      </w:rPr>
+    </w:lvl>
+    <w:lvl w:ilvl="3" w:tentative="1">
+      <w:start w:val="1"/>
+      <w:numFmt w:val="bullet"/>
+      <w:lvlText w:val=""/>
+      <w:lvlJc w:val="left"/>
+      <w:pPr>
+        <w:tabs>
+          <w:tab w:val="num" w:pos="2880"/>
+        </w:tabs>
+        <w:ind w:left="2880" w:hanging="360"/>
+      </w:pPr>
+      <w:rPr>
+        <w:rFonts w:ascii="Wingdings" w:hAnsi="Wingdings" w:hint="default"/>
+        <w:sz w:val="20"/>
+      </w:rPr>
+    </w:lvl>
+    <w:lvl w:ilvl="4" w:tentative="1">
+      <w:start w:val="1"/>
+      <w:numFmt w:val="bullet"/>
+      <w:lvlText w:val=""/>
+      <w:lvlJc w:val="left"/>
+      <w:pPr>
+        <w:tabs>
+          <w:tab w:val="num" w:pos="3600"/>
+        </w:tabs>
+        <w:ind w:left="3600" w:hanging="360"/>
+      </w:pPr>
+      <w:rPr>
+        <w:rFonts w:ascii="Wingdings" w:hAnsi="Wingdings" w:hint="default"/>
+        <w:sz w:val="20"/>
+      </w:rPr>
+    </w:lvl>
+    <w:lvl w:ilvl="5" w:tentative="1">
+      <w:start w:val="1"/>
+      <w:numFmt w:val="bullet"/>
+      <w:lvlText w:val=""/>
+      <w:lvlJc w:val="left"/>
+      <w:pPr>
+        <w:tabs>
+          <w:tab w:val="num" w:pos="4320"/>
+        </w:tabs>
+        <w:ind w:left="4320" w:hanging="360"/>
+      </w:pPr>
+      <w:rPr>
+        <w:rFonts w:ascii="Wingdings" w:hAnsi="Wingdings" w:hint="default"/>
+        <w:sz w:val="20"/>
+      </w:rPr>
+    </w:lvl>
+    <w:lvl w:ilvl="6" w:tentative="1">
+      <w:start w:val="1"/>
+      <w:numFmt w:val="bullet"/>
+      <w:lvlText w:val=""/>
+      <w:lvlJc w:val="left"/>
+      <w:pPr>
+        <w:tabs>
+          <w:tab w:val="num" w:pos="5040"/>
+        </w:tabs>
+        <w:ind w:left="5040" w:hanging="360"/>
+      </w:pPr>
+      <w:rPr>
+        <w:rFonts w:ascii="Wingdings" w:hAnsi="Wingdings" w:hint="default"/>
+        <w:sz w:val="20"/>
+      </w:rPr>
+    </w:lvl>
+    <w:lvl w:ilvl="7" w:tentative="1">
+      <w:start w:val="1"/>
+      <w:numFmt w:val="bullet"/>
+      <w:lvlText w:val=""/>
+      <w:lvlJc w:val="left"/>
+      <w:pPr>
+        <w:tabs>
+          <w:tab w:val="num" w:pos="5760"/>
+        </w:tabs>
+        <w:ind w:left="5760" w:hanging="360"/>
+      </w:pPr>
+      <w:rPr>
+        <w:rFonts w:ascii="Wingdings" w:hAnsi="Wingdings" w:hint="default"/>
+        <w:sz w:val="20"/>
+      </w:rPr>
+    </w:lvl>
+    <w:lvl w:ilvl="8" w:tentative="1">
+      <w:start w:val="1"/>
+      <w:numFmt w:val="bullet"/>
+      <w:lvlText w:val=""/>
+      <w:lvlJc w:val="left"/>
+      <w:pPr>
+        <w:tabs>
+          <w:tab w:val="num" w:pos="6480"/>
+        </w:tabs>
+        <w:ind w:left="6480" w:hanging="360"/>
+      </w:pPr>
+      <w:rPr>
+        <w:rFonts w:ascii="Wingdings" w:hAnsi="Wingdings" w:hint="default"/>
+        <w:sz w:val="20"/>
+      </w:rPr>
+    </w:lvl>
+  </w:abstractNum>
+  <w:abstractNum w:abstractNumId="5" w15:restartNumberingAfterBreak="0">
+    <w:nsid w:val="24F34726"/>
+    <w:multiLevelType w:val="multilevel"/>
+    <w:tmpl w:val="9D14AFB6"/>
+    <w:lvl w:ilvl="0">
+      <w:start w:val="1"/>
+      <w:numFmt w:val="bullet"/>
+      <w:lvlText w:val=""/>
+      <w:lvlJc w:val="left"/>
+      <w:pPr>
+        <w:tabs>
+          <w:tab w:val="num" w:pos="720"/>
+        </w:tabs>
+        <w:ind w:left="720" w:hanging="360"/>
+      </w:pPr>
+      <w:rPr>
+        <w:rFonts w:ascii="Symbol" w:hAnsi="Symbol" w:hint="default"/>
+        <w:sz w:val="20"/>
+      </w:rPr>
+    </w:lvl>
+    <w:lvl w:ilvl="1" w:tentative="1">
+      <w:start w:val="1"/>
+      <w:numFmt w:val="bullet"/>
+      <w:lvlText w:val="o"/>
+      <w:lvlJc w:val="left"/>
+      <w:pPr>
+        <w:tabs>
+          <w:tab w:val="num" w:pos="1440"/>
+        </w:tabs>
+        <w:ind w:left="1440" w:hanging="360"/>
+      </w:pPr>
+      <w:rPr>
+        <w:rFonts w:ascii="Courier New" w:hAnsi="Courier New" w:hint="default"/>
+        <w:sz w:val="20"/>
+      </w:rPr>
+    </w:lvl>
+    <w:lvl w:ilvl="2" w:tentative="1">
+      <w:start w:val="1"/>
+      <w:numFmt w:val="bullet"/>
+      <w:lvlText w:val=""/>
+      <w:lvlJc w:val="left"/>
+      <w:pPr>
+        <w:tabs>
+          <w:tab w:val="num" w:pos="2160"/>
+        </w:tabs>
+        <w:ind w:left="2160" w:hanging="360"/>
+      </w:pPr>
+      <w:rPr>
+        <w:rFonts w:ascii="Wingdings" w:hAnsi="Wingdings" w:hint="default"/>
+        <w:sz w:val="20"/>
+      </w:rPr>
+    </w:lvl>
+    <w:lvl w:ilvl="3" w:tentative="1">
+      <w:start w:val="1"/>
+      <w:numFmt w:val="bullet"/>
+      <w:lvlText w:val=""/>
+      <w:lvlJc w:val="left"/>
+      <w:pPr>
+        <w:tabs>
+          <w:tab w:val="num" w:pos="2880"/>
+        </w:tabs>
+        <w:ind w:left="2880" w:hanging="360"/>
+      </w:pPr>
+      <w:rPr>
+        <w:rFonts w:ascii="Wingdings" w:hAnsi="Wingdings" w:hint="default"/>
+        <w:sz w:val="20"/>
+      </w:rPr>
+    </w:lvl>
+    <w:lvl w:ilvl="4" w:tentative="1">
+      <w:start w:val="1"/>
+      <w:numFmt w:val="bullet"/>
+      <w:lvlText w:val=""/>
+      <w:lvlJc w:val="left"/>
+      <w:pPr>
+        <w:tabs>
+          <w:tab w:val="num" w:pos="3600"/>
+        </w:tabs>
+        <w:ind w:left="3600" w:hanging="360"/>
+      </w:pPr>
+      <w:rPr>
+        <w:rFonts w:ascii="Wingdings" w:hAnsi="Wingdings" w:hint="default"/>
+        <w:sz w:val="20"/>
+      </w:rPr>
+    </w:lvl>
+    <w:lvl w:ilvl="5" w:tentative="1">
+      <w:start w:val="1"/>
+      <w:numFmt w:val="bullet"/>
+      <w:lvlText w:val=""/>
+      <w:lvlJc w:val="left"/>
+      <w:pPr>
+        <w:tabs>
+          <w:tab w:val="num" w:pos="4320"/>
+        </w:tabs>
+        <w:ind w:left="4320" w:hanging="360"/>
+      </w:pPr>
+      <w:rPr>
+        <w:rFonts w:ascii="Wingdings" w:hAnsi="Wingdings" w:hint="default"/>
+        <w:sz w:val="20"/>
+      </w:rPr>
+    </w:lvl>
+    <w:lvl w:ilvl="6" w:tentative="1">
+      <w:start w:val="1"/>
+      <w:numFmt w:val="bullet"/>
+      <w:lvlText w:val=""/>
+      <w:lvlJc w:val="left"/>
+      <w:pPr>
+        <w:tabs>
+          <w:tab w:val="num" w:pos="5040"/>
+        </w:tabs>
+        <w:ind w:left="5040" w:hanging="360"/>
+      </w:pPr>
+      <w:rPr>
+        <w:rFonts w:ascii="Wingdings" w:hAnsi="Wingdings" w:hint="default"/>
+        <w:sz w:val="20"/>
+      </w:rPr>
+    </w:lvl>
+    <w:lvl w:ilvl="7" w:tentative="1">
+      <w:start w:val="1"/>
+      <w:numFmt w:val="bullet"/>
+      <w:lvlText w:val=""/>
+      <w:lvlJc w:val="left"/>
+      <w:pPr>
+        <w:tabs>
+          <w:tab w:val="num" w:pos="5760"/>
+        </w:tabs>
+        <w:ind w:left="5760" w:hanging="360"/>
+      </w:pPr>
+      <w:rPr>
+        <w:rFonts w:ascii="Wingdings" w:hAnsi="Wingdings" w:hint="default"/>
+        <w:sz w:val="20"/>
+      </w:rPr>
+    </w:lvl>
+    <w:lvl w:ilvl="8" w:tentative="1">
+      <w:start w:val="1"/>
+      <w:numFmt w:val="bullet"/>
+      <w:lvlText w:val=""/>
+      <w:lvlJc w:val="left"/>
+      <w:pPr>
+        <w:tabs>
+          <w:tab w:val="num" w:pos="6480"/>
+        </w:tabs>
+        <w:ind w:left="6480" w:hanging="360"/>
+      </w:pPr>
+      <w:rPr>
+        <w:rFonts w:ascii="Wingdings" w:hAnsi="Wingdings" w:hint="default"/>
+        <w:sz w:val="20"/>
+      </w:rPr>
+    </w:lvl>
+  </w:abstractNum>
+  <w:abstractNum w:abstractNumId="6" w15:restartNumberingAfterBreak="0">
+    <w:nsid w:val="29E20949"/>
+    <w:multiLevelType w:val="multilevel"/>
+    <w:tmpl w:val="C2B2BFEE"/>
+    <w:lvl w:ilvl="0">
+      <w:start w:val="1"/>
+      <w:numFmt w:val="bullet"/>
+      <w:lvlText w:val=""/>
+      <w:lvlJc w:val="left"/>
+      <w:pPr>
+        <w:tabs>
+          <w:tab w:val="num" w:pos="720"/>
+        </w:tabs>
+        <w:ind w:left="720" w:hanging="360"/>
+      </w:pPr>
+      <w:rPr>
+        <w:rFonts w:ascii="Symbol" w:hAnsi="Symbol" w:hint="default"/>
+        <w:sz w:val="20"/>
+      </w:rPr>
+    </w:lvl>
+    <w:lvl w:ilvl="1" w:tentative="1">
+      <w:start w:val="1"/>
+      <w:numFmt w:val="bullet"/>
+      <w:lvlText w:val="o"/>
+      <w:lvlJc w:val="left"/>
+      <w:pPr>
+        <w:tabs>
+          <w:tab w:val="num" w:pos="1440"/>
+        </w:tabs>
+        <w:ind w:left="1440" w:hanging="360"/>
+      </w:pPr>
+      <w:rPr>
+        <w:rFonts w:ascii="Courier New" w:hAnsi="Courier New" w:hint="default"/>
+        <w:sz w:val="20"/>
+      </w:rPr>
+    </w:lvl>
+    <w:lvl w:ilvl="2" w:tentative="1">
+      <w:start w:val="1"/>
+      <w:numFmt w:val="bullet"/>
+      <w:lvlText w:val=""/>
+      <w:lvlJc w:val="left"/>
+      <w:pPr>
+        <w:tabs>
+          <w:tab w:val="num" w:pos="2160"/>
+        </w:tabs>
+        <w:ind w:left="2160" w:hanging="360"/>
+      </w:pPr>
+      <w:rPr>
+        <w:rFonts w:ascii="Wingdings" w:hAnsi="Wingdings" w:hint="default"/>
+        <w:sz w:val="20"/>
+      </w:rPr>
+    </w:lvl>
+    <w:lvl w:ilvl="3" w:tentative="1">
+      <w:start w:val="1"/>
+      <w:numFmt w:val="bullet"/>
+      <w:lvlText w:val=""/>
+      <w:lvlJc w:val="left"/>
+      <w:pPr>
+        <w:tabs>
+          <w:tab w:val="num" w:pos="2880"/>
+        </w:tabs>
+        <w:ind w:left="2880" w:hanging="360"/>
+      </w:pPr>
+      <w:rPr>
+        <w:rFonts w:ascii="Wingdings" w:hAnsi="Wingdings" w:hint="default"/>
+        <w:sz w:val="20"/>
+      </w:rPr>
+    </w:lvl>
+    <w:lvl w:ilvl="4" w:tentative="1">
+      <w:start w:val="1"/>
+      <w:numFmt w:val="bullet"/>
+      <w:lvlText w:val=""/>
+      <w:lvlJc w:val="left"/>
+      <w:pPr>
+        <w:tabs>
+          <w:tab w:val="num" w:pos="3600"/>
+        </w:tabs>
+        <w:ind w:left="3600" w:hanging="360"/>
+      </w:pPr>
+      <w:rPr>
+        <w:rFonts w:ascii="Wingdings" w:hAnsi="Wingdings" w:hint="default"/>
+        <w:sz w:val="20"/>
+      </w:rPr>
+    </w:lvl>
+    <w:lvl w:ilvl="5" w:tentative="1">
+      <w:start w:val="1"/>
+      <w:numFmt w:val="bullet"/>
+      <w:lvlText w:val=""/>
+      <w:lvlJc w:val="left"/>
+      <w:pPr>
+        <w:tabs>
+          <w:tab w:val="num" w:pos="4320"/>
+        </w:tabs>
+        <w:ind w:left="4320" w:hanging="360"/>
+      </w:pPr>
+      <w:rPr>
+        <w:rFonts w:ascii="Wingdings" w:hAnsi="Wingdings" w:hint="default"/>
+        <w:sz w:val="20"/>
+      </w:rPr>
+    </w:lvl>
+    <w:lvl w:ilvl="6" w:tentative="1">
+      <w:start w:val="1"/>
+      <w:numFmt w:val="bullet"/>
+      <w:lvlText w:val=""/>
+      <w:lvlJc w:val="left"/>
+      <w:pPr>
+        <w:tabs>
+          <w:tab w:val="num" w:pos="5040"/>
+        </w:tabs>
+        <w:ind w:left="5040" w:hanging="360"/>
+      </w:pPr>
+      <w:rPr>
+        <w:rFonts w:ascii="Wingdings" w:hAnsi="Wingdings" w:hint="default"/>
+        <w:sz w:val="20"/>
+      </w:rPr>
+    </w:lvl>
+    <w:lvl w:ilvl="7" w:tentative="1">
+      <w:start w:val="1"/>
+      <w:numFmt w:val="bullet"/>
+      <w:lvlText w:val=""/>
+      <w:lvlJc w:val="left"/>
+      <w:pPr>
+        <w:tabs>
+          <w:tab w:val="num" w:pos="5760"/>
+        </w:tabs>
+        <w:ind w:left="5760" w:hanging="360"/>
+      </w:pPr>
+      <w:rPr>
+        <w:rFonts w:ascii="Wingdings" w:hAnsi="Wingdings" w:hint="default"/>
+        <w:sz w:val="20"/>
+      </w:rPr>
+    </w:lvl>
+    <w:lvl w:ilvl="8" w:tentative="1">
+      <w:start w:val="1"/>
+      <w:numFmt w:val="bullet"/>
+      <w:lvlText w:val=""/>
+      <w:lvlJc w:val="left"/>
+      <w:pPr>
+        <w:tabs>
+          <w:tab w:val="num" w:pos="6480"/>
+        </w:tabs>
+        <w:ind w:left="6480" w:hanging="360"/>
+      </w:pPr>
+      <w:rPr>
+        <w:rFonts w:ascii="Wingdings" w:hAnsi="Wingdings" w:hint="default"/>
+        <w:sz w:val="20"/>
+      </w:rPr>
+    </w:lvl>
+  </w:abstractNum>
+  <w:abstractNum w:abstractNumId="7" w15:restartNumberingAfterBreak="0">
+    <w:nsid w:val="2D110F1F"/>
+    <w:multiLevelType w:val="multilevel"/>
+    <w:tmpl w:val="9C76C540"/>
+    <w:lvl w:ilvl="0">
+      <w:start w:val="1"/>
+      <w:numFmt w:val="bullet"/>
+      <w:lvlText w:val=""/>
+      <w:lvlJc w:val="left"/>
+      <w:pPr>
+        <w:tabs>
+          <w:tab w:val="num" w:pos="720"/>
+        </w:tabs>
+        <w:ind w:left="720" w:hanging="360"/>
+      </w:pPr>
+      <w:rPr>
+        <w:rFonts w:ascii="Symbol" w:hAnsi="Symbol" w:hint="default"/>
+        <w:sz w:val="20"/>
+      </w:rPr>
+    </w:lvl>
+    <w:lvl w:ilvl="1" w:tentative="1">
+      <w:start w:val="1"/>
+      <w:numFmt w:val="bullet"/>
+      <w:lvlText w:val="o"/>
+      <w:lvlJc w:val="left"/>
+      <w:pPr>
+        <w:tabs>
+          <w:tab w:val="num" w:pos="1440"/>
+        </w:tabs>
+        <w:ind w:left="1440" w:hanging="360"/>
+      </w:pPr>
+      <w:rPr>
+        <w:rFonts w:ascii="Courier New" w:hAnsi="Courier New" w:hint="default"/>
+        <w:sz w:val="20"/>
+      </w:rPr>
+    </w:lvl>
+    <w:lvl w:ilvl="2" w:tentative="1">
+      <w:start w:val="1"/>
+      <w:numFmt w:val="bullet"/>
+      <w:lvlText w:val=""/>
+      <w:lvlJc w:val="left"/>
+      <w:pPr>
+        <w:tabs>
+          <w:tab w:val="num" w:pos="2160"/>
+        </w:tabs>
+        <w:ind w:left="2160" w:hanging="360"/>
+      </w:pPr>
+      <w:rPr>
+        <w:rFonts w:ascii="Wingdings" w:hAnsi="Wingdings" w:hint="default"/>
+        <w:sz w:val="20"/>
+      </w:rPr>
+    </w:lvl>
+    <w:lvl w:ilvl="3" w:tentative="1">
+      <w:start w:val="1"/>
+      <w:numFmt w:val="bullet"/>
+      <w:lvlText w:val=""/>
+      <w:lvlJc w:val="left"/>
+      <w:pPr>
+        <w:tabs>
+          <w:tab w:val="num" w:pos="2880"/>
+        </w:tabs>
+        <w:ind w:left="2880" w:hanging="360"/>
+      </w:pPr>
+      <w:rPr>
+        <w:rFonts w:ascii="Wingdings" w:hAnsi="Wingdings" w:hint="default"/>
+        <w:sz w:val="20"/>
+      </w:rPr>
+    </w:lvl>
+    <w:lvl w:ilvl="4" w:tentative="1">
+      <w:start w:val="1"/>
+      <w:numFmt w:val="bullet"/>
+      <w:lvlText w:val=""/>
+      <w:lvlJc w:val="left"/>
+      <w:pPr>
+        <w:tabs>
+          <w:tab w:val="num" w:pos="3600"/>
+        </w:tabs>
+        <w:ind w:left="3600" w:hanging="360"/>
+      </w:pPr>
+      <w:rPr>
+        <w:rFonts w:ascii="Wingdings" w:hAnsi="Wingdings" w:hint="default"/>
+        <w:sz w:val="20"/>
+      </w:rPr>
+    </w:lvl>
+    <w:lvl w:ilvl="5" w:tentative="1">
+      <w:start w:val="1"/>
+      <w:numFmt w:val="bullet"/>
+      <w:lvlText w:val=""/>
+      <w:lvlJc w:val="left"/>
+      <w:pPr>
+        <w:tabs>
+          <w:tab w:val="num" w:pos="4320"/>
+        </w:tabs>
+        <w:ind w:left="4320" w:hanging="360"/>
+      </w:pPr>
+      <w:rPr>
+        <w:rFonts w:ascii="Wingdings" w:hAnsi="Wingdings" w:hint="default"/>
+        <w:sz w:val="20"/>
+      </w:rPr>
+    </w:lvl>
+    <w:lvl w:ilvl="6" w:tentative="1">
+      <w:start w:val="1"/>
+      <w:numFmt w:val="bullet"/>
+      <w:lvlText w:val=""/>
+      <w:lvlJc w:val="left"/>
+      <w:pPr>
+        <w:tabs>
+          <w:tab w:val="num" w:pos="5040"/>
+        </w:tabs>
+        <w:ind w:left="5040" w:hanging="360"/>
+      </w:pPr>
+      <w:rPr>
+        <w:rFonts w:ascii="Wingdings" w:hAnsi="Wingdings" w:hint="default"/>
+        <w:sz w:val="20"/>
+      </w:rPr>
+    </w:lvl>
+    <w:lvl w:ilvl="7" w:tentative="1">
+      <w:start w:val="1"/>
+      <w:numFmt w:val="bullet"/>
+      <w:lvlText w:val=""/>
+      <w:lvlJc w:val="left"/>
+      <w:pPr>
+        <w:tabs>
+          <w:tab w:val="num" w:pos="5760"/>
+        </w:tabs>
+        <w:ind w:left="5760" w:hanging="360"/>
+      </w:pPr>
+      <w:rPr>
+        <w:rFonts w:ascii="Wingdings" w:hAnsi="Wingdings" w:hint="default"/>
+        <w:sz w:val="20"/>
+      </w:rPr>
+    </w:lvl>
+    <w:lvl w:ilvl="8" w:tentative="1">
+      <w:start w:val="1"/>
+      <w:numFmt w:val="bullet"/>
+      <w:lvlText w:val=""/>
+      <w:lvlJc w:val="left"/>
+      <w:pPr>
+        <w:tabs>
+          <w:tab w:val="num" w:pos="6480"/>
+        </w:tabs>
+        <w:ind w:left="6480" w:hanging="360"/>
+      </w:pPr>
+      <w:rPr>
+        <w:rFonts w:ascii="Wingdings" w:hAnsi="Wingdings" w:hint="default"/>
+        <w:sz w:val="20"/>
+      </w:rPr>
+    </w:lvl>
+  </w:abstractNum>
+  <w:abstractNum w:abstractNumId="8" w15:restartNumberingAfterBreak="0">
+    <w:nsid w:val="37E1616C"/>
+    <w:multiLevelType w:val="multilevel"/>
+    <w:tmpl w:val="57721628"/>
+    <w:lvl w:ilvl="0">
+      <w:start w:val="1"/>
+      <w:numFmt w:val="bullet"/>
+      <w:lvlText w:val=""/>
+      <w:lvlJc w:val="left"/>
+      <w:pPr>
+        <w:tabs>
+          <w:tab w:val="num" w:pos="720"/>
+        </w:tabs>
+        <w:ind w:left="720" w:hanging="360"/>
+      </w:pPr>
+      <w:rPr>
+        <w:rFonts w:ascii="Symbol" w:hAnsi="Symbol" w:hint="default"/>
+        <w:sz w:val="20"/>
+      </w:rPr>
+    </w:lvl>
+    <w:lvl w:ilvl="1" w:tentative="1">
+      <w:start w:val="1"/>
+      <w:numFmt w:val="bullet"/>
+      <w:lvlText w:val="o"/>
+      <w:lvlJc w:val="left"/>
+      <w:pPr>
+        <w:tabs>
+          <w:tab w:val="num" w:pos="1440"/>
+        </w:tabs>
+        <w:ind w:left="1440" w:hanging="360"/>
+      </w:pPr>
+      <w:rPr>
+        <w:rFonts w:ascii="Courier New" w:hAnsi="Courier New" w:hint="default"/>
+        <w:sz w:val="20"/>
+      </w:rPr>
+    </w:lvl>
+    <w:lvl w:ilvl="2" w:tentative="1">
+      <w:start w:val="1"/>
+      <w:numFmt w:val="bullet"/>
+      <w:lvlText w:val=""/>
+      <w:lvlJc w:val="left"/>
+      <w:pPr>
+        <w:tabs>
+          <w:tab w:val="num" w:pos="2160"/>
+        </w:tabs>
+        <w:ind w:left="2160" w:hanging="360"/>
+      </w:pPr>
+      <w:rPr>
+        <w:rFonts w:ascii="Wingdings" w:hAnsi="Wingdings" w:hint="default"/>
+        <w:sz w:val="20"/>
+      </w:rPr>
+    </w:lvl>
+    <w:lvl w:ilvl="3" w:tentative="1">
+      <w:start w:val="1"/>
+      <w:numFmt w:val="bullet"/>
+      <w:lvlText w:val=""/>
+      <w:lvlJc w:val="left"/>
+      <w:pPr>
+        <w:tabs>
+          <w:tab w:val="num" w:pos="2880"/>
+        </w:tabs>
+        <w:ind w:left="2880" w:hanging="360"/>
+      </w:pPr>
+      <w:rPr>
+        <w:rFonts w:ascii="Wingdings" w:hAnsi="Wingdings" w:hint="default"/>
+        <w:sz w:val="20"/>
+      </w:rPr>
+    </w:lvl>
+    <w:lvl w:ilvl="4" w:tentative="1">
+      <w:start w:val="1"/>
+      <w:numFmt w:val="bullet"/>
+      <w:lvlText w:val=""/>
+      <w:lvlJc w:val="left"/>
+      <w:pPr>
+        <w:tabs>
+          <w:tab w:val="num" w:pos="3600"/>
+        </w:tabs>
+        <w:ind w:left="3600" w:hanging="360"/>
+      </w:pPr>
+      <w:rPr>
+        <w:rFonts w:ascii="Wingdings" w:hAnsi="Wingdings" w:hint="default"/>
+        <w:sz w:val="20"/>
+      </w:rPr>
+    </w:lvl>
+    <w:lvl w:ilvl="5" w:tentative="1">
+      <w:start w:val="1"/>
+      <w:numFmt w:val="bullet"/>
+      <w:lvlText w:val=""/>
+      <w:lvlJc w:val="left"/>
+      <w:pPr>
+        <w:tabs>
+          <w:tab w:val="num" w:pos="4320"/>
+        </w:tabs>
+        <w:ind w:left="4320" w:hanging="360"/>
+      </w:pPr>
+      <w:rPr>
+        <w:rFonts w:ascii="Wingdings" w:hAnsi="Wingdings" w:hint="default"/>
+        <w:sz w:val="20"/>
+      </w:rPr>
+    </w:lvl>
+    <w:lvl w:ilvl="6" w:tentative="1">
+      <w:start w:val="1"/>
+      <w:numFmt w:val="bullet"/>
+      <w:lvlText w:val=""/>
+      <w:lvlJc w:val="left"/>
+      <w:pPr>
+        <w:tabs>
+          <w:tab w:val="num" w:pos="5040"/>
+        </w:tabs>
+        <w:ind w:left="5040" w:hanging="360"/>
+      </w:pPr>
+      <w:rPr>
+        <w:rFonts w:ascii="Wingdings" w:hAnsi="Wingdings" w:hint="default"/>
+        <w:sz w:val="20"/>
+      </w:rPr>
+    </w:lvl>
+    <w:lvl w:ilvl="7" w:tentative="1">
+      <w:start w:val="1"/>
+      <w:numFmt w:val="bullet"/>
+      <w:lvlText w:val=""/>
+      <w:lvlJc w:val="left"/>
+      <w:pPr>
+        <w:tabs>
+          <w:tab w:val="num" w:pos="5760"/>
+        </w:tabs>
+        <w:ind w:left="5760" w:hanging="360"/>
+      </w:pPr>
+      <w:rPr>
+        <w:rFonts w:ascii="Wingdings" w:hAnsi="Wingdings" w:hint="default"/>
+        <w:sz w:val="20"/>
+      </w:rPr>
+    </w:lvl>
+    <w:lvl w:ilvl="8" w:tentative="1">
+      <w:start w:val="1"/>
+      <w:numFmt w:val="bullet"/>
+      <w:lvlText w:val=""/>
+      <w:lvlJc w:val="left"/>
+      <w:pPr>
+        <w:tabs>
+          <w:tab w:val="num" w:pos="6480"/>
+        </w:tabs>
+        <w:ind w:left="6480" w:hanging="360"/>
+      </w:pPr>
+      <w:rPr>
+        <w:rFonts w:ascii="Wingdings" w:hAnsi="Wingdings" w:hint="default"/>
+        <w:sz w:val="20"/>
+      </w:rPr>
+    </w:lvl>
+  </w:abstractNum>
+  <w:abstractNum w:abstractNumId="9" w15:restartNumberingAfterBreak="0">
     <w:nsid w:val="3F666CF2"/>
     <w:multiLevelType w:val="multilevel"/>
     <w:tmpl w:val="C1902AEE"/>
@@ -1039,7 +2901,305 @@
       </w:rPr>
     </w:lvl>
   </w:abstractNum>
-  <w:abstractNum w:abstractNumId="3" w15:restartNumberingAfterBreak="0">
+  <w:abstractNum w:abstractNumId="10" w15:restartNumberingAfterBreak="0">
+    <w:nsid w:val="45C96F2F"/>
+    <w:multiLevelType w:val="multilevel"/>
+    <w:tmpl w:val="411AE96E"/>
+    <w:lvl w:ilvl="0">
+      <w:start w:val="1"/>
+      <w:numFmt w:val="bullet"/>
+      <w:lvlText w:val=""/>
+      <w:lvlJc w:val="left"/>
+      <w:pPr>
+        <w:tabs>
+          <w:tab w:val="num" w:pos="720"/>
+        </w:tabs>
+        <w:ind w:left="720" w:hanging="360"/>
+      </w:pPr>
+      <w:rPr>
+        <w:rFonts w:ascii="Symbol" w:hAnsi="Symbol" w:hint="default"/>
+        <w:sz w:val="20"/>
+      </w:rPr>
+    </w:lvl>
+    <w:lvl w:ilvl="1" w:tentative="1">
+      <w:start w:val="1"/>
+      <w:numFmt w:val="bullet"/>
+      <w:lvlText w:val="o"/>
+      <w:lvlJc w:val="left"/>
+      <w:pPr>
+        <w:tabs>
+          <w:tab w:val="num" w:pos="1440"/>
+        </w:tabs>
+        <w:ind w:left="1440" w:hanging="360"/>
+      </w:pPr>
+      <w:rPr>
+        <w:rFonts w:ascii="Courier New" w:hAnsi="Courier New" w:hint="default"/>
+        <w:sz w:val="20"/>
+      </w:rPr>
+    </w:lvl>
+    <w:lvl w:ilvl="2" w:tentative="1">
+      <w:start w:val="1"/>
+      <w:numFmt w:val="bullet"/>
+      <w:lvlText w:val=""/>
+      <w:lvlJc w:val="left"/>
+      <w:pPr>
+        <w:tabs>
+          <w:tab w:val="num" w:pos="2160"/>
+        </w:tabs>
+        <w:ind w:left="2160" w:hanging="360"/>
+      </w:pPr>
+      <w:rPr>
+        <w:rFonts w:ascii="Wingdings" w:hAnsi="Wingdings" w:hint="default"/>
+        <w:sz w:val="20"/>
+      </w:rPr>
+    </w:lvl>
+    <w:lvl w:ilvl="3" w:tentative="1">
+      <w:start w:val="1"/>
+      <w:numFmt w:val="bullet"/>
+      <w:lvlText w:val=""/>
+      <w:lvlJc w:val="left"/>
+      <w:pPr>
+        <w:tabs>
+          <w:tab w:val="num" w:pos="2880"/>
+        </w:tabs>
+        <w:ind w:left="2880" w:hanging="360"/>
+      </w:pPr>
+      <w:rPr>
+        <w:rFonts w:ascii="Wingdings" w:hAnsi="Wingdings" w:hint="default"/>
+        <w:sz w:val="20"/>
+      </w:rPr>
+    </w:lvl>
+    <w:lvl w:ilvl="4" w:tentative="1">
+      <w:start w:val="1"/>
+      <w:numFmt w:val="bullet"/>
+      <w:lvlText w:val=""/>
+      <w:lvlJc w:val="left"/>
+      <w:pPr>
+        <w:tabs>
+          <w:tab w:val="num" w:pos="3600"/>
+        </w:tabs>
+        <w:ind w:left="3600" w:hanging="360"/>
+      </w:pPr>
+      <w:rPr>
+        <w:rFonts w:ascii="Wingdings" w:hAnsi="Wingdings" w:hint="default"/>
+        <w:sz w:val="20"/>
+      </w:rPr>
+    </w:lvl>
+    <w:lvl w:ilvl="5" w:tentative="1">
+      <w:start w:val="1"/>
+      <w:numFmt w:val="bullet"/>
+      <w:lvlText w:val=""/>
+      <w:lvlJc w:val="left"/>
+      <w:pPr>
+        <w:tabs>
+          <w:tab w:val="num" w:pos="4320"/>
+        </w:tabs>
+        <w:ind w:left="4320" w:hanging="360"/>
+      </w:pPr>
+      <w:rPr>
+        <w:rFonts w:ascii="Wingdings" w:hAnsi="Wingdings" w:hint="default"/>
+        <w:sz w:val="20"/>
+      </w:rPr>
+    </w:lvl>
+    <w:lvl w:ilvl="6" w:tentative="1">
+      <w:start w:val="1"/>
+      <w:numFmt w:val="bullet"/>
+      <w:lvlText w:val=""/>
+      <w:lvlJc w:val="left"/>
+      <w:pPr>
+        <w:tabs>
+          <w:tab w:val="num" w:pos="5040"/>
+        </w:tabs>
+        <w:ind w:left="5040" w:hanging="360"/>
+      </w:pPr>
+      <w:rPr>
+        <w:rFonts w:ascii="Wingdings" w:hAnsi="Wingdings" w:hint="default"/>
+        <w:sz w:val="20"/>
+      </w:rPr>
+    </w:lvl>
+    <w:lvl w:ilvl="7" w:tentative="1">
+      <w:start w:val="1"/>
+      <w:numFmt w:val="bullet"/>
+      <w:lvlText w:val=""/>
+      <w:lvlJc w:val="left"/>
+      <w:pPr>
+        <w:tabs>
+          <w:tab w:val="num" w:pos="5760"/>
+        </w:tabs>
+        <w:ind w:left="5760" w:hanging="360"/>
+      </w:pPr>
+      <w:rPr>
+        <w:rFonts w:ascii="Wingdings" w:hAnsi="Wingdings" w:hint="default"/>
+        <w:sz w:val="20"/>
+      </w:rPr>
+    </w:lvl>
+    <w:lvl w:ilvl="8" w:tentative="1">
+      <w:start w:val="1"/>
+      <w:numFmt w:val="bullet"/>
+      <w:lvlText w:val=""/>
+      <w:lvlJc w:val="left"/>
+      <w:pPr>
+        <w:tabs>
+          <w:tab w:val="num" w:pos="6480"/>
+        </w:tabs>
+        <w:ind w:left="6480" w:hanging="360"/>
+      </w:pPr>
+      <w:rPr>
+        <w:rFonts w:ascii="Wingdings" w:hAnsi="Wingdings" w:hint="default"/>
+        <w:sz w:val="20"/>
+      </w:rPr>
+    </w:lvl>
+  </w:abstractNum>
+  <w:abstractNum w:abstractNumId="11" w15:restartNumberingAfterBreak="0">
+    <w:nsid w:val="46806D35"/>
+    <w:multiLevelType w:val="multilevel"/>
+    <w:tmpl w:val="CFCC6BFC"/>
+    <w:lvl w:ilvl="0">
+      <w:start w:val="1"/>
+      <w:numFmt w:val="bullet"/>
+      <w:lvlText w:val=""/>
+      <w:lvlJc w:val="left"/>
+      <w:pPr>
+        <w:tabs>
+          <w:tab w:val="num" w:pos="720"/>
+        </w:tabs>
+        <w:ind w:left="720" w:hanging="360"/>
+      </w:pPr>
+      <w:rPr>
+        <w:rFonts w:ascii="Symbol" w:hAnsi="Symbol" w:hint="default"/>
+        <w:sz w:val="20"/>
+      </w:rPr>
+    </w:lvl>
+    <w:lvl w:ilvl="1" w:tentative="1">
+      <w:start w:val="1"/>
+      <w:numFmt w:val="bullet"/>
+      <w:lvlText w:val="o"/>
+      <w:lvlJc w:val="left"/>
+      <w:pPr>
+        <w:tabs>
+          <w:tab w:val="num" w:pos="1440"/>
+        </w:tabs>
+        <w:ind w:left="1440" w:hanging="360"/>
+      </w:pPr>
+      <w:rPr>
+        <w:rFonts w:ascii="Courier New" w:hAnsi="Courier New" w:hint="default"/>
+        <w:sz w:val="20"/>
+      </w:rPr>
+    </w:lvl>
+    <w:lvl w:ilvl="2" w:tentative="1">
+      <w:start w:val="1"/>
+      <w:numFmt w:val="bullet"/>
+      <w:lvlText w:val=""/>
+      <w:lvlJc w:val="left"/>
+      <w:pPr>
+        <w:tabs>
+          <w:tab w:val="num" w:pos="2160"/>
+        </w:tabs>
+        <w:ind w:left="2160" w:hanging="360"/>
+      </w:pPr>
+      <w:rPr>
+        <w:rFonts w:ascii="Wingdings" w:hAnsi="Wingdings" w:hint="default"/>
+        <w:sz w:val="20"/>
+      </w:rPr>
+    </w:lvl>
+    <w:lvl w:ilvl="3" w:tentative="1">
+      <w:start w:val="1"/>
+      <w:numFmt w:val="bullet"/>
+      <w:lvlText w:val=""/>
+      <w:lvlJc w:val="left"/>
+      <w:pPr>
+        <w:tabs>
+          <w:tab w:val="num" w:pos="2880"/>
+        </w:tabs>
+        <w:ind w:left="2880" w:hanging="360"/>
+      </w:pPr>
+      <w:rPr>
+        <w:rFonts w:ascii="Wingdings" w:hAnsi="Wingdings" w:hint="default"/>
+        <w:sz w:val="20"/>
+      </w:rPr>
+    </w:lvl>
+    <w:lvl w:ilvl="4" w:tentative="1">
+      <w:start w:val="1"/>
+      <w:numFmt w:val="bullet"/>
+      <w:lvlText w:val=""/>
+      <w:lvlJc w:val="left"/>
+      <w:pPr>
+        <w:tabs>
+          <w:tab w:val="num" w:pos="3600"/>
+        </w:tabs>
+        <w:ind w:left="3600" w:hanging="360"/>
+      </w:pPr>
+      <w:rPr>
+        <w:rFonts w:ascii="Wingdings" w:hAnsi="Wingdings" w:hint="default"/>
+        <w:sz w:val="20"/>
+      </w:rPr>
+    </w:lvl>
+    <w:lvl w:ilvl="5" w:tentative="1">
+      <w:start w:val="1"/>
+      <w:numFmt w:val="bullet"/>
+      <w:lvlText w:val=""/>
+      <w:lvlJc w:val="left"/>
+      <w:pPr>
+        <w:tabs>
+          <w:tab w:val="num" w:pos="4320"/>
+        </w:tabs>
+        <w:ind w:left="4320" w:hanging="360"/>
+      </w:pPr>
+      <w:rPr>
+        <w:rFonts w:ascii="Wingdings" w:hAnsi="Wingdings" w:hint="default"/>
+        <w:sz w:val="20"/>
+      </w:rPr>
+    </w:lvl>
+    <w:lvl w:ilvl="6" w:tentative="1">
+      <w:start w:val="1"/>
+      <w:numFmt w:val="bullet"/>
+      <w:lvlText w:val=""/>
+      <w:lvlJc w:val="left"/>
+      <w:pPr>
+        <w:tabs>
+          <w:tab w:val="num" w:pos="5040"/>
+        </w:tabs>
+        <w:ind w:left="5040" w:hanging="360"/>
+      </w:pPr>
+      <w:rPr>
+        <w:rFonts w:ascii="Wingdings" w:hAnsi="Wingdings" w:hint="default"/>
+        <w:sz w:val="20"/>
+      </w:rPr>
+    </w:lvl>
+    <w:lvl w:ilvl="7" w:tentative="1">
+      <w:start w:val="1"/>
+      <w:numFmt w:val="bullet"/>
+      <w:lvlText w:val=""/>
+      <w:lvlJc w:val="left"/>
+      <w:pPr>
+        <w:tabs>
+          <w:tab w:val="num" w:pos="5760"/>
+        </w:tabs>
+        <w:ind w:left="5760" w:hanging="360"/>
+      </w:pPr>
+      <w:rPr>
+        <w:rFonts w:ascii="Wingdings" w:hAnsi="Wingdings" w:hint="default"/>
+        <w:sz w:val="20"/>
+      </w:rPr>
+    </w:lvl>
+    <w:lvl w:ilvl="8" w:tentative="1">
+      <w:start w:val="1"/>
+      <w:numFmt w:val="bullet"/>
+      <w:lvlText w:val=""/>
+      <w:lvlJc w:val="left"/>
+      <w:pPr>
+        <w:tabs>
+          <w:tab w:val="num" w:pos="6480"/>
+        </w:tabs>
+        <w:ind w:left="6480" w:hanging="360"/>
+      </w:pPr>
+      <w:rPr>
+        <w:rFonts w:ascii="Wingdings" w:hAnsi="Wingdings" w:hint="default"/>
+        <w:sz w:val="20"/>
+      </w:rPr>
+    </w:lvl>
+  </w:abstractNum>
+  <w:abstractNum w:abstractNumId="12" w15:restartNumberingAfterBreak="0">
     <w:nsid w:val="4A08512F"/>
     <w:multiLevelType w:val="multilevel"/>
     <w:tmpl w:val="8280D5F2"/>
@@ -1152,7 +3312,305 @@
       </w:pPr>
     </w:lvl>
   </w:abstractNum>
-  <w:abstractNum w:abstractNumId="4" w15:restartNumberingAfterBreak="0">
+  <w:abstractNum w:abstractNumId="13" w15:restartNumberingAfterBreak="0">
+    <w:nsid w:val="57621E8C"/>
+    <w:multiLevelType w:val="multilevel"/>
+    <w:tmpl w:val="306CF936"/>
+    <w:lvl w:ilvl="0">
+      <w:start w:val="1"/>
+      <w:numFmt w:val="bullet"/>
+      <w:lvlText w:val=""/>
+      <w:lvlJc w:val="left"/>
+      <w:pPr>
+        <w:tabs>
+          <w:tab w:val="num" w:pos="720"/>
+        </w:tabs>
+        <w:ind w:left="720" w:hanging="360"/>
+      </w:pPr>
+      <w:rPr>
+        <w:rFonts w:ascii="Symbol" w:hAnsi="Symbol" w:hint="default"/>
+        <w:sz w:val="20"/>
+      </w:rPr>
+    </w:lvl>
+    <w:lvl w:ilvl="1" w:tentative="1">
+      <w:start w:val="1"/>
+      <w:numFmt w:val="bullet"/>
+      <w:lvlText w:val="o"/>
+      <w:lvlJc w:val="left"/>
+      <w:pPr>
+        <w:tabs>
+          <w:tab w:val="num" w:pos="1440"/>
+        </w:tabs>
+        <w:ind w:left="1440" w:hanging="360"/>
+      </w:pPr>
+      <w:rPr>
+        <w:rFonts w:ascii="Courier New" w:hAnsi="Courier New" w:hint="default"/>
+        <w:sz w:val="20"/>
+      </w:rPr>
+    </w:lvl>
+    <w:lvl w:ilvl="2" w:tentative="1">
+      <w:start w:val="1"/>
+      <w:numFmt w:val="bullet"/>
+      <w:lvlText w:val=""/>
+      <w:lvlJc w:val="left"/>
+      <w:pPr>
+        <w:tabs>
+          <w:tab w:val="num" w:pos="2160"/>
+        </w:tabs>
+        <w:ind w:left="2160" w:hanging="360"/>
+      </w:pPr>
+      <w:rPr>
+        <w:rFonts w:ascii="Wingdings" w:hAnsi="Wingdings" w:hint="default"/>
+        <w:sz w:val="20"/>
+      </w:rPr>
+    </w:lvl>
+    <w:lvl w:ilvl="3" w:tentative="1">
+      <w:start w:val="1"/>
+      <w:numFmt w:val="bullet"/>
+      <w:lvlText w:val=""/>
+      <w:lvlJc w:val="left"/>
+      <w:pPr>
+        <w:tabs>
+          <w:tab w:val="num" w:pos="2880"/>
+        </w:tabs>
+        <w:ind w:left="2880" w:hanging="360"/>
+      </w:pPr>
+      <w:rPr>
+        <w:rFonts w:ascii="Wingdings" w:hAnsi="Wingdings" w:hint="default"/>
+        <w:sz w:val="20"/>
+      </w:rPr>
+    </w:lvl>
+    <w:lvl w:ilvl="4" w:tentative="1">
+      <w:start w:val="1"/>
+      <w:numFmt w:val="bullet"/>
+      <w:lvlText w:val=""/>
+      <w:lvlJc w:val="left"/>
+      <w:pPr>
+        <w:tabs>
+          <w:tab w:val="num" w:pos="3600"/>
+        </w:tabs>
+        <w:ind w:left="3600" w:hanging="360"/>
+      </w:pPr>
+      <w:rPr>
+        <w:rFonts w:ascii="Wingdings" w:hAnsi="Wingdings" w:hint="default"/>
+        <w:sz w:val="20"/>
+      </w:rPr>
+    </w:lvl>
+    <w:lvl w:ilvl="5" w:tentative="1">
+      <w:start w:val="1"/>
+      <w:numFmt w:val="bullet"/>
+      <w:lvlText w:val=""/>
+      <w:lvlJc w:val="left"/>
+      <w:pPr>
+        <w:tabs>
+          <w:tab w:val="num" w:pos="4320"/>
+        </w:tabs>
+        <w:ind w:left="4320" w:hanging="360"/>
+      </w:pPr>
+      <w:rPr>
+        <w:rFonts w:ascii="Wingdings" w:hAnsi="Wingdings" w:hint="default"/>
+        <w:sz w:val="20"/>
+      </w:rPr>
+    </w:lvl>
+    <w:lvl w:ilvl="6" w:tentative="1">
+      <w:start w:val="1"/>
+      <w:numFmt w:val="bullet"/>
+      <w:lvlText w:val=""/>
+      <w:lvlJc w:val="left"/>
+      <w:pPr>
+        <w:tabs>
+          <w:tab w:val="num" w:pos="5040"/>
+        </w:tabs>
+        <w:ind w:left="5040" w:hanging="360"/>
+      </w:pPr>
+      <w:rPr>
+        <w:rFonts w:ascii="Wingdings" w:hAnsi="Wingdings" w:hint="default"/>
+        <w:sz w:val="20"/>
+      </w:rPr>
+    </w:lvl>
+    <w:lvl w:ilvl="7" w:tentative="1">
+      <w:start w:val="1"/>
+      <w:numFmt w:val="bullet"/>
+      <w:lvlText w:val=""/>
+      <w:lvlJc w:val="left"/>
+      <w:pPr>
+        <w:tabs>
+          <w:tab w:val="num" w:pos="5760"/>
+        </w:tabs>
+        <w:ind w:left="5760" w:hanging="360"/>
+      </w:pPr>
+      <w:rPr>
+        <w:rFonts w:ascii="Wingdings" w:hAnsi="Wingdings" w:hint="default"/>
+        <w:sz w:val="20"/>
+      </w:rPr>
+    </w:lvl>
+    <w:lvl w:ilvl="8" w:tentative="1">
+      <w:start w:val="1"/>
+      <w:numFmt w:val="bullet"/>
+      <w:lvlText w:val=""/>
+      <w:lvlJc w:val="left"/>
+      <w:pPr>
+        <w:tabs>
+          <w:tab w:val="num" w:pos="6480"/>
+        </w:tabs>
+        <w:ind w:left="6480" w:hanging="360"/>
+      </w:pPr>
+      <w:rPr>
+        <w:rFonts w:ascii="Wingdings" w:hAnsi="Wingdings" w:hint="default"/>
+        <w:sz w:val="20"/>
+      </w:rPr>
+    </w:lvl>
+  </w:abstractNum>
+  <w:abstractNum w:abstractNumId="14" w15:restartNumberingAfterBreak="0">
+    <w:nsid w:val="5944454A"/>
+    <w:multiLevelType w:val="multilevel"/>
+    <w:tmpl w:val="F29CD1E4"/>
+    <w:lvl w:ilvl="0">
+      <w:start w:val="1"/>
+      <w:numFmt w:val="bullet"/>
+      <w:lvlText w:val=""/>
+      <w:lvlJc w:val="left"/>
+      <w:pPr>
+        <w:tabs>
+          <w:tab w:val="num" w:pos="720"/>
+        </w:tabs>
+        <w:ind w:left="720" w:hanging="360"/>
+      </w:pPr>
+      <w:rPr>
+        <w:rFonts w:ascii="Symbol" w:hAnsi="Symbol" w:hint="default"/>
+        <w:sz w:val="20"/>
+      </w:rPr>
+    </w:lvl>
+    <w:lvl w:ilvl="1" w:tentative="1">
+      <w:start w:val="1"/>
+      <w:numFmt w:val="bullet"/>
+      <w:lvlText w:val="o"/>
+      <w:lvlJc w:val="left"/>
+      <w:pPr>
+        <w:tabs>
+          <w:tab w:val="num" w:pos="1440"/>
+        </w:tabs>
+        <w:ind w:left="1440" w:hanging="360"/>
+      </w:pPr>
+      <w:rPr>
+        <w:rFonts w:ascii="Courier New" w:hAnsi="Courier New" w:hint="default"/>
+        <w:sz w:val="20"/>
+      </w:rPr>
+    </w:lvl>
+    <w:lvl w:ilvl="2" w:tentative="1">
+      <w:start w:val="1"/>
+      <w:numFmt w:val="bullet"/>
+      <w:lvlText w:val=""/>
+      <w:lvlJc w:val="left"/>
+      <w:pPr>
+        <w:tabs>
+          <w:tab w:val="num" w:pos="2160"/>
+        </w:tabs>
+        <w:ind w:left="2160" w:hanging="360"/>
+      </w:pPr>
+      <w:rPr>
+        <w:rFonts w:ascii="Wingdings" w:hAnsi="Wingdings" w:hint="default"/>
+        <w:sz w:val="20"/>
+      </w:rPr>
+    </w:lvl>
+    <w:lvl w:ilvl="3" w:tentative="1">
+      <w:start w:val="1"/>
+      <w:numFmt w:val="bullet"/>
+      <w:lvlText w:val=""/>
+      <w:lvlJc w:val="left"/>
+      <w:pPr>
+        <w:tabs>
+          <w:tab w:val="num" w:pos="2880"/>
+        </w:tabs>
+        <w:ind w:left="2880" w:hanging="360"/>
+      </w:pPr>
+      <w:rPr>
+        <w:rFonts w:ascii="Wingdings" w:hAnsi="Wingdings" w:hint="default"/>
+        <w:sz w:val="20"/>
+      </w:rPr>
+    </w:lvl>
+    <w:lvl w:ilvl="4" w:tentative="1">
+      <w:start w:val="1"/>
+      <w:numFmt w:val="bullet"/>
+      <w:lvlText w:val=""/>
+      <w:lvlJc w:val="left"/>
+      <w:pPr>
+        <w:tabs>
+          <w:tab w:val="num" w:pos="3600"/>
+        </w:tabs>
+        <w:ind w:left="3600" w:hanging="360"/>
+      </w:pPr>
+      <w:rPr>
+        <w:rFonts w:ascii="Wingdings" w:hAnsi="Wingdings" w:hint="default"/>
+        <w:sz w:val="20"/>
+      </w:rPr>
+    </w:lvl>
+    <w:lvl w:ilvl="5" w:tentative="1">
+      <w:start w:val="1"/>
+      <w:numFmt w:val="bullet"/>
+      <w:lvlText w:val=""/>
+      <w:lvlJc w:val="left"/>
+      <w:pPr>
+        <w:tabs>
+          <w:tab w:val="num" w:pos="4320"/>
+        </w:tabs>
+        <w:ind w:left="4320" w:hanging="360"/>
+      </w:pPr>
+      <w:rPr>
+        <w:rFonts w:ascii="Wingdings" w:hAnsi="Wingdings" w:hint="default"/>
+        <w:sz w:val="20"/>
+      </w:rPr>
+    </w:lvl>
+    <w:lvl w:ilvl="6" w:tentative="1">
+      <w:start w:val="1"/>
+      <w:numFmt w:val="bullet"/>
+      <w:lvlText w:val=""/>
+      <w:lvlJc w:val="left"/>
+      <w:pPr>
+        <w:tabs>
+          <w:tab w:val="num" w:pos="5040"/>
+        </w:tabs>
+        <w:ind w:left="5040" w:hanging="360"/>
+      </w:pPr>
+      <w:rPr>
+        <w:rFonts w:ascii="Wingdings" w:hAnsi="Wingdings" w:hint="default"/>
+        <w:sz w:val="20"/>
+      </w:rPr>
+    </w:lvl>
+    <w:lvl w:ilvl="7" w:tentative="1">
+      <w:start w:val="1"/>
+      <w:numFmt w:val="bullet"/>
+      <w:lvlText w:val=""/>
+      <w:lvlJc w:val="left"/>
+      <w:pPr>
+        <w:tabs>
+          <w:tab w:val="num" w:pos="5760"/>
+        </w:tabs>
+        <w:ind w:left="5760" w:hanging="360"/>
+      </w:pPr>
+      <w:rPr>
+        <w:rFonts w:ascii="Wingdings" w:hAnsi="Wingdings" w:hint="default"/>
+        <w:sz w:val="20"/>
+      </w:rPr>
+    </w:lvl>
+    <w:lvl w:ilvl="8" w:tentative="1">
+      <w:start w:val="1"/>
+      <w:numFmt w:val="bullet"/>
+      <w:lvlText w:val=""/>
+      <w:lvlJc w:val="left"/>
+      <w:pPr>
+        <w:tabs>
+          <w:tab w:val="num" w:pos="6480"/>
+        </w:tabs>
+        <w:ind w:left="6480" w:hanging="360"/>
+      </w:pPr>
+      <w:rPr>
+        <w:rFonts w:ascii="Wingdings" w:hAnsi="Wingdings" w:hint="default"/>
+        <w:sz w:val="20"/>
+      </w:rPr>
+    </w:lvl>
+  </w:abstractNum>
+  <w:abstractNum w:abstractNumId="15" w15:restartNumberingAfterBreak="0">
     <w:nsid w:val="7FA3543C"/>
     <w:multiLevelType w:val="multilevel"/>
     <w:tmpl w:val="B21A4552"/>
@@ -1302,19 +3760,52 @@
     </w:lvl>
   </w:abstractNum>
   <w:num w:numId="1" w16cid:durableId="695354475">
+    <w:abstractNumId w:val="9"/>
+  </w:num>
+  <w:num w:numId="2" w16cid:durableId="294794290">
+    <w:abstractNumId w:val="12"/>
+  </w:num>
+  <w:num w:numId="3" w16cid:durableId="1986809664">
+    <w:abstractNumId w:val="15"/>
+  </w:num>
+  <w:num w:numId="4" w16cid:durableId="1332954551">
+    <w:abstractNumId w:val="1"/>
+  </w:num>
+  <w:num w:numId="5" w16cid:durableId="261114510">
+    <w:abstractNumId w:val="3"/>
+  </w:num>
+  <w:num w:numId="6" w16cid:durableId="1903445121">
+    <w:abstractNumId w:val="7"/>
+  </w:num>
+  <w:num w:numId="7" w16cid:durableId="29038387">
+    <w:abstractNumId w:val="11"/>
+  </w:num>
+  <w:num w:numId="8" w16cid:durableId="1359697519">
+    <w:abstractNumId w:val="6"/>
+  </w:num>
+  <w:num w:numId="9" w16cid:durableId="271940720">
     <w:abstractNumId w:val="2"/>
   </w:num>
-  <w:num w:numId="2" w16cid:durableId="294794290">
-    <w:abstractNumId w:val="3"/>
-  </w:num>
-  <w:num w:numId="3" w16cid:durableId="1986809664">
+  <w:num w:numId="10" w16cid:durableId="257102410">
     <w:abstractNumId w:val="4"/>
   </w:num>
-  <w:num w:numId="4" w16cid:durableId="1332954551">
+  <w:num w:numId="11" w16cid:durableId="1883977461">
+    <w:abstractNumId w:val="10"/>
+  </w:num>
+  <w:num w:numId="12" w16cid:durableId="2013602086">
     <w:abstractNumId w:val="0"/>
   </w:num>
-  <w:num w:numId="5" w16cid:durableId="261114510">
-    <w:abstractNumId w:val="1"/>
+  <w:num w:numId="13" w16cid:durableId="1238858505">
+    <w:abstractNumId w:val="14"/>
+  </w:num>
+  <w:num w:numId="14" w16cid:durableId="673069880">
+    <w:abstractNumId w:val="13"/>
+  </w:num>
+  <w:num w:numId="15" w16cid:durableId="597251882">
+    <w:abstractNumId w:val="5"/>
+  </w:num>
+  <w:num w:numId="16" w16cid:durableId="799150403">
+    <w:abstractNumId w:val="8"/>
   </w:num>
 </w:numbering>
 </file>

--- a/Componente metodologico/Planeaciion proyecto inicial.docx
+++ b/Componente metodologico/Planeaciion proyecto inicial.docx
@@ -462,115 +462,934 @@
       </w:r>
     </w:p>
     <w:p>
-      <w:r>
-        <w:t>RF01. Registro y autenticación</w:t>
-      </w:r>
-    </w:p>
-    <w:p>
-      <w:r>
-        <w:t>El sistema permitirá el registro, inicio y cierre de sesión de usuarios.</w:t>
-      </w:r>
-    </w:p>
-    <w:p>
-      <w:r>
-        <w:t>RF02. Gestión de perfil</w:t>
-      </w:r>
-    </w:p>
-    <w:p>
-      <w:r>
-        <w:t>El usuario podrá visualizar y actualizar su información personal básica dentro de la plataforma.</w:t>
-      </w:r>
-    </w:p>
-    <w:p>
-      <w:r>
-        <w:t>RF03. Consulta de sedes</w:t>
-      </w:r>
-    </w:p>
-    <w:p>
-      <w:r>
-        <w:t>El usuario podrá consultar las sedes disponibles y la información asociada a cada una.</w:t>
-      </w:r>
-    </w:p>
-    <w:p>
-      <w:r>
-        <w:t>RF04. Consulta de servicios</w:t>
-      </w:r>
-    </w:p>
-    <w:p>
-      <w:r>
-        <w:t>El usuario podrá visualizar los servicios</w:t>
-      </w:r>
-      <w:r>
-        <w:t xml:space="preserve"> y </w:t>
-      </w:r>
-      <w:r>
-        <w:t>actividades</w:t>
-      </w:r>
-      <w:r>
-        <w:t>.</w:t>
-      </w:r>
-      <w:r>
-        <w:t xml:space="preserve"> </w:t>
-      </w:r>
-    </w:p>
-    <w:p>
-      <w:r>
-        <w:t>RF05. Consulta de horarios</w:t>
-      </w:r>
-    </w:p>
-    <w:p>
-      <w:r>
-        <w:t>El usuario podrá visualizar los horarios disponibles para las diferentes actividades deportivas.</w:t>
-      </w:r>
-    </w:p>
-    <w:p>
-      <w:r>
-        <w:t>RF06. Gestión de preferencias</w:t>
-      </w:r>
-    </w:p>
-    <w:p>
-      <w:r>
-        <w:t>El usuario podrá seleccionar y almacenar sus sedes y horarios favoritos para una consulta más rápida.</w:t>
-      </w:r>
-    </w:p>
-    <w:p>
-      <w:r>
-        <w:t>RF07. Consulta de rutinas</w:t>
-      </w:r>
-    </w:p>
-    <w:p>
-      <w:r>
-        <w:t>El usuario podrá consultar rutinas de entrenamiento clasificadas según objetivos o niveles de dificultad.</w:t>
-      </w:r>
-    </w:p>
-    <w:p>
-      <w:r>
-        <w:t>RF08. Consulta de bienestar</w:t>
-      </w:r>
-    </w:p>
-    <w:p>
-      <w:r>
-        <w:t>El sistema permitirá consultar guías informativas de alimentación y bienestar físico.</w:t>
-      </w:r>
-    </w:p>
-    <w:p>
-      <w:r>
-        <w:t>RF09. Administración de sedes y actividades</w:t>
-      </w:r>
-    </w:p>
-    <w:p>
-      <w:r>
-        <w:t>Los administradores podrán crear, modificar y eliminar sedes, horarios y actividades deportivas.</w:t>
-      </w:r>
-    </w:p>
-    <w:p>
-      <w:r>
-        <w:t>RF10. Administración de contenido</w:t>
-      </w:r>
-    </w:p>
-    <w:p>
-      <w:r>
-        <w:t>Los administradores podrán gestionar las rutinas de entrenamiento y las guías de bienestar disponibles en la plataforma.</w:t>
+      <w:pPr>
+        <w:rPr>
+          <w:b/>
+          <w:bCs/>
+        </w:rPr>
+      </w:pPr>
+      <w:r>
+        <w:rPr>
+          <w:b/>
+          <w:bCs/>
+        </w:rPr>
+        <w:t>Módulo 1: Usuarios, Autenticación y Perfil</w:t>
+      </w:r>
+    </w:p>
+    <w:p>
+      <w:pPr>
+        <w:numPr>
+          <w:ilvl w:val="0"/>
+          <w:numId w:val="6"/>
+        </w:numPr>
+      </w:pPr>
+      <w:r>
+        <w:t>RF01. Registro de usuarios: El sistema permitirá el registro de nuevos usuarios en la plataforma.</w:t>
+      </w:r>
+    </w:p>
+    <w:p>
+      <w:pPr>
+        <w:numPr>
+          <w:ilvl w:val="0"/>
+          <w:numId w:val="6"/>
+        </w:numPr>
+      </w:pPr>
+      <w:r>
+        <w:t>RF02. Inicio de sesión: El sistema permitirá el inicio de sesión y la autenticación de los usuarios registrados.</w:t>
+      </w:r>
+    </w:p>
+    <w:p>
+      <w:pPr>
+        <w:numPr>
+          <w:ilvl w:val="0"/>
+          <w:numId w:val="6"/>
+        </w:numPr>
+      </w:pPr>
+      <w:r>
+        <w:t>RF03. Visualización de perfil: El usuario podrá visualizar su información personal básica dentro del aplicativo.</w:t>
+      </w:r>
+    </w:p>
+    <w:p>
+      <w:pPr>
+        <w:numPr>
+          <w:ilvl w:val="0"/>
+          <w:numId w:val="6"/>
+        </w:numPr>
+      </w:pPr>
+      <w:r>
+        <w:t>RF04. Modificación de perfil: El usuario podrá actualizar o modificar su información personal básica en la plataforma.</w:t>
+      </w:r>
+    </w:p>
+    <w:p>
+      <w:r>
+        <w:t>Módulo 2: Consultas y Preferencias del Cliente (</w:t>
+      </w:r>
+      <w:proofErr w:type="spellStart"/>
+      <w:r>
+        <w:t>GymLocator</w:t>
+      </w:r>
+      <w:proofErr w:type="spellEnd"/>
+      <w:r>
+        <w:t>)</w:t>
+      </w:r>
+    </w:p>
+    <w:p>
+      <w:pPr>
+        <w:numPr>
+          <w:ilvl w:val="0"/>
+          <w:numId w:val="7"/>
+        </w:numPr>
+      </w:pPr>
+      <w:r>
+        <w:t>RF05. Consulta de sedes: El usuario podrá consultar las sedes disponibles y la información asociada a cada una.</w:t>
+      </w:r>
+    </w:p>
+    <w:p>
+      <w:pPr>
+        <w:numPr>
+          <w:ilvl w:val="0"/>
+          <w:numId w:val="7"/>
+        </w:numPr>
+      </w:pPr>
+      <w:r>
+        <w:t>RF06. Consulta de servicios y actividades: El usuario podrá visualizar los servicios y las actividades deportivas ofrecidas.</w:t>
+      </w:r>
+    </w:p>
+    <w:p>
+      <w:pPr>
+        <w:numPr>
+          <w:ilvl w:val="0"/>
+          <w:numId w:val="7"/>
+        </w:numPr>
+      </w:pPr>
+      <w:r>
+        <w:t>RF07. Consulta de horarios: El usuario podrá visualizar los horarios disponibles para las diferentes actividades deportivas.</w:t>
+      </w:r>
+    </w:p>
+    <w:p>
+      <w:pPr>
+        <w:numPr>
+          <w:ilvl w:val="0"/>
+          <w:numId w:val="7"/>
+        </w:numPr>
+      </w:pPr>
+      <w:r>
+        <w:t>RF08. Almacenamiento de preferencias: El usuario podrá seleccionar y guardar sus sedes y horarios favoritos para un acceso rápido.</w:t>
+      </w:r>
+    </w:p>
+    <w:p>
+      <w:pPr>
+        <w:numPr>
+          <w:ilvl w:val="0"/>
+          <w:numId w:val="7"/>
+        </w:numPr>
+      </w:pPr>
+      <w:r>
+        <w:t>RF09. Consulta de rutinas: El usuario podrá consultar rutinas de entrenamiento clasificadas según objetivos y niveles de dificultad.</w:t>
+      </w:r>
+    </w:p>
+    <w:p>
+      <w:pPr>
+        <w:numPr>
+          <w:ilvl w:val="0"/>
+          <w:numId w:val="7"/>
+        </w:numPr>
+      </w:pPr>
+      <w:r>
+        <w:t>RF10. Consulta de bienestar: El sistema permitirá al usuario consultar guías informativas de alimentación y bienestar físico.</w:t>
+      </w:r>
+    </w:p>
+    <w:p>
+      <w:r>
+        <w:t>Módulo 3: Panel de Control (</w:t>
+      </w:r>
+      <w:proofErr w:type="spellStart"/>
+      <w:r>
+        <w:t>Dashboard</w:t>
+      </w:r>
+      <w:proofErr w:type="spellEnd"/>
+      <w:r>
+        <w:t>) e Indicadores Generales</w:t>
+      </w:r>
+    </w:p>
+    <w:p>
+      <w:pPr>
+        <w:numPr>
+          <w:ilvl w:val="0"/>
+          <w:numId w:val="8"/>
+        </w:numPr>
+      </w:pPr>
+      <w:r>
+        <w:t>RF11. Visualización de estadísticas generales: El sistema permitirá al administrador visualizar un resumen cuantitativo que incluya el total de sedes, total de usuarios registrados, cantidad de localidades cubiertas y especialidades disponibles.</w:t>
+      </w:r>
+    </w:p>
+    <w:p>
+      <w:pPr>
+        <w:numPr>
+          <w:ilvl w:val="0"/>
+          <w:numId w:val="8"/>
+        </w:numPr>
+      </w:pPr>
+      <w:r>
+        <w:t>RF12. Monitoreo de actividad reciente: El sistema desplegará un historial cronológico en tiempo real con las últimas acciones del aplicativo (como registros de usuarios y actualizaciones o adiciones de sedes).</w:t>
+      </w:r>
+    </w:p>
+    <w:p>
+      <w:r>
+        <w:lastRenderedPageBreak/>
+        <w:t>Módulo 4: Gestión Administrativa de Usuarios</w:t>
+      </w:r>
+    </w:p>
+    <w:p>
+      <w:pPr>
+        <w:numPr>
+          <w:ilvl w:val="0"/>
+          <w:numId w:val="9"/>
+        </w:numPr>
+      </w:pPr>
+      <w:r>
+        <w:t>RF13. Visualización del listado de usuarios: El sistema permitirá al administrador listar y consultar a todos los usuarios registrados en la plataforma.</w:t>
+      </w:r>
+    </w:p>
+    <w:p>
+      <w:pPr>
+        <w:numPr>
+          <w:ilvl w:val="0"/>
+          <w:numId w:val="9"/>
+        </w:numPr>
+      </w:pPr>
+      <w:r>
+        <w:t>RF14. Búsqueda y filtrado de usuarios: El sistema permitirá al administrador buscar usuarios específicos mediante filtros como nombre, correo o estado.</w:t>
+      </w:r>
+    </w:p>
+    <w:p>
+      <w:pPr>
+        <w:numPr>
+          <w:ilvl w:val="0"/>
+          <w:numId w:val="9"/>
+        </w:numPr>
+      </w:pPr>
+      <w:r>
+        <w:t>RF15. Modificación de estado de usuarios: El sistema permitirá al administrador activar o desactivar usuarios para controlar su acceso a la plataforma.</w:t>
+      </w:r>
+    </w:p>
+    <w:p>
+      <w:pPr>
+        <w:numPr>
+          <w:ilvl w:val="0"/>
+          <w:numId w:val="9"/>
+        </w:numPr>
+      </w:pPr>
+      <w:r>
+        <w:t>RF16. Eliminación de cuentas de usuario: El sistema permitirá al administrador suprimir o dar de baja de forma definitiva una cuenta de usuario del sistema.</w:t>
+      </w:r>
+    </w:p>
+    <w:p>
+      <w:r>
+        <w:t>Módulo 5: Administración de Sedes y Localidades (CRUD)</w:t>
+      </w:r>
+    </w:p>
+    <w:p>
+      <w:pPr>
+        <w:numPr>
+          <w:ilvl w:val="0"/>
+          <w:numId w:val="10"/>
+        </w:numPr>
+      </w:pPr>
+      <w:r>
+        <w:t>RF17. Registro de sedes: El sistema permitirá al administrador registrar una nueva sede en la plataforma ingresando sus datos básicos.</w:t>
+      </w:r>
+    </w:p>
+    <w:p>
+      <w:pPr>
+        <w:numPr>
+          <w:ilvl w:val="0"/>
+          <w:numId w:val="10"/>
+        </w:numPr>
+      </w:pPr>
+      <w:r>
+        <w:t>RF18. Visualización de sedes: El sistema permitirá al administrador listar y consultar el detalle de las sedes registradas.</w:t>
+      </w:r>
+    </w:p>
+    <w:p>
+      <w:pPr>
+        <w:numPr>
+          <w:ilvl w:val="0"/>
+          <w:numId w:val="10"/>
+        </w:numPr>
+      </w:pPr>
+      <w:r>
+        <w:t>RF19. Modificación de sedes: El sistema permitirá al administrador editar la información de cualquier sede existente.</w:t>
+      </w:r>
+    </w:p>
+    <w:p>
+      <w:pPr>
+        <w:numPr>
+          <w:ilvl w:val="0"/>
+          <w:numId w:val="10"/>
+        </w:numPr>
+      </w:pPr>
+      <w:r>
+        <w:t>RF20. Eliminación de sedes: El sistema permitirá al administrador dar de baja o eliminar una sede del sistema.</w:t>
+      </w:r>
+    </w:p>
+    <w:p>
+      <w:pPr>
+        <w:numPr>
+          <w:ilvl w:val="0"/>
+          <w:numId w:val="10"/>
+        </w:numPr>
+      </w:pPr>
+      <w:r>
+        <w:t>RF21. Registro de localidades: El sistema permitirá al administrador crear una nueva localidad geográfica para agrupar las sedes.</w:t>
+      </w:r>
+    </w:p>
+    <w:p>
+      <w:pPr>
+        <w:numPr>
+          <w:ilvl w:val="0"/>
+          <w:numId w:val="10"/>
+        </w:numPr>
+      </w:pPr>
+      <w:r>
+        <w:t>RF22. Visualización de localidades: El sistema permitirá al administrador ver el listado de las localidades configuradas en el aplicativo.</w:t>
+      </w:r>
+    </w:p>
+    <w:p>
+      <w:pPr>
+        <w:numPr>
+          <w:ilvl w:val="0"/>
+          <w:numId w:val="10"/>
+        </w:numPr>
+      </w:pPr>
+      <w:r>
+        <w:t>RF23. Eliminación de localidades: El sistema permitirá al administrador suprimir una localidad del sistema.</w:t>
+      </w:r>
+    </w:p>
+    <w:p>
+      <w:r>
+        <w:t>Módulo 6: Administración de Especialidades y Horarios Básicos (CRUD)</w:t>
+      </w:r>
+    </w:p>
+    <w:p>
+      <w:pPr>
+        <w:numPr>
+          <w:ilvl w:val="0"/>
+          <w:numId w:val="11"/>
+        </w:numPr>
+      </w:pPr>
+      <w:r>
+        <w:t>RF24. Registro de especialidades: El sistema permitirá al administrador dar de alta una nueva disciplina o especialidad deportiva.</w:t>
+      </w:r>
+    </w:p>
+    <w:p>
+      <w:pPr>
+        <w:numPr>
+          <w:ilvl w:val="0"/>
+          <w:numId w:val="11"/>
+        </w:numPr>
+      </w:pPr>
+      <w:r>
+        <w:t>RF25. Visualización de especialidades: El sistema permitirá al administrador listar y revisar las especialidades creadas.</w:t>
+      </w:r>
+    </w:p>
+    <w:p>
+      <w:pPr>
+        <w:numPr>
+          <w:ilvl w:val="0"/>
+          <w:numId w:val="11"/>
+        </w:numPr>
+      </w:pPr>
+      <w:r>
+        <w:lastRenderedPageBreak/>
+        <w:t>RF26. Modificación de especialidades: El sistema permitirá al administrador actualizar el nombre o descripción de una especialidad.</w:t>
+      </w:r>
+    </w:p>
+    <w:p>
+      <w:pPr>
+        <w:numPr>
+          <w:ilvl w:val="0"/>
+          <w:numId w:val="11"/>
+        </w:numPr>
+      </w:pPr>
+      <w:r>
+        <w:t>RF27. Eliminación de especialidades: El sistema permitirá al administrador remover una especialidad que ya no se dicte.</w:t>
+      </w:r>
+    </w:p>
+    <w:p>
+      <w:pPr>
+        <w:numPr>
+          <w:ilvl w:val="0"/>
+          <w:numId w:val="11"/>
+        </w:numPr>
+      </w:pPr>
+      <w:r>
+        <w:t>RF28. Asignación de horarios base: El sistema permitirá al administrador crear y registrar bloques horarios para la disponibilidad general de la sede.</w:t>
+      </w:r>
+    </w:p>
+    <w:p>
+      <w:pPr>
+        <w:numPr>
+          <w:ilvl w:val="0"/>
+          <w:numId w:val="11"/>
+        </w:numPr>
+      </w:pPr>
+      <w:r>
+        <w:t>RF29. Visualización de horarios base: El sistema permitirá al administrador consultar la grilla horaria configurada para las sedes.</w:t>
+      </w:r>
+    </w:p>
+    <w:p>
+      <w:pPr>
+        <w:numPr>
+          <w:ilvl w:val="0"/>
+          <w:numId w:val="11"/>
+        </w:numPr>
+      </w:pPr>
+      <w:r>
+        <w:t>RF30. Modificación de horarios base: El sistema permitirá al administrador alterar los bloques de tiempo base ya establecidos.</w:t>
+      </w:r>
+    </w:p>
+    <w:p>
+      <w:pPr>
+        <w:numPr>
+          <w:ilvl w:val="0"/>
+          <w:numId w:val="11"/>
+        </w:numPr>
+      </w:pPr>
+      <w:r>
+        <w:t>RF31. Eliminación de horarios base: El sistema permitirá al administrador suprimir bloques de horarios configurados del sistema.</w:t>
+      </w:r>
+    </w:p>
+    <w:p>
+      <w:r>
+        <w:t>Módulo 7: Administración de Contenido (Rutinas y Bienestar)</w:t>
+      </w:r>
+    </w:p>
+    <w:p>
+      <w:pPr>
+        <w:numPr>
+          <w:ilvl w:val="0"/>
+          <w:numId w:val="12"/>
+        </w:numPr>
+      </w:pPr>
+      <w:r>
+        <w:t>RF32. Creación de rutinas de entrenamiento: Los administradores podrán registrar nuevas rutinas de entrenamiento en la plataforma asignándoles un objetivo y nivel de dificultad.</w:t>
+      </w:r>
+    </w:p>
+    <w:p>
+      <w:pPr>
+        <w:numPr>
+          <w:ilvl w:val="0"/>
+          <w:numId w:val="12"/>
+        </w:numPr>
+      </w:pPr>
+      <w:r>
+        <w:t>RF33. Visualización de rutinas de entrenamiento: Los administradores podrán listar y auditar las rutinas de entrenamiento cargadas en el sistema.</w:t>
+      </w:r>
+    </w:p>
+    <w:p>
+      <w:pPr>
+        <w:numPr>
+          <w:ilvl w:val="0"/>
+          <w:numId w:val="12"/>
+        </w:numPr>
+      </w:pPr>
+      <w:r>
+        <w:t>RF34. Modificación de rutinas de entrenamiento: Los administradores podrán actualizar los ejercicios, objetivos o dificultades de una rutina existente.</w:t>
+      </w:r>
+    </w:p>
+    <w:p>
+      <w:pPr>
+        <w:numPr>
+          <w:ilvl w:val="0"/>
+          <w:numId w:val="12"/>
+        </w:numPr>
+      </w:pPr>
+      <w:r>
+        <w:t>RF35. Eliminación de rutinas de entrenamiento: Los administradores podrán suprimir rutinas de entrenamiento del catálogo disponible.</w:t>
+      </w:r>
+    </w:p>
+    <w:p>
+      <w:pPr>
+        <w:numPr>
+          <w:ilvl w:val="0"/>
+          <w:numId w:val="12"/>
+        </w:numPr>
+      </w:pPr>
+      <w:r>
+        <w:t>RF36. Creación de guías de bienestar: Los administradores podrán redactar y publicar guías informativas de alimentación y bienestar físico.</w:t>
+      </w:r>
+    </w:p>
+    <w:p>
+      <w:pPr>
+        <w:numPr>
+          <w:ilvl w:val="0"/>
+          <w:numId w:val="12"/>
+        </w:numPr>
+      </w:pPr>
+      <w:r>
+        <w:t>RF37. Visualización de guías de bienestar: Los administradores podrán consultar el listado y contenido de las guías de bienestar publicadas.</w:t>
+      </w:r>
+    </w:p>
+    <w:p>
+      <w:pPr>
+        <w:numPr>
+          <w:ilvl w:val="0"/>
+          <w:numId w:val="12"/>
+        </w:numPr>
+      </w:pPr>
+      <w:r>
+        <w:t>RF38. Modificación de guías de bienestar: Los administradores podrán actualizar o editar el contenido de las guías informativas.</w:t>
+      </w:r>
+    </w:p>
+    <w:p>
+      <w:pPr>
+        <w:numPr>
+          <w:ilvl w:val="0"/>
+          <w:numId w:val="12"/>
+        </w:numPr>
+      </w:pPr>
+      <w:r>
+        <w:t>RF39. Eliminación de guías de bienestar: Los administradores podrán remover guías informativas de alimentación y bienestar físico del aplicativo.</w:t>
+      </w:r>
+    </w:p>
+    <w:p>
+      <w:r>
+        <w:t>Módulo 8: Módulo de Reportes, Documentos y Configuración Técnica</w:t>
+      </w:r>
+    </w:p>
+    <w:p>
+      <w:pPr>
+        <w:numPr>
+          <w:ilvl w:val="0"/>
+          <w:numId w:val="13"/>
+        </w:numPr>
+      </w:pPr>
+      <w:r>
+        <w:lastRenderedPageBreak/>
+        <w:t>RF40. Generación de reportes analíticos: El sistema permitirá al administrador generar y visualizar reportes gráficos o estadísticos sobre el crecimiento de usuarios, concurrencia en las sedes o preferencias del aplicativo.</w:t>
+      </w:r>
+    </w:p>
+    <w:p>
+      <w:pPr>
+        <w:numPr>
+          <w:ilvl w:val="0"/>
+          <w:numId w:val="13"/>
+        </w:numPr>
+      </w:pPr>
+      <w:r>
+        <w:t>RF41. Carga de documentos institucionales: El sistema permitirá al administrador subir archivos o documentos (términos y condiciones, políticas de privacidad).</w:t>
+      </w:r>
+    </w:p>
+    <w:p>
+      <w:pPr>
+        <w:numPr>
+          <w:ilvl w:val="0"/>
+          <w:numId w:val="13"/>
+        </w:numPr>
+      </w:pPr>
+      <w:r>
+        <w:t>RF42. Visualización de documentos: El sistema permitirá al administrador listar y consultar los documentos institucionales almacenados en el servidor.</w:t>
+      </w:r>
+    </w:p>
+    <w:p>
+      <w:pPr>
+        <w:numPr>
+          <w:ilvl w:val="0"/>
+          <w:numId w:val="13"/>
+        </w:numPr>
+      </w:pPr>
+      <w:r>
+        <w:t>RF43. Eliminación de documentos: El sistema permitirá al administrador remover archivos o documentos almacenados que hayan quedado obsoletos.</w:t>
+      </w:r>
+    </w:p>
+    <w:p>
+      <w:pPr>
+        <w:numPr>
+          <w:ilvl w:val="0"/>
+          <w:numId w:val="13"/>
+        </w:numPr>
+      </w:pPr>
+      <w:r>
+        <w:t>RF44. Acceso a la configuración global: El sistema permitirá al administrador ingresar a un panel técnico para ajustar parámetros globales de la aplicación.</w:t>
+      </w:r>
+    </w:p>
+    <w:p>
+      <w:pPr>
+        <w:numPr>
+          <w:ilvl w:val="0"/>
+          <w:numId w:val="13"/>
+        </w:numPr>
+      </w:pPr>
+      <w:r>
+        <w:t>RF45. Gestión de roles y permisos: El sistema permitirá al administrador asignar o modificar los privilegios y roles de las cuentas del sistema.</w:t>
+      </w:r>
+    </w:p>
+    <w:p>
+      <w:pPr>
+        <w:numPr>
+          <w:ilvl w:val="0"/>
+          <w:numId w:val="13"/>
+        </w:numPr>
+      </w:pPr>
+      <w:r>
+        <w:t>RF46. Cierre de sesión seguro: El sistema permitirá al administrador destruir la sesión activa de forma segura para salir del panel de control.</w:t>
+      </w:r>
+    </w:p>
+    <w:p>
+      <w:r>
+        <w:t>Módulo 9: Flujo del Usuario en Clases y Reserva de Cupos</w:t>
+      </w:r>
+    </w:p>
+    <w:p>
+      <w:pPr>
+        <w:numPr>
+          <w:ilvl w:val="0"/>
+          <w:numId w:val="14"/>
+        </w:numPr>
+      </w:pPr>
+      <w:r>
+        <w:t>RF47. Filtrado de sedes por especialidad: El sistema permitirá al usuario buscar y filtrar las sedes disponibles según la especialidad deportiva de su interés (por ejemplo: Yoga, CrossFit).</w:t>
+      </w:r>
+    </w:p>
+    <w:p>
+      <w:pPr>
+        <w:numPr>
+          <w:ilvl w:val="0"/>
+          <w:numId w:val="14"/>
+        </w:numPr>
+      </w:pPr>
+      <w:r>
+        <w:t>RF48. Visualización de clases programadas: El usuario podrá visualizar la lista de clases específicas disponibles en una sede, detallando la especialidad, el horario, el entrenador asignado y los cupos disponibles.</w:t>
+      </w:r>
+    </w:p>
+    <w:p>
+      <w:pPr>
+        <w:numPr>
+          <w:ilvl w:val="0"/>
+          <w:numId w:val="14"/>
+        </w:numPr>
+      </w:pPr>
+      <w:r>
+        <w:t>RF49. Inscripción a clases: El usuario podrá inscribirse o reservar un cupo en una clase específica, siempre y cuando existan cupos disponibles.</w:t>
+      </w:r>
+    </w:p>
+    <w:p>
+      <w:pPr>
+        <w:numPr>
+          <w:ilvl w:val="0"/>
+          <w:numId w:val="14"/>
+        </w:numPr>
+      </w:pPr>
+      <w:r>
+        <w:t>RF50. Control de disponibilidad de cupos (Usuario): El sistema impedirá que un usuario se inscriba a una clase cuyo cupo límite de personas ya haya sido alcanzado.</w:t>
+      </w:r>
+    </w:p>
+    <w:p>
+      <w:pPr>
+        <w:numPr>
+          <w:ilvl w:val="0"/>
+          <w:numId w:val="14"/>
+        </w:numPr>
+      </w:pPr>
+      <w:r>
+        <w:t>RF51. Consulta de inscripciones realizadas: El usuario podrá visualizar el historial o listado de las clases a las que se ha inscrito activamente.</w:t>
+      </w:r>
+    </w:p>
+    <w:p>
+      <w:pPr>
+        <w:numPr>
+          <w:ilvl w:val="0"/>
+          <w:numId w:val="14"/>
+        </w:numPr>
+      </w:pPr>
+      <w:r>
+        <w:t>RF52. Cancelación de inscripción: El usuario podrá cancelar su reserva o inscripción a una clase previamente seleccionada, liberando el cupo para otros usuarios.</w:t>
+      </w:r>
+    </w:p>
+    <w:p>
+      <w:r>
+        <w:lastRenderedPageBreak/>
+        <w:t>Módulo 10: Gestión de Entrenadores (CRUD y Validaciones)</w:t>
+      </w:r>
+    </w:p>
+    <w:p>
+      <w:pPr>
+        <w:numPr>
+          <w:ilvl w:val="0"/>
+          <w:numId w:val="15"/>
+        </w:numPr>
+      </w:pPr>
+      <w:r>
+        <w:t>RF53. Registro de entrenador (</w:t>
+      </w:r>
+      <w:proofErr w:type="spellStart"/>
+      <w:r>
+        <w:t>Create</w:t>
+      </w:r>
+      <w:proofErr w:type="spellEnd"/>
+      <w:r>
+        <w:t>): El sistema permitirá al administrador registrar a un nuevo entrenador ingresando su nombre, apellido, documento de identidad, correo electrónico, teléfono y especialidades asociadas.</w:t>
+      </w:r>
+    </w:p>
+    <w:p>
+      <w:pPr>
+        <w:numPr>
+          <w:ilvl w:val="0"/>
+          <w:numId w:val="15"/>
+        </w:numPr>
+      </w:pPr>
+      <w:r>
+        <w:t>RF54. Validación de duplicidad en registro: El sistema validará que el documento de identidad o el correo electrónico del entrenador no se encuentren registrados previamente antes de guardar los datos.</w:t>
+      </w:r>
+    </w:p>
+    <w:p>
+      <w:pPr>
+        <w:numPr>
+          <w:ilvl w:val="0"/>
+          <w:numId w:val="15"/>
+        </w:numPr>
+      </w:pPr>
+      <w:r>
+        <w:t>RF55. Consulta general de entrenadores (Read): El sistema permitirá al administrador visualizar un listado con todos los entrenadores registrados, mostrando un resumen de sus datos principales (nombre, especialidades y estado).</w:t>
+      </w:r>
+    </w:p>
+    <w:p>
+      <w:pPr>
+        <w:numPr>
+          <w:ilvl w:val="0"/>
+          <w:numId w:val="15"/>
+        </w:numPr>
+      </w:pPr>
+      <w:r>
+        <w:t>RF56. Búsqueda filtrada de entrenadores (Read): El sistema permitirá al administrador buscar entrenadores específicos aplicando filtros por nombre, documento de identidad o especialidad deportiva.</w:t>
+      </w:r>
+    </w:p>
+    <w:p>
+      <w:pPr>
+        <w:numPr>
+          <w:ilvl w:val="0"/>
+          <w:numId w:val="15"/>
+        </w:numPr>
+      </w:pPr>
+      <w:r>
+        <w:t>RF57. Visualización de perfil de entrenador (Read): El sistema permitirá al administrador seleccionar un entrenador del listado y visualizar la totalidad de su información detallada e historial de clases asignadas.</w:t>
+      </w:r>
+    </w:p>
+    <w:p>
+      <w:pPr>
+        <w:numPr>
+          <w:ilvl w:val="0"/>
+          <w:numId w:val="15"/>
+        </w:numPr>
+      </w:pPr>
+      <w:r>
+        <w:t>RF58. Modificación de datos del entrenador (</w:t>
+      </w:r>
+      <w:proofErr w:type="spellStart"/>
+      <w:r>
+        <w:t>Update</w:t>
+      </w:r>
+      <w:proofErr w:type="spellEnd"/>
+      <w:r>
+        <w:t>): El sistema permitirá al administrador editar cualquiera de los campos del formulario del entrenador (como teléfono, correo o especialidades) a excepción de su documento de identidad.</w:t>
+      </w:r>
+    </w:p>
+    <w:p>
+      <w:pPr>
+        <w:numPr>
+          <w:ilvl w:val="0"/>
+          <w:numId w:val="15"/>
+        </w:numPr>
+      </w:pPr>
+      <w:r>
+        <w:t>RF59. Cambio de estado del entrenador (</w:t>
+      </w:r>
+      <w:proofErr w:type="spellStart"/>
+      <w:r>
+        <w:t>Update</w:t>
+      </w:r>
+      <w:proofErr w:type="spellEnd"/>
+      <w:r>
+        <w:t>): El sistema permitirá al administrador cambiar el estado del entrenador entre "Activo" e "Inactivo" para controlar su disponibilidad en la programación de clases.</w:t>
+      </w:r>
+    </w:p>
+    <w:p>
+      <w:pPr>
+        <w:numPr>
+          <w:ilvl w:val="0"/>
+          <w:numId w:val="15"/>
+        </w:numPr>
+      </w:pPr>
+      <w:r>
+        <w:t>RF60. Eliminación lógica de entrenador (</w:t>
+      </w:r>
+      <w:proofErr w:type="spellStart"/>
+      <w:r>
+        <w:t>Delete</w:t>
+      </w:r>
+      <w:proofErr w:type="spellEnd"/>
+      <w:r>
+        <w:t>): El sistema permitirá al administrador eliminar a un entrenador del listado principal cambiando su estado en la base de datos de forma lógica, para preservar la integridad del historial de clases pasadas.</w:t>
+      </w:r>
+    </w:p>
+    <w:p>
+      <w:pPr>
+        <w:numPr>
+          <w:ilvl w:val="0"/>
+          <w:numId w:val="15"/>
+        </w:numPr>
+      </w:pPr>
+      <w:r>
+        <w:t>RF61. Restricción de eliminación por clases activas: El sistema impedirá la inactivación o eliminación de un entrenador si este tiene clases programadas vigentes en el calendario actual, mostrando un mensaje de advertencia.</w:t>
+      </w:r>
+    </w:p>
+    <w:p>
+      <w:r>
+        <w:t>Módulo 11: Orquestación, Programación y Asignación de Clases</w:t>
+      </w:r>
+    </w:p>
+    <w:p>
+      <w:pPr>
+        <w:numPr>
+          <w:ilvl w:val="0"/>
+          <w:numId w:val="16"/>
+        </w:numPr>
+      </w:pPr>
+      <w:r>
+        <w:lastRenderedPageBreak/>
+        <w:t>RF62. Formulario de asignación de clase (</w:t>
+      </w:r>
+      <w:proofErr w:type="spellStart"/>
+      <w:r>
+        <w:t>Create</w:t>
+      </w:r>
+      <w:proofErr w:type="spellEnd"/>
+      <w:r>
+        <w:t>): El sistema permitirá al administrador programar una clase seleccionando obligatoriamente una sede, una especialidad dictada en esa sede, un bloque horario y un entrenador disponible.</w:t>
+      </w:r>
+    </w:p>
+    <w:p>
+      <w:pPr>
+        <w:numPr>
+          <w:ilvl w:val="0"/>
+          <w:numId w:val="16"/>
+        </w:numPr>
+      </w:pPr>
+      <w:r>
+        <w:t>RF63. Configuración de límite de cupos por clase: El sistema permitirá al administrador establecer de forma obligatoria el aforo o cupo máximo permitido al momento de crear o editar la clase.</w:t>
+      </w:r>
+    </w:p>
+    <w:p>
+      <w:pPr>
+        <w:numPr>
+          <w:ilvl w:val="0"/>
+          <w:numId w:val="16"/>
+        </w:numPr>
+      </w:pPr>
+      <w:r>
+        <w:t>RF64. Validación de disponibilidad del entrenador (Cruces de horario): El sistema validará que el entrenador seleccionado no tenga otra clase asignada en el mismo bloque horario y fecha, impidiendo la asignación en caso de conflicto.</w:t>
+      </w:r>
+    </w:p>
+    <w:p>
+      <w:pPr>
+        <w:numPr>
+          <w:ilvl w:val="0"/>
+          <w:numId w:val="16"/>
+        </w:numPr>
+      </w:pPr>
+      <w:r>
+        <w:t>RF65. Validación de disponibilidad física (Aforo de la sede): El sistema validará que el bloque horario y el salón/espacio de la sede seleccionada no estén ocupados por otra clase simultánea.</w:t>
+      </w:r>
+    </w:p>
+    <w:p>
+      <w:pPr>
+        <w:numPr>
+          <w:ilvl w:val="0"/>
+          <w:numId w:val="16"/>
+        </w:numPr>
+      </w:pPr>
+      <w:r>
+        <w:t>RF66. Consulta de clases programadas (Read): El sistema permitirá al administrador ver el calendario, grilla o listado completo de las clases que se encuentran programadas en el sistema.</w:t>
+      </w:r>
+    </w:p>
+    <w:p>
+      <w:pPr>
+        <w:numPr>
+          <w:ilvl w:val="0"/>
+          <w:numId w:val="16"/>
+        </w:numPr>
+      </w:pPr>
+      <w:r>
+        <w:t>RF67. Monitoreo de asistencia y aforo en tiempo real: El sistema permitirá al administrador visualizar en detalle la lista de usuarios inscritos en cada clase y el porcentaje de ocupación de sus cupos en tiempo real.</w:t>
+      </w:r>
+    </w:p>
+    <w:p>
+      <w:pPr>
+        <w:numPr>
+          <w:ilvl w:val="0"/>
+          <w:numId w:val="16"/>
+        </w:numPr>
+      </w:pPr>
+      <w:r>
+        <w:t>RF68. Modificación de la asignación de clase (</w:t>
+      </w:r>
+      <w:proofErr w:type="spellStart"/>
+      <w:r>
+        <w:t>Update</w:t>
+      </w:r>
+      <w:proofErr w:type="spellEnd"/>
+      <w:r>
+        <w:t>): El sistema permitirá al administrador editar una clase programada para reasignar el entrenador, cambiar el horario o la sede, ejecutando nuevamente las validaciones de disponibilidad correspondientes.</w:t>
+      </w:r>
+    </w:p>
+    <w:p>
+      <w:pPr>
+        <w:numPr>
+          <w:ilvl w:val="0"/>
+          <w:numId w:val="16"/>
+        </w:numPr>
+      </w:pPr>
+      <w:r>
+        <w:t>RF69. Cancelación de clases (</w:t>
+      </w:r>
+      <w:proofErr w:type="spellStart"/>
+      <w:r>
+        <w:t>Update</w:t>
+      </w:r>
+      <w:proofErr w:type="spellEnd"/>
+      <w:r>
+        <w:t>/</w:t>
+      </w:r>
+      <w:proofErr w:type="spellStart"/>
+      <w:r>
+        <w:t>Delete</w:t>
+      </w:r>
+      <w:proofErr w:type="spellEnd"/>
+      <w:r>
+        <w:t>): El sistema permitirá al administrador anular una clase programada antes de que esta se ejecute.</w:t>
+      </w:r>
+    </w:p>
+    <w:p>
+      <w:pPr>
+        <w:numPr>
+          <w:ilvl w:val="0"/>
+          <w:numId w:val="16"/>
+        </w:numPr>
+      </w:pPr>
+      <w:r>
+        <w:t>RF70. Notificación del sistema por cancelación: El sistema cancelará automáticamente las reservas de los usuarios implicados si el administrador da de baja o anula la clase correspondiente.</w:t>
+      </w:r>
+    </w:p>
+    <w:p>
+      <w:pPr>
+        <w:numPr>
+          <w:ilvl w:val="0"/>
+          <w:numId w:val="16"/>
+        </w:numPr>
+      </w:pPr>
+      <w:r>
+        <w:t>RF71. Liberación automática de recursos: El sistema liberará de manera inmediata el bloque horario de la sede y desocupará la agenda horaria del entrenador una vez una clase programada sea anulada o modificada.</w:t>
       </w:r>
     </w:p>
     <w:p>
@@ -593,6 +1412,155 @@
 <file path=word/numbering.xml><?xml version="1.0" encoding="utf-8"?>
 <w:numbering xmlns:wpc="http://schemas.microsoft.com/office/word/2010/wordprocessingCanvas" xmlns:cx="http://schemas.microsoft.com/office/drawing/2014/chartex" xmlns:cx1="http://schemas.microsoft.com/office/drawing/2015/9/8/chartex" xmlns:cx2="http://schemas.microsoft.com/office/drawing/2015/10/21/chartex" xmlns:cx3="http://schemas.microsoft.com/office/drawing/2016/5/9/chartex" xmlns:cx4="http://schemas.microsoft.com/office/drawing/2016/5/10/chartex" xmlns:cx5="http://schemas.microsoft.com/office/drawing/2016/5/11/chartex" xmlns:cx6="http://schemas.microsoft.com/office/drawing/2016/5/12/chartex" xmlns:cx7="http://schemas.microsoft.com/office/drawing/2016/5/13/chartex" xmlns:cx8="http://schemas.microsoft.com/office/drawing/2016/5/14/chartex" xmlns:mc="http://schemas.openxmlformats.org/markup-compatibility/2006" xmlns:aink="http://schemas.microsoft.com/office/drawing/2016/ink" xmlns:am3d="http://schemas.microsoft.com/office/drawing/2017/model3d" xmlns:o="urn:schemas-microsoft-com:office:office" xmlns:oel="http://schemas.microsoft.com/office/2019/extlst" xmlns:r="http://schemas.openxmlformats.org/officeDocument/2006/relationships" xmlns:m="http://schemas.openxmlformats.org/officeDocument/2006/math" xmlns:v="urn:schemas-microsoft-com:vml" xmlns:wp14="http://schemas.microsoft.com/office/word/2010/wordprocessingDrawing" xmlns:wp="http://schemas.openxmlformats.org/drawingml/2006/wordprocessingDrawing" xmlns:w10="urn:schemas-microsoft-com:office:word" xmlns:w="http://schemas.openxmlformats.org/wordprocessingml/2006/main" xmlns:w14="http://schemas.microsoft.com/office/word/2010/wordml" xmlns:w15="http://schemas.microsoft.com/office/word/2012/wordml" xmlns:w16cex="http://schemas.microsoft.com/office/word/2018/wordml/cex" xmlns:w16cid="http://schemas.microsoft.com/office/word/2016/wordml/cid" xmlns:w16="http://schemas.microsoft.com/office/word/2018/wordml" xmlns:w16du="http://schemas.microsoft.com/office/word/2023/wordml/word16du" xmlns:w16sdtdh="http://schemas.microsoft.com/office/word/2020/wordml/sdtdatahash" xmlns:w16sdtfl="http://schemas.microsoft.com/office/word/2024/wordml/sdtformatlock" xmlns:w16se="http://schemas.microsoft.com/office/word/2015/wordml/symex" xmlns:wpg="http://schemas.microsoft.com/office/word/2010/wordprocessingGroup" xmlns:wpi="http://schemas.microsoft.com/office/word/2010/wordprocessingInk" xmlns:wne="http://schemas.microsoft.com/office/word/2006/wordml" xmlns:wps="http://schemas.microsoft.com/office/word/2010/wordprocessingShape" mc:Ignorable="w14 w15 w16se w16cid w16 w16cex w16sdtdh w16sdtfl w16du wp14">
   <w:abstractNum w:abstractNumId="0" w15:restartNumberingAfterBreak="0">
+    <w:nsid w:val="0AA339BA"/>
+    <w:multiLevelType w:val="multilevel"/>
+    <w:tmpl w:val="AD6A63E6"/>
+    <w:lvl w:ilvl="0">
+      <w:start w:val="1"/>
+      <w:numFmt w:val="bullet"/>
+      <w:lvlText w:val=""/>
+      <w:lvlJc w:val="left"/>
+      <w:pPr>
+        <w:tabs>
+          <w:tab w:val="num" w:pos="720"/>
+        </w:tabs>
+        <w:ind w:left="720" w:hanging="360"/>
+      </w:pPr>
+      <w:rPr>
+        <w:rFonts w:ascii="Symbol" w:hAnsi="Symbol" w:hint="default"/>
+        <w:sz w:val="20"/>
+      </w:rPr>
+    </w:lvl>
+    <w:lvl w:ilvl="1" w:tentative="1">
+      <w:start w:val="1"/>
+      <w:numFmt w:val="bullet"/>
+      <w:lvlText w:val="o"/>
+      <w:lvlJc w:val="left"/>
+      <w:pPr>
+        <w:tabs>
+          <w:tab w:val="num" w:pos="1440"/>
+        </w:tabs>
+        <w:ind w:left="1440" w:hanging="360"/>
+      </w:pPr>
+      <w:rPr>
+        <w:rFonts w:ascii="Courier New" w:hAnsi="Courier New" w:hint="default"/>
+        <w:sz w:val="20"/>
+      </w:rPr>
+    </w:lvl>
+    <w:lvl w:ilvl="2" w:tentative="1">
+      <w:start w:val="1"/>
+      <w:numFmt w:val="bullet"/>
+      <w:lvlText w:val=""/>
+      <w:lvlJc w:val="left"/>
+      <w:pPr>
+        <w:tabs>
+          <w:tab w:val="num" w:pos="2160"/>
+        </w:tabs>
+        <w:ind w:left="2160" w:hanging="360"/>
+      </w:pPr>
+      <w:rPr>
+        <w:rFonts w:ascii="Wingdings" w:hAnsi="Wingdings" w:hint="default"/>
+        <w:sz w:val="20"/>
+      </w:rPr>
+    </w:lvl>
+    <w:lvl w:ilvl="3" w:tentative="1">
+      <w:start w:val="1"/>
+      <w:numFmt w:val="bullet"/>
+      <w:lvlText w:val=""/>
+      <w:lvlJc w:val="left"/>
+      <w:pPr>
+        <w:tabs>
+          <w:tab w:val="num" w:pos="2880"/>
+        </w:tabs>
+        <w:ind w:left="2880" w:hanging="360"/>
+      </w:pPr>
+      <w:rPr>
+        <w:rFonts w:ascii="Wingdings" w:hAnsi="Wingdings" w:hint="default"/>
+        <w:sz w:val="20"/>
+      </w:rPr>
+    </w:lvl>
+    <w:lvl w:ilvl="4" w:tentative="1">
+      <w:start w:val="1"/>
+      <w:numFmt w:val="bullet"/>
+      <w:lvlText w:val=""/>
+      <w:lvlJc w:val="left"/>
+      <w:pPr>
+        <w:tabs>
+          <w:tab w:val="num" w:pos="3600"/>
+        </w:tabs>
+        <w:ind w:left="3600" w:hanging="360"/>
+      </w:pPr>
+      <w:rPr>
+        <w:rFonts w:ascii="Wingdings" w:hAnsi="Wingdings" w:hint="default"/>
+        <w:sz w:val="20"/>
+      </w:rPr>
+    </w:lvl>
+    <w:lvl w:ilvl="5" w:tentative="1">
+      <w:start w:val="1"/>
+      <w:numFmt w:val="bullet"/>
+      <w:lvlText w:val=""/>
+      <w:lvlJc w:val="left"/>
+      <w:pPr>
+        <w:tabs>
+          <w:tab w:val="num" w:pos="4320"/>
+        </w:tabs>
+        <w:ind w:left="4320" w:hanging="360"/>
+      </w:pPr>
+      <w:rPr>
+        <w:rFonts w:ascii="Wingdings" w:hAnsi="Wingdings" w:hint="default"/>
+        <w:sz w:val="20"/>
+      </w:rPr>
+    </w:lvl>
+    <w:lvl w:ilvl="6" w:tentative="1">
+      <w:start w:val="1"/>
+      <w:numFmt w:val="bullet"/>
+      <w:lvlText w:val=""/>
+      <w:lvlJc w:val="left"/>
+      <w:pPr>
+        <w:tabs>
+          <w:tab w:val="num" w:pos="5040"/>
+        </w:tabs>
+        <w:ind w:left="5040" w:hanging="360"/>
+      </w:pPr>
+      <w:rPr>
+        <w:rFonts w:ascii="Wingdings" w:hAnsi="Wingdings" w:hint="default"/>
+        <w:sz w:val="20"/>
+      </w:rPr>
+    </w:lvl>
+    <w:lvl w:ilvl="7" w:tentative="1">
+      <w:start w:val="1"/>
+      <w:numFmt w:val="bullet"/>
+      <w:lvlText w:val=""/>
+      <w:lvlJc w:val="left"/>
+      <w:pPr>
+        <w:tabs>
+          <w:tab w:val="num" w:pos="5760"/>
+        </w:tabs>
+        <w:ind w:left="5760" w:hanging="360"/>
+      </w:pPr>
+      <w:rPr>
+        <w:rFonts w:ascii="Wingdings" w:hAnsi="Wingdings" w:hint="default"/>
+        <w:sz w:val="20"/>
+      </w:rPr>
+    </w:lvl>
+    <w:lvl w:ilvl="8" w:tentative="1">
+      <w:start w:val="1"/>
+      <w:numFmt w:val="bullet"/>
+      <w:lvlText w:val=""/>
+      <w:lvlJc w:val="left"/>
+      <w:pPr>
+        <w:tabs>
+          <w:tab w:val="num" w:pos="6480"/>
+        </w:tabs>
+        <w:ind w:left="6480" w:hanging="360"/>
+      </w:pPr>
+      <w:rPr>
+        <w:rFonts w:ascii="Wingdings" w:hAnsi="Wingdings" w:hint="default"/>
+        <w:sz w:val="20"/>
+      </w:rPr>
+    </w:lvl>
+  </w:abstractNum>
+  <w:abstractNum w:abstractNumId="1" w15:restartNumberingAfterBreak="0">
     <w:nsid w:val="11372138"/>
     <w:multiLevelType w:val="multilevel"/>
     <w:tmpl w:val="3258DDFC"/>
@@ -741,7 +1709,156 @@
       </w:rPr>
     </w:lvl>
   </w:abstractNum>
-  <w:abstractNum w:abstractNumId="1" w15:restartNumberingAfterBreak="0">
+  <w:abstractNum w:abstractNumId="2" w15:restartNumberingAfterBreak="0">
+    <w:nsid w:val="175132FD"/>
+    <w:multiLevelType w:val="multilevel"/>
+    <w:tmpl w:val="A48AABEC"/>
+    <w:lvl w:ilvl="0">
+      <w:start w:val="1"/>
+      <w:numFmt w:val="bullet"/>
+      <w:lvlText w:val=""/>
+      <w:lvlJc w:val="left"/>
+      <w:pPr>
+        <w:tabs>
+          <w:tab w:val="num" w:pos="720"/>
+        </w:tabs>
+        <w:ind w:left="720" w:hanging="360"/>
+      </w:pPr>
+      <w:rPr>
+        <w:rFonts w:ascii="Symbol" w:hAnsi="Symbol" w:hint="default"/>
+        <w:sz w:val="20"/>
+      </w:rPr>
+    </w:lvl>
+    <w:lvl w:ilvl="1" w:tentative="1">
+      <w:start w:val="1"/>
+      <w:numFmt w:val="bullet"/>
+      <w:lvlText w:val="o"/>
+      <w:lvlJc w:val="left"/>
+      <w:pPr>
+        <w:tabs>
+          <w:tab w:val="num" w:pos="1440"/>
+        </w:tabs>
+        <w:ind w:left="1440" w:hanging="360"/>
+      </w:pPr>
+      <w:rPr>
+        <w:rFonts w:ascii="Courier New" w:hAnsi="Courier New" w:hint="default"/>
+        <w:sz w:val="20"/>
+      </w:rPr>
+    </w:lvl>
+    <w:lvl w:ilvl="2" w:tentative="1">
+      <w:start w:val="1"/>
+      <w:numFmt w:val="bullet"/>
+      <w:lvlText w:val=""/>
+      <w:lvlJc w:val="left"/>
+      <w:pPr>
+        <w:tabs>
+          <w:tab w:val="num" w:pos="2160"/>
+        </w:tabs>
+        <w:ind w:left="2160" w:hanging="360"/>
+      </w:pPr>
+      <w:rPr>
+        <w:rFonts w:ascii="Wingdings" w:hAnsi="Wingdings" w:hint="default"/>
+        <w:sz w:val="20"/>
+      </w:rPr>
+    </w:lvl>
+    <w:lvl w:ilvl="3" w:tentative="1">
+      <w:start w:val="1"/>
+      <w:numFmt w:val="bullet"/>
+      <w:lvlText w:val=""/>
+      <w:lvlJc w:val="left"/>
+      <w:pPr>
+        <w:tabs>
+          <w:tab w:val="num" w:pos="2880"/>
+        </w:tabs>
+        <w:ind w:left="2880" w:hanging="360"/>
+      </w:pPr>
+      <w:rPr>
+        <w:rFonts w:ascii="Wingdings" w:hAnsi="Wingdings" w:hint="default"/>
+        <w:sz w:val="20"/>
+      </w:rPr>
+    </w:lvl>
+    <w:lvl w:ilvl="4" w:tentative="1">
+      <w:start w:val="1"/>
+      <w:numFmt w:val="bullet"/>
+      <w:lvlText w:val=""/>
+      <w:lvlJc w:val="left"/>
+      <w:pPr>
+        <w:tabs>
+          <w:tab w:val="num" w:pos="3600"/>
+        </w:tabs>
+        <w:ind w:left="3600" w:hanging="360"/>
+      </w:pPr>
+      <w:rPr>
+        <w:rFonts w:ascii="Wingdings" w:hAnsi="Wingdings" w:hint="default"/>
+        <w:sz w:val="20"/>
+      </w:rPr>
+    </w:lvl>
+    <w:lvl w:ilvl="5" w:tentative="1">
+      <w:start w:val="1"/>
+      <w:numFmt w:val="bullet"/>
+      <w:lvlText w:val=""/>
+      <w:lvlJc w:val="left"/>
+      <w:pPr>
+        <w:tabs>
+          <w:tab w:val="num" w:pos="4320"/>
+        </w:tabs>
+        <w:ind w:left="4320" w:hanging="360"/>
+      </w:pPr>
+      <w:rPr>
+        <w:rFonts w:ascii="Wingdings" w:hAnsi="Wingdings" w:hint="default"/>
+        <w:sz w:val="20"/>
+      </w:rPr>
+    </w:lvl>
+    <w:lvl w:ilvl="6" w:tentative="1">
+      <w:start w:val="1"/>
+      <w:numFmt w:val="bullet"/>
+      <w:lvlText w:val=""/>
+      <w:lvlJc w:val="left"/>
+      <w:pPr>
+        <w:tabs>
+          <w:tab w:val="num" w:pos="5040"/>
+        </w:tabs>
+        <w:ind w:left="5040" w:hanging="360"/>
+      </w:pPr>
+      <w:rPr>
+        <w:rFonts w:ascii="Wingdings" w:hAnsi="Wingdings" w:hint="default"/>
+        <w:sz w:val="20"/>
+      </w:rPr>
+    </w:lvl>
+    <w:lvl w:ilvl="7" w:tentative="1">
+      <w:start w:val="1"/>
+      <w:numFmt w:val="bullet"/>
+      <w:lvlText w:val=""/>
+      <w:lvlJc w:val="left"/>
+      <w:pPr>
+        <w:tabs>
+          <w:tab w:val="num" w:pos="5760"/>
+        </w:tabs>
+        <w:ind w:left="5760" w:hanging="360"/>
+      </w:pPr>
+      <w:rPr>
+        <w:rFonts w:ascii="Wingdings" w:hAnsi="Wingdings" w:hint="default"/>
+        <w:sz w:val="20"/>
+      </w:rPr>
+    </w:lvl>
+    <w:lvl w:ilvl="8" w:tentative="1">
+      <w:start w:val="1"/>
+      <w:numFmt w:val="bullet"/>
+      <w:lvlText w:val=""/>
+      <w:lvlJc w:val="left"/>
+      <w:pPr>
+        <w:tabs>
+          <w:tab w:val="num" w:pos="6480"/>
+        </w:tabs>
+        <w:ind w:left="6480" w:hanging="360"/>
+      </w:pPr>
+      <w:rPr>
+        <w:rFonts w:ascii="Wingdings" w:hAnsi="Wingdings" w:hint="default"/>
+        <w:sz w:val="20"/>
+      </w:rPr>
+    </w:lvl>
+  </w:abstractNum>
+  <w:abstractNum w:abstractNumId="3" w15:restartNumberingAfterBreak="0">
     <w:nsid w:val="22107A48"/>
     <w:multiLevelType w:val="multilevel"/>
     <w:tmpl w:val="F91EBE9C"/>
@@ -890,7 +2007,752 @@
       </w:rPr>
     </w:lvl>
   </w:abstractNum>
-  <w:abstractNum w:abstractNumId="2" w15:restartNumberingAfterBreak="0">
+  <w:abstractNum w:abstractNumId="4" w15:restartNumberingAfterBreak="0">
+    <w:nsid w:val="23C86BA6"/>
+    <w:multiLevelType w:val="multilevel"/>
+    <w:tmpl w:val="239804DE"/>
+    <w:lvl w:ilvl="0">
+      <w:start w:val="1"/>
+      <w:numFmt w:val="bullet"/>
+      <w:lvlText w:val=""/>
+      <w:lvlJc w:val="left"/>
+      <w:pPr>
+        <w:tabs>
+          <w:tab w:val="num" w:pos="720"/>
+        </w:tabs>
+        <w:ind w:left="720" w:hanging="360"/>
+      </w:pPr>
+      <w:rPr>
+        <w:rFonts w:ascii="Symbol" w:hAnsi="Symbol" w:hint="default"/>
+        <w:sz w:val="20"/>
+      </w:rPr>
+    </w:lvl>
+    <w:lvl w:ilvl="1" w:tentative="1">
+      <w:start w:val="1"/>
+      <w:numFmt w:val="bullet"/>
+      <w:lvlText w:val="o"/>
+      <w:lvlJc w:val="left"/>
+      <w:pPr>
+        <w:tabs>
+          <w:tab w:val="num" w:pos="1440"/>
+        </w:tabs>
+        <w:ind w:left="1440" w:hanging="360"/>
+      </w:pPr>
+      <w:rPr>
+        <w:rFonts w:ascii="Courier New" w:hAnsi="Courier New" w:hint="default"/>
+        <w:sz w:val="20"/>
+      </w:rPr>
+    </w:lvl>
+    <w:lvl w:ilvl="2" w:tentative="1">
+      <w:start w:val="1"/>
+      <w:numFmt w:val="bullet"/>
+      <w:lvlText w:val=""/>
+      <w:lvlJc w:val="left"/>
+      <w:pPr>
+        <w:tabs>
+          <w:tab w:val="num" w:pos="2160"/>
+        </w:tabs>
+        <w:ind w:left="2160" w:hanging="360"/>
+      </w:pPr>
+      <w:rPr>
+        <w:rFonts w:ascii="Wingdings" w:hAnsi="Wingdings" w:hint="default"/>
+        <w:sz w:val="20"/>
+      </w:rPr>
+    </w:lvl>
+    <w:lvl w:ilvl="3" w:tentative="1">
+      <w:start w:val="1"/>
+      <w:numFmt w:val="bullet"/>
+      <w:lvlText w:val=""/>
+      <w:lvlJc w:val="left"/>
+      <w:pPr>
+        <w:tabs>
+          <w:tab w:val="num" w:pos="2880"/>
+        </w:tabs>
+        <w:ind w:left="2880" w:hanging="360"/>
+      </w:pPr>
+      <w:rPr>
+        <w:rFonts w:ascii="Wingdings" w:hAnsi="Wingdings" w:hint="default"/>
+        <w:sz w:val="20"/>
+      </w:rPr>
+    </w:lvl>
+    <w:lvl w:ilvl="4" w:tentative="1">
+      <w:start w:val="1"/>
+      <w:numFmt w:val="bullet"/>
+      <w:lvlText w:val=""/>
+      <w:lvlJc w:val="left"/>
+      <w:pPr>
+        <w:tabs>
+          <w:tab w:val="num" w:pos="3600"/>
+        </w:tabs>
+        <w:ind w:left="3600" w:hanging="360"/>
+      </w:pPr>
+      <w:rPr>
+        <w:rFonts w:ascii="Wingdings" w:hAnsi="Wingdings" w:hint="default"/>
+        <w:sz w:val="20"/>
+      </w:rPr>
+    </w:lvl>
+    <w:lvl w:ilvl="5" w:tentative="1">
+      <w:start w:val="1"/>
+      <w:numFmt w:val="bullet"/>
+      <w:lvlText w:val=""/>
+      <w:lvlJc w:val="left"/>
+      <w:pPr>
+        <w:tabs>
+          <w:tab w:val="num" w:pos="4320"/>
+        </w:tabs>
+        <w:ind w:left="4320" w:hanging="360"/>
+      </w:pPr>
+      <w:rPr>
+        <w:rFonts w:ascii="Wingdings" w:hAnsi="Wingdings" w:hint="default"/>
+        <w:sz w:val="20"/>
+      </w:rPr>
+    </w:lvl>
+    <w:lvl w:ilvl="6" w:tentative="1">
+      <w:start w:val="1"/>
+      <w:numFmt w:val="bullet"/>
+      <w:lvlText w:val=""/>
+      <w:lvlJc w:val="left"/>
+      <w:pPr>
+        <w:tabs>
+          <w:tab w:val="num" w:pos="5040"/>
+        </w:tabs>
+        <w:ind w:left="5040" w:hanging="360"/>
+      </w:pPr>
+      <w:rPr>
+        <w:rFonts w:ascii="Wingdings" w:hAnsi="Wingdings" w:hint="default"/>
+        <w:sz w:val="20"/>
+      </w:rPr>
+    </w:lvl>
+    <w:lvl w:ilvl="7" w:tentative="1">
+      <w:start w:val="1"/>
+      <w:numFmt w:val="bullet"/>
+      <w:lvlText w:val=""/>
+      <w:lvlJc w:val="left"/>
+      <w:pPr>
+        <w:tabs>
+          <w:tab w:val="num" w:pos="5760"/>
+        </w:tabs>
+        <w:ind w:left="5760" w:hanging="360"/>
+      </w:pPr>
+      <w:rPr>
+        <w:rFonts w:ascii="Wingdings" w:hAnsi="Wingdings" w:hint="default"/>
+        <w:sz w:val="20"/>
+      </w:rPr>
+    </w:lvl>
+    <w:lvl w:ilvl="8" w:tentative="1">
+      <w:start w:val="1"/>
+      <w:numFmt w:val="bullet"/>
+      <w:lvlText w:val=""/>
+      <w:lvlJc w:val="left"/>
+      <w:pPr>
+        <w:tabs>
+          <w:tab w:val="num" w:pos="6480"/>
+        </w:tabs>
+        <w:ind w:left="6480" w:hanging="360"/>
+      </w:pPr>
+      <w:rPr>
+        <w:rFonts w:ascii="Wingdings" w:hAnsi="Wingdings" w:hint="default"/>
+        <w:sz w:val="20"/>
+      </w:rPr>
+    </w:lvl>
+  </w:abstractNum>
+  <w:abstractNum w:abstractNumId="5" w15:restartNumberingAfterBreak="0">
+    <w:nsid w:val="24F34726"/>
+    <w:multiLevelType w:val="multilevel"/>
+    <w:tmpl w:val="9D14AFB6"/>
+    <w:lvl w:ilvl="0">
+      <w:start w:val="1"/>
+      <w:numFmt w:val="bullet"/>
+      <w:lvlText w:val=""/>
+      <w:lvlJc w:val="left"/>
+      <w:pPr>
+        <w:tabs>
+          <w:tab w:val="num" w:pos="720"/>
+        </w:tabs>
+        <w:ind w:left="720" w:hanging="360"/>
+      </w:pPr>
+      <w:rPr>
+        <w:rFonts w:ascii="Symbol" w:hAnsi="Symbol" w:hint="default"/>
+        <w:sz w:val="20"/>
+      </w:rPr>
+    </w:lvl>
+    <w:lvl w:ilvl="1" w:tentative="1">
+      <w:start w:val="1"/>
+      <w:numFmt w:val="bullet"/>
+      <w:lvlText w:val="o"/>
+      <w:lvlJc w:val="left"/>
+      <w:pPr>
+        <w:tabs>
+          <w:tab w:val="num" w:pos="1440"/>
+        </w:tabs>
+        <w:ind w:left="1440" w:hanging="360"/>
+      </w:pPr>
+      <w:rPr>
+        <w:rFonts w:ascii="Courier New" w:hAnsi="Courier New" w:hint="default"/>
+        <w:sz w:val="20"/>
+      </w:rPr>
+    </w:lvl>
+    <w:lvl w:ilvl="2" w:tentative="1">
+      <w:start w:val="1"/>
+      <w:numFmt w:val="bullet"/>
+      <w:lvlText w:val=""/>
+      <w:lvlJc w:val="left"/>
+      <w:pPr>
+        <w:tabs>
+          <w:tab w:val="num" w:pos="2160"/>
+        </w:tabs>
+        <w:ind w:left="2160" w:hanging="360"/>
+      </w:pPr>
+      <w:rPr>
+        <w:rFonts w:ascii="Wingdings" w:hAnsi="Wingdings" w:hint="default"/>
+        <w:sz w:val="20"/>
+      </w:rPr>
+    </w:lvl>
+    <w:lvl w:ilvl="3" w:tentative="1">
+      <w:start w:val="1"/>
+      <w:numFmt w:val="bullet"/>
+      <w:lvlText w:val=""/>
+      <w:lvlJc w:val="left"/>
+      <w:pPr>
+        <w:tabs>
+          <w:tab w:val="num" w:pos="2880"/>
+        </w:tabs>
+        <w:ind w:left="2880" w:hanging="360"/>
+      </w:pPr>
+      <w:rPr>
+        <w:rFonts w:ascii="Wingdings" w:hAnsi="Wingdings" w:hint="default"/>
+        <w:sz w:val="20"/>
+      </w:rPr>
+    </w:lvl>
+    <w:lvl w:ilvl="4" w:tentative="1">
+      <w:start w:val="1"/>
+      <w:numFmt w:val="bullet"/>
+      <w:lvlText w:val=""/>
+      <w:lvlJc w:val="left"/>
+      <w:pPr>
+        <w:tabs>
+          <w:tab w:val="num" w:pos="3600"/>
+        </w:tabs>
+        <w:ind w:left="3600" w:hanging="360"/>
+      </w:pPr>
+      <w:rPr>
+        <w:rFonts w:ascii="Wingdings" w:hAnsi="Wingdings" w:hint="default"/>
+        <w:sz w:val="20"/>
+      </w:rPr>
+    </w:lvl>
+    <w:lvl w:ilvl="5" w:tentative="1">
+      <w:start w:val="1"/>
+      <w:numFmt w:val="bullet"/>
+      <w:lvlText w:val=""/>
+      <w:lvlJc w:val="left"/>
+      <w:pPr>
+        <w:tabs>
+          <w:tab w:val="num" w:pos="4320"/>
+        </w:tabs>
+        <w:ind w:left="4320" w:hanging="360"/>
+      </w:pPr>
+      <w:rPr>
+        <w:rFonts w:ascii="Wingdings" w:hAnsi="Wingdings" w:hint="default"/>
+        <w:sz w:val="20"/>
+      </w:rPr>
+    </w:lvl>
+    <w:lvl w:ilvl="6" w:tentative="1">
+      <w:start w:val="1"/>
+      <w:numFmt w:val="bullet"/>
+      <w:lvlText w:val=""/>
+      <w:lvlJc w:val="left"/>
+      <w:pPr>
+        <w:tabs>
+          <w:tab w:val="num" w:pos="5040"/>
+        </w:tabs>
+        <w:ind w:left="5040" w:hanging="360"/>
+      </w:pPr>
+      <w:rPr>
+        <w:rFonts w:ascii="Wingdings" w:hAnsi="Wingdings" w:hint="default"/>
+        <w:sz w:val="20"/>
+      </w:rPr>
+    </w:lvl>
+    <w:lvl w:ilvl="7" w:tentative="1">
+      <w:start w:val="1"/>
+      <w:numFmt w:val="bullet"/>
+      <w:lvlText w:val=""/>
+      <w:lvlJc w:val="left"/>
+      <w:pPr>
+        <w:tabs>
+          <w:tab w:val="num" w:pos="5760"/>
+        </w:tabs>
+        <w:ind w:left="5760" w:hanging="360"/>
+      </w:pPr>
+      <w:rPr>
+        <w:rFonts w:ascii="Wingdings" w:hAnsi="Wingdings" w:hint="default"/>
+        <w:sz w:val="20"/>
+      </w:rPr>
+    </w:lvl>
+    <w:lvl w:ilvl="8" w:tentative="1">
+      <w:start w:val="1"/>
+      <w:numFmt w:val="bullet"/>
+      <w:lvlText w:val=""/>
+      <w:lvlJc w:val="left"/>
+      <w:pPr>
+        <w:tabs>
+          <w:tab w:val="num" w:pos="6480"/>
+        </w:tabs>
+        <w:ind w:left="6480" w:hanging="360"/>
+      </w:pPr>
+      <w:rPr>
+        <w:rFonts w:ascii="Wingdings" w:hAnsi="Wingdings" w:hint="default"/>
+        <w:sz w:val="20"/>
+      </w:rPr>
+    </w:lvl>
+  </w:abstractNum>
+  <w:abstractNum w:abstractNumId="6" w15:restartNumberingAfterBreak="0">
+    <w:nsid w:val="29E20949"/>
+    <w:multiLevelType w:val="multilevel"/>
+    <w:tmpl w:val="C2B2BFEE"/>
+    <w:lvl w:ilvl="0">
+      <w:start w:val="1"/>
+      <w:numFmt w:val="bullet"/>
+      <w:lvlText w:val=""/>
+      <w:lvlJc w:val="left"/>
+      <w:pPr>
+        <w:tabs>
+          <w:tab w:val="num" w:pos="720"/>
+        </w:tabs>
+        <w:ind w:left="720" w:hanging="360"/>
+      </w:pPr>
+      <w:rPr>
+        <w:rFonts w:ascii="Symbol" w:hAnsi="Symbol" w:hint="default"/>
+        <w:sz w:val="20"/>
+      </w:rPr>
+    </w:lvl>
+    <w:lvl w:ilvl="1" w:tentative="1">
+      <w:start w:val="1"/>
+      <w:numFmt w:val="bullet"/>
+      <w:lvlText w:val="o"/>
+      <w:lvlJc w:val="left"/>
+      <w:pPr>
+        <w:tabs>
+          <w:tab w:val="num" w:pos="1440"/>
+        </w:tabs>
+        <w:ind w:left="1440" w:hanging="360"/>
+      </w:pPr>
+      <w:rPr>
+        <w:rFonts w:ascii="Courier New" w:hAnsi="Courier New" w:hint="default"/>
+        <w:sz w:val="20"/>
+      </w:rPr>
+    </w:lvl>
+    <w:lvl w:ilvl="2" w:tentative="1">
+      <w:start w:val="1"/>
+      <w:numFmt w:val="bullet"/>
+      <w:lvlText w:val=""/>
+      <w:lvlJc w:val="left"/>
+      <w:pPr>
+        <w:tabs>
+          <w:tab w:val="num" w:pos="2160"/>
+        </w:tabs>
+        <w:ind w:left="2160" w:hanging="360"/>
+      </w:pPr>
+      <w:rPr>
+        <w:rFonts w:ascii="Wingdings" w:hAnsi="Wingdings" w:hint="default"/>
+        <w:sz w:val="20"/>
+      </w:rPr>
+    </w:lvl>
+    <w:lvl w:ilvl="3" w:tentative="1">
+      <w:start w:val="1"/>
+      <w:numFmt w:val="bullet"/>
+      <w:lvlText w:val=""/>
+      <w:lvlJc w:val="left"/>
+      <w:pPr>
+        <w:tabs>
+          <w:tab w:val="num" w:pos="2880"/>
+        </w:tabs>
+        <w:ind w:left="2880" w:hanging="360"/>
+      </w:pPr>
+      <w:rPr>
+        <w:rFonts w:ascii="Wingdings" w:hAnsi="Wingdings" w:hint="default"/>
+        <w:sz w:val="20"/>
+      </w:rPr>
+    </w:lvl>
+    <w:lvl w:ilvl="4" w:tentative="1">
+      <w:start w:val="1"/>
+      <w:numFmt w:val="bullet"/>
+      <w:lvlText w:val=""/>
+      <w:lvlJc w:val="left"/>
+      <w:pPr>
+        <w:tabs>
+          <w:tab w:val="num" w:pos="3600"/>
+        </w:tabs>
+        <w:ind w:left="3600" w:hanging="360"/>
+      </w:pPr>
+      <w:rPr>
+        <w:rFonts w:ascii="Wingdings" w:hAnsi="Wingdings" w:hint="default"/>
+        <w:sz w:val="20"/>
+      </w:rPr>
+    </w:lvl>
+    <w:lvl w:ilvl="5" w:tentative="1">
+      <w:start w:val="1"/>
+      <w:numFmt w:val="bullet"/>
+      <w:lvlText w:val=""/>
+      <w:lvlJc w:val="left"/>
+      <w:pPr>
+        <w:tabs>
+          <w:tab w:val="num" w:pos="4320"/>
+        </w:tabs>
+        <w:ind w:left="4320" w:hanging="360"/>
+      </w:pPr>
+      <w:rPr>
+        <w:rFonts w:ascii="Wingdings" w:hAnsi="Wingdings" w:hint="default"/>
+        <w:sz w:val="20"/>
+      </w:rPr>
+    </w:lvl>
+    <w:lvl w:ilvl="6" w:tentative="1">
+      <w:start w:val="1"/>
+      <w:numFmt w:val="bullet"/>
+      <w:lvlText w:val=""/>
+      <w:lvlJc w:val="left"/>
+      <w:pPr>
+        <w:tabs>
+          <w:tab w:val="num" w:pos="5040"/>
+        </w:tabs>
+        <w:ind w:left="5040" w:hanging="360"/>
+      </w:pPr>
+      <w:rPr>
+        <w:rFonts w:ascii="Wingdings" w:hAnsi="Wingdings" w:hint="default"/>
+        <w:sz w:val="20"/>
+      </w:rPr>
+    </w:lvl>
+    <w:lvl w:ilvl="7" w:tentative="1">
+      <w:start w:val="1"/>
+      <w:numFmt w:val="bullet"/>
+      <w:lvlText w:val=""/>
+      <w:lvlJc w:val="left"/>
+      <w:pPr>
+        <w:tabs>
+          <w:tab w:val="num" w:pos="5760"/>
+        </w:tabs>
+        <w:ind w:left="5760" w:hanging="360"/>
+      </w:pPr>
+      <w:rPr>
+        <w:rFonts w:ascii="Wingdings" w:hAnsi="Wingdings" w:hint="default"/>
+        <w:sz w:val="20"/>
+      </w:rPr>
+    </w:lvl>
+    <w:lvl w:ilvl="8" w:tentative="1">
+      <w:start w:val="1"/>
+      <w:numFmt w:val="bullet"/>
+      <w:lvlText w:val=""/>
+      <w:lvlJc w:val="left"/>
+      <w:pPr>
+        <w:tabs>
+          <w:tab w:val="num" w:pos="6480"/>
+        </w:tabs>
+        <w:ind w:left="6480" w:hanging="360"/>
+      </w:pPr>
+      <w:rPr>
+        <w:rFonts w:ascii="Wingdings" w:hAnsi="Wingdings" w:hint="default"/>
+        <w:sz w:val="20"/>
+      </w:rPr>
+    </w:lvl>
+  </w:abstractNum>
+  <w:abstractNum w:abstractNumId="7" w15:restartNumberingAfterBreak="0">
+    <w:nsid w:val="2D110F1F"/>
+    <w:multiLevelType w:val="multilevel"/>
+    <w:tmpl w:val="9C76C540"/>
+    <w:lvl w:ilvl="0">
+      <w:start w:val="1"/>
+      <w:numFmt w:val="bullet"/>
+      <w:lvlText w:val=""/>
+      <w:lvlJc w:val="left"/>
+      <w:pPr>
+        <w:tabs>
+          <w:tab w:val="num" w:pos="720"/>
+        </w:tabs>
+        <w:ind w:left="720" w:hanging="360"/>
+      </w:pPr>
+      <w:rPr>
+        <w:rFonts w:ascii="Symbol" w:hAnsi="Symbol" w:hint="default"/>
+        <w:sz w:val="20"/>
+      </w:rPr>
+    </w:lvl>
+    <w:lvl w:ilvl="1" w:tentative="1">
+      <w:start w:val="1"/>
+      <w:numFmt w:val="bullet"/>
+      <w:lvlText w:val="o"/>
+      <w:lvlJc w:val="left"/>
+      <w:pPr>
+        <w:tabs>
+          <w:tab w:val="num" w:pos="1440"/>
+        </w:tabs>
+        <w:ind w:left="1440" w:hanging="360"/>
+      </w:pPr>
+      <w:rPr>
+        <w:rFonts w:ascii="Courier New" w:hAnsi="Courier New" w:hint="default"/>
+        <w:sz w:val="20"/>
+      </w:rPr>
+    </w:lvl>
+    <w:lvl w:ilvl="2" w:tentative="1">
+      <w:start w:val="1"/>
+      <w:numFmt w:val="bullet"/>
+      <w:lvlText w:val=""/>
+      <w:lvlJc w:val="left"/>
+      <w:pPr>
+        <w:tabs>
+          <w:tab w:val="num" w:pos="2160"/>
+        </w:tabs>
+        <w:ind w:left="2160" w:hanging="360"/>
+      </w:pPr>
+      <w:rPr>
+        <w:rFonts w:ascii="Wingdings" w:hAnsi="Wingdings" w:hint="default"/>
+        <w:sz w:val="20"/>
+      </w:rPr>
+    </w:lvl>
+    <w:lvl w:ilvl="3" w:tentative="1">
+      <w:start w:val="1"/>
+      <w:numFmt w:val="bullet"/>
+      <w:lvlText w:val=""/>
+      <w:lvlJc w:val="left"/>
+      <w:pPr>
+        <w:tabs>
+          <w:tab w:val="num" w:pos="2880"/>
+        </w:tabs>
+        <w:ind w:left="2880" w:hanging="360"/>
+      </w:pPr>
+      <w:rPr>
+        <w:rFonts w:ascii="Wingdings" w:hAnsi="Wingdings" w:hint="default"/>
+        <w:sz w:val="20"/>
+      </w:rPr>
+    </w:lvl>
+    <w:lvl w:ilvl="4" w:tentative="1">
+      <w:start w:val="1"/>
+      <w:numFmt w:val="bullet"/>
+      <w:lvlText w:val=""/>
+      <w:lvlJc w:val="left"/>
+      <w:pPr>
+        <w:tabs>
+          <w:tab w:val="num" w:pos="3600"/>
+        </w:tabs>
+        <w:ind w:left="3600" w:hanging="360"/>
+      </w:pPr>
+      <w:rPr>
+        <w:rFonts w:ascii="Wingdings" w:hAnsi="Wingdings" w:hint="default"/>
+        <w:sz w:val="20"/>
+      </w:rPr>
+    </w:lvl>
+    <w:lvl w:ilvl="5" w:tentative="1">
+      <w:start w:val="1"/>
+      <w:numFmt w:val="bullet"/>
+      <w:lvlText w:val=""/>
+      <w:lvlJc w:val="left"/>
+      <w:pPr>
+        <w:tabs>
+          <w:tab w:val="num" w:pos="4320"/>
+        </w:tabs>
+        <w:ind w:left="4320" w:hanging="360"/>
+      </w:pPr>
+      <w:rPr>
+        <w:rFonts w:ascii="Wingdings" w:hAnsi="Wingdings" w:hint="default"/>
+        <w:sz w:val="20"/>
+      </w:rPr>
+    </w:lvl>
+    <w:lvl w:ilvl="6" w:tentative="1">
+      <w:start w:val="1"/>
+      <w:numFmt w:val="bullet"/>
+      <w:lvlText w:val=""/>
+      <w:lvlJc w:val="left"/>
+      <w:pPr>
+        <w:tabs>
+          <w:tab w:val="num" w:pos="5040"/>
+        </w:tabs>
+        <w:ind w:left="5040" w:hanging="360"/>
+      </w:pPr>
+      <w:rPr>
+        <w:rFonts w:ascii="Wingdings" w:hAnsi="Wingdings" w:hint="default"/>
+        <w:sz w:val="20"/>
+      </w:rPr>
+    </w:lvl>
+    <w:lvl w:ilvl="7" w:tentative="1">
+      <w:start w:val="1"/>
+      <w:numFmt w:val="bullet"/>
+      <w:lvlText w:val=""/>
+      <w:lvlJc w:val="left"/>
+      <w:pPr>
+        <w:tabs>
+          <w:tab w:val="num" w:pos="5760"/>
+        </w:tabs>
+        <w:ind w:left="5760" w:hanging="360"/>
+      </w:pPr>
+      <w:rPr>
+        <w:rFonts w:ascii="Wingdings" w:hAnsi="Wingdings" w:hint="default"/>
+        <w:sz w:val="20"/>
+      </w:rPr>
+    </w:lvl>
+    <w:lvl w:ilvl="8" w:tentative="1">
+      <w:start w:val="1"/>
+      <w:numFmt w:val="bullet"/>
+      <w:lvlText w:val=""/>
+      <w:lvlJc w:val="left"/>
+      <w:pPr>
+        <w:tabs>
+          <w:tab w:val="num" w:pos="6480"/>
+        </w:tabs>
+        <w:ind w:left="6480" w:hanging="360"/>
+      </w:pPr>
+      <w:rPr>
+        <w:rFonts w:ascii="Wingdings" w:hAnsi="Wingdings" w:hint="default"/>
+        <w:sz w:val="20"/>
+      </w:rPr>
+    </w:lvl>
+  </w:abstractNum>
+  <w:abstractNum w:abstractNumId="8" w15:restartNumberingAfterBreak="0">
+    <w:nsid w:val="37E1616C"/>
+    <w:multiLevelType w:val="multilevel"/>
+    <w:tmpl w:val="57721628"/>
+    <w:lvl w:ilvl="0">
+      <w:start w:val="1"/>
+      <w:numFmt w:val="bullet"/>
+      <w:lvlText w:val=""/>
+      <w:lvlJc w:val="left"/>
+      <w:pPr>
+        <w:tabs>
+          <w:tab w:val="num" w:pos="720"/>
+        </w:tabs>
+        <w:ind w:left="720" w:hanging="360"/>
+      </w:pPr>
+      <w:rPr>
+        <w:rFonts w:ascii="Symbol" w:hAnsi="Symbol" w:hint="default"/>
+        <w:sz w:val="20"/>
+      </w:rPr>
+    </w:lvl>
+    <w:lvl w:ilvl="1" w:tentative="1">
+      <w:start w:val="1"/>
+      <w:numFmt w:val="bullet"/>
+      <w:lvlText w:val="o"/>
+      <w:lvlJc w:val="left"/>
+      <w:pPr>
+        <w:tabs>
+          <w:tab w:val="num" w:pos="1440"/>
+        </w:tabs>
+        <w:ind w:left="1440" w:hanging="360"/>
+      </w:pPr>
+      <w:rPr>
+        <w:rFonts w:ascii="Courier New" w:hAnsi="Courier New" w:hint="default"/>
+        <w:sz w:val="20"/>
+      </w:rPr>
+    </w:lvl>
+    <w:lvl w:ilvl="2" w:tentative="1">
+      <w:start w:val="1"/>
+      <w:numFmt w:val="bullet"/>
+      <w:lvlText w:val=""/>
+      <w:lvlJc w:val="left"/>
+      <w:pPr>
+        <w:tabs>
+          <w:tab w:val="num" w:pos="2160"/>
+        </w:tabs>
+        <w:ind w:left="2160" w:hanging="360"/>
+      </w:pPr>
+      <w:rPr>
+        <w:rFonts w:ascii="Wingdings" w:hAnsi="Wingdings" w:hint="default"/>
+        <w:sz w:val="20"/>
+      </w:rPr>
+    </w:lvl>
+    <w:lvl w:ilvl="3" w:tentative="1">
+      <w:start w:val="1"/>
+      <w:numFmt w:val="bullet"/>
+      <w:lvlText w:val=""/>
+      <w:lvlJc w:val="left"/>
+      <w:pPr>
+        <w:tabs>
+          <w:tab w:val="num" w:pos="2880"/>
+        </w:tabs>
+        <w:ind w:left="2880" w:hanging="360"/>
+      </w:pPr>
+      <w:rPr>
+        <w:rFonts w:ascii="Wingdings" w:hAnsi="Wingdings" w:hint="default"/>
+        <w:sz w:val="20"/>
+      </w:rPr>
+    </w:lvl>
+    <w:lvl w:ilvl="4" w:tentative="1">
+      <w:start w:val="1"/>
+      <w:numFmt w:val="bullet"/>
+      <w:lvlText w:val=""/>
+      <w:lvlJc w:val="left"/>
+      <w:pPr>
+        <w:tabs>
+          <w:tab w:val="num" w:pos="3600"/>
+        </w:tabs>
+        <w:ind w:left="3600" w:hanging="360"/>
+      </w:pPr>
+      <w:rPr>
+        <w:rFonts w:ascii="Wingdings" w:hAnsi="Wingdings" w:hint="default"/>
+        <w:sz w:val="20"/>
+      </w:rPr>
+    </w:lvl>
+    <w:lvl w:ilvl="5" w:tentative="1">
+      <w:start w:val="1"/>
+      <w:numFmt w:val="bullet"/>
+      <w:lvlText w:val=""/>
+      <w:lvlJc w:val="left"/>
+      <w:pPr>
+        <w:tabs>
+          <w:tab w:val="num" w:pos="4320"/>
+        </w:tabs>
+        <w:ind w:left="4320" w:hanging="360"/>
+      </w:pPr>
+      <w:rPr>
+        <w:rFonts w:ascii="Wingdings" w:hAnsi="Wingdings" w:hint="default"/>
+        <w:sz w:val="20"/>
+      </w:rPr>
+    </w:lvl>
+    <w:lvl w:ilvl="6" w:tentative="1">
+      <w:start w:val="1"/>
+      <w:numFmt w:val="bullet"/>
+      <w:lvlText w:val=""/>
+      <w:lvlJc w:val="left"/>
+      <w:pPr>
+        <w:tabs>
+          <w:tab w:val="num" w:pos="5040"/>
+        </w:tabs>
+        <w:ind w:left="5040" w:hanging="360"/>
+      </w:pPr>
+      <w:rPr>
+        <w:rFonts w:ascii="Wingdings" w:hAnsi="Wingdings" w:hint="default"/>
+        <w:sz w:val="20"/>
+      </w:rPr>
+    </w:lvl>
+    <w:lvl w:ilvl="7" w:tentative="1">
+      <w:start w:val="1"/>
+      <w:numFmt w:val="bullet"/>
+      <w:lvlText w:val=""/>
+      <w:lvlJc w:val="left"/>
+      <w:pPr>
+        <w:tabs>
+          <w:tab w:val="num" w:pos="5760"/>
+        </w:tabs>
+        <w:ind w:left="5760" w:hanging="360"/>
+      </w:pPr>
+      <w:rPr>
+        <w:rFonts w:ascii="Wingdings" w:hAnsi="Wingdings" w:hint="default"/>
+        <w:sz w:val="20"/>
+      </w:rPr>
+    </w:lvl>
+    <w:lvl w:ilvl="8" w:tentative="1">
+      <w:start w:val="1"/>
+      <w:numFmt w:val="bullet"/>
+      <w:lvlText w:val=""/>
+      <w:lvlJc w:val="left"/>
+      <w:pPr>
+        <w:tabs>
+          <w:tab w:val="num" w:pos="6480"/>
+        </w:tabs>
+        <w:ind w:left="6480" w:hanging="360"/>
+      </w:pPr>
+      <w:rPr>
+        <w:rFonts w:ascii="Wingdings" w:hAnsi="Wingdings" w:hint="default"/>
+        <w:sz w:val="20"/>
+      </w:rPr>
+    </w:lvl>
+  </w:abstractNum>
+  <w:abstractNum w:abstractNumId="9" w15:restartNumberingAfterBreak="0">
     <w:nsid w:val="3F666CF2"/>
     <w:multiLevelType w:val="multilevel"/>
     <w:tmpl w:val="C1902AEE"/>
@@ -1039,7 +2901,305 @@
       </w:rPr>
     </w:lvl>
   </w:abstractNum>
-  <w:abstractNum w:abstractNumId="3" w15:restartNumberingAfterBreak="0">
+  <w:abstractNum w:abstractNumId="10" w15:restartNumberingAfterBreak="0">
+    <w:nsid w:val="45C96F2F"/>
+    <w:multiLevelType w:val="multilevel"/>
+    <w:tmpl w:val="411AE96E"/>
+    <w:lvl w:ilvl="0">
+      <w:start w:val="1"/>
+      <w:numFmt w:val="bullet"/>
+      <w:lvlText w:val=""/>
+      <w:lvlJc w:val="left"/>
+      <w:pPr>
+        <w:tabs>
+          <w:tab w:val="num" w:pos="720"/>
+        </w:tabs>
+        <w:ind w:left="720" w:hanging="360"/>
+      </w:pPr>
+      <w:rPr>
+        <w:rFonts w:ascii="Symbol" w:hAnsi="Symbol" w:hint="default"/>
+        <w:sz w:val="20"/>
+      </w:rPr>
+    </w:lvl>
+    <w:lvl w:ilvl="1" w:tentative="1">
+      <w:start w:val="1"/>
+      <w:numFmt w:val="bullet"/>
+      <w:lvlText w:val="o"/>
+      <w:lvlJc w:val="left"/>
+      <w:pPr>
+        <w:tabs>
+          <w:tab w:val="num" w:pos="1440"/>
+        </w:tabs>
+        <w:ind w:left="1440" w:hanging="360"/>
+      </w:pPr>
+      <w:rPr>
+        <w:rFonts w:ascii="Courier New" w:hAnsi="Courier New" w:hint="default"/>
+        <w:sz w:val="20"/>
+      </w:rPr>
+    </w:lvl>
+    <w:lvl w:ilvl="2" w:tentative="1">
+      <w:start w:val="1"/>
+      <w:numFmt w:val="bullet"/>
+      <w:lvlText w:val=""/>
+      <w:lvlJc w:val="left"/>
+      <w:pPr>
+        <w:tabs>
+          <w:tab w:val="num" w:pos="2160"/>
+        </w:tabs>
+        <w:ind w:left="2160" w:hanging="360"/>
+      </w:pPr>
+      <w:rPr>
+        <w:rFonts w:ascii="Wingdings" w:hAnsi="Wingdings" w:hint="default"/>
+        <w:sz w:val="20"/>
+      </w:rPr>
+    </w:lvl>
+    <w:lvl w:ilvl="3" w:tentative="1">
+      <w:start w:val="1"/>
+      <w:numFmt w:val="bullet"/>
+      <w:lvlText w:val=""/>
+      <w:lvlJc w:val="left"/>
+      <w:pPr>
+        <w:tabs>
+          <w:tab w:val="num" w:pos="2880"/>
+        </w:tabs>
+        <w:ind w:left="2880" w:hanging="360"/>
+      </w:pPr>
+      <w:rPr>
+        <w:rFonts w:ascii="Wingdings" w:hAnsi="Wingdings" w:hint="default"/>
+        <w:sz w:val="20"/>
+      </w:rPr>
+    </w:lvl>
+    <w:lvl w:ilvl="4" w:tentative="1">
+      <w:start w:val="1"/>
+      <w:numFmt w:val="bullet"/>
+      <w:lvlText w:val=""/>
+      <w:lvlJc w:val="left"/>
+      <w:pPr>
+        <w:tabs>
+          <w:tab w:val="num" w:pos="3600"/>
+        </w:tabs>
+        <w:ind w:left="3600" w:hanging="360"/>
+      </w:pPr>
+      <w:rPr>
+        <w:rFonts w:ascii="Wingdings" w:hAnsi="Wingdings" w:hint="default"/>
+        <w:sz w:val="20"/>
+      </w:rPr>
+    </w:lvl>
+    <w:lvl w:ilvl="5" w:tentative="1">
+      <w:start w:val="1"/>
+      <w:numFmt w:val="bullet"/>
+      <w:lvlText w:val=""/>
+      <w:lvlJc w:val="left"/>
+      <w:pPr>
+        <w:tabs>
+          <w:tab w:val="num" w:pos="4320"/>
+        </w:tabs>
+        <w:ind w:left="4320" w:hanging="360"/>
+      </w:pPr>
+      <w:rPr>
+        <w:rFonts w:ascii="Wingdings" w:hAnsi="Wingdings" w:hint="default"/>
+        <w:sz w:val="20"/>
+      </w:rPr>
+    </w:lvl>
+    <w:lvl w:ilvl="6" w:tentative="1">
+      <w:start w:val="1"/>
+      <w:numFmt w:val="bullet"/>
+      <w:lvlText w:val=""/>
+      <w:lvlJc w:val="left"/>
+      <w:pPr>
+        <w:tabs>
+          <w:tab w:val="num" w:pos="5040"/>
+        </w:tabs>
+        <w:ind w:left="5040" w:hanging="360"/>
+      </w:pPr>
+      <w:rPr>
+        <w:rFonts w:ascii="Wingdings" w:hAnsi="Wingdings" w:hint="default"/>
+        <w:sz w:val="20"/>
+      </w:rPr>
+    </w:lvl>
+    <w:lvl w:ilvl="7" w:tentative="1">
+      <w:start w:val="1"/>
+      <w:numFmt w:val="bullet"/>
+      <w:lvlText w:val=""/>
+      <w:lvlJc w:val="left"/>
+      <w:pPr>
+        <w:tabs>
+          <w:tab w:val="num" w:pos="5760"/>
+        </w:tabs>
+        <w:ind w:left="5760" w:hanging="360"/>
+      </w:pPr>
+      <w:rPr>
+        <w:rFonts w:ascii="Wingdings" w:hAnsi="Wingdings" w:hint="default"/>
+        <w:sz w:val="20"/>
+      </w:rPr>
+    </w:lvl>
+    <w:lvl w:ilvl="8" w:tentative="1">
+      <w:start w:val="1"/>
+      <w:numFmt w:val="bullet"/>
+      <w:lvlText w:val=""/>
+      <w:lvlJc w:val="left"/>
+      <w:pPr>
+        <w:tabs>
+          <w:tab w:val="num" w:pos="6480"/>
+        </w:tabs>
+        <w:ind w:left="6480" w:hanging="360"/>
+      </w:pPr>
+      <w:rPr>
+        <w:rFonts w:ascii="Wingdings" w:hAnsi="Wingdings" w:hint="default"/>
+        <w:sz w:val="20"/>
+      </w:rPr>
+    </w:lvl>
+  </w:abstractNum>
+  <w:abstractNum w:abstractNumId="11" w15:restartNumberingAfterBreak="0">
+    <w:nsid w:val="46806D35"/>
+    <w:multiLevelType w:val="multilevel"/>
+    <w:tmpl w:val="CFCC6BFC"/>
+    <w:lvl w:ilvl="0">
+      <w:start w:val="1"/>
+      <w:numFmt w:val="bullet"/>
+      <w:lvlText w:val=""/>
+      <w:lvlJc w:val="left"/>
+      <w:pPr>
+        <w:tabs>
+          <w:tab w:val="num" w:pos="720"/>
+        </w:tabs>
+        <w:ind w:left="720" w:hanging="360"/>
+      </w:pPr>
+      <w:rPr>
+        <w:rFonts w:ascii="Symbol" w:hAnsi="Symbol" w:hint="default"/>
+        <w:sz w:val="20"/>
+      </w:rPr>
+    </w:lvl>
+    <w:lvl w:ilvl="1" w:tentative="1">
+      <w:start w:val="1"/>
+      <w:numFmt w:val="bullet"/>
+      <w:lvlText w:val="o"/>
+      <w:lvlJc w:val="left"/>
+      <w:pPr>
+        <w:tabs>
+          <w:tab w:val="num" w:pos="1440"/>
+        </w:tabs>
+        <w:ind w:left="1440" w:hanging="360"/>
+      </w:pPr>
+      <w:rPr>
+        <w:rFonts w:ascii="Courier New" w:hAnsi="Courier New" w:hint="default"/>
+        <w:sz w:val="20"/>
+      </w:rPr>
+    </w:lvl>
+    <w:lvl w:ilvl="2" w:tentative="1">
+      <w:start w:val="1"/>
+      <w:numFmt w:val="bullet"/>
+      <w:lvlText w:val=""/>
+      <w:lvlJc w:val="left"/>
+      <w:pPr>
+        <w:tabs>
+          <w:tab w:val="num" w:pos="2160"/>
+        </w:tabs>
+        <w:ind w:left="2160" w:hanging="360"/>
+      </w:pPr>
+      <w:rPr>
+        <w:rFonts w:ascii="Wingdings" w:hAnsi="Wingdings" w:hint="default"/>
+        <w:sz w:val="20"/>
+      </w:rPr>
+    </w:lvl>
+    <w:lvl w:ilvl="3" w:tentative="1">
+      <w:start w:val="1"/>
+      <w:numFmt w:val="bullet"/>
+      <w:lvlText w:val=""/>
+      <w:lvlJc w:val="left"/>
+      <w:pPr>
+        <w:tabs>
+          <w:tab w:val="num" w:pos="2880"/>
+        </w:tabs>
+        <w:ind w:left="2880" w:hanging="360"/>
+      </w:pPr>
+      <w:rPr>
+        <w:rFonts w:ascii="Wingdings" w:hAnsi="Wingdings" w:hint="default"/>
+        <w:sz w:val="20"/>
+      </w:rPr>
+    </w:lvl>
+    <w:lvl w:ilvl="4" w:tentative="1">
+      <w:start w:val="1"/>
+      <w:numFmt w:val="bullet"/>
+      <w:lvlText w:val=""/>
+      <w:lvlJc w:val="left"/>
+      <w:pPr>
+        <w:tabs>
+          <w:tab w:val="num" w:pos="3600"/>
+        </w:tabs>
+        <w:ind w:left="3600" w:hanging="360"/>
+      </w:pPr>
+      <w:rPr>
+        <w:rFonts w:ascii="Wingdings" w:hAnsi="Wingdings" w:hint="default"/>
+        <w:sz w:val="20"/>
+      </w:rPr>
+    </w:lvl>
+    <w:lvl w:ilvl="5" w:tentative="1">
+      <w:start w:val="1"/>
+      <w:numFmt w:val="bullet"/>
+      <w:lvlText w:val=""/>
+      <w:lvlJc w:val="left"/>
+      <w:pPr>
+        <w:tabs>
+          <w:tab w:val="num" w:pos="4320"/>
+        </w:tabs>
+        <w:ind w:left="4320" w:hanging="360"/>
+      </w:pPr>
+      <w:rPr>
+        <w:rFonts w:ascii="Wingdings" w:hAnsi="Wingdings" w:hint="default"/>
+        <w:sz w:val="20"/>
+      </w:rPr>
+    </w:lvl>
+    <w:lvl w:ilvl="6" w:tentative="1">
+      <w:start w:val="1"/>
+      <w:numFmt w:val="bullet"/>
+      <w:lvlText w:val=""/>
+      <w:lvlJc w:val="left"/>
+      <w:pPr>
+        <w:tabs>
+          <w:tab w:val="num" w:pos="5040"/>
+        </w:tabs>
+        <w:ind w:left="5040" w:hanging="360"/>
+      </w:pPr>
+      <w:rPr>
+        <w:rFonts w:ascii="Wingdings" w:hAnsi="Wingdings" w:hint="default"/>
+        <w:sz w:val="20"/>
+      </w:rPr>
+    </w:lvl>
+    <w:lvl w:ilvl="7" w:tentative="1">
+      <w:start w:val="1"/>
+      <w:numFmt w:val="bullet"/>
+      <w:lvlText w:val=""/>
+      <w:lvlJc w:val="left"/>
+      <w:pPr>
+        <w:tabs>
+          <w:tab w:val="num" w:pos="5760"/>
+        </w:tabs>
+        <w:ind w:left="5760" w:hanging="360"/>
+      </w:pPr>
+      <w:rPr>
+        <w:rFonts w:ascii="Wingdings" w:hAnsi="Wingdings" w:hint="default"/>
+        <w:sz w:val="20"/>
+      </w:rPr>
+    </w:lvl>
+    <w:lvl w:ilvl="8" w:tentative="1">
+      <w:start w:val="1"/>
+      <w:numFmt w:val="bullet"/>
+      <w:lvlText w:val=""/>
+      <w:lvlJc w:val="left"/>
+      <w:pPr>
+        <w:tabs>
+          <w:tab w:val="num" w:pos="6480"/>
+        </w:tabs>
+        <w:ind w:left="6480" w:hanging="360"/>
+      </w:pPr>
+      <w:rPr>
+        <w:rFonts w:ascii="Wingdings" w:hAnsi="Wingdings" w:hint="default"/>
+        <w:sz w:val="20"/>
+      </w:rPr>
+    </w:lvl>
+  </w:abstractNum>
+  <w:abstractNum w:abstractNumId="12" w15:restartNumberingAfterBreak="0">
     <w:nsid w:val="4A08512F"/>
     <w:multiLevelType w:val="multilevel"/>
     <w:tmpl w:val="8280D5F2"/>
@@ -1152,7 +3312,305 @@
       </w:pPr>
     </w:lvl>
   </w:abstractNum>
-  <w:abstractNum w:abstractNumId="4" w15:restartNumberingAfterBreak="0">
+  <w:abstractNum w:abstractNumId="13" w15:restartNumberingAfterBreak="0">
+    <w:nsid w:val="57621E8C"/>
+    <w:multiLevelType w:val="multilevel"/>
+    <w:tmpl w:val="306CF936"/>
+    <w:lvl w:ilvl="0">
+      <w:start w:val="1"/>
+      <w:numFmt w:val="bullet"/>
+      <w:lvlText w:val=""/>
+      <w:lvlJc w:val="left"/>
+      <w:pPr>
+        <w:tabs>
+          <w:tab w:val="num" w:pos="720"/>
+        </w:tabs>
+        <w:ind w:left="720" w:hanging="360"/>
+      </w:pPr>
+      <w:rPr>
+        <w:rFonts w:ascii="Symbol" w:hAnsi="Symbol" w:hint="default"/>
+        <w:sz w:val="20"/>
+      </w:rPr>
+    </w:lvl>
+    <w:lvl w:ilvl="1" w:tentative="1">
+      <w:start w:val="1"/>
+      <w:numFmt w:val="bullet"/>
+      <w:lvlText w:val="o"/>
+      <w:lvlJc w:val="left"/>
+      <w:pPr>
+        <w:tabs>
+          <w:tab w:val="num" w:pos="1440"/>
+        </w:tabs>
+        <w:ind w:left="1440" w:hanging="360"/>
+      </w:pPr>
+      <w:rPr>
+        <w:rFonts w:ascii="Courier New" w:hAnsi="Courier New" w:hint="default"/>
+        <w:sz w:val="20"/>
+      </w:rPr>
+    </w:lvl>
+    <w:lvl w:ilvl="2" w:tentative="1">
+      <w:start w:val="1"/>
+      <w:numFmt w:val="bullet"/>
+      <w:lvlText w:val=""/>
+      <w:lvlJc w:val="left"/>
+      <w:pPr>
+        <w:tabs>
+          <w:tab w:val="num" w:pos="2160"/>
+        </w:tabs>
+        <w:ind w:left="2160" w:hanging="360"/>
+      </w:pPr>
+      <w:rPr>
+        <w:rFonts w:ascii="Wingdings" w:hAnsi="Wingdings" w:hint="default"/>
+        <w:sz w:val="20"/>
+      </w:rPr>
+    </w:lvl>
+    <w:lvl w:ilvl="3" w:tentative="1">
+      <w:start w:val="1"/>
+      <w:numFmt w:val="bullet"/>
+      <w:lvlText w:val=""/>
+      <w:lvlJc w:val="left"/>
+      <w:pPr>
+        <w:tabs>
+          <w:tab w:val="num" w:pos="2880"/>
+        </w:tabs>
+        <w:ind w:left="2880" w:hanging="360"/>
+      </w:pPr>
+      <w:rPr>
+        <w:rFonts w:ascii="Wingdings" w:hAnsi="Wingdings" w:hint="default"/>
+        <w:sz w:val="20"/>
+      </w:rPr>
+    </w:lvl>
+    <w:lvl w:ilvl="4" w:tentative="1">
+      <w:start w:val="1"/>
+      <w:numFmt w:val="bullet"/>
+      <w:lvlText w:val=""/>
+      <w:lvlJc w:val="left"/>
+      <w:pPr>
+        <w:tabs>
+          <w:tab w:val="num" w:pos="3600"/>
+        </w:tabs>
+        <w:ind w:left="3600" w:hanging="360"/>
+      </w:pPr>
+      <w:rPr>
+        <w:rFonts w:ascii="Wingdings" w:hAnsi="Wingdings" w:hint="default"/>
+        <w:sz w:val="20"/>
+      </w:rPr>
+    </w:lvl>
+    <w:lvl w:ilvl="5" w:tentative="1">
+      <w:start w:val="1"/>
+      <w:numFmt w:val="bullet"/>
+      <w:lvlText w:val=""/>
+      <w:lvlJc w:val="left"/>
+      <w:pPr>
+        <w:tabs>
+          <w:tab w:val="num" w:pos="4320"/>
+        </w:tabs>
+        <w:ind w:left="4320" w:hanging="360"/>
+      </w:pPr>
+      <w:rPr>
+        <w:rFonts w:ascii="Wingdings" w:hAnsi="Wingdings" w:hint="default"/>
+        <w:sz w:val="20"/>
+      </w:rPr>
+    </w:lvl>
+    <w:lvl w:ilvl="6" w:tentative="1">
+      <w:start w:val="1"/>
+      <w:numFmt w:val="bullet"/>
+      <w:lvlText w:val=""/>
+      <w:lvlJc w:val="left"/>
+      <w:pPr>
+        <w:tabs>
+          <w:tab w:val="num" w:pos="5040"/>
+        </w:tabs>
+        <w:ind w:left="5040" w:hanging="360"/>
+      </w:pPr>
+      <w:rPr>
+        <w:rFonts w:ascii="Wingdings" w:hAnsi="Wingdings" w:hint="default"/>
+        <w:sz w:val="20"/>
+      </w:rPr>
+    </w:lvl>
+    <w:lvl w:ilvl="7" w:tentative="1">
+      <w:start w:val="1"/>
+      <w:numFmt w:val="bullet"/>
+      <w:lvlText w:val=""/>
+      <w:lvlJc w:val="left"/>
+      <w:pPr>
+        <w:tabs>
+          <w:tab w:val="num" w:pos="5760"/>
+        </w:tabs>
+        <w:ind w:left="5760" w:hanging="360"/>
+      </w:pPr>
+      <w:rPr>
+        <w:rFonts w:ascii="Wingdings" w:hAnsi="Wingdings" w:hint="default"/>
+        <w:sz w:val="20"/>
+      </w:rPr>
+    </w:lvl>
+    <w:lvl w:ilvl="8" w:tentative="1">
+      <w:start w:val="1"/>
+      <w:numFmt w:val="bullet"/>
+      <w:lvlText w:val=""/>
+      <w:lvlJc w:val="left"/>
+      <w:pPr>
+        <w:tabs>
+          <w:tab w:val="num" w:pos="6480"/>
+        </w:tabs>
+        <w:ind w:left="6480" w:hanging="360"/>
+      </w:pPr>
+      <w:rPr>
+        <w:rFonts w:ascii="Wingdings" w:hAnsi="Wingdings" w:hint="default"/>
+        <w:sz w:val="20"/>
+      </w:rPr>
+    </w:lvl>
+  </w:abstractNum>
+  <w:abstractNum w:abstractNumId="14" w15:restartNumberingAfterBreak="0">
+    <w:nsid w:val="5944454A"/>
+    <w:multiLevelType w:val="multilevel"/>
+    <w:tmpl w:val="F29CD1E4"/>
+    <w:lvl w:ilvl="0">
+      <w:start w:val="1"/>
+      <w:numFmt w:val="bullet"/>
+      <w:lvlText w:val=""/>
+      <w:lvlJc w:val="left"/>
+      <w:pPr>
+        <w:tabs>
+          <w:tab w:val="num" w:pos="720"/>
+        </w:tabs>
+        <w:ind w:left="720" w:hanging="360"/>
+      </w:pPr>
+      <w:rPr>
+        <w:rFonts w:ascii="Symbol" w:hAnsi="Symbol" w:hint="default"/>
+        <w:sz w:val="20"/>
+      </w:rPr>
+    </w:lvl>
+    <w:lvl w:ilvl="1" w:tentative="1">
+      <w:start w:val="1"/>
+      <w:numFmt w:val="bullet"/>
+      <w:lvlText w:val="o"/>
+      <w:lvlJc w:val="left"/>
+      <w:pPr>
+        <w:tabs>
+          <w:tab w:val="num" w:pos="1440"/>
+        </w:tabs>
+        <w:ind w:left="1440" w:hanging="360"/>
+      </w:pPr>
+      <w:rPr>
+        <w:rFonts w:ascii="Courier New" w:hAnsi="Courier New" w:hint="default"/>
+        <w:sz w:val="20"/>
+      </w:rPr>
+    </w:lvl>
+    <w:lvl w:ilvl="2" w:tentative="1">
+      <w:start w:val="1"/>
+      <w:numFmt w:val="bullet"/>
+      <w:lvlText w:val=""/>
+      <w:lvlJc w:val="left"/>
+      <w:pPr>
+        <w:tabs>
+          <w:tab w:val="num" w:pos="2160"/>
+        </w:tabs>
+        <w:ind w:left="2160" w:hanging="360"/>
+      </w:pPr>
+      <w:rPr>
+        <w:rFonts w:ascii="Wingdings" w:hAnsi="Wingdings" w:hint="default"/>
+        <w:sz w:val="20"/>
+      </w:rPr>
+    </w:lvl>
+    <w:lvl w:ilvl="3" w:tentative="1">
+      <w:start w:val="1"/>
+      <w:numFmt w:val="bullet"/>
+      <w:lvlText w:val=""/>
+      <w:lvlJc w:val="left"/>
+      <w:pPr>
+        <w:tabs>
+          <w:tab w:val="num" w:pos="2880"/>
+        </w:tabs>
+        <w:ind w:left="2880" w:hanging="360"/>
+      </w:pPr>
+      <w:rPr>
+        <w:rFonts w:ascii="Wingdings" w:hAnsi="Wingdings" w:hint="default"/>
+        <w:sz w:val="20"/>
+      </w:rPr>
+    </w:lvl>
+    <w:lvl w:ilvl="4" w:tentative="1">
+      <w:start w:val="1"/>
+      <w:numFmt w:val="bullet"/>
+      <w:lvlText w:val=""/>
+      <w:lvlJc w:val="left"/>
+      <w:pPr>
+        <w:tabs>
+          <w:tab w:val="num" w:pos="3600"/>
+        </w:tabs>
+        <w:ind w:left="3600" w:hanging="360"/>
+      </w:pPr>
+      <w:rPr>
+        <w:rFonts w:ascii="Wingdings" w:hAnsi="Wingdings" w:hint="default"/>
+        <w:sz w:val="20"/>
+      </w:rPr>
+    </w:lvl>
+    <w:lvl w:ilvl="5" w:tentative="1">
+      <w:start w:val="1"/>
+      <w:numFmt w:val="bullet"/>
+      <w:lvlText w:val=""/>
+      <w:lvlJc w:val="left"/>
+      <w:pPr>
+        <w:tabs>
+          <w:tab w:val="num" w:pos="4320"/>
+        </w:tabs>
+        <w:ind w:left="4320" w:hanging="360"/>
+      </w:pPr>
+      <w:rPr>
+        <w:rFonts w:ascii="Wingdings" w:hAnsi="Wingdings" w:hint="default"/>
+        <w:sz w:val="20"/>
+      </w:rPr>
+    </w:lvl>
+    <w:lvl w:ilvl="6" w:tentative="1">
+      <w:start w:val="1"/>
+      <w:numFmt w:val="bullet"/>
+      <w:lvlText w:val=""/>
+      <w:lvlJc w:val="left"/>
+      <w:pPr>
+        <w:tabs>
+          <w:tab w:val="num" w:pos="5040"/>
+        </w:tabs>
+        <w:ind w:left="5040" w:hanging="360"/>
+      </w:pPr>
+      <w:rPr>
+        <w:rFonts w:ascii="Wingdings" w:hAnsi="Wingdings" w:hint="default"/>
+        <w:sz w:val="20"/>
+      </w:rPr>
+    </w:lvl>
+    <w:lvl w:ilvl="7" w:tentative="1">
+      <w:start w:val="1"/>
+      <w:numFmt w:val="bullet"/>
+      <w:lvlText w:val=""/>
+      <w:lvlJc w:val="left"/>
+      <w:pPr>
+        <w:tabs>
+          <w:tab w:val="num" w:pos="5760"/>
+        </w:tabs>
+        <w:ind w:left="5760" w:hanging="360"/>
+      </w:pPr>
+      <w:rPr>
+        <w:rFonts w:ascii="Wingdings" w:hAnsi="Wingdings" w:hint="default"/>
+        <w:sz w:val="20"/>
+      </w:rPr>
+    </w:lvl>
+    <w:lvl w:ilvl="8" w:tentative="1">
+      <w:start w:val="1"/>
+      <w:numFmt w:val="bullet"/>
+      <w:lvlText w:val=""/>
+      <w:lvlJc w:val="left"/>
+      <w:pPr>
+        <w:tabs>
+          <w:tab w:val="num" w:pos="6480"/>
+        </w:tabs>
+        <w:ind w:left="6480" w:hanging="360"/>
+      </w:pPr>
+      <w:rPr>
+        <w:rFonts w:ascii="Wingdings" w:hAnsi="Wingdings" w:hint="default"/>
+        <w:sz w:val="20"/>
+      </w:rPr>
+    </w:lvl>
+  </w:abstractNum>
+  <w:abstractNum w:abstractNumId="15" w15:restartNumberingAfterBreak="0">
     <w:nsid w:val="7FA3543C"/>
     <w:multiLevelType w:val="multilevel"/>
     <w:tmpl w:val="B21A4552"/>
@@ -1302,19 +3760,52 @@
     </w:lvl>
   </w:abstractNum>
   <w:num w:numId="1" w16cid:durableId="695354475">
+    <w:abstractNumId w:val="9"/>
+  </w:num>
+  <w:num w:numId="2" w16cid:durableId="294794290">
+    <w:abstractNumId w:val="12"/>
+  </w:num>
+  <w:num w:numId="3" w16cid:durableId="1986809664">
+    <w:abstractNumId w:val="15"/>
+  </w:num>
+  <w:num w:numId="4" w16cid:durableId="1332954551">
+    <w:abstractNumId w:val="1"/>
+  </w:num>
+  <w:num w:numId="5" w16cid:durableId="261114510">
+    <w:abstractNumId w:val="3"/>
+  </w:num>
+  <w:num w:numId="6" w16cid:durableId="1903445121">
+    <w:abstractNumId w:val="7"/>
+  </w:num>
+  <w:num w:numId="7" w16cid:durableId="29038387">
+    <w:abstractNumId w:val="11"/>
+  </w:num>
+  <w:num w:numId="8" w16cid:durableId="1359697519">
+    <w:abstractNumId w:val="6"/>
+  </w:num>
+  <w:num w:numId="9" w16cid:durableId="271940720">
     <w:abstractNumId w:val="2"/>
   </w:num>
-  <w:num w:numId="2" w16cid:durableId="294794290">
-    <w:abstractNumId w:val="3"/>
-  </w:num>
-  <w:num w:numId="3" w16cid:durableId="1986809664">
+  <w:num w:numId="10" w16cid:durableId="257102410">
     <w:abstractNumId w:val="4"/>
   </w:num>
-  <w:num w:numId="4" w16cid:durableId="1332954551">
+  <w:num w:numId="11" w16cid:durableId="1883977461">
+    <w:abstractNumId w:val="10"/>
+  </w:num>
+  <w:num w:numId="12" w16cid:durableId="2013602086">
     <w:abstractNumId w:val="0"/>
   </w:num>
-  <w:num w:numId="5" w16cid:durableId="261114510">
-    <w:abstractNumId w:val="1"/>
+  <w:num w:numId="13" w16cid:durableId="1238858505">
+    <w:abstractNumId w:val="14"/>
+  </w:num>
+  <w:num w:numId="14" w16cid:durableId="673069880">
+    <w:abstractNumId w:val="13"/>
+  </w:num>
+  <w:num w:numId="15" w16cid:durableId="597251882">
+    <w:abstractNumId w:val="5"/>
+  </w:num>
+  <w:num w:numId="16" w16cid:durableId="799150403">
+    <w:abstractNumId w:val="8"/>
   </w:num>
 </w:numbering>
 </file>
@@ -1921,6 +4412,7 @@
   <w:style w:type="character" w:default="1" w:styleId="Fuentedeprrafopredeter">
     <w:name w:val="Default Paragraph Font"/>
     <w:uiPriority w:val="1"/>
+    <w:semiHidden/>
     <w:unhideWhenUsed/>
   </w:style>
   <w:style w:type="table" w:default="1" w:styleId="Tablanormal">

--- a/Componente metodologico/Planeaciion proyecto inicial.docx
+++ b/Componente metodologico/Planeaciion proyecto inicial.docx
@@ -462,188 +462,936 @@
       </w:r>
     </w:p>
     <w:p>
-      <w:r>
-        <w:t xml:space="preserve">  RF01. Registro de usuarios: El sistema permitirá el registro de nuevos </w:t>
-      </w:r>
-      <w:r>
-        <w:t>clientes</w:t>
-      </w:r>
-      <w:r>
-        <w:t xml:space="preserve"> en la plataforma.</w:t>
-      </w:r>
-    </w:p>
-    <w:p>
-      <w:r>
-        <w:t xml:space="preserve"> RF02. Inicio de sesión: El sistema permitirá el inicio de sesión y la autenticación de los </w:t>
-      </w:r>
-      <w:r>
-        <w:t>clientes</w:t>
-      </w:r>
-      <w:r>
-        <w:t>.</w:t>
-      </w:r>
-    </w:p>
-    <w:p>
-      <w:r>
-        <w:t xml:space="preserve">  RF03. Visualización de perfil: El </w:t>
-      </w:r>
-      <w:r>
-        <w:t>cliente</w:t>
-      </w:r>
-      <w:r>
-        <w:t xml:space="preserve"> podrá visualizar su información personal básica dentro del aplicativo.</w:t>
-      </w:r>
-    </w:p>
-    <w:p>
-      <w:r>
-        <w:t xml:space="preserve"> RF04. Modificación de perfil: El </w:t>
-      </w:r>
-      <w:r>
-        <w:t>cliente</w:t>
-      </w:r>
-      <w:r>
-        <w:t xml:space="preserve"> podrá actualizar o modificar su información personal básica en la plataforma.</w:t>
-      </w:r>
-    </w:p>
-    <w:p>
-      <w:r>
-        <w:t xml:space="preserve">  RF05. Consulta de sedes: El </w:t>
-      </w:r>
-      <w:r>
-        <w:t>cliente</w:t>
-      </w:r>
-      <w:r>
-        <w:t xml:space="preserve"> podrá consultar las sedes disponibles y la información asociada a cada una.</w:t>
-      </w:r>
-    </w:p>
-    <w:p>
-      <w:r>
-        <w:t xml:space="preserve">  RF06. Consulta de servicios y actividades: El </w:t>
-      </w:r>
-      <w:r>
-        <w:t>cliente</w:t>
-      </w:r>
-      <w:r>
-        <w:t xml:space="preserve"> podrá visualizar los servicios y las actividades deportivas ofrecidas.</w:t>
-      </w:r>
-    </w:p>
-    <w:p>
-      <w:r>
-        <w:t xml:space="preserve">  RF07. Consulta de horarios: El </w:t>
-      </w:r>
-      <w:r>
-        <w:t>cliente</w:t>
-      </w:r>
-      <w:r>
-        <w:tab/>
-      </w:r>
-      <w:r>
-        <w:t xml:space="preserve"> podrá visualizar los horarios disponibles para las diferentes actividades deportivas.</w:t>
-      </w:r>
-    </w:p>
-    <w:p>
-      <w:r>
-        <w:t xml:space="preserve">  RF08. Almacenamiento de preferencias: El usuario podrá seleccionar y guardar sus sedes y horarios favoritos para un acceso rápido.</w:t>
-      </w:r>
-    </w:p>
-    <w:p>
-      <w:r>
-        <w:t xml:space="preserve">  RF09. Consulta de rutinas: El usuario podrá consultar rutinas de entrenamiento clasificadas según objetivos y niveles de dificultad.</w:t>
-      </w:r>
-    </w:p>
-    <w:p>
-      <w:r>
-        <w:t xml:space="preserve">  RF10. Consulta de bienestar: El sistema permitirá al usuario consultar guías informativas de alimentación y bienestar físico.</w:t>
-      </w:r>
-    </w:p>
-    <w:p>
-      <w:r>
-        <w:t xml:space="preserve">  RF11. Gestión de sedes: Los administradores podrán crear, modificar y eliminar las sedes del gimnasio.</w:t>
-      </w:r>
-    </w:p>
-    <w:p>
-      <w:r>
-        <w:t xml:space="preserve">  RF12. Gestión de actividades y horarios: Los administradores podrán crear, modificar y eliminar las actividades deportivas y sus respectivos horarios.</w:t>
-      </w:r>
-    </w:p>
-    <w:p>
-      <w:r>
-        <w:t xml:space="preserve">  RF13. Gestión de rutinas de entrenamiento: Los administradores podrán crear, modificar y eliminar las rutinas de entrenamiento disponibles en la plataforma.</w:t>
-      </w:r>
-    </w:p>
-    <w:p>
-      <w:r>
-        <w:t xml:space="preserve">  RF14. Gestión de guías de bienestar: Los administradores podrán crear, modificar y eliminar las guías informativas de alimentación y bienestar físico.</w:t>
-      </w:r>
-    </w:p>
-    <w:p>
-      <w:r>
-        <w:t>RF15.Cierre de sesión: El sistema permite cerrar la sesión del usuario.</w:t>
+      <w:pPr>
+        <w:rPr>
+          <w:b/>
+          <w:bCs/>
+        </w:rPr>
+      </w:pPr>
+      <w:r>
+        <w:rPr>
+          <w:b/>
+          <w:bCs/>
+        </w:rPr>
+        <w:t>Módulo 1: Usuarios, Autenticación y Perfil</w:t>
+      </w:r>
+    </w:p>
+    <w:p>
+      <w:pPr>
+        <w:numPr>
+          <w:ilvl w:val="0"/>
+          <w:numId w:val="6"/>
+        </w:numPr>
+      </w:pPr>
+      <w:r>
+        <w:t>RF01. Registro de usuarios: El sistema permitirá el registro de nuevos usuarios en la plataforma.</w:t>
+      </w:r>
+    </w:p>
+    <w:p>
+      <w:pPr>
+        <w:numPr>
+          <w:ilvl w:val="0"/>
+          <w:numId w:val="6"/>
+        </w:numPr>
+      </w:pPr>
+      <w:r>
+        <w:t>RF02. Inicio de sesión: El sistema permitirá el inicio de sesión y la autenticación de los usuarios registrados.</w:t>
+      </w:r>
+    </w:p>
+    <w:p>
+      <w:pPr>
+        <w:numPr>
+          <w:ilvl w:val="0"/>
+          <w:numId w:val="6"/>
+        </w:numPr>
+      </w:pPr>
+      <w:r>
+        <w:t>RF03. Visualización de perfil: El usuario podrá visualizar su información personal básica dentro del aplicativo.</w:t>
+      </w:r>
+    </w:p>
+    <w:p>
+      <w:pPr>
+        <w:numPr>
+          <w:ilvl w:val="0"/>
+          <w:numId w:val="6"/>
+        </w:numPr>
+      </w:pPr>
+      <w:r>
+        <w:t>RF04. Modificación de perfil: El usuario podrá actualizar o modificar su información personal básica en la plataforma.</w:t>
+      </w:r>
+    </w:p>
+    <w:p>
+      <w:r>
+        <w:t>Módulo 2: Consultas y Preferencias del Cliente (</w:t>
+      </w:r>
+      <w:proofErr w:type="spellStart"/>
+      <w:r>
+        <w:t>GymLocator</w:t>
+      </w:r>
+      <w:proofErr w:type="spellEnd"/>
+      <w:r>
+        <w:t>)</w:t>
+      </w:r>
+    </w:p>
+    <w:p>
+      <w:pPr>
+        <w:numPr>
+          <w:ilvl w:val="0"/>
+          <w:numId w:val="7"/>
+        </w:numPr>
+      </w:pPr>
+      <w:r>
+        <w:t>RF05. Consulta de sedes: El usuario podrá consultar las sedes disponibles y la información asociada a cada una.</w:t>
+      </w:r>
+    </w:p>
+    <w:p>
+      <w:pPr>
+        <w:numPr>
+          <w:ilvl w:val="0"/>
+          <w:numId w:val="7"/>
+        </w:numPr>
+      </w:pPr>
+      <w:r>
+        <w:t>RF06. Consulta de servicios y actividades: El usuario podrá visualizar los servicios y las actividades deportivas ofrecidas.</w:t>
+      </w:r>
+    </w:p>
+    <w:p>
+      <w:pPr>
+        <w:numPr>
+          <w:ilvl w:val="0"/>
+          <w:numId w:val="7"/>
+        </w:numPr>
+      </w:pPr>
+      <w:r>
+        <w:t>RF07. Consulta de horarios: El usuario podrá visualizar los horarios disponibles para las diferentes actividades deportivas.</w:t>
+      </w:r>
+    </w:p>
+    <w:p>
+      <w:pPr>
+        <w:numPr>
+          <w:ilvl w:val="0"/>
+          <w:numId w:val="7"/>
+        </w:numPr>
+      </w:pPr>
+      <w:r>
+        <w:t>RF08. Almacenamiento de preferencias: El usuario podrá seleccionar y guardar sus sedes y horarios favoritos para un acceso rápido.</w:t>
+      </w:r>
+    </w:p>
+    <w:p>
+      <w:pPr>
+        <w:numPr>
+          <w:ilvl w:val="0"/>
+          <w:numId w:val="7"/>
+        </w:numPr>
+      </w:pPr>
+      <w:r>
+        <w:t>RF09. Consulta de rutinas: El usuario podrá consultar rutinas de entrenamiento clasificadas según objetivos y niveles de dificultad.</w:t>
+      </w:r>
+    </w:p>
+    <w:p>
+      <w:pPr>
+        <w:numPr>
+          <w:ilvl w:val="0"/>
+          <w:numId w:val="7"/>
+        </w:numPr>
+      </w:pPr>
+      <w:r>
+        <w:t>RF10. Consulta de bienestar: El sistema permitirá al usuario consultar guías informativas de alimentación y bienestar físico.</w:t>
+      </w:r>
+    </w:p>
+    <w:p>
+      <w:r>
+        <w:t>Módulo 3: Panel de Control (</w:t>
+      </w:r>
+      <w:proofErr w:type="spellStart"/>
+      <w:r>
+        <w:t>Dashboard</w:t>
+      </w:r>
+      <w:proofErr w:type="spellEnd"/>
+      <w:r>
+        <w:t>) e Indicadores Generales</w:t>
+      </w:r>
+    </w:p>
+    <w:p>
+      <w:pPr>
+        <w:numPr>
+          <w:ilvl w:val="0"/>
+          <w:numId w:val="8"/>
+        </w:numPr>
+      </w:pPr>
+      <w:r>
+        <w:t>RF11. Visualización de estadísticas generales: El sistema permitirá al administrador visualizar un resumen cuantitativo que incluya el total de sedes, total de usuarios registrados, cantidad de localidades cubiertas y especialidades disponibles.</w:t>
+      </w:r>
+    </w:p>
+    <w:p>
+      <w:pPr>
+        <w:numPr>
+          <w:ilvl w:val="0"/>
+          <w:numId w:val="8"/>
+        </w:numPr>
+      </w:pPr>
+      <w:r>
+        <w:t>RF12. Monitoreo de actividad reciente: El sistema desplegará un historial cronológico en tiempo real con las últimas acciones del aplicativo (como registros de usuarios y actualizaciones o adiciones de sedes).</w:t>
       </w:r>
     </w:p>
     <w:p>
       <w:r>
         <w:lastRenderedPageBreak/>
-        <w:t>RF1</w:t>
-      </w:r>
-      <w:r>
-        <w:t>6</w:t>
-      </w:r>
-      <w:r>
-        <w:t>. Gestión de localidades: Los administradores podrán parametrizar, crear, modificar y eliminar las localidades o zonas geográficas a las cuales se asignarán las sedes.</w:t>
-      </w:r>
-    </w:p>
-    <w:p>
-      <w:r>
-        <w:t xml:space="preserve"> RF1</w:t>
-      </w:r>
-      <w:r>
-        <w:t>7</w:t>
-      </w:r>
-      <w:r>
-        <w:t>. Gestión de especialidades: Los administradores podrán gestionar las distintas disciplinas o especialidades deportivas que se vinculan a las sedes y actividades.</w:t>
-      </w:r>
-    </w:p>
-    <w:p>
-      <w:r>
-        <w:t xml:space="preserve"> RF</w:t>
-      </w:r>
-      <w:r>
-        <w:t>18</w:t>
-      </w:r>
-      <w:r>
-        <w:t>. Generación de reportes analíticos: El sistema permitirá al administrador generar y visualizar reportes gráficos o estadísticos sobre el crecimiento de usuarios, concurrencia en las sedes o preferencias del aplicativo.</w:t>
-      </w:r>
-    </w:p>
-    <w:p>
-      <w:r>
-        <w:t>RF</w:t>
-      </w:r>
-      <w:r>
-        <w:t>19</w:t>
-      </w:r>
-      <w:r>
-        <w:t>. Configuración del sistema: Los administradores podrán acceder a un panel técnico para ajustar parámetros globales de la aplicación (roles de usuario, variables del sistema o datos de contacto).</w:t>
-      </w:r>
-    </w:p>
-    <w:p>
-      <w:r>
-        <w:t>RF2</w:t>
-      </w:r>
-      <w:r>
-        <w:t>0</w:t>
-      </w:r>
-      <w:r>
-        <w:t xml:space="preserve">. Cierre de sesión seguro: El sistema permitirá al administrador </w:t>
-      </w:r>
-      <w:r>
-        <w:t xml:space="preserve">cerrar la sesión </w:t>
-      </w:r>
-      <w:r>
-        <w:t>para salir del panel de control.</w:t>
-      </w:r>
-    </w:p>
-    <w:p/>
+        <w:t>Módulo 4: Gestión Administrativa de Usuarios</w:t>
+      </w:r>
+    </w:p>
+    <w:p>
+      <w:pPr>
+        <w:numPr>
+          <w:ilvl w:val="0"/>
+          <w:numId w:val="9"/>
+        </w:numPr>
+      </w:pPr>
+      <w:r>
+        <w:t>RF13. Visualización del listado de usuarios: El sistema permitirá al administrador listar y consultar a todos los usuarios registrados en la plataforma.</w:t>
+      </w:r>
+    </w:p>
+    <w:p>
+      <w:pPr>
+        <w:numPr>
+          <w:ilvl w:val="0"/>
+          <w:numId w:val="9"/>
+        </w:numPr>
+      </w:pPr>
+      <w:r>
+        <w:t>RF14. Búsqueda y filtrado de usuarios: El sistema permitirá al administrador buscar usuarios específicos mediante filtros como nombre, correo o estado.</w:t>
+      </w:r>
+    </w:p>
+    <w:p>
+      <w:pPr>
+        <w:numPr>
+          <w:ilvl w:val="0"/>
+          <w:numId w:val="9"/>
+        </w:numPr>
+      </w:pPr>
+      <w:r>
+        <w:t>RF15. Modificación de estado de usuarios: El sistema permitirá al administrador activar o desactivar usuarios para controlar su acceso a la plataforma.</w:t>
+      </w:r>
+    </w:p>
+    <w:p>
+      <w:pPr>
+        <w:numPr>
+          <w:ilvl w:val="0"/>
+          <w:numId w:val="9"/>
+        </w:numPr>
+      </w:pPr>
+      <w:r>
+        <w:t>RF16. Eliminación de cuentas de usuario: El sistema permitirá al administrador suprimir o dar de baja de forma definitiva una cuenta de usuario del sistema.</w:t>
+      </w:r>
+    </w:p>
+    <w:p>
+      <w:r>
+        <w:t>Módulo 5: Administración de Sedes y Localidades (CRUD)</w:t>
+      </w:r>
+    </w:p>
+    <w:p>
+      <w:pPr>
+        <w:numPr>
+          <w:ilvl w:val="0"/>
+          <w:numId w:val="10"/>
+        </w:numPr>
+      </w:pPr>
+      <w:r>
+        <w:t>RF17. Registro de sedes: El sistema permitirá al administrador registrar una nueva sede en la plataforma ingresando sus datos básicos.</w:t>
+      </w:r>
+    </w:p>
+    <w:p>
+      <w:pPr>
+        <w:numPr>
+          <w:ilvl w:val="0"/>
+          <w:numId w:val="10"/>
+        </w:numPr>
+      </w:pPr>
+      <w:r>
+        <w:t>RF18. Visualización de sedes: El sistema permitirá al administrador listar y consultar el detalle de las sedes registradas.</w:t>
+      </w:r>
+    </w:p>
+    <w:p>
+      <w:pPr>
+        <w:numPr>
+          <w:ilvl w:val="0"/>
+          <w:numId w:val="10"/>
+        </w:numPr>
+      </w:pPr>
+      <w:r>
+        <w:t>RF19. Modificación de sedes: El sistema permitirá al administrador editar la información de cualquier sede existente.</w:t>
+      </w:r>
+    </w:p>
+    <w:p>
+      <w:pPr>
+        <w:numPr>
+          <w:ilvl w:val="0"/>
+          <w:numId w:val="10"/>
+        </w:numPr>
+      </w:pPr>
+      <w:r>
+        <w:t>RF20. Eliminación de sedes: El sistema permitirá al administrador dar de baja o eliminar una sede del sistema.</w:t>
+      </w:r>
+    </w:p>
+    <w:p>
+      <w:pPr>
+        <w:numPr>
+          <w:ilvl w:val="0"/>
+          <w:numId w:val="10"/>
+        </w:numPr>
+      </w:pPr>
+      <w:r>
+        <w:t>RF21. Registro de localidades: El sistema permitirá al administrador crear una nueva localidad geográfica para agrupar las sedes.</w:t>
+      </w:r>
+    </w:p>
+    <w:p>
+      <w:pPr>
+        <w:numPr>
+          <w:ilvl w:val="0"/>
+          <w:numId w:val="10"/>
+        </w:numPr>
+      </w:pPr>
+      <w:r>
+        <w:t>RF22. Visualización de localidades: El sistema permitirá al administrador ver el listado de las localidades configuradas en el aplicativo.</w:t>
+      </w:r>
+    </w:p>
+    <w:p>
+      <w:pPr>
+        <w:numPr>
+          <w:ilvl w:val="0"/>
+          <w:numId w:val="10"/>
+        </w:numPr>
+      </w:pPr>
+      <w:r>
+        <w:t>RF23. Eliminación de localidades: El sistema permitirá al administrador suprimir una localidad del sistema.</w:t>
+      </w:r>
+    </w:p>
+    <w:p>
+      <w:r>
+        <w:t>Módulo 6: Administración de Especialidades y Horarios Básicos (CRUD)</w:t>
+      </w:r>
+    </w:p>
+    <w:p>
+      <w:pPr>
+        <w:numPr>
+          <w:ilvl w:val="0"/>
+          <w:numId w:val="11"/>
+        </w:numPr>
+      </w:pPr>
+      <w:r>
+        <w:t>RF24. Registro de especialidades: El sistema permitirá al administrador dar de alta una nueva disciplina o especialidad deportiva.</w:t>
+      </w:r>
+    </w:p>
+    <w:p>
+      <w:pPr>
+        <w:numPr>
+          <w:ilvl w:val="0"/>
+          <w:numId w:val="11"/>
+        </w:numPr>
+      </w:pPr>
+      <w:r>
+        <w:t>RF25. Visualización de especialidades: El sistema permitirá al administrador listar y revisar las especialidades creadas.</w:t>
+      </w:r>
+    </w:p>
+    <w:p>
+      <w:pPr>
+        <w:numPr>
+          <w:ilvl w:val="0"/>
+          <w:numId w:val="11"/>
+        </w:numPr>
+      </w:pPr>
+      <w:r>
+        <w:lastRenderedPageBreak/>
+        <w:t>RF26. Modificación de especialidades: El sistema permitirá al administrador actualizar el nombre o descripción de una especialidad.</w:t>
+      </w:r>
+    </w:p>
+    <w:p>
+      <w:pPr>
+        <w:numPr>
+          <w:ilvl w:val="0"/>
+          <w:numId w:val="11"/>
+        </w:numPr>
+      </w:pPr>
+      <w:r>
+        <w:t>RF27. Eliminación de especialidades: El sistema permitirá al administrador remover una especialidad que ya no se dicte.</w:t>
+      </w:r>
+    </w:p>
+    <w:p>
+      <w:pPr>
+        <w:numPr>
+          <w:ilvl w:val="0"/>
+          <w:numId w:val="11"/>
+        </w:numPr>
+      </w:pPr>
+      <w:r>
+        <w:t>RF28. Asignación de horarios base: El sistema permitirá al administrador crear y registrar bloques horarios para la disponibilidad general de la sede.</w:t>
+      </w:r>
+    </w:p>
+    <w:p>
+      <w:pPr>
+        <w:numPr>
+          <w:ilvl w:val="0"/>
+          <w:numId w:val="11"/>
+        </w:numPr>
+      </w:pPr>
+      <w:r>
+        <w:t>RF29. Visualización de horarios base: El sistema permitirá al administrador consultar la grilla horaria configurada para las sedes.</w:t>
+      </w:r>
+    </w:p>
+    <w:p>
+      <w:pPr>
+        <w:numPr>
+          <w:ilvl w:val="0"/>
+          <w:numId w:val="11"/>
+        </w:numPr>
+      </w:pPr>
+      <w:r>
+        <w:t>RF30. Modificación de horarios base: El sistema permitirá al administrador alterar los bloques de tiempo base ya establecidos.</w:t>
+      </w:r>
+    </w:p>
+    <w:p>
+      <w:pPr>
+        <w:numPr>
+          <w:ilvl w:val="0"/>
+          <w:numId w:val="11"/>
+        </w:numPr>
+      </w:pPr>
+      <w:r>
+        <w:t>RF31. Eliminación de horarios base: El sistema permitirá al administrador suprimir bloques de horarios configurados del sistema.</w:t>
+      </w:r>
+    </w:p>
+    <w:p>
+      <w:r>
+        <w:t>Módulo 7: Administración de Contenido (Rutinas y Bienestar)</w:t>
+      </w:r>
+    </w:p>
+    <w:p>
+      <w:pPr>
+        <w:numPr>
+          <w:ilvl w:val="0"/>
+          <w:numId w:val="12"/>
+        </w:numPr>
+      </w:pPr>
+      <w:r>
+        <w:t>RF32. Creación de rutinas de entrenamiento: Los administradores podrán registrar nuevas rutinas de entrenamiento en la plataforma asignándoles un objetivo y nivel de dificultad.</w:t>
+      </w:r>
+    </w:p>
+    <w:p>
+      <w:pPr>
+        <w:numPr>
+          <w:ilvl w:val="0"/>
+          <w:numId w:val="12"/>
+        </w:numPr>
+      </w:pPr>
+      <w:r>
+        <w:t>RF33. Visualización de rutinas de entrenamiento: Los administradores podrán listar y auditar las rutinas de entrenamiento cargadas en el sistema.</w:t>
+      </w:r>
+    </w:p>
+    <w:p>
+      <w:pPr>
+        <w:numPr>
+          <w:ilvl w:val="0"/>
+          <w:numId w:val="12"/>
+        </w:numPr>
+      </w:pPr>
+      <w:r>
+        <w:t>RF34. Modificación de rutinas de entrenamiento: Los administradores podrán actualizar los ejercicios, objetivos o dificultades de una rutina existente.</w:t>
+      </w:r>
+    </w:p>
+    <w:p>
+      <w:pPr>
+        <w:numPr>
+          <w:ilvl w:val="0"/>
+          <w:numId w:val="12"/>
+        </w:numPr>
+      </w:pPr>
+      <w:r>
+        <w:t>RF35. Eliminación de rutinas de entrenamiento: Los administradores podrán suprimir rutinas de entrenamiento del catálogo disponible.</w:t>
+      </w:r>
+    </w:p>
+    <w:p>
+      <w:pPr>
+        <w:numPr>
+          <w:ilvl w:val="0"/>
+          <w:numId w:val="12"/>
+        </w:numPr>
+      </w:pPr>
+      <w:r>
+        <w:t>RF36. Creación de guías de bienestar: Los administradores podrán redactar y publicar guías informativas de alimentación y bienestar físico.</w:t>
+      </w:r>
+    </w:p>
+    <w:p>
+      <w:pPr>
+        <w:numPr>
+          <w:ilvl w:val="0"/>
+          <w:numId w:val="12"/>
+        </w:numPr>
+      </w:pPr>
+      <w:r>
+        <w:t>RF37. Visualización de guías de bienestar: Los administradores podrán consultar el listado y contenido de las guías de bienestar publicadas.</w:t>
+      </w:r>
+    </w:p>
+    <w:p>
+      <w:pPr>
+        <w:numPr>
+          <w:ilvl w:val="0"/>
+          <w:numId w:val="12"/>
+        </w:numPr>
+      </w:pPr>
+      <w:r>
+        <w:t>RF38. Modificación de guías de bienestar: Los administradores podrán actualizar o editar el contenido de las guías informativas.</w:t>
+      </w:r>
+    </w:p>
+    <w:p>
+      <w:pPr>
+        <w:numPr>
+          <w:ilvl w:val="0"/>
+          <w:numId w:val="12"/>
+        </w:numPr>
+      </w:pPr>
+      <w:r>
+        <w:t>RF39. Eliminación de guías de bienestar: Los administradores podrán remover guías informativas de alimentación y bienestar físico del aplicativo.</w:t>
+      </w:r>
+    </w:p>
+    <w:p>
+      <w:r>
+        <w:t>Módulo 8: Módulo de Reportes, Documentos y Configuración Técnica</w:t>
+      </w:r>
+    </w:p>
+    <w:p>
+      <w:pPr>
+        <w:numPr>
+          <w:ilvl w:val="0"/>
+          <w:numId w:val="13"/>
+        </w:numPr>
+      </w:pPr>
+      <w:r>
+        <w:lastRenderedPageBreak/>
+        <w:t>RF40. Generación de reportes analíticos: El sistema permitirá al administrador generar y visualizar reportes gráficos o estadísticos sobre el crecimiento de usuarios, concurrencia en las sedes o preferencias del aplicativo.</w:t>
+      </w:r>
+    </w:p>
+    <w:p>
+      <w:pPr>
+        <w:numPr>
+          <w:ilvl w:val="0"/>
+          <w:numId w:val="13"/>
+        </w:numPr>
+      </w:pPr>
+      <w:r>
+        <w:t>RF41. Carga de documentos institucionales: El sistema permitirá al administrador subir archivos o documentos (términos y condiciones, políticas de privacidad).</w:t>
+      </w:r>
+    </w:p>
+    <w:p>
+      <w:pPr>
+        <w:numPr>
+          <w:ilvl w:val="0"/>
+          <w:numId w:val="13"/>
+        </w:numPr>
+      </w:pPr>
+      <w:r>
+        <w:t>RF42. Visualización de documentos: El sistema permitirá al administrador listar y consultar los documentos institucionales almacenados en el servidor.</w:t>
+      </w:r>
+    </w:p>
+    <w:p>
+      <w:pPr>
+        <w:numPr>
+          <w:ilvl w:val="0"/>
+          <w:numId w:val="13"/>
+        </w:numPr>
+      </w:pPr>
+      <w:r>
+        <w:t>RF43. Eliminación de documentos: El sistema permitirá al administrador remover archivos o documentos almacenados que hayan quedado obsoletos.</w:t>
+      </w:r>
+    </w:p>
+    <w:p>
+      <w:pPr>
+        <w:numPr>
+          <w:ilvl w:val="0"/>
+          <w:numId w:val="13"/>
+        </w:numPr>
+      </w:pPr>
+      <w:r>
+        <w:t>RF44. Acceso a la configuración global: El sistema permitirá al administrador ingresar a un panel técnico para ajustar parámetros globales de la aplicación.</w:t>
+      </w:r>
+    </w:p>
+    <w:p>
+      <w:pPr>
+        <w:numPr>
+          <w:ilvl w:val="0"/>
+          <w:numId w:val="13"/>
+        </w:numPr>
+      </w:pPr>
+      <w:r>
+        <w:t>RF45. Gestión de roles y permisos: El sistema permitirá al administrador asignar o modificar los privilegios y roles de las cuentas del sistema.</w:t>
+      </w:r>
+    </w:p>
+    <w:p>
+      <w:pPr>
+        <w:numPr>
+          <w:ilvl w:val="0"/>
+          <w:numId w:val="13"/>
+        </w:numPr>
+      </w:pPr>
+      <w:r>
+        <w:t>RF46. Cierre de sesión seguro: El sistema permitirá al administrador destruir la sesión activa de forma segura para salir del panel de control.</w:t>
+      </w:r>
+    </w:p>
+    <w:p>
+      <w:r>
+        <w:t>Módulo 9: Flujo del Usuario en Clases y Reserva de Cupos</w:t>
+      </w:r>
+    </w:p>
+    <w:p>
+      <w:pPr>
+        <w:numPr>
+          <w:ilvl w:val="0"/>
+          <w:numId w:val="14"/>
+        </w:numPr>
+      </w:pPr>
+      <w:r>
+        <w:t>RF47. Filtrado de sedes por especialidad: El sistema permitirá al usuario buscar y filtrar las sedes disponibles según la especialidad deportiva de su interés (por ejemplo: Yoga, CrossFit).</w:t>
+      </w:r>
+    </w:p>
+    <w:p>
+      <w:pPr>
+        <w:numPr>
+          <w:ilvl w:val="0"/>
+          <w:numId w:val="14"/>
+        </w:numPr>
+      </w:pPr>
+      <w:r>
+        <w:t>RF48. Visualización de clases programadas: El usuario podrá visualizar la lista de clases específicas disponibles en una sede, detallando la especialidad, el horario, el entrenador asignado y los cupos disponibles.</w:t>
+      </w:r>
+    </w:p>
+    <w:p>
+      <w:pPr>
+        <w:numPr>
+          <w:ilvl w:val="0"/>
+          <w:numId w:val="14"/>
+        </w:numPr>
+      </w:pPr>
+      <w:r>
+        <w:t>RF49. Inscripción a clases: El usuario podrá inscribirse o reservar un cupo en una clase específica, siempre y cuando existan cupos disponibles.</w:t>
+      </w:r>
+    </w:p>
+    <w:p>
+      <w:pPr>
+        <w:numPr>
+          <w:ilvl w:val="0"/>
+          <w:numId w:val="14"/>
+        </w:numPr>
+      </w:pPr>
+      <w:r>
+        <w:t>RF50. Control de disponibilidad de cupos (Usuario): El sistema impedirá que un usuario se inscriba a una clase cuyo cupo límite de personas ya haya sido alcanzado.</w:t>
+      </w:r>
+    </w:p>
+    <w:p>
+      <w:pPr>
+        <w:numPr>
+          <w:ilvl w:val="0"/>
+          <w:numId w:val="14"/>
+        </w:numPr>
+      </w:pPr>
+      <w:r>
+        <w:t>RF51. Consulta de inscripciones realizadas: El usuario podrá visualizar el historial o listado de las clases a las que se ha inscrito activamente.</w:t>
+      </w:r>
+    </w:p>
+    <w:p>
+      <w:pPr>
+        <w:numPr>
+          <w:ilvl w:val="0"/>
+          <w:numId w:val="14"/>
+        </w:numPr>
+      </w:pPr>
+      <w:r>
+        <w:t>RF52. Cancelación de inscripción: El usuario podrá cancelar su reserva o inscripción a una clase previamente seleccionada, liberando el cupo para otros usuarios.</w:t>
+      </w:r>
+    </w:p>
+    <w:p>
+      <w:r>
+        <w:lastRenderedPageBreak/>
+        <w:t>Módulo 10: Gestión de Entrenadores (CRUD y Validaciones)</w:t>
+      </w:r>
+    </w:p>
+    <w:p>
+      <w:pPr>
+        <w:numPr>
+          <w:ilvl w:val="0"/>
+          <w:numId w:val="15"/>
+        </w:numPr>
+      </w:pPr>
+      <w:r>
+        <w:t>RF53. Registro de entrenador (</w:t>
+      </w:r>
+      <w:proofErr w:type="spellStart"/>
+      <w:r>
+        <w:t>Create</w:t>
+      </w:r>
+      <w:proofErr w:type="spellEnd"/>
+      <w:r>
+        <w:t>): El sistema permitirá al administrador registrar a un nuevo entrenador ingresando su nombre, apellido, documento de identidad, correo electrónico, teléfono y especialidades asociadas.</w:t>
+      </w:r>
+    </w:p>
+    <w:p>
+      <w:pPr>
+        <w:numPr>
+          <w:ilvl w:val="0"/>
+          <w:numId w:val="15"/>
+        </w:numPr>
+      </w:pPr>
+      <w:r>
+        <w:t>RF54. Validación de duplicidad en registro: El sistema validará que el documento de identidad o el correo electrónico del entrenador no se encuentren registrados previamente antes de guardar los datos.</w:t>
+      </w:r>
+    </w:p>
+    <w:p>
+      <w:pPr>
+        <w:numPr>
+          <w:ilvl w:val="0"/>
+          <w:numId w:val="15"/>
+        </w:numPr>
+      </w:pPr>
+      <w:r>
+        <w:t>RF55. Consulta general de entrenadores (Read): El sistema permitirá al administrador visualizar un listado con todos los entrenadores registrados, mostrando un resumen de sus datos principales (nombre, especialidades y estado).</w:t>
+      </w:r>
+    </w:p>
+    <w:p>
+      <w:pPr>
+        <w:numPr>
+          <w:ilvl w:val="0"/>
+          <w:numId w:val="15"/>
+        </w:numPr>
+      </w:pPr>
+      <w:r>
+        <w:t>RF56. Búsqueda filtrada de entrenadores (Read): El sistema permitirá al administrador buscar entrenadores específicos aplicando filtros por nombre, documento de identidad o especialidad deportiva.</w:t>
+      </w:r>
+    </w:p>
+    <w:p>
+      <w:pPr>
+        <w:numPr>
+          <w:ilvl w:val="0"/>
+          <w:numId w:val="15"/>
+        </w:numPr>
+      </w:pPr>
+      <w:r>
+        <w:t>RF57. Visualización de perfil de entrenador (Read): El sistema permitirá al administrador seleccionar un entrenador del listado y visualizar la totalidad de su información detallada e historial de clases asignadas.</w:t>
+      </w:r>
+    </w:p>
+    <w:p>
+      <w:pPr>
+        <w:numPr>
+          <w:ilvl w:val="0"/>
+          <w:numId w:val="15"/>
+        </w:numPr>
+      </w:pPr>
+      <w:r>
+        <w:t>RF58. Modificación de datos del entrenador (</w:t>
+      </w:r>
+      <w:proofErr w:type="spellStart"/>
+      <w:r>
+        <w:t>Update</w:t>
+      </w:r>
+      <w:proofErr w:type="spellEnd"/>
+      <w:r>
+        <w:t>): El sistema permitirá al administrador editar cualquiera de los campos del formulario del entrenador (como teléfono, correo o especialidades) a excepción de su documento de identidad.</w:t>
+      </w:r>
+    </w:p>
+    <w:p>
+      <w:pPr>
+        <w:numPr>
+          <w:ilvl w:val="0"/>
+          <w:numId w:val="15"/>
+        </w:numPr>
+      </w:pPr>
+      <w:r>
+        <w:t>RF59. Cambio de estado del entrenador (</w:t>
+      </w:r>
+      <w:proofErr w:type="spellStart"/>
+      <w:r>
+        <w:t>Update</w:t>
+      </w:r>
+      <w:proofErr w:type="spellEnd"/>
+      <w:r>
+        <w:t>): El sistema permitirá al administrador cambiar el estado del entrenador entre "Activo" e "Inactivo" para controlar su disponibilidad en la programación de clases.</w:t>
+      </w:r>
+    </w:p>
+    <w:p>
+      <w:pPr>
+        <w:numPr>
+          <w:ilvl w:val="0"/>
+          <w:numId w:val="15"/>
+        </w:numPr>
+      </w:pPr>
+      <w:r>
+        <w:t>RF60. Eliminación lógica de entrenador (</w:t>
+      </w:r>
+      <w:proofErr w:type="spellStart"/>
+      <w:r>
+        <w:t>Delete</w:t>
+      </w:r>
+      <w:proofErr w:type="spellEnd"/>
+      <w:r>
+        <w:t>): El sistema permitirá al administrador eliminar a un entrenador del listado principal cambiando su estado en la base de datos de forma lógica, para preservar la integridad del historial de clases pasadas.</w:t>
+      </w:r>
+    </w:p>
+    <w:p>
+      <w:pPr>
+        <w:numPr>
+          <w:ilvl w:val="0"/>
+          <w:numId w:val="15"/>
+        </w:numPr>
+      </w:pPr>
+      <w:r>
+        <w:t>RF61. Restricción de eliminación por clases activas: El sistema impedirá la inactivación o eliminación de un entrenador si este tiene clases programadas vigentes en el calendario actual, mostrando un mensaje de advertencia.</w:t>
+      </w:r>
+    </w:p>
+    <w:p>
+      <w:r>
+        <w:t>Módulo 11: Orquestación, Programación y Asignación de Clases</w:t>
+      </w:r>
+    </w:p>
+    <w:p>
+      <w:pPr>
+        <w:numPr>
+          <w:ilvl w:val="0"/>
+          <w:numId w:val="16"/>
+        </w:numPr>
+      </w:pPr>
+      <w:r>
+        <w:lastRenderedPageBreak/>
+        <w:t>RF62. Formulario de asignación de clase (</w:t>
+      </w:r>
+      <w:proofErr w:type="spellStart"/>
+      <w:r>
+        <w:t>Create</w:t>
+      </w:r>
+      <w:proofErr w:type="spellEnd"/>
+      <w:r>
+        <w:t>): El sistema permitirá al administrador programar una clase seleccionando obligatoriamente una sede, una especialidad dictada en esa sede, un bloque horario y un entrenador disponible.</w:t>
+      </w:r>
+    </w:p>
+    <w:p>
+      <w:pPr>
+        <w:numPr>
+          <w:ilvl w:val="0"/>
+          <w:numId w:val="16"/>
+        </w:numPr>
+      </w:pPr>
+      <w:r>
+        <w:t>RF63. Configuración de límite de cupos por clase: El sistema permitirá al administrador establecer de forma obligatoria el aforo o cupo máximo permitido al momento de crear o editar la clase.</w:t>
+      </w:r>
+    </w:p>
+    <w:p>
+      <w:pPr>
+        <w:numPr>
+          <w:ilvl w:val="0"/>
+          <w:numId w:val="16"/>
+        </w:numPr>
+      </w:pPr>
+      <w:r>
+        <w:t>RF64. Validación de disponibilidad del entrenador (Cruces de horario): El sistema validará que el entrenador seleccionado no tenga otra clase asignada en el mismo bloque horario y fecha, impidiendo la asignación en caso de conflicto.</w:t>
+      </w:r>
+    </w:p>
+    <w:p>
+      <w:pPr>
+        <w:numPr>
+          <w:ilvl w:val="0"/>
+          <w:numId w:val="16"/>
+        </w:numPr>
+      </w:pPr>
+      <w:r>
+        <w:t>RF65. Validación de disponibilidad física (Aforo de la sede): El sistema validará que el bloque horario y el salón/espacio de la sede seleccionada no estén ocupados por otra clase simultánea.</w:t>
+      </w:r>
+    </w:p>
+    <w:p>
+      <w:pPr>
+        <w:numPr>
+          <w:ilvl w:val="0"/>
+          <w:numId w:val="16"/>
+        </w:numPr>
+      </w:pPr>
+      <w:r>
+        <w:t>RF66. Consulta de clases programadas (Read): El sistema permitirá al administrador ver el calendario, grilla o listado completo de las clases que se encuentran programadas en el sistema.</w:t>
+      </w:r>
+    </w:p>
+    <w:p>
+      <w:pPr>
+        <w:numPr>
+          <w:ilvl w:val="0"/>
+          <w:numId w:val="16"/>
+        </w:numPr>
+      </w:pPr>
+      <w:r>
+        <w:t>RF67. Monitoreo de asistencia y aforo en tiempo real: El sistema permitirá al administrador visualizar en detalle la lista de usuarios inscritos en cada clase y el porcentaje de ocupación de sus cupos en tiempo real.</w:t>
+      </w:r>
+    </w:p>
+    <w:p>
+      <w:pPr>
+        <w:numPr>
+          <w:ilvl w:val="0"/>
+          <w:numId w:val="16"/>
+        </w:numPr>
+      </w:pPr>
+      <w:r>
+        <w:t>RF68. Modificación de la asignación de clase (</w:t>
+      </w:r>
+      <w:proofErr w:type="spellStart"/>
+      <w:r>
+        <w:t>Update</w:t>
+      </w:r>
+      <w:proofErr w:type="spellEnd"/>
+      <w:r>
+        <w:t>): El sistema permitirá al administrador editar una clase programada para reasignar el entrenador, cambiar el horario o la sede, ejecutando nuevamente las validaciones de disponibilidad correspondientes.</w:t>
+      </w:r>
+    </w:p>
+    <w:p>
+      <w:pPr>
+        <w:numPr>
+          <w:ilvl w:val="0"/>
+          <w:numId w:val="16"/>
+        </w:numPr>
+      </w:pPr>
+      <w:r>
+        <w:t>RF69. Cancelación de clases (</w:t>
+      </w:r>
+      <w:proofErr w:type="spellStart"/>
+      <w:r>
+        <w:t>Update</w:t>
+      </w:r>
+      <w:proofErr w:type="spellEnd"/>
+      <w:r>
+        <w:t>/</w:t>
+      </w:r>
+      <w:proofErr w:type="spellStart"/>
+      <w:r>
+        <w:t>Delete</w:t>
+      </w:r>
+      <w:proofErr w:type="spellEnd"/>
+      <w:r>
+        <w:t>): El sistema permitirá al administrador anular una clase programada antes de que esta se ejecute.</w:t>
+      </w:r>
+    </w:p>
+    <w:p>
+      <w:pPr>
+        <w:numPr>
+          <w:ilvl w:val="0"/>
+          <w:numId w:val="16"/>
+        </w:numPr>
+      </w:pPr>
+      <w:r>
+        <w:t>RF70. Notificación del sistema por cancelación: El sistema cancelará automáticamente las reservas de los usuarios implicados si el administrador da de baja o anula la clase correspondiente.</w:t>
+      </w:r>
+    </w:p>
+    <w:p>
+      <w:pPr>
+        <w:numPr>
+          <w:ilvl w:val="0"/>
+          <w:numId w:val="16"/>
+        </w:numPr>
+      </w:pPr>
+      <w:r>
+        <w:t>RF71. Liberación automática de recursos: El sistema liberará de manera inmediata el bloque horario de la sede y desocupará la agenda horaria del entrenador una vez una clase programada sea anulada o modificada.</w:t>
+      </w:r>
+    </w:p>
     <w:p>
       <w:pPr>
         <w:rPr>
@@ -664,6 +1412,155 @@
 <file path=word/numbering.xml><?xml version="1.0" encoding="utf-8"?>
 <w:numbering xmlns:wpc="http://schemas.microsoft.com/office/word/2010/wordprocessingCanvas" xmlns:cx="http://schemas.microsoft.com/office/drawing/2014/chartex" xmlns:cx1="http://schemas.microsoft.com/office/drawing/2015/9/8/chartex" xmlns:cx2="http://schemas.microsoft.com/office/drawing/2015/10/21/chartex" xmlns:cx3="http://schemas.microsoft.com/office/drawing/2016/5/9/chartex" xmlns:cx4="http://schemas.microsoft.com/office/drawing/2016/5/10/chartex" xmlns:cx5="http://schemas.microsoft.com/office/drawing/2016/5/11/chartex" xmlns:cx6="http://schemas.microsoft.com/office/drawing/2016/5/12/chartex" xmlns:cx7="http://schemas.microsoft.com/office/drawing/2016/5/13/chartex" xmlns:cx8="http://schemas.microsoft.com/office/drawing/2016/5/14/chartex" xmlns:mc="http://schemas.openxmlformats.org/markup-compatibility/2006" xmlns:aink="http://schemas.microsoft.com/office/drawing/2016/ink" xmlns:am3d="http://schemas.microsoft.com/office/drawing/2017/model3d" xmlns:o="urn:schemas-microsoft-com:office:office" xmlns:oel="http://schemas.microsoft.com/office/2019/extlst" xmlns:r="http://schemas.openxmlformats.org/officeDocument/2006/relationships" xmlns:m="http://schemas.openxmlformats.org/officeDocument/2006/math" xmlns:v="urn:schemas-microsoft-com:vml" xmlns:wp14="http://schemas.microsoft.com/office/word/2010/wordprocessingDrawing" xmlns:wp="http://schemas.openxmlformats.org/drawingml/2006/wordprocessingDrawing" xmlns:w10="urn:schemas-microsoft-com:office:word" xmlns:w="http://schemas.openxmlformats.org/wordprocessingml/2006/main" xmlns:w14="http://schemas.microsoft.com/office/word/2010/wordml" xmlns:w15="http://schemas.microsoft.com/office/word/2012/wordml" xmlns:w16cex="http://schemas.microsoft.com/office/word/2018/wordml/cex" xmlns:w16cid="http://schemas.microsoft.com/office/word/2016/wordml/cid" xmlns:w16="http://schemas.microsoft.com/office/word/2018/wordml" xmlns:w16du="http://schemas.microsoft.com/office/word/2023/wordml/word16du" xmlns:w16sdtdh="http://schemas.microsoft.com/office/word/2020/wordml/sdtdatahash" xmlns:w16sdtfl="http://schemas.microsoft.com/office/word/2024/wordml/sdtformatlock" xmlns:w16se="http://schemas.microsoft.com/office/word/2015/wordml/symex" xmlns:wpg="http://schemas.microsoft.com/office/word/2010/wordprocessingGroup" xmlns:wpi="http://schemas.microsoft.com/office/word/2010/wordprocessingInk" xmlns:wne="http://schemas.microsoft.com/office/word/2006/wordml" xmlns:wps="http://schemas.microsoft.com/office/word/2010/wordprocessingShape" mc:Ignorable="w14 w15 w16se w16cid w16 w16cex w16sdtdh w16sdtfl w16du wp14">
   <w:abstractNum w:abstractNumId="0" w15:restartNumberingAfterBreak="0">
+    <w:nsid w:val="0AA339BA"/>
+    <w:multiLevelType w:val="multilevel"/>
+    <w:tmpl w:val="AD6A63E6"/>
+    <w:lvl w:ilvl="0">
+      <w:start w:val="1"/>
+      <w:numFmt w:val="bullet"/>
+      <w:lvlText w:val=""/>
+      <w:lvlJc w:val="left"/>
+      <w:pPr>
+        <w:tabs>
+          <w:tab w:val="num" w:pos="720"/>
+        </w:tabs>
+        <w:ind w:left="720" w:hanging="360"/>
+      </w:pPr>
+      <w:rPr>
+        <w:rFonts w:ascii="Symbol" w:hAnsi="Symbol" w:hint="default"/>
+        <w:sz w:val="20"/>
+      </w:rPr>
+    </w:lvl>
+    <w:lvl w:ilvl="1" w:tentative="1">
+      <w:start w:val="1"/>
+      <w:numFmt w:val="bullet"/>
+      <w:lvlText w:val="o"/>
+      <w:lvlJc w:val="left"/>
+      <w:pPr>
+        <w:tabs>
+          <w:tab w:val="num" w:pos="1440"/>
+        </w:tabs>
+        <w:ind w:left="1440" w:hanging="360"/>
+      </w:pPr>
+      <w:rPr>
+        <w:rFonts w:ascii="Courier New" w:hAnsi="Courier New" w:hint="default"/>
+        <w:sz w:val="20"/>
+      </w:rPr>
+    </w:lvl>
+    <w:lvl w:ilvl="2" w:tentative="1">
+      <w:start w:val="1"/>
+      <w:numFmt w:val="bullet"/>
+      <w:lvlText w:val=""/>
+      <w:lvlJc w:val="left"/>
+      <w:pPr>
+        <w:tabs>
+          <w:tab w:val="num" w:pos="2160"/>
+        </w:tabs>
+        <w:ind w:left="2160" w:hanging="360"/>
+      </w:pPr>
+      <w:rPr>
+        <w:rFonts w:ascii="Wingdings" w:hAnsi="Wingdings" w:hint="default"/>
+        <w:sz w:val="20"/>
+      </w:rPr>
+    </w:lvl>
+    <w:lvl w:ilvl="3" w:tentative="1">
+      <w:start w:val="1"/>
+      <w:numFmt w:val="bullet"/>
+      <w:lvlText w:val=""/>
+      <w:lvlJc w:val="left"/>
+      <w:pPr>
+        <w:tabs>
+          <w:tab w:val="num" w:pos="2880"/>
+        </w:tabs>
+        <w:ind w:left="2880" w:hanging="360"/>
+      </w:pPr>
+      <w:rPr>
+        <w:rFonts w:ascii="Wingdings" w:hAnsi="Wingdings" w:hint="default"/>
+        <w:sz w:val="20"/>
+      </w:rPr>
+    </w:lvl>
+    <w:lvl w:ilvl="4" w:tentative="1">
+      <w:start w:val="1"/>
+      <w:numFmt w:val="bullet"/>
+      <w:lvlText w:val=""/>
+      <w:lvlJc w:val="left"/>
+      <w:pPr>
+        <w:tabs>
+          <w:tab w:val="num" w:pos="3600"/>
+        </w:tabs>
+        <w:ind w:left="3600" w:hanging="360"/>
+      </w:pPr>
+      <w:rPr>
+        <w:rFonts w:ascii="Wingdings" w:hAnsi="Wingdings" w:hint="default"/>
+        <w:sz w:val="20"/>
+      </w:rPr>
+    </w:lvl>
+    <w:lvl w:ilvl="5" w:tentative="1">
+      <w:start w:val="1"/>
+      <w:numFmt w:val="bullet"/>
+      <w:lvlText w:val=""/>
+      <w:lvlJc w:val="left"/>
+      <w:pPr>
+        <w:tabs>
+          <w:tab w:val="num" w:pos="4320"/>
+        </w:tabs>
+        <w:ind w:left="4320" w:hanging="360"/>
+      </w:pPr>
+      <w:rPr>
+        <w:rFonts w:ascii="Wingdings" w:hAnsi="Wingdings" w:hint="default"/>
+        <w:sz w:val="20"/>
+      </w:rPr>
+    </w:lvl>
+    <w:lvl w:ilvl="6" w:tentative="1">
+      <w:start w:val="1"/>
+      <w:numFmt w:val="bullet"/>
+      <w:lvlText w:val=""/>
+      <w:lvlJc w:val="left"/>
+      <w:pPr>
+        <w:tabs>
+          <w:tab w:val="num" w:pos="5040"/>
+        </w:tabs>
+        <w:ind w:left="5040" w:hanging="360"/>
+      </w:pPr>
+      <w:rPr>
+        <w:rFonts w:ascii="Wingdings" w:hAnsi="Wingdings" w:hint="default"/>
+        <w:sz w:val="20"/>
+      </w:rPr>
+    </w:lvl>
+    <w:lvl w:ilvl="7" w:tentative="1">
+      <w:start w:val="1"/>
+      <w:numFmt w:val="bullet"/>
+      <w:lvlText w:val=""/>
+      <w:lvlJc w:val="left"/>
+      <w:pPr>
+        <w:tabs>
+          <w:tab w:val="num" w:pos="5760"/>
+        </w:tabs>
+        <w:ind w:left="5760" w:hanging="360"/>
+      </w:pPr>
+      <w:rPr>
+        <w:rFonts w:ascii="Wingdings" w:hAnsi="Wingdings" w:hint="default"/>
+        <w:sz w:val="20"/>
+      </w:rPr>
+    </w:lvl>
+    <w:lvl w:ilvl="8" w:tentative="1">
+      <w:start w:val="1"/>
+      <w:numFmt w:val="bullet"/>
+      <w:lvlText w:val=""/>
+      <w:lvlJc w:val="left"/>
+      <w:pPr>
+        <w:tabs>
+          <w:tab w:val="num" w:pos="6480"/>
+        </w:tabs>
+        <w:ind w:left="6480" w:hanging="360"/>
+      </w:pPr>
+      <w:rPr>
+        <w:rFonts w:ascii="Wingdings" w:hAnsi="Wingdings" w:hint="default"/>
+        <w:sz w:val="20"/>
+      </w:rPr>
+    </w:lvl>
+  </w:abstractNum>
+  <w:abstractNum w:abstractNumId="1" w15:restartNumberingAfterBreak="0">
     <w:nsid w:val="11372138"/>
     <w:multiLevelType w:val="multilevel"/>
     <w:tmpl w:val="3258DDFC"/>
@@ -812,7 +1709,156 @@
       </w:rPr>
     </w:lvl>
   </w:abstractNum>
-  <w:abstractNum w:abstractNumId="1" w15:restartNumberingAfterBreak="0">
+  <w:abstractNum w:abstractNumId="2" w15:restartNumberingAfterBreak="0">
+    <w:nsid w:val="175132FD"/>
+    <w:multiLevelType w:val="multilevel"/>
+    <w:tmpl w:val="A48AABEC"/>
+    <w:lvl w:ilvl="0">
+      <w:start w:val="1"/>
+      <w:numFmt w:val="bullet"/>
+      <w:lvlText w:val=""/>
+      <w:lvlJc w:val="left"/>
+      <w:pPr>
+        <w:tabs>
+          <w:tab w:val="num" w:pos="720"/>
+        </w:tabs>
+        <w:ind w:left="720" w:hanging="360"/>
+      </w:pPr>
+      <w:rPr>
+        <w:rFonts w:ascii="Symbol" w:hAnsi="Symbol" w:hint="default"/>
+        <w:sz w:val="20"/>
+      </w:rPr>
+    </w:lvl>
+    <w:lvl w:ilvl="1" w:tentative="1">
+      <w:start w:val="1"/>
+      <w:numFmt w:val="bullet"/>
+      <w:lvlText w:val="o"/>
+      <w:lvlJc w:val="left"/>
+      <w:pPr>
+        <w:tabs>
+          <w:tab w:val="num" w:pos="1440"/>
+        </w:tabs>
+        <w:ind w:left="1440" w:hanging="360"/>
+      </w:pPr>
+      <w:rPr>
+        <w:rFonts w:ascii="Courier New" w:hAnsi="Courier New" w:hint="default"/>
+        <w:sz w:val="20"/>
+      </w:rPr>
+    </w:lvl>
+    <w:lvl w:ilvl="2" w:tentative="1">
+      <w:start w:val="1"/>
+      <w:numFmt w:val="bullet"/>
+      <w:lvlText w:val=""/>
+      <w:lvlJc w:val="left"/>
+      <w:pPr>
+        <w:tabs>
+          <w:tab w:val="num" w:pos="2160"/>
+        </w:tabs>
+        <w:ind w:left="2160" w:hanging="360"/>
+      </w:pPr>
+      <w:rPr>
+        <w:rFonts w:ascii="Wingdings" w:hAnsi="Wingdings" w:hint="default"/>
+        <w:sz w:val="20"/>
+      </w:rPr>
+    </w:lvl>
+    <w:lvl w:ilvl="3" w:tentative="1">
+      <w:start w:val="1"/>
+      <w:numFmt w:val="bullet"/>
+      <w:lvlText w:val=""/>
+      <w:lvlJc w:val="left"/>
+      <w:pPr>
+        <w:tabs>
+          <w:tab w:val="num" w:pos="2880"/>
+        </w:tabs>
+        <w:ind w:left="2880" w:hanging="360"/>
+      </w:pPr>
+      <w:rPr>
+        <w:rFonts w:ascii="Wingdings" w:hAnsi="Wingdings" w:hint="default"/>
+        <w:sz w:val="20"/>
+      </w:rPr>
+    </w:lvl>
+    <w:lvl w:ilvl="4" w:tentative="1">
+      <w:start w:val="1"/>
+      <w:numFmt w:val="bullet"/>
+      <w:lvlText w:val=""/>
+      <w:lvlJc w:val="left"/>
+      <w:pPr>
+        <w:tabs>
+          <w:tab w:val="num" w:pos="3600"/>
+        </w:tabs>
+        <w:ind w:left="3600" w:hanging="360"/>
+      </w:pPr>
+      <w:rPr>
+        <w:rFonts w:ascii="Wingdings" w:hAnsi="Wingdings" w:hint="default"/>
+        <w:sz w:val="20"/>
+      </w:rPr>
+    </w:lvl>
+    <w:lvl w:ilvl="5" w:tentative="1">
+      <w:start w:val="1"/>
+      <w:numFmt w:val="bullet"/>
+      <w:lvlText w:val=""/>
+      <w:lvlJc w:val="left"/>
+      <w:pPr>
+        <w:tabs>
+          <w:tab w:val="num" w:pos="4320"/>
+        </w:tabs>
+        <w:ind w:left="4320" w:hanging="360"/>
+      </w:pPr>
+      <w:rPr>
+        <w:rFonts w:ascii="Wingdings" w:hAnsi="Wingdings" w:hint="default"/>
+        <w:sz w:val="20"/>
+      </w:rPr>
+    </w:lvl>
+    <w:lvl w:ilvl="6" w:tentative="1">
+      <w:start w:val="1"/>
+      <w:numFmt w:val="bullet"/>
+      <w:lvlText w:val=""/>
+      <w:lvlJc w:val="left"/>
+      <w:pPr>
+        <w:tabs>
+          <w:tab w:val="num" w:pos="5040"/>
+        </w:tabs>
+        <w:ind w:left="5040" w:hanging="360"/>
+      </w:pPr>
+      <w:rPr>
+        <w:rFonts w:ascii="Wingdings" w:hAnsi="Wingdings" w:hint="default"/>
+        <w:sz w:val="20"/>
+      </w:rPr>
+    </w:lvl>
+    <w:lvl w:ilvl="7" w:tentative="1">
+      <w:start w:val="1"/>
+      <w:numFmt w:val="bullet"/>
+      <w:lvlText w:val=""/>
+      <w:lvlJc w:val="left"/>
+      <w:pPr>
+        <w:tabs>
+          <w:tab w:val="num" w:pos="5760"/>
+        </w:tabs>
+        <w:ind w:left="5760" w:hanging="360"/>
+      </w:pPr>
+      <w:rPr>
+        <w:rFonts w:ascii="Wingdings" w:hAnsi="Wingdings" w:hint="default"/>
+        <w:sz w:val="20"/>
+      </w:rPr>
+    </w:lvl>
+    <w:lvl w:ilvl="8" w:tentative="1">
+      <w:start w:val="1"/>
+      <w:numFmt w:val="bullet"/>
+      <w:lvlText w:val=""/>
+      <w:lvlJc w:val="left"/>
+      <w:pPr>
+        <w:tabs>
+          <w:tab w:val="num" w:pos="6480"/>
+        </w:tabs>
+        <w:ind w:left="6480" w:hanging="360"/>
+      </w:pPr>
+      <w:rPr>
+        <w:rFonts w:ascii="Wingdings" w:hAnsi="Wingdings" w:hint="default"/>
+        <w:sz w:val="20"/>
+      </w:rPr>
+    </w:lvl>
+  </w:abstractNum>
+  <w:abstractNum w:abstractNumId="3" w15:restartNumberingAfterBreak="0">
     <w:nsid w:val="22107A48"/>
     <w:multiLevelType w:val="multilevel"/>
     <w:tmpl w:val="F91EBE9C"/>
@@ -961,7 +2007,752 @@
       </w:rPr>
     </w:lvl>
   </w:abstractNum>
-  <w:abstractNum w:abstractNumId="2" w15:restartNumberingAfterBreak="0">
+  <w:abstractNum w:abstractNumId="4" w15:restartNumberingAfterBreak="0">
+    <w:nsid w:val="23C86BA6"/>
+    <w:multiLevelType w:val="multilevel"/>
+    <w:tmpl w:val="239804DE"/>
+    <w:lvl w:ilvl="0">
+      <w:start w:val="1"/>
+      <w:numFmt w:val="bullet"/>
+      <w:lvlText w:val=""/>
+      <w:lvlJc w:val="left"/>
+      <w:pPr>
+        <w:tabs>
+          <w:tab w:val="num" w:pos="720"/>
+        </w:tabs>
+        <w:ind w:left="720" w:hanging="360"/>
+      </w:pPr>
+      <w:rPr>
+        <w:rFonts w:ascii="Symbol" w:hAnsi="Symbol" w:hint="default"/>
+        <w:sz w:val="20"/>
+      </w:rPr>
+    </w:lvl>
+    <w:lvl w:ilvl="1" w:tentative="1">
+      <w:start w:val="1"/>
+      <w:numFmt w:val="bullet"/>
+      <w:lvlText w:val="o"/>
+      <w:lvlJc w:val="left"/>
+      <w:pPr>
+        <w:tabs>
+          <w:tab w:val="num" w:pos="1440"/>
+        </w:tabs>
+        <w:ind w:left="1440" w:hanging="360"/>
+      </w:pPr>
+      <w:rPr>
+        <w:rFonts w:ascii="Courier New" w:hAnsi="Courier New" w:hint="default"/>
+        <w:sz w:val="20"/>
+      </w:rPr>
+    </w:lvl>
+    <w:lvl w:ilvl="2" w:tentative="1">
+      <w:start w:val="1"/>
+      <w:numFmt w:val="bullet"/>
+      <w:lvlText w:val=""/>
+      <w:lvlJc w:val="left"/>
+      <w:pPr>
+        <w:tabs>
+          <w:tab w:val="num" w:pos="2160"/>
+        </w:tabs>
+        <w:ind w:left="2160" w:hanging="360"/>
+      </w:pPr>
+      <w:rPr>
+        <w:rFonts w:ascii="Wingdings" w:hAnsi="Wingdings" w:hint="default"/>
+        <w:sz w:val="20"/>
+      </w:rPr>
+    </w:lvl>
+    <w:lvl w:ilvl="3" w:tentative="1">
+      <w:start w:val="1"/>
+      <w:numFmt w:val="bullet"/>
+      <w:lvlText w:val=""/>
+      <w:lvlJc w:val="left"/>
+      <w:pPr>
+        <w:tabs>
+          <w:tab w:val="num" w:pos="2880"/>
+        </w:tabs>
+        <w:ind w:left="2880" w:hanging="360"/>
+      </w:pPr>
+      <w:rPr>
+        <w:rFonts w:ascii="Wingdings" w:hAnsi="Wingdings" w:hint="default"/>
+        <w:sz w:val="20"/>
+      </w:rPr>
+    </w:lvl>
+    <w:lvl w:ilvl="4" w:tentative="1">
+      <w:start w:val="1"/>
+      <w:numFmt w:val="bullet"/>
+      <w:lvlText w:val=""/>
+      <w:lvlJc w:val="left"/>
+      <w:pPr>
+        <w:tabs>
+          <w:tab w:val="num" w:pos="3600"/>
+        </w:tabs>
+        <w:ind w:left="3600" w:hanging="360"/>
+      </w:pPr>
+      <w:rPr>
+        <w:rFonts w:ascii="Wingdings" w:hAnsi="Wingdings" w:hint="default"/>
+        <w:sz w:val="20"/>
+      </w:rPr>
+    </w:lvl>
+    <w:lvl w:ilvl="5" w:tentative="1">
+      <w:start w:val="1"/>
+      <w:numFmt w:val="bullet"/>
+      <w:lvlText w:val=""/>
+      <w:lvlJc w:val="left"/>
+      <w:pPr>
+        <w:tabs>
+          <w:tab w:val="num" w:pos="4320"/>
+        </w:tabs>
+        <w:ind w:left="4320" w:hanging="360"/>
+      </w:pPr>
+      <w:rPr>
+        <w:rFonts w:ascii="Wingdings" w:hAnsi="Wingdings" w:hint="default"/>
+        <w:sz w:val="20"/>
+      </w:rPr>
+    </w:lvl>
+    <w:lvl w:ilvl="6" w:tentative="1">
+      <w:start w:val="1"/>
+      <w:numFmt w:val="bullet"/>
+      <w:lvlText w:val=""/>
+      <w:lvlJc w:val="left"/>
+      <w:pPr>
+        <w:tabs>
+          <w:tab w:val="num" w:pos="5040"/>
+        </w:tabs>
+        <w:ind w:left="5040" w:hanging="360"/>
+      </w:pPr>
+      <w:rPr>
+        <w:rFonts w:ascii="Wingdings" w:hAnsi="Wingdings" w:hint="default"/>
+        <w:sz w:val="20"/>
+      </w:rPr>
+    </w:lvl>
+    <w:lvl w:ilvl="7" w:tentative="1">
+      <w:start w:val="1"/>
+      <w:numFmt w:val="bullet"/>
+      <w:lvlText w:val=""/>
+      <w:lvlJc w:val="left"/>
+      <w:pPr>
+        <w:tabs>
+          <w:tab w:val="num" w:pos="5760"/>
+        </w:tabs>
+        <w:ind w:left="5760" w:hanging="360"/>
+      </w:pPr>
+      <w:rPr>
+        <w:rFonts w:ascii="Wingdings" w:hAnsi="Wingdings" w:hint="default"/>
+        <w:sz w:val="20"/>
+      </w:rPr>
+    </w:lvl>
+    <w:lvl w:ilvl="8" w:tentative="1">
+      <w:start w:val="1"/>
+      <w:numFmt w:val="bullet"/>
+      <w:lvlText w:val=""/>
+      <w:lvlJc w:val="left"/>
+      <w:pPr>
+        <w:tabs>
+          <w:tab w:val="num" w:pos="6480"/>
+        </w:tabs>
+        <w:ind w:left="6480" w:hanging="360"/>
+      </w:pPr>
+      <w:rPr>
+        <w:rFonts w:ascii="Wingdings" w:hAnsi="Wingdings" w:hint="default"/>
+        <w:sz w:val="20"/>
+      </w:rPr>
+    </w:lvl>
+  </w:abstractNum>
+  <w:abstractNum w:abstractNumId="5" w15:restartNumberingAfterBreak="0">
+    <w:nsid w:val="24F34726"/>
+    <w:multiLevelType w:val="multilevel"/>
+    <w:tmpl w:val="9D14AFB6"/>
+    <w:lvl w:ilvl="0">
+      <w:start w:val="1"/>
+      <w:numFmt w:val="bullet"/>
+      <w:lvlText w:val=""/>
+      <w:lvlJc w:val="left"/>
+      <w:pPr>
+        <w:tabs>
+          <w:tab w:val="num" w:pos="720"/>
+        </w:tabs>
+        <w:ind w:left="720" w:hanging="360"/>
+      </w:pPr>
+      <w:rPr>
+        <w:rFonts w:ascii="Symbol" w:hAnsi="Symbol" w:hint="default"/>
+        <w:sz w:val="20"/>
+      </w:rPr>
+    </w:lvl>
+    <w:lvl w:ilvl="1" w:tentative="1">
+      <w:start w:val="1"/>
+      <w:numFmt w:val="bullet"/>
+      <w:lvlText w:val="o"/>
+      <w:lvlJc w:val="left"/>
+      <w:pPr>
+        <w:tabs>
+          <w:tab w:val="num" w:pos="1440"/>
+        </w:tabs>
+        <w:ind w:left="1440" w:hanging="360"/>
+      </w:pPr>
+      <w:rPr>
+        <w:rFonts w:ascii="Courier New" w:hAnsi="Courier New" w:hint="default"/>
+        <w:sz w:val="20"/>
+      </w:rPr>
+    </w:lvl>
+    <w:lvl w:ilvl="2" w:tentative="1">
+      <w:start w:val="1"/>
+      <w:numFmt w:val="bullet"/>
+      <w:lvlText w:val=""/>
+      <w:lvlJc w:val="left"/>
+      <w:pPr>
+        <w:tabs>
+          <w:tab w:val="num" w:pos="2160"/>
+        </w:tabs>
+        <w:ind w:left="2160" w:hanging="360"/>
+      </w:pPr>
+      <w:rPr>
+        <w:rFonts w:ascii="Wingdings" w:hAnsi="Wingdings" w:hint="default"/>
+        <w:sz w:val="20"/>
+      </w:rPr>
+    </w:lvl>
+    <w:lvl w:ilvl="3" w:tentative="1">
+      <w:start w:val="1"/>
+      <w:numFmt w:val="bullet"/>
+      <w:lvlText w:val=""/>
+      <w:lvlJc w:val="left"/>
+      <w:pPr>
+        <w:tabs>
+          <w:tab w:val="num" w:pos="2880"/>
+        </w:tabs>
+        <w:ind w:left="2880" w:hanging="360"/>
+      </w:pPr>
+      <w:rPr>
+        <w:rFonts w:ascii="Wingdings" w:hAnsi="Wingdings" w:hint="default"/>
+        <w:sz w:val="20"/>
+      </w:rPr>
+    </w:lvl>
+    <w:lvl w:ilvl="4" w:tentative="1">
+      <w:start w:val="1"/>
+      <w:numFmt w:val="bullet"/>
+      <w:lvlText w:val=""/>
+      <w:lvlJc w:val="left"/>
+      <w:pPr>
+        <w:tabs>
+          <w:tab w:val="num" w:pos="3600"/>
+        </w:tabs>
+        <w:ind w:left="3600" w:hanging="360"/>
+      </w:pPr>
+      <w:rPr>
+        <w:rFonts w:ascii="Wingdings" w:hAnsi="Wingdings" w:hint="default"/>
+        <w:sz w:val="20"/>
+      </w:rPr>
+    </w:lvl>
+    <w:lvl w:ilvl="5" w:tentative="1">
+      <w:start w:val="1"/>
+      <w:numFmt w:val="bullet"/>
+      <w:lvlText w:val=""/>
+      <w:lvlJc w:val="left"/>
+      <w:pPr>
+        <w:tabs>
+          <w:tab w:val="num" w:pos="4320"/>
+        </w:tabs>
+        <w:ind w:left="4320" w:hanging="360"/>
+      </w:pPr>
+      <w:rPr>
+        <w:rFonts w:ascii="Wingdings" w:hAnsi="Wingdings" w:hint="default"/>
+        <w:sz w:val="20"/>
+      </w:rPr>
+    </w:lvl>
+    <w:lvl w:ilvl="6" w:tentative="1">
+      <w:start w:val="1"/>
+      <w:numFmt w:val="bullet"/>
+      <w:lvlText w:val=""/>
+      <w:lvlJc w:val="left"/>
+      <w:pPr>
+        <w:tabs>
+          <w:tab w:val="num" w:pos="5040"/>
+        </w:tabs>
+        <w:ind w:left="5040" w:hanging="360"/>
+      </w:pPr>
+      <w:rPr>
+        <w:rFonts w:ascii="Wingdings" w:hAnsi="Wingdings" w:hint="default"/>
+        <w:sz w:val="20"/>
+      </w:rPr>
+    </w:lvl>
+    <w:lvl w:ilvl="7" w:tentative="1">
+      <w:start w:val="1"/>
+      <w:numFmt w:val="bullet"/>
+      <w:lvlText w:val=""/>
+      <w:lvlJc w:val="left"/>
+      <w:pPr>
+        <w:tabs>
+          <w:tab w:val="num" w:pos="5760"/>
+        </w:tabs>
+        <w:ind w:left="5760" w:hanging="360"/>
+      </w:pPr>
+      <w:rPr>
+        <w:rFonts w:ascii="Wingdings" w:hAnsi="Wingdings" w:hint="default"/>
+        <w:sz w:val="20"/>
+      </w:rPr>
+    </w:lvl>
+    <w:lvl w:ilvl="8" w:tentative="1">
+      <w:start w:val="1"/>
+      <w:numFmt w:val="bullet"/>
+      <w:lvlText w:val=""/>
+      <w:lvlJc w:val="left"/>
+      <w:pPr>
+        <w:tabs>
+          <w:tab w:val="num" w:pos="6480"/>
+        </w:tabs>
+        <w:ind w:left="6480" w:hanging="360"/>
+      </w:pPr>
+      <w:rPr>
+        <w:rFonts w:ascii="Wingdings" w:hAnsi="Wingdings" w:hint="default"/>
+        <w:sz w:val="20"/>
+      </w:rPr>
+    </w:lvl>
+  </w:abstractNum>
+  <w:abstractNum w:abstractNumId="6" w15:restartNumberingAfterBreak="0">
+    <w:nsid w:val="29E20949"/>
+    <w:multiLevelType w:val="multilevel"/>
+    <w:tmpl w:val="C2B2BFEE"/>
+    <w:lvl w:ilvl="0">
+      <w:start w:val="1"/>
+      <w:numFmt w:val="bullet"/>
+      <w:lvlText w:val=""/>
+      <w:lvlJc w:val="left"/>
+      <w:pPr>
+        <w:tabs>
+          <w:tab w:val="num" w:pos="720"/>
+        </w:tabs>
+        <w:ind w:left="720" w:hanging="360"/>
+      </w:pPr>
+      <w:rPr>
+        <w:rFonts w:ascii="Symbol" w:hAnsi="Symbol" w:hint="default"/>
+        <w:sz w:val="20"/>
+      </w:rPr>
+    </w:lvl>
+    <w:lvl w:ilvl="1" w:tentative="1">
+      <w:start w:val="1"/>
+      <w:numFmt w:val="bullet"/>
+      <w:lvlText w:val="o"/>
+      <w:lvlJc w:val="left"/>
+      <w:pPr>
+        <w:tabs>
+          <w:tab w:val="num" w:pos="1440"/>
+        </w:tabs>
+        <w:ind w:left="1440" w:hanging="360"/>
+      </w:pPr>
+      <w:rPr>
+        <w:rFonts w:ascii="Courier New" w:hAnsi="Courier New" w:hint="default"/>
+        <w:sz w:val="20"/>
+      </w:rPr>
+    </w:lvl>
+    <w:lvl w:ilvl="2" w:tentative="1">
+      <w:start w:val="1"/>
+      <w:numFmt w:val="bullet"/>
+      <w:lvlText w:val=""/>
+      <w:lvlJc w:val="left"/>
+      <w:pPr>
+        <w:tabs>
+          <w:tab w:val="num" w:pos="2160"/>
+        </w:tabs>
+        <w:ind w:left="2160" w:hanging="360"/>
+      </w:pPr>
+      <w:rPr>
+        <w:rFonts w:ascii="Wingdings" w:hAnsi="Wingdings" w:hint="default"/>
+        <w:sz w:val="20"/>
+      </w:rPr>
+    </w:lvl>
+    <w:lvl w:ilvl="3" w:tentative="1">
+      <w:start w:val="1"/>
+      <w:numFmt w:val="bullet"/>
+      <w:lvlText w:val=""/>
+      <w:lvlJc w:val="left"/>
+      <w:pPr>
+        <w:tabs>
+          <w:tab w:val="num" w:pos="2880"/>
+        </w:tabs>
+        <w:ind w:left="2880" w:hanging="360"/>
+      </w:pPr>
+      <w:rPr>
+        <w:rFonts w:ascii="Wingdings" w:hAnsi="Wingdings" w:hint="default"/>
+        <w:sz w:val="20"/>
+      </w:rPr>
+    </w:lvl>
+    <w:lvl w:ilvl="4" w:tentative="1">
+      <w:start w:val="1"/>
+      <w:numFmt w:val="bullet"/>
+      <w:lvlText w:val=""/>
+      <w:lvlJc w:val="left"/>
+      <w:pPr>
+        <w:tabs>
+          <w:tab w:val="num" w:pos="3600"/>
+        </w:tabs>
+        <w:ind w:left="3600" w:hanging="360"/>
+      </w:pPr>
+      <w:rPr>
+        <w:rFonts w:ascii="Wingdings" w:hAnsi="Wingdings" w:hint="default"/>
+        <w:sz w:val="20"/>
+      </w:rPr>
+    </w:lvl>
+    <w:lvl w:ilvl="5" w:tentative="1">
+      <w:start w:val="1"/>
+      <w:numFmt w:val="bullet"/>
+      <w:lvlText w:val=""/>
+      <w:lvlJc w:val="left"/>
+      <w:pPr>
+        <w:tabs>
+          <w:tab w:val="num" w:pos="4320"/>
+        </w:tabs>
+        <w:ind w:left="4320" w:hanging="360"/>
+      </w:pPr>
+      <w:rPr>
+        <w:rFonts w:ascii="Wingdings" w:hAnsi="Wingdings" w:hint="default"/>
+        <w:sz w:val="20"/>
+      </w:rPr>
+    </w:lvl>
+    <w:lvl w:ilvl="6" w:tentative="1">
+      <w:start w:val="1"/>
+      <w:numFmt w:val="bullet"/>
+      <w:lvlText w:val=""/>
+      <w:lvlJc w:val="left"/>
+      <w:pPr>
+        <w:tabs>
+          <w:tab w:val="num" w:pos="5040"/>
+        </w:tabs>
+        <w:ind w:left="5040" w:hanging="360"/>
+      </w:pPr>
+      <w:rPr>
+        <w:rFonts w:ascii="Wingdings" w:hAnsi="Wingdings" w:hint="default"/>
+        <w:sz w:val="20"/>
+      </w:rPr>
+    </w:lvl>
+    <w:lvl w:ilvl="7" w:tentative="1">
+      <w:start w:val="1"/>
+      <w:numFmt w:val="bullet"/>
+      <w:lvlText w:val=""/>
+      <w:lvlJc w:val="left"/>
+      <w:pPr>
+        <w:tabs>
+          <w:tab w:val="num" w:pos="5760"/>
+        </w:tabs>
+        <w:ind w:left="5760" w:hanging="360"/>
+      </w:pPr>
+      <w:rPr>
+        <w:rFonts w:ascii="Wingdings" w:hAnsi="Wingdings" w:hint="default"/>
+        <w:sz w:val="20"/>
+      </w:rPr>
+    </w:lvl>
+    <w:lvl w:ilvl="8" w:tentative="1">
+      <w:start w:val="1"/>
+      <w:numFmt w:val="bullet"/>
+      <w:lvlText w:val=""/>
+      <w:lvlJc w:val="left"/>
+      <w:pPr>
+        <w:tabs>
+          <w:tab w:val="num" w:pos="6480"/>
+        </w:tabs>
+        <w:ind w:left="6480" w:hanging="360"/>
+      </w:pPr>
+      <w:rPr>
+        <w:rFonts w:ascii="Wingdings" w:hAnsi="Wingdings" w:hint="default"/>
+        <w:sz w:val="20"/>
+      </w:rPr>
+    </w:lvl>
+  </w:abstractNum>
+  <w:abstractNum w:abstractNumId="7" w15:restartNumberingAfterBreak="0">
+    <w:nsid w:val="2D110F1F"/>
+    <w:multiLevelType w:val="multilevel"/>
+    <w:tmpl w:val="9C76C540"/>
+    <w:lvl w:ilvl="0">
+      <w:start w:val="1"/>
+      <w:numFmt w:val="bullet"/>
+      <w:lvlText w:val=""/>
+      <w:lvlJc w:val="left"/>
+      <w:pPr>
+        <w:tabs>
+          <w:tab w:val="num" w:pos="720"/>
+        </w:tabs>
+        <w:ind w:left="720" w:hanging="360"/>
+      </w:pPr>
+      <w:rPr>
+        <w:rFonts w:ascii="Symbol" w:hAnsi="Symbol" w:hint="default"/>
+        <w:sz w:val="20"/>
+      </w:rPr>
+    </w:lvl>
+    <w:lvl w:ilvl="1" w:tentative="1">
+      <w:start w:val="1"/>
+      <w:numFmt w:val="bullet"/>
+      <w:lvlText w:val="o"/>
+      <w:lvlJc w:val="left"/>
+      <w:pPr>
+        <w:tabs>
+          <w:tab w:val="num" w:pos="1440"/>
+        </w:tabs>
+        <w:ind w:left="1440" w:hanging="360"/>
+      </w:pPr>
+      <w:rPr>
+        <w:rFonts w:ascii="Courier New" w:hAnsi="Courier New" w:hint="default"/>
+        <w:sz w:val="20"/>
+      </w:rPr>
+    </w:lvl>
+    <w:lvl w:ilvl="2" w:tentative="1">
+      <w:start w:val="1"/>
+      <w:numFmt w:val="bullet"/>
+      <w:lvlText w:val=""/>
+      <w:lvlJc w:val="left"/>
+      <w:pPr>
+        <w:tabs>
+          <w:tab w:val="num" w:pos="2160"/>
+        </w:tabs>
+        <w:ind w:left="2160" w:hanging="360"/>
+      </w:pPr>
+      <w:rPr>
+        <w:rFonts w:ascii="Wingdings" w:hAnsi="Wingdings" w:hint="default"/>
+        <w:sz w:val="20"/>
+      </w:rPr>
+    </w:lvl>
+    <w:lvl w:ilvl="3" w:tentative="1">
+      <w:start w:val="1"/>
+      <w:numFmt w:val="bullet"/>
+      <w:lvlText w:val=""/>
+      <w:lvlJc w:val="left"/>
+      <w:pPr>
+        <w:tabs>
+          <w:tab w:val="num" w:pos="2880"/>
+        </w:tabs>
+        <w:ind w:left="2880" w:hanging="360"/>
+      </w:pPr>
+      <w:rPr>
+        <w:rFonts w:ascii="Wingdings" w:hAnsi="Wingdings" w:hint="default"/>
+        <w:sz w:val="20"/>
+      </w:rPr>
+    </w:lvl>
+    <w:lvl w:ilvl="4" w:tentative="1">
+      <w:start w:val="1"/>
+      <w:numFmt w:val="bullet"/>
+      <w:lvlText w:val=""/>
+      <w:lvlJc w:val="left"/>
+      <w:pPr>
+        <w:tabs>
+          <w:tab w:val="num" w:pos="3600"/>
+        </w:tabs>
+        <w:ind w:left="3600" w:hanging="360"/>
+      </w:pPr>
+      <w:rPr>
+        <w:rFonts w:ascii="Wingdings" w:hAnsi="Wingdings" w:hint="default"/>
+        <w:sz w:val="20"/>
+      </w:rPr>
+    </w:lvl>
+    <w:lvl w:ilvl="5" w:tentative="1">
+      <w:start w:val="1"/>
+      <w:numFmt w:val="bullet"/>
+      <w:lvlText w:val=""/>
+      <w:lvlJc w:val="left"/>
+      <w:pPr>
+        <w:tabs>
+          <w:tab w:val="num" w:pos="4320"/>
+        </w:tabs>
+        <w:ind w:left="4320" w:hanging="360"/>
+      </w:pPr>
+      <w:rPr>
+        <w:rFonts w:ascii="Wingdings" w:hAnsi="Wingdings" w:hint="default"/>
+        <w:sz w:val="20"/>
+      </w:rPr>
+    </w:lvl>
+    <w:lvl w:ilvl="6" w:tentative="1">
+      <w:start w:val="1"/>
+      <w:numFmt w:val="bullet"/>
+      <w:lvlText w:val=""/>
+      <w:lvlJc w:val="left"/>
+      <w:pPr>
+        <w:tabs>
+          <w:tab w:val="num" w:pos="5040"/>
+        </w:tabs>
+        <w:ind w:left="5040" w:hanging="360"/>
+      </w:pPr>
+      <w:rPr>
+        <w:rFonts w:ascii="Wingdings" w:hAnsi="Wingdings" w:hint="default"/>
+        <w:sz w:val="20"/>
+      </w:rPr>
+    </w:lvl>
+    <w:lvl w:ilvl="7" w:tentative="1">
+      <w:start w:val="1"/>
+      <w:numFmt w:val="bullet"/>
+      <w:lvlText w:val=""/>
+      <w:lvlJc w:val="left"/>
+      <w:pPr>
+        <w:tabs>
+          <w:tab w:val="num" w:pos="5760"/>
+        </w:tabs>
+        <w:ind w:left="5760" w:hanging="360"/>
+      </w:pPr>
+      <w:rPr>
+        <w:rFonts w:ascii="Wingdings" w:hAnsi="Wingdings" w:hint="default"/>
+        <w:sz w:val="20"/>
+      </w:rPr>
+    </w:lvl>
+    <w:lvl w:ilvl="8" w:tentative="1">
+      <w:start w:val="1"/>
+      <w:numFmt w:val="bullet"/>
+      <w:lvlText w:val=""/>
+      <w:lvlJc w:val="left"/>
+      <w:pPr>
+        <w:tabs>
+          <w:tab w:val="num" w:pos="6480"/>
+        </w:tabs>
+        <w:ind w:left="6480" w:hanging="360"/>
+      </w:pPr>
+      <w:rPr>
+        <w:rFonts w:ascii="Wingdings" w:hAnsi="Wingdings" w:hint="default"/>
+        <w:sz w:val="20"/>
+      </w:rPr>
+    </w:lvl>
+  </w:abstractNum>
+  <w:abstractNum w:abstractNumId="8" w15:restartNumberingAfterBreak="0">
+    <w:nsid w:val="37E1616C"/>
+    <w:multiLevelType w:val="multilevel"/>
+    <w:tmpl w:val="57721628"/>
+    <w:lvl w:ilvl="0">
+      <w:start w:val="1"/>
+      <w:numFmt w:val="bullet"/>
+      <w:lvlText w:val=""/>
+      <w:lvlJc w:val="left"/>
+      <w:pPr>
+        <w:tabs>
+          <w:tab w:val="num" w:pos="720"/>
+        </w:tabs>
+        <w:ind w:left="720" w:hanging="360"/>
+      </w:pPr>
+      <w:rPr>
+        <w:rFonts w:ascii="Symbol" w:hAnsi="Symbol" w:hint="default"/>
+        <w:sz w:val="20"/>
+      </w:rPr>
+    </w:lvl>
+    <w:lvl w:ilvl="1" w:tentative="1">
+      <w:start w:val="1"/>
+      <w:numFmt w:val="bullet"/>
+      <w:lvlText w:val="o"/>
+      <w:lvlJc w:val="left"/>
+      <w:pPr>
+        <w:tabs>
+          <w:tab w:val="num" w:pos="1440"/>
+        </w:tabs>
+        <w:ind w:left="1440" w:hanging="360"/>
+      </w:pPr>
+      <w:rPr>
+        <w:rFonts w:ascii="Courier New" w:hAnsi="Courier New" w:hint="default"/>
+        <w:sz w:val="20"/>
+      </w:rPr>
+    </w:lvl>
+    <w:lvl w:ilvl="2" w:tentative="1">
+      <w:start w:val="1"/>
+      <w:numFmt w:val="bullet"/>
+      <w:lvlText w:val=""/>
+      <w:lvlJc w:val="left"/>
+      <w:pPr>
+        <w:tabs>
+          <w:tab w:val="num" w:pos="2160"/>
+        </w:tabs>
+        <w:ind w:left="2160" w:hanging="360"/>
+      </w:pPr>
+      <w:rPr>
+        <w:rFonts w:ascii="Wingdings" w:hAnsi="Wingdings" w:hint="default"/>
+        <w:sz w:val="20"/>
+      </w:rPr>
+    </w:lvl>
+    <w:lvl w:ilvl="3" w:tentative="1">
+      <w:start w:val="1"/>
+      <w:numFmt w:val="bullet"/>
+      <w:lvlText w:val=""/>
+      <w:lvlJc w:val="left"/>
+      <w:pPr>
+        <w:tabs>
+          <w:tab w:val="num" w:pos="2880"/>
+        </w:tabs>
+        <w:ind w:left="2880" w:hanging="360"/>
+      </w:pPr>
+      <w:rPr>
+        <w:rFonts w:ascii="Wingdings" w:hAnsi="Wingdings" w:hint="default"/>
+        <w:sz w:val="20"/>
+      </w:rPr>
+    </w:lvl>
+    <w:lvl w:ilvl="4" w:tentative="1">
+      <w:start w:val="1"/>
+      <w:numFmt w:val="bullet"/>
+      <w:lvlText w:val=""/>
+      <w:lvlJc w:val="left"/>
+      <w:pPr>
+        <w:tabs>
+          <w:tab w:val="num" w:pos="3600"/>
+        </w:tabs>
+        <w:ind w:left="3600" w:hanging="360"/>
+      </w:pPr>
+      <w:rPr>
+        <w:rFonts w:ascii="Wingdings" w:hAnsi="Wingdings" w:hint="default"/>
+        <w:sz w:val="20"/>
+      </w:rPr>
+    </w:lvl>
+    <w:lvl w:ilvl="5" w:tentative="1">
+      <w:start w:val="1"/>
+      <w:numFmt w:val="bullet"/>
+      <w:lvlText w:val=""/>
+      <w:lvlJc w:val="left"/>
+      <w:pPr>
+        <w:tabs>
+          <w:tab w:val="num" w:pos="4320"/>
+        </w:tabs>
+        <w:ind w:left="4320" w:hanging="360"/>
+      </w:pPr>
+      <w:rPr>
+        <w:rFonts w:ascii="Wingdings" w:hAnsi="Wingdings" w:hint="default"/>
+        <w:sz w:val="20"/>
+      </w:rPr>
+    </w:lvl>
+    <w:lvl w:ilvl="6" w:tentative="1">
+      <w:start w:val="1"/>
+      <w:numFmt w:val="bullet"/>
+      <w:lvlText w:val=""/>
+      <w:lvlJc w:val="left"/>
+      <w:pPr>
+        <w:tabs>
+          <w:tab w:val="num" w:pos="5040"/>
+        </w:tabs>
+        <w:ind w:left="5040" w:hanging="360"/>
+      </w:pPr>
+      <w:rPr>
+        <w:rFonts w:ascii="Wingdings" w:hAnsi="Wingdings" w:hint="default"/>
+        <w:sz w:val="20"/>
+      </w:rPr>
+    </w:lvl>
+    <w:lvl w:ilvl="7" w:tentative="1">
+      <w:start w:val="1"/>
+      <w:numFmt w:val="bullet"/>
+      <w:lvlText w:val=""/>
+      <w:lvlJc w:val="left"/>
+      <w:pPr>
+        <w:tabs>
+          <w:tab w:val="num" w:pos="5760"/>
+        </w:tabs>
+        <w:ind w:left="5760" w:hanging="360"/>
+      </w:pPr>
+      <w:rPr>
+        <w:rFonts w:ascii="Wingdings" w:hAnsi="Wingdings" w:hint="default"/>
+        <w:sz w:val="20"/>
+      </w:rPr>
+    </w:lvl>
+    <w:lvl w:ilvl="8" w:tentative="1">
+      <w:start w:val="1"/>
+      <w:numFmt w:val="bullet"/>
+      <w:lvlText w:val=""/>
+      <w:lvlJc w:val="left"/>
+      <w:pPr>
+        <w:tabs>
+          <w:tab w:val="num" w:pos="6480"/>
+        </w:tabs>
+        <w:ind w:left="6480" w:hanging="360"/>
+      </w:pPr>
+      <w:rPr>
+        <w:rFonts w:ascii="Wingdings" w:hAnsi="Wingdings" w:hint="default"/>
+        <w:sz w:val="20"/>
+      </w:rPr>
+    </w:lvl>
+  </w:abstractNum>
+  <w:abstractNum w:abstractNumId="9" w15:restartNumberingAfterBreak="0">
     <w:nsid w:val="3F666CF2"/>
     <w:multiLevelType w:val="multilevel"/>
     <w:tmpl w:val="C1902AEE"/>
@@ -1110,7 +2901,305 @@
       </w:rPr>
     </w:lvl>
   </w:abstractNum>
-  <w:abstractNum w:abstractNumId="3" w15:restartNumberingAfterBreak="0">
+  <w:abstractNum w:abstractNumId="10" w15:restartNumberingAfterBreak="0">
+    <w:nsid w:val="45C96F2F"/>
+    <w:multiLevelType w:val="multilevel"/>
+    <w:tmpl w:val="411AE96E"/>
+    <w:lvl w:ilvl="0">
+      <w:start w:val="1"/>
+      <w:numFmt w:val="bullet"/>
+      <w:lvlText w:val=""/>
+      <w:lvlJc w:val="left"/>
+      <w:pPr>
+        <w:tabs>
+          <w:tab w:val="num" w:pos="720"/>
+        </w:tabs>
+        <w:ind w:left="720" w:hanging="360"/>
+      </w:pPr>
+      <w:rPr>
+        <w:rFonts w:ascii="Symbol" w:hAnsi="Symbol" w:hint="default"/>
+        <w:sz w:val="20"/>
+      </w:rPr>
+    </w:lvl>
+    <w:lvl w:ilvl="1" w:tentative="1">
+      <w:start w:val="1"/>
+      <w:numFmt w:val="bullet"/>
+      <w:lvlText w:val="o"/>
+      <w:lvlJc w:val="left"/>
+      <w:pPr>
+        <w:tabs>
+          <w:tab w:val="num" w:pos="1440"/>
+        </w:tabs>
+        <w:ind w:left="1440" w:hanging="360"/>
+      </w:pPr>
+      <w:rPr>
+        <w:rFonts w:ascii="Courier New" w:hAnsi="Courier New" w:hint="default"/>
+        <w:sz w:val="20"/>
+      </w:rPr>
+    </w:lvl>
+    <w:lvl w:ilvl="2" w:tentative="1">
+      <w:start w:val="1"/>
+      <w:numFmt w:val="bullet"/>
+      <w:lvlText w:val=""/>
+      <w:lvlJc w:val="left"/>
+      <w:pPr>
+        <w:tabs>
+          <w:tab w:val="num" w:pos="2160"/>
+        </w:tabs>
+        <w:ind w:left="2160" w:hanging="360"/>
+      </w:pPr>
+      <w:rPr>
+        <w:rFonts w:ascii="Wingdings" w:hAnsi="Wingdings" w:hint="default"/>
+        <w:sz w:val="20"/>
+      </w:rPr>
+    </w:lvl>
+    <w:lvl w:ilvl="3" w:tentative="1">
+      <w:start w:val="1"/>
+      <w:numFmt w:val="bullet"/>
+      <w:lvlText w:val=""/>
+      <w:lvlJc w:val="left"/>
+      <w:pPr>
+        <w:tabs>
+          <w:tab w:val="num" w:pos="2880"/>
+        </w:tabs>
+        <w:ind w:left="2880" w:hanging="360"/>
+      </w:pPr>
+      <w:rPr>
+        <w:rFonts w:ascii="Wingdings" w:hAnsi="Wingdings" w:hint="default"/>
+        <w:sz w:val="20"/>
+      </w:rPr>
+    </w:lvl>
+    <w:lvl w:ilvl="4" w:tentative="1">
+      <w:start w:val="1"/>
+      <w:numFmt w:val="bullet"/>
+      <w:lvlText w:val=""/>
+      <w:lvlJc w:val="left"/>
+      <w:pPr>
+        <w:tabs>
+          <w:tab w:val="num" w:pos="3600"/>
+        </w:tabs>
+        <w:ind w:left="3600" w:hanging="360"/>
+      </w:pPr>
+      <w:rPr>
+        <w:rFonts w:ascii="Wingdings" w:hAnsi="Wingdings" w:hint="default"/>
+        <w:sz w:val="20"/>
+      </w:rPr>
+    </w:lvl>
+    <w:lvl w:ilvl="5" w:tentative="1">
+      <w:start w:val="1"/>
+      <w:numFmt w:val="bullet"/>
+      <w:lvlText w:val=""/>
+      <w:lvlJc w:val="left"/>
+      <w:pPr>
+        <w:tabs>
+          <w:tab w:val="num" w:pos="4320"/>
+        </w:tabs>
+        <w:ind w:left="4320" w:hanging="360"/>
+      </w:pPr>
+      <w:rPr>
+        <w:rFonts w:ascii="Wingdings" w:hAnsi="Wingdings" w:hint="default"/>
+        <w:sz w:val="20"/>
+      </w:rPr>
+    </w:lvl>
+    <w:lvl w:ilvl="6" w:tentative="1">
+      <w:start w:val="1"/>
+      <w:numFmt w:val="bullet"/>
+      <w:lvlText w:val=""/>
+      <w:lvlJc w:val="left"/>
+      <w:pPr>
+        <w:tabs>
+          <w:tab w:val="num" w:pos="5040"/>
+        </w:tabs>
+        <w:ind w:left="5040" w:hanging="360"/>
+      </w:pPr>
+      <w:rPr>
+        <w:rFonts w:ascii="Wingdings" w:hAnsi="Wingdings" w:hint="default"/>
+        <w:sz w:val="20"/>
+      </w:rPr>
+    </w:lvl>
+    <w:lvl w:ilvl="7" w:tentative="1">
+      <w:start w:val="1"/>
+      <w:numFmt w:val="bullet"/>
+      <w:lvlText w:val=""/>
+      <w:lvlJc w:val="left"/>
+      <w:pPr>
+        <w:tabs>
+          <w:tab w:val="num" w:pos="5760"/>
+        </w:tabs>
+        <w:ind w:left="5760" w:hanging="360"/>
+      </w:pPr>
+      <w:rPr>
+        <w:rFonts w:ascii="Wingdings" w:hAnsi="Wingdings" w:hint="default"/>
+        <w:sz w:val="20"/>
+      </w:rPr>
+    </w:lvl>
+    <w:lvl w:ilvl="8" w:tentative="1">
+      <w:start w:val="1"/>
+      <w:numFmt w:val="bullet"/>
+      <w:lvlText w:val=""/>
+      <w:lvlJc w:val="left"/>
+      <w:pPr>
+        <w:tabs>
+          <w:tab w:val="num" w:pos="6480"/>
+        </w:tabs>
+        <w:ind w:left="6480" w:hanging="360"/>
+      </w:pPr>
+      <w:rPr>
+        <w:rFonts w:ascii="Wingdings" w:hAnsi="Wingdings" w:hint="default"/>
+        <w:sz w:val="20"/>
+      </w:rPr>
+    </w:lvl>
+  </w:abstractNum>
+  <w:abstractNum w:abstractNumId="11" w15:restartNumberingAfterBreak="0">
+    <w:nsid w:val="46806D35"/>
+    <w:multiLevelType w:val="multilevel"/>
+    <w:tmpl w:val="CFCC6BFC"/>
+    <w:lvl w:ilvl="0">
+      <w:start w:val="1"/>
+      <w:numFmt w:val="bullet"/>
+      <w:lvlText w:val=""/>
+      <w:lvlJc w:val="left"/>
+      <w:pPr>
+        <w:tabs>
+          <w:tab w:val="num" w:pos="720"/>
+        </w:tabs>
+        <w:ind w:left="720" w:hanging="360"/>
+      </w:pPr>
+      <w:rPr>
+        <w:rFonts w:ascii="Symbol" w:hAnsi="Symbol" w:hint="default"/>
+        <w:sz w:val="20"/>
+      </w:rPr>
+    </w:lvl>
+    <w:lvl w:ilvl="1" w:tentative="1">
+      <w:start w:val="1"/>
+      <w:numFmt w:val="bullet"/>
+      <w:lvlText w:val="o"/>
+      <w:lvlJc w:val="left"/>
+      <w:pPr>
+        <w:tabs>
+          <w:tab w:val="num" w:pos="1440"/>
+        </w:tabs>
+        <w:ind w:left="1440" w:hanging="360"/>
+      </w:pPr>
+      <w:rPr>
+        <w:rFonts w:ascii="Courier New" w:hAnsi="Courier New" w:hint="default"/>
+        <w:sz w:val="20"/>
+      </w:rPr>
+    </w:lvl>
+    <w:lvl w:ilvl="2" w:tentative="1">
+      <w:start w:val="1"/>
+      <w:numFmt w:val="bullet"/>
+      <w:lvlText w:val=""/>
+      <w:lvlJc w:val="left"/>
+      <w:pPr>
+        <w:tabs>
+          <w:tab w:val="num" w:pos="2160"/>
+        </w:tabs>
+        <w:ind w:left="2160" w:hanging="360"/>
+      </w:pPr>
+      <w:rPr>
+        <w:rFonts w:ascii="Wingdings" w:hAnsi="Wingdings" w:hint="default"/>
+        <w:sz w:val="20"/>
+      </w:rPr>
+    </w:lvl>
+    <w:lvl w:ilvl="3" w:tentative="1">
+      <w:start w:val="1"/>
+      <w:numFmt w:val="bullet"/>
+      <w:lvlText w:val=""/>
+      <w:lvlJc w:val="left"/>
+      <w:pPr>
+        <w:tabs>
+          <w:tab w:val="num" w:pos="2880"/>
+        </w:tabs>
+        <w:ind w:left="2880" w:hanging="360"/>
+      </w:pPr>
+      <w:rPr>
+        <w:rFonts w:ascii="Wingdings" w:hAnsi="Wingdings" w:hint="default"/>
+        <w:sz w:val="20"/>
+      </w:rPr>
+    </w:lvl>
+    <w:lvl w:ilvl="4" w:tentative="1">
+      <w:start w:val="1"/>
+      <w:numFmt w:val="bullet"/>
+      <w:lvlText w:val=""/>
+      <w:lvlJc w:val="left"/>
+      <w:pPr>
+        <w:tabs>
+          <w:tab w:val="num" w:pos="3600"/>
+        </w:tabs>
+        <w:ind w:left="3600" w:hanging="360"/>
+      </w:pPr>
+      <w:rPr>
+        <w:rFonts w:ascii="Wingdings" w:hAnsi="Wingdings" w:hint="default"/>
+        <w:sz w:val="20"/>
+      </w:rPr>
+    </w:lvl>
+    <w:lvl w:ilvl="5" w:tentative="1">
+      <w:start w:val="1"/>
+      <w:numFmt w:val="bullet"/>
+      <w:lvlText w:val=""/>
+      <w:lvlJc w:val="left"/>
+      <w:pPr>
+        <w:tabs>
+          <w:tab w:val="num" w:pos="4320"/>
+        </w:tabs>
+        <w:ind w:left="4320" w:hanging="360"/>
+      </w:pPr>
+      <w:rPr>
+        <w:rFonts w:ascii="Wingdings" w:hAnsi="Wingdings" w:hint="default"/>
+        <w:sz w:val="20"/>
+      </w:rPr>
+    </w:lvl>
+    <w:lvl w:ilvl="6" w:tentative="1">
+      <w:start w:val="1"/>
+      <w:numFmt w:val="bullet"/>
+      <w:lvlText w:val=""/>
+      <w:lvlJc w:val="left"/>
+      <w:pPr>
+        <w:tabs>
+          <w:tab w:val="num" w:pos="5040"/>
+        </w:tabs>
+        <w:ind w:left="5040" w:hanging="360"/>
+      </w:pPr>
+      <w:rPr>
+        <w:rFonts w:ascii="Wingdings" w:hAnsi="Wingdings" w:hint="default"/>
+        <w:sz w:val="20"/>
+      </w:rPr>
+    </w:lvl>
+    <w:lvl w:ilvl="7" w:tentative="1">
+      <w:start w:val="1"/>
+      <w:numFmt w:val="bullet"/>
+      <w:lvlText w:val=""/>
+      <w:lvlJc w:val="left"/>
+      <w:pPr>
+        <w:tabs>
+          <w:tab w:val="num" w:pos="5760"/>
+        </w:tabs>
+        <w:ind w:left="5760" w:hanging="360"/>
+      </w:pPr>
+      <w:rPr>
+        <w:rFonts w:ascii="Wingdings" w:hAnsi="Wingdings" w:hint="default"/>
+        <w:sz w:val="20"/>
+      </w:rPr>
+    </w:lvl>
+    <w:lvl w:ilvl="8" w:tentative="1">
+      <w:start w:val="1"/>
+      <w:numFmt w:val="bullet"/>
+      <w:lvlText w:val=""/>
+      <w:lvlJc w:val="left"/>
+      <w:pPr>
+        <w:tabs>
+          <w:tab w:val="num" w:pos="6480"/>
+        </w:tabs>
+        <w:ind w:left="6480" w:hanging="360"/>
+      </w:pPr>
+      <w:rPr>
+        <w:rFonts w:ascii="Wingdings" w:hAnsi="Wingdings" w:hint="default"/>
+        <w:sz w:val="20"/>
+      </w:rPr>
+    </w:lvl>
+  </w:abstractNum>
+  <w:abstractNum w:abstractNumId="12" w15:restartNumberingAfterBreak="0">
     <w:nsid w:val="4A08512F"/>
     <w:multiLevelType w:val="multilevel"/>
     <w:tmpl w:val="8280D5F2"/>
@@ -1223,7 +3312,305 @@
       </w:pPr>
     </w:lvl>
   </w:abstractNum>
-  <w:abstractNum w:abstractNumId="4" w15:restartNumberingAfterBreak="0">
+  <w:abstractNum w:abstractNumId="13" w15:restartNumberingAfterBreak="0">
+    <w:nsid w:val="57621E8C"/>
+    <w:multiLevelType w:val="multilevel"/>
+    <w:tmpl w:val="306CF936"/>
+    <w:lvl w:ilvl="0">
+      <w:start w:val="1"/>
+      <w:numFmt w:val="bullet"/>
+      <w:lvlText w:val=""/>
+      <w:lvlJc w:val="left"/>
+      <w:pPr>
+        <w:tabs>
+          <w:tab w:val="num" w:pos="720"/>
+        </w:tabs>
+        <w:ind w:left="720" w:hanging="360"/>
+      </w:pPr>
+      <w:rPr>
+        <w:rFonts w:ascii="Symbol" w:hAnsi="Symbol" w:hint="default"/>
+        <w:sz w:val="20"/>
+      </w:rPr>
+    </w:lvl>
+    <w:lvl w:ilvl="1" w:tentative="1">
+      <w:start w:val="1"/>
+      <w:numFmt w:val="bullet"/>
+      <w:lvlText w:val="o"/>
+      <w:lvlJc w:val="left"/>
+      <w:pPr>
+        <w:tabs>
+          <w:tab w:val="num" w:pos="1440"/>
+        </w:tabs>
+        <w:ind w:left="1440" w:hanging="360"/>
+      </w:pPr>
+      <w:rPr>
+        <w:rFonts w:ascii="Courier New" w:hAnsi="Courier New" w:hint="default"/>
+        <w:sz w:val="20"/>
+      </w:rPr>
+    </w:lvl>
+    <w:lvl w:ilvl="2" w:tentative="1">
+      <w:start w:val="1"/>
+      <w:numFmt w:val="bullet"/>
+      <w:lvlText w:val=""/>
+      <w:lvlJc w:val="left"/>
+      <w:pPr>
+        <w:tabs>
+          <w:tab w:val="num" w:pos="2160"/>
+        </w:tabs>
+        <w:ind w:left="2160" w:hanging="360"/>
+      </w:pPr>
+      <w:rPr>
+        <w:rFonts w:ascii="Wingdings" w:hAnsi="Wingdings" w:hint="default"/>
+        <w:sz w:val="20"/>
+      </w:rPr>
+    </w:lvl>
+    <w:lvl w:ilvl="3" w:tentative="1">
+      <w:start w:val="1"/>
+      <w:numFmt w:val="bullet"/>
+      <w:lvlText w:val=""/>
+      <w:lvlJc w:val="left"/>
+      <w:pPr>
+        <w:tabs>
+          <w:tab w:val="num" w:pos="2880"/>
+        </w:tabs>
+        <w:ind w:left="2880" w:hanging="360"/>
+      </w:pPr>
+      <w:rPr>
+        <w:rFonts w:ascii="Wingdings" w:hAnsi="Wingdings" w:hint="default"/>
+        <w:sz w:val="20"/>
+      </w:rPr>
+    </w:lvl>
+    <w:lvl w:ilvl="4" w:tentative="1">
+      <w:start w:val="1"/>
+      <w:numFmt w:val="bullet"/>
+      <w:lvlText w:val=""/>
+      <w:lvlJc w:val="left"/>
+      <w:pPr>
+        <w:tabs>
+          <w:tab w:val="num" w:pos="3600"/>
+        </w:tabs>
+        <w:ind w:left="3600" w:hanging="360"/>
+      </w:pPr>
+      <w:rPr>
+        <w:rFonts w:ascii="Wingdings" w:hAnsi="Wingdings" w:hint="default"/>
+        <w:sz w:val="20"/>
+      </w:rPr>
+    </w:lvl>
+    <w:lvl w:ilvl="5" w:tentative="1">
+      <w:start w:val="1"/>
+      <w:numFmt w:val="bullet"/>
+      <w:lvlText w:val=""/>
+      <w:lvlJc w:val="left"/>
+      <w:pPr>
+        <w:tabs>
+          <w:tab w:val="num" w:pos="4320"/>
+        </w:tabs>
+        <w:ind w:left="4320" w:hanging="360"/>
+      </w:pPr>
+      <w:rPr>
+        <w:rFonts w:ascii="Wingdings" w:hAnsi="Wingdings" w:hint="default"/>
+        <w:sz w:val="20"/>
+      </w:rPr>
+    </w:lvl>
+    <w:lvl w:ilvl="6" w:tentative="1">
+      <w:start w:val="1"/>
+      <w:numFmt w:val="bullet"/>
+      <w:lvlText w:val=""/>
+      <w:lvlJc w:val="left"/>
+      <w:pPr>
+        <w:tabs>
+          <w:tab w:val="num" w:pos="5040"/>
+        </w:tabs>
+        <w:ind w:left="5040" w:hanging="360"/>
+      </w:pPr>
+      <w:rPr>
+        <w:rFonts w:ascii="Wingdings" w:hAnsi="Wingdings" w:hint="default"/>
+        <w:sz w:val="20"/>
+      </w:rPr>
+    </w:lvl>
+    <w:lvl w:ilvl="7" w:tentative="1">
+      <w:start w:val="1"/>
+      <w:numFmt w:val="bullet"/>
+      <w:lvlText w:val=""/>
+      <w:lvlJc w:val="left"/>
+      <w:pPr>
+        <w:tabs>
+          <w:tab w:val="num" w:pos="5760"/>
+        </w:tabs>
+        <w:ind w:left="5760" w:hanging="360"/>
+      </w:pPr>
+      <w:rPr>
+        <w:rFonts w:ascii="Wingdings" w:hAnsi="Wingdings" w:hint="default"/>
+        <w:sz w:val="20"/>
+      </w:rPr>
+    </w:lvl>
+    <w:lvl w:ilvl="8" w:tentative="1">
+      <w:start w:val="1"/>
+      <w:numFmt w:val="bullet"/>
+      <w:lvlText w:val=""/>
+      <w:lvlJc w:val="left"/>
+      <w:pPr>
+        <w:tabs>
+          <w:tab w:val="num" w:pos="6480"/>
+        </w:tabs>
+        <w:ind w:left="6480" w:hanging="360"/>
+      </w:pPr>
+      <w:rPr>
+        <w:rFonts w:ascii="Wingdings" w:hAnsi="Wingdings" w:hint="default"/>
+        <w:sz w:val="20"/>
+      </w:rPr>
+    </w:lvl>
+  </w:abstractNum>
+  <w:abstractNum w:abstractNumId="14" w15:restartNumberingAfterBreak="0">
+    <w:nsid w:val="5944454A"/>
+    <w:multiLevelType w:val="multilevel"/>
+    <w:tmpl w:val="F29CD1E4"/>
+    <w:lvl w:ilvl="0">
+      <w:start w:val="1"/>
+      <w:numFmt w:val="bullet"/>
+      <w:lvlText w:val=""/>
+      <w:lvlJc w:val="left"/>
+      <w:pPr>
+        <w:tabs>
+          <w:tab w:val="num" w:pos="720"/>
+        </w:tabs>
+        <w:ind w:left="720" w:hanging="360"/>
+      </w:pPr>
+      <w:rPr>
+        <w:rFonts w:ascii="Symbol" w:hAnsi="Symbol" w:hint="default"/>
+        <w:sz w:val="20"/>
+      </w:rPr>
+    </w:lvl>
+    <w:lvl w:ilvl="1" w:tentative="1">
+      <w:start w:val="1"/>
+      <w:numFmt w:val="bullet"/>
+      <w:lvlText w:val="o"/>
+      <w:lvlJc w:val="left"/>
+      <w:pPr>
+        <w:tabs>
+          <w:tab w:val="num" w:pos="1440"/>
+        </w:tabs>
+        <w:ind w:left="1440" w:hanging="360"/>
+      </w:pPr>
+      <w:rPr>
+        <w:rFonts w:ascii="Courier New" w:hAnsi="Courier New" w:hint="default"/>
+        <w:sz w:val="20"/>
+      </w:rPr>
+    </w:lvl>
+    <w:lvl w:ilvl="2" w:tentative="1">
+      <w:start w:val="1"/>
+      <w:numFmt w:val="bullet"/>
+      <w:lvlText w:val=""/>
+      <w:lvlJc w:val="left"/>
+      <w:pPr>
+        <w:tabs>
+          <w:tab w:val="num" w:pos="2160"/>
+        </w:tabs>
+        <w:ind w:left="2160" w:hanging="360"/>
+      </w:pPr>
+      <w:rPr>
+        <w:rFonts w:ascii="Wingdings" w:hAnsi="Wingdings" w:hint="default"/>
+        <w:sz w:val="20"/>
+      </w:rPr>
+    </w:lvl>
+    <w:lvl w:ilvl="3" w:tentative="1">
+      <w:start w:val="1"/>
+      <w:numFmt w:val="bullet"/>
+      <w:lvlText w:val=""/>
+      <w:lvlJc w:val="left"/>
+      <w:pPr>
+        <w:tabs>
+          <w:tab w:val="num" w:pos="2880"/>
+        </w:tabs>
+        <w:ind w:left="2880" w:hanging="360"/>
+      </w:pPr>
+      <w:rPr>
+        <w:rFonts w:ascii="Wingdings" w:hAnsi="Wingdings" w:hint="default"/>
+        <w:sz w:val="20"/>
+      </w:rPr>
+    </w:lvl>
+    <w:lvl w:ilvl="4" w:tentative="1">
+      <w:start w:val="1"/>
+      <w:numFmt w:val="bullet"/>
+      <w:lvlText w:val=""/>
+      <w:lvlJc w:val="left"/>
+      <w:pPr>
+        <w:tabs>
+          <w:tab w:val="num" w:pos="3600"/>
+        </w:tabs>
+        <w:ind w:left="3600" w:hanging="360"/>
+      </w:pPr>
+      <w:rPr>
+        <w:rFonts w:ascii="Wingdings" w:hAnsi="Wingdings" w:hint="default"/>
+        <w:sz w:val="20"/>
+      </w:rPr>
+    </w:lvl>
+    <w:lvl w:ilvl="5" w:tentative="1">
+      <w:start w:val="1"/>
+      <w:numFmt w:val="bullet"/>
+      <w:lvlText w:val=""/>
+      <w:lvlJc w:val="left"/>
+      <w:pPr>
+        <w:tabs>
+          <w:tab w:val="num" w:pos="4320"/>
+        </w:tabs>
+        <w:ind w:left="4320" w:hanging="360"/>
+      </w:pPr>
+      <w:rPr>
+        <w:rFonts w:ascii="Wingdings" w:hAnsi="Wingdings" w:hint="default"/>
+        <w:sz w:val="20"/>
+      </w:rPr>
+    </w:lvl>
+    <w:lvl w:ilvl="6" w:tentative="1">
+      <w:start w:val="1"/>
+      <w:numFmt w:val="bullet"/>
+      <w:lvlText w:val=""/>
+      <w:lvlJc w:val="left"/>
+      <w:pPr>
+        <w:tabs>
+          <w:tab w:val="num" w:pos="5040"/>
+        </w:tabs>
+        <w:ind w:left="5040" w:hanging="360"/>
+      </w:pPr>
+      <w:rPr>
+        <w:rFonts w:ascii="Wingdings" w:hAnsi="Wingdings" w:hint="default"/>
+        <w:sz w:val="20"/>
+      </w:rPr>
+    </w:lvl>
+    <w:lvl w:ilvl="7" w:tentative="1">
+      <w:start w:val="1"/>
+      <w:numFmt w:val="bullet"/>
+      <w:lvlText w:val=""/>
+      <w:lvlJc w:val="left"/>
+      <w:pPr>
+        <w:tabs>
+          <w:tab w:val="num" w:pos="5760"/>
+        </w:tabs>
+        <w:ind w:left="5760" w:hanging="360"/>
+      </w:pPr>
+      <w:rPr>
+        <w:rFonts w:ascii="Wingdings" w:hAnsi="Wingdings" w:hint="default"/>
+        <w:sz w:val="20"/>
+      </w:rPr>
+    </w:lvl>
+    <w:lvl w:ilvl="8" w:tentative="1">
+      <w:start w:val="1"/>
+      <w:numFmt w:val="bullet"/>
+      <w:lvlText w:val=""/>
+      <w:lvlJc w:val="left"/>
+      <w:pPr>
+        <w:tabs>
+          <w:tab w:val="num" w:pos="6480"/>
+        </w:tabs>
+        <w:ind w:left="6480" w:hanging="360"/>
+      </w:pPr>
+      <w:rPr>
+        <w:rFonts w:ascii="Wingdings" w:hAnsi="Wingdings" w:hint="default"/>
+        <w:sz w:val="20"/>
+      </w:rPr>
+    </w:lvl>
+  </w:abstractNum>
+  <w:abstractNum w:abstractNumId="15" w15:restartNumberingAfterBreak="0">
     <w:nsid w:val="7FA3543C"/>
     <w:multiLevelType w:val="multilevel"/>
     <w:tmpl w:val="B21A4552"/>
@@ -1373,19 +3760,52 @@
     </w:lvl>
   </w:abstractNum>
   <w:num w:numId="1" w16cid:durableId="695354475">
+    <w:abstractNumId w:val="9"/>
+  </w:num>
+  <w:num w:numId="2" w16cid:durableId="294794290">
+    <w:abstractNumId w:val="12"/>
+  </w:num>
+  <w:num w:numId="3" w16cid:durableId="1986809664">
+    <w:abstractNumId w:val="15"/>
+  </w:num>
+  <w:num w:numId="4" w16cid:durableId="1332954551">
+    <w:abstractNumId w:val="1"/>
+  </w:num>
+  <w:num w:numId="5" w16cid:durableId="261114510">
+    <w:abstractNumId w:val="3"/>
+  </w:num>
+  <w:num w:numId="6" w16cid:durableId="1903445121">
+    <w:abstractNumId w:val="7"/>
+  </w:num>
+  <w:num w:numId="7" w16cid:durableId="29038387">
+    <w:abstractNumId w:val="11"/>
+  </w:num>
+  <w:num w:numId="8" w16cid:durableId="1359697519">
+    <w:abstractNumId w:val="6"/>
+  </w:num>
+  <w:num w:numId="9" w16cid:durableId="271940720">
     <w:abstractNumId w:val="2"/>
   </w:num>
-  <w:num w:numId="2" w16cid:durableId="294794290">
-    <w:abstractNumId w:val="3"/>
-  </w:num>
-  <w:num w:numId="3" w16cid:durableId="1986809664">
+  <w:num w:numId="10" w16cid:durableId="257102410">
     <w:abstractNumId w:val="4"/>
   </w:num>
-  <w:num w:numId="4" w16cid:durableId="1332954551">
+  <w:num w:numId="11" w16cid:durableId="1883977461">
+    <w:abstractNumId w:val="10"/>
+  </w:num>
+  <w:num w:numId="12" w16cid:durableId="2013602086">
     <w:abstractNumId w:val="0"/>
   </w:num>
-  <w:num w:numId="5" w16cid:durableId="261114510">
-    <w:abstractNumId w:val="1"/>
+  <w:num w:numId="13" w16cid:durableId="1238858505">
+    <w:abstractNumId w:val="14"/>
+  </w:num>
+  <w:num w:numId="14" w16cid:durableId="673069880">
+    <w:abstractNumId w:val="13"/>
+  </w:num>
+  <w:num w:numId="15" w16cid:durableId="597251882">
+    <w:abstractNumId w:val="5"/>
+  </w:num>
+  <w:num w:numId="16" w16cid:durableId="799150403">
+    <w:abstractNumId w:val="8"/>
   </w:num>
 </w:numbering>
 </file>

--- a/Componente metodologico/Planeaciion proyecto inicial.docx
+++ b/Componente metodologico/Planeaciion proyecto inicial.docx
@@ -631,13 +631,27 @@
         </w:numPr>
       </w:pPr>
       <w:r>
-        <w:t>RF12. Monitoreo de actividad reciente: El sistema desplegará un historial cronológico en tiempo real con las últimas acciones del aplicativo (como registros de usuarios y actualizaciones o adiciones de sedes).</w:t>
-      </w:r>
-    </w:p>
-    <w:p>
+        <w:t xml:space="preserve">RF12. Monitoreo de actividad reciente: </w:t>
+      </w:r>
+      <w:r>
+        <w:t>El sistema permitirá visualizar las actividades recientes realizadas dentro de la plataforma.</w:t>
+      </w:r>
+    </w:p>
+    <w:p>
+      <w:r>
+        <w:t>Módulo 4: Gestión Administrativa de Usuarios</w:t>
+      </w:r>
+    </w:p>
+    <w:p>
+      <w:pPr>
+        <w:numPr>
+          <w:ilvl w:val="0"/>
+          <w:numId w:val="9"/>
+        </w:numPr>
+      </w:pPr>
       <w:r>
         <w:lastRenderedPageBreak/>
-        <w:t>Módulo 4: Gestión Administrativa de Usuarios</w:t>
+        <w:t>RF13. Visualización del listado de usuarios: El sistema permitirá al administrador listar y consultar a todos los usuarios registrados en la plataforma.</w:t>
       </w:r>
     </w:p>
     <w:p>
@@ -648,7 +662,7 @@
         </w:numPr>
       </w:pPr>
       <w:r>
-        <w:t>RF13. Visualización del listado de usuarios: El sistema permitirá al administrador listar y consultar a todos los usuarios registrados en la plataforma.</w:t>
+        <w:t>RF14. Búsqueda y filtrado de usuarios: El sistema permitirá al administrador buscar usuarios específicos mediante filtros como nombre, correo o estado.</w:t>
       </w:r>
     </w:p>
     <w:p>
@@ -659,7 +673,7 @@
         </w:numPr>
       </w:pPr>
       <w:r>
-        <w:t>RF14. Búsqueda y filtrado de usuarios: El sistema permitirá al administrador buscar usuarios específicos mediante filtros como nombre, correo o estado.</w:t>
+        <w:t>RF15. Modificación de estado de usuarios: El sistema permitirá al administrador activar o desactivar usuarios para controlar su acceso a la plataforma.</w:t>
       </w:r>
     </w:p>
     <w:p>
@@ -670,17 +684,6 @@
         </w:numPr>
       </w:pPr>
       <w:r>
-        <w:t>RF15. Modificación de estado de usuarios: El sistema permitirá al administrador activar o desactivar usuarios para controlar su acceso a la plataforma.</w:t>
-      </w:r>
-    </w:p>
-    <w:p>
-      <w:pPr>
-        <w:numPr>
-          <w:ilvl w:val="0"/>
-          <w:numId w:val="9"/>
-        </w:numPr>
-      </w:pPr>
-      <w:r>
         <w:t>RF16. Eliminación de cuentas de usuario: El sistema permitirá al administrador suprimir o dar de baja de forma definitiva una cuenta de usuario del sistema.</w:t>
       </w:r>
     </w:p>
@@ -801,8 +804,19 @@
         </w:numPr>
       </w:pPr>
       <w:r>
+        <w:t>RF26. Modificación de especialidades: El sistema permitirá al administrador actualizar el nombre o descripción de una especialidad.</w:t>
+      </w:r>
+    </w:p>
+    <w:p>
+      <w:pPr>
+        <w:numPr>
+          <w:ilvl w:val="0"/>
+          <w:numId w:val="11"/>
+        </w:numPr>
+      </w:pPr>
+      <w:r>
         <w:lastRenderedPageBreak/>
-        <w:t>RF26. Modificación de especialidades: El sistema permitirá al administrador actualizar el nombre o descripción de una especialidad.</w:t>
+        <w:t>RF27. Eliminación de especialidades: El sistema permitirá al administrador remover una especialidad que ya no se dicte.</w:t>
       </w:r>
     </w:p>
     <w:p>
@@ -813,7 +827,7 @@
         </w:numPr>
       </w:pPr>
       <w:r>
-        <w:t>RF27. Eliminación de especialidades: El sistema permitirá al administrador remover una especialidad que ya no se dicte.</w:t>
+        <w:t>RF28. Asignación de horarios base: El sistema permitirá al administrador crear y registrar bloques horarios para la disponibilidad general de la sede.</w:t>
       </w:r>
     </w:p>
     <w:p>
@@ -824,7 +838,7 @@
         </w:numPr>
       </w:pPr>
       <w:r>
-        <w:t>RF28. Asignación de horarios base: El sistema permitirá al administrador crear y registrar bloques horarios para la disponibilidad general de la sede.</w:t>
+        <w:t>RF29. Visualización de horarios base: El sistema permitirá al administrador consultar la grilla horaria configurada para las sedes.</w:t>
       </w:r>
     </w:p>
     <w:p>
@@ -835,7 +849,7 @@
         </w:numPr>
       </w:pPr>
       <w:r>
-        <w:t>RF29. Visualización de horarios base: El sistema permitirá al administrador consultar la grilla horaria configurada para las sedes.</w:t>
+        <w:t>RF30. Modificación de horarios base: El sistema permitirá al administrador alterar los bloques de tiempo base ya establecidos.</w:t>
       </w:r>
     </w:p>
     <w:p>
@@ -846,17 +860,6 @@
         </w:numPr>
       </w:pPr>
       <w:r>
-        <w:t>RF30. Modificación de horarios base: El sistema permitirá al administrador alterar los bloques de tiempo base ya establecidos.</w:t>
-      </w:r>
-    </w:p>
-    <w:p>
-      <w:pPr>
-        <w:numPr>
-          <w:ilvl w:val="0"/>
-          <w:numId w:val="11"/>
-        </w:numPr>
-      </w:pPr>
-      <w:r>
         <w:t>RF31. Eliminación de horarios base: El sistema permitirá al administrador suprimir bloques de horarios configurados del sistema.</w:t>
       </w:r>
     </w:p>
@@ -966,8 +969,28 @@
         </w:numPr>
       </w:pPr>
       <w:r>
+        <w:t xml:space="preserve">RF40. Generación de reportes analíticos: </w:t>
+      </w:r>
+      <w:r>
+        <w:t>El sistema permitirá visualizar reportes básicos sobre usuarios registrados, sedes, entrenadores, clases e inscripciones.</w:t>
+      </w:r>
+    </w:p>
+    <w:p>
+      <w:pPr>
+        <w:numPr>
+          <w:ilvl w:val="0"/>
+          <w:numId w:val="13"/>
+        </w:numPr>
+      </w:pPr>
+      <w:r>
         <w:lastRenderedPageBreak/>
-        <w:t>RF40. Generación de reportes analíticos: El sistema permitirá al administrador generar y visualizar reportes gráficos o estadísticos sobre el crecimiento de usuarios, concurrencia en las sedes o preferencias del aplicativo.</w:t>
+        <w:t>RF4</w:t>
+      </w:r>
+      <w:r>
+        <w:t>1</w:t>
+      </w:r>
+      <w:r>
+        <w:t>. Gestión de roles y permisos: El sistema permitirá al administrador asignar o modificar los privilegios y roles de las cuentas del sistema.</w:t>
       </w:r>
     </w:p>
     <w:p>
@@ -978,62 +1001,13 @@
         </w:numPr>
       </w:pPr>
       <w:r>
-        <w:t>RF41. Carga de documentos institucionales: El sistema permitirá al administrador subir archivos o documentos (términos y condiciones, políticas de privacidad).</w:t>
-      </w:r>
-    </w:p>
-    <w:p>
-      <w:pPr>
-        <w:numPr>
-          <w:ilvl w:val="0"/>
-          <w:numId w:val="13"/>
-        </w:numPr>
-      </w:pPr>
-      <w:r>
-        <w:t>RF42. Visualización de documentos: El sistema permitirá al administrador listar y consultar los documentos institucionales almacenados en el servidor.</w:t>
-      </w:r>
-    </w:p>
-    <w:p>
-      <w:pPr>
-        <w:numPr>
-          <w:ilvl w:val="0"/>
-          <w:numId w:val="13"/>
-        </w:numPr>
-      </w:pPr>
-      <w:r>
-        <w:t>RF43. Eliminación de documentos: El sistema permitirá al administrador remover archivos o documentos almacenados que hayan quedado obsoletos.</w:t>
-      </w:r>
-    </w:p>
-    <w:p>
-      <w:pPr>
-        <w:numPr>
-          <w:ilvl w:val="0"/>
-          <w:numId w:val="13"/>
-        </w:numPr>
-      </w:pPr>
-      <w:r>
-        <w:t>RF44. Acceso a la configuración global: El sistema permitirá al administrador ingresar a un panel técnico para ajustar parámetros globales de la aplicación.</w:t>
-      </w:r>
-    </w:p>
-    <w:p>
-      <w:pPr>
-        <w:numPr>
-          <w:ilvl w:val="0"/>
-          <w:numId w:val="13"/>
-        </w:numPr>
-      </w:pPr>
-      <w:r>
-        <w:t>RF45. Gestión de roles y permisos: El sistema permitirá al administrador asignar o modificar los privilegios y roles de las cuentas del sistema.</w:t>
-      </w:r>
-    </w:p>
-    <w:p>
-      <w:pPr>
-        <w:numPr>
-          <w:ilvl w:val="0"/>
-          <w:numId w:val="13"/>
-        </w:numPr>
-      </w:pPr>
-      <w:r>
-        <w:t>RF46. Cierre de sesión seguro: El sistema permitirá al administrador destruir la sesión activa de forma segura para salir del panel de control.</w:t>
+        <w:t>RF4</w:t>
+      </w:r>
+      <w:r>
+        <w:t>2</w:t>
+      </w:r>
+      <w:r>
+        <w:t>. Cierre de sesión seguro: El sistema permitirá al administrador destruir la sesión activa de forma segura para salir del panel de control.</w:t>
       </w:r>
     </w:p>
     <w:p>
@@ -1049,7 +1023,13 @@
         </w:numPr>
       </w:pPr>
       <w:r>
-        <w:t>RF47. Filtrado de sedes por especialidad: El sistema permitirá al usuario buscar y filtrar las sedes disponibles según la especialidad deportiva de su interés (por ejemplo: Yoga, CrossFit).</w:t>
+        <w:t>RF4</w:t>
+      </w:r>
+      <w:r>
+        <w:t>3</w:t>
+      </w:r>
+      <w:r>
+        <w:t>. Filtrado de sedes por especialidad: El sistema permitirá al usuario buscar y filtrar las sedes disponibles según la especialidad deportiva de su interés (por ejemplo: Yoga, CrossFit).</w:t>
       </w:r>
     </w:p>
     <w:p>
@@ -1060,7 +1040,13 @@
         </w:numPr>
       </w:pPr>
       <w:r>
-        <w:t>RF48. Visualización de clases programadas: El usuario podrá visualizar la lista de clases específicas disponibles en una sede, detallando la especialidad, el horario, el entrenador asignado y los cupos disponibles.</w:t>
+        <w:t>RF4</w:t>
+      </w:r>
+      <w:r>
+        <w:t>4</w:t>
+      </w:r>
+      <w:r>
+        <w:t>. Visualización de clases programadas: El usuario podrá visualizar la lista de clases específicas disponibles en una sede, detallando la especialidad, el horario, el entrenador asignado y los cupos disponibles.</w:t>
       </w:r>
     </w:p>
     <w:p>
@@ -1071,7 +1057,13 @@
         </w:numPr>
       </w:pPr>
       <w:r>
-        <w:t>RF49. Inscripción a clases: El usuario podrá inscribirse o reservar un cupo en una clase específica, siempre y cuando existan cupos disponibles.</w:t>
+        <w:t>RF4</w:t>
+      </w:r>
+      <w:r>
+        <w:t>5</w:t>
+      </w:r>
+      <w:r>
+        <w:t>. Inscripción a clases: El usuario podrá inscribirse o reservar un cupo en una clase específica, siempre y cuando existan cupos disponibles.</w:t>
       </w:r>
     </w:p>
     <w:p>
@@ -1082,7 +1074,13 @@
         </w:numPr>
       </w:pPr>
       <w:r>
-        <w:t>RF50. Control de disponibilidad de cupos (Usuario): El sistema impedirá que un usuario se inscriba a una clase cuyo cupo límite de personas ya haya sido alcanzado.</w:t>
+        <w:t>RF</w:t>
+      </w:r>
+      <w:r>
+        <w:t>46</w:t>
+      </w:r>
+      <w:r>
+        <w:t>. Control de disponibilidad de cupos (Usuario): El sistema impedirá que un usuario se inscriba a una clase cuyo cupo límite de personas ya haya sido alcanzado.</w:t>
       </w:r>
     </w:p>
     <w:p>
@@ -1093,7 +1091,13 @@
         </w:numPr>
       </w:pPr>
       <w:r>
-        <w:t>RF51. Consulta de inscripciones realizadas: El usuario podrá visualizar el historial o listado de las clases a las que se ha inscrito activamente.</w:t>
+        <w:t>RF</w:t>
+      </w:r>
+      <w:r>
+        <w:t>47</w:t>
+      </w:r>
+      <w:r>
+        <w:t>. Consulta de inscripciones realizadas: El usuario podrá visualizar el historial o listado de las clases a las que se ha inscrito activamente.</w:t>
       </w:r>
     </w:p>
     <w:p>
@@ -1104,13 +1108,95 @@
         </w:numPr>
       </w:pPr>
       <w:r>
-        <w:t>RF52. Cancelación de inscripción: El usuario podrá cancelar su reserva o inscripción a una clase previamente seleccionada, liberando el cupo para otros usuarios.</w:t>
-      </w:r>
-    </w:p>
-    <w:p>
+        <w:t>RF</w:t>
+      </w:r>
+      <w:r>
+        <w:t>48</w:t>
+      </w:r>
+      <w:r>
+        <w:t>. Cancelación de inscripción: El usuario podrá cancelar su reserva o inscripción a una clase previamente seleccionada, liberando el cupo para otros usuarios.</w:t>
+      </w:r>
+    </w:p>
+    <w:p>
+      <w:r>
+        <w:t>Módulo 10: Gestión de Entrenadores (CRUD y Validaciones)</w:t>
+      </w:r>
+    </w:p>
+    <w:p>
+      <w:pPr>
+        <w:numPr>
+          <w:ilvl w:val="0"/>
+          <w:numId w:val="15"/>
+        </w:numPr>
+      </w:pPr>
+      <w:r>
+        <w:t>RF</w:t>
+      </w:r>
+      <w:r>
+        <w:t>48</w:t>
+      </w:r>
+      <w:r>
+        <w:t>. Registro de entrenador (</w:t>
+      </w:r>
+      <w:proofErr w:type="spellStart"/>
+      <w:r>
+        <w:t>Create</w:t>
+      </w:r>
+      <w:proofErr w:type="spellEnd"/>
+      <w:r>
+        <w:t>): El sistema permitirá al administrador registrar a un nuevo entrenador ingresando su nombre, apellido, documento de identidad, correo electrónico, teléfono y especialidades asociadas.</w:t>
+      </w:r>
+    </w:p>
+    <w:p>
+      <w:pPr>
+        <w:numPr>
+          <w:ilvl w:val="0"/>
+          <w:numId w:val="15"/>
+        </w:numPr>
+      </w:pPr>
+      <w:r>
+        <w:t>RF</w:t>
+      </w:r>
+      <w:r>
+        <w:t>49</w:t>
+      </w:r>
+      <w:r>
+        <w:t>. Validación de duplicidad en registro: El sistema validará que el documento de identidad o el correo electrónico del entrenador no se encuentren registrados previamente antes de guardar los datos.</w:t>
+      </w:r>
+    </w:p>
+    <w:p>
+      <w:pPr>
+        <w:numPr>
+          <w:ilvl w:val="0"/>
+          <w:numId w:val="15"/>
+        </w:numPr>
+      </w:pPr>
+      <w:r>
+        <w:t>RF5</w:t>
+      </w:r>
+      <w:r>
+        <w:t>0</w:t>
+      </w:r>
+      <w:r>
+        <w:t>. Consulta general de entrenadores (Read): El sistema permitirá al administrador visualizar un listado con todos los entrenadores registrados, mostrando un resumen de sus datos principales (nombre, especialidades y estado).</w:t>
+      </w:r>
+    </w:p>
+    <w:p>
+      <w:pPr>
+        <w:numPr>
+          <w:ilvl w:val="0"/>
+          <w:numId w:val="15"/>
+        </w:numPr>
+      </w:pPr>
       <w:r>
         <w:lastRenderedPageBreak/>
-        <w:t>Módulo 10: Gestión de Entrenadores (CRUD y Validaciones)</w:t>
+        <w:t>RF5</w:t>
+      </w:r>
+      <w:r>
+        <w:t>1</w:t>
+      </w:r>
+      <w:r>
+        <w:t>. Búsqueda filtrada de entrenadores (Read): El sistema permitirá al administrador buscar entrenadores específicos aplicando filtros por nombre, documento de identidad o especialidad deportiva.</w:t>
       </w:r>
     </w:p>
     <w:p>
@@ -1121,70 +1207,241 @@
         </w:numPr>
       </w:pPr>
       <w:r>
-        <w:t>RF53. Registro de entrenador (</w:t>
+        <w:t>RF5</w:t>
+      </w:r>
+      <w:r>
+        <w:t>2</w:t>
+      </w:r>
+      <w:r>
+        <w:t>. Visualización de perfil de entrenador (Read): El sistema permitirá al administrador seleccionar un entrenador del listado y visualizar la totalidad de su información detallada e historial de clases asignadas.</w:t>
+      </w:r>
+    </w:p>
+    <w:p>
+      <w:pPr>
+        <w:numPr>
+          <w:ilvl w:val="0"/>
+          <w:numId w:val="15"/>
+        </w:numPr>
+      </w:pPr>
+      <w:r>
+        <w:t>RF5</w:t>
+      </w:r>
+      <w:r>
+        <w:t>3</w:t>
+      </w:r>
+      <w:r>
+        <w:t>. Modificación de datos del entrenador (</w:t>
       </w:r>
       <w:proofErr w:type="spellStart"/>
       <w:r>
+        <w:t>Update</w:t>
+      </w:r>
+      <w:proofErr w:type="spellEnd"/>
+      <w:r>
+        <w:t>): El sistema permitirá al administrador editar cualquiera de los campos del formulario del entrenador (como teléfono, correo o especialidades) a excepción de su documento de identidad.</w:t>
+      </w:r>
+    </w:p>
+    <w:p>
+      <w:pPr>
+        <w:numPr>
+          <w:ilvl w:val="0"/>
+          <w:numId w:val="15"/>
+        </w:numPr>
+      </w:pPr>
+      <w:r>
+        <w:t>RF5</w:t>
+      </w:r>
+      <w:r>
+        <w:t>4</w:t>
+      </w:r>
+      <w:r>
+        <w:t>. Cambio de estado del entrenador (</w:t>
+      </w:r>
+      <w:proofErr w:type="spellStart"/>
+      <w:r>
+        <w:t>Update</w:t>
+      </w:r>
+      <w:proofErr w:type="spellEnd"/>
+      <w:r>
+        <w:t>): El sistema permitirá al administrador cambiar el estado del entrenador entre "Activo" e "Inactivo" para controlar su disponibilidad en la programación de clases.</w:t>
+      </w:r>
+    </w:p>
+    <w:p>
+      <w:pPr>
+        <w:numPr>
+          <w:ilvl w:val="0"/>
+          <w:numId w:val="15"/>
+        </w:numPr>
+      </w:pPr>
+      <w:r>
+        <w:t>RF</w:t>
+      </w:r>
+      <w:r>
+        <w:t>55</w:t>
+      </w:r>
+      <w:r>
+        <w:t>. Eliminación lógica de entrenador (</w:t>
+      </w:r>
+      <w:proofErr w:type="spellStart"/>
+      <w:r>
+        <w:t>Delete</w:t>
+      </w:r>
+      <w:proofErr w:type="spellEnd"/>
+      <w:r>
+        <w:t>): El sistema permitirá al administrador eliminar a un entrenador del listado principal cambiando su estado en la base de datos de forma lógica, para preservar la integridad del historial de clases pasadas.</w:t>
+      </w:r>
+    </w:p>
+    <w:p>
+      <w:pPr>
+        <w:numPr>
+          <w:ilvl w:val="0"/>
+          <w:numId w:val="15"/>
+        </w:numPr>
+      </w:pPr>
+      <w:r>
+        <w:t>RF</w:t>
+      </w:r>
+      <w:r>
+        <w:t>56</w:t>
+      </w:r>
+      <w:r>
+        <w:t>. Restricción de eliminación por clases activas: El sistema impedirá la inactivación o eliminación de un entrenador si este tiene clases programadas vigentes en el calendario actual, mostrando un mensaje de advertencia.</w:t>
+      </w:r>
+    </w:p>
+    <w:p>
+      <w:r>
+        <w:t>Módulo 11: Orquestación, Programación y Asignación de Clases</w:t>
+      </w:r>
+    </w:p>
+    <w:p>
+      <w:pPr>
+        <w:numPr>
+          <w:ilvl w:val="0"/>
+          <w:numId w:val="16"/>
+        </w:numPr>
+      </w:pPr>
+      <w:r>
+        <w:t>RF</w:t>
+      </w:r>
+      <w:r>
+        <w:t>57</w:t>
+      </w:r>
+      <w:r>
+        <w:t>. Formulario de asignación de clase (</w:t>
+      </w:r>
+      <w:proofErr w:type="spellStart"/>
+      <w:r>
         <w:t>Create</w:t>
       </w:r>
       <w:proofErr w:type="spellEnd"/>
       <w:r>
-        <w:t>): El sistema permitirá al administrador registrar a un nuevo entrenador ingresando su nombre, apellido, documento de identidad, correo electrónico, teléfono y especialidades asociadas.</w:t>
-      </w:r>
-    </w:p>
-    <w:p>
-      <w:pPr>
-        <w:numPr>
-          <w:ilvl w:val="0"/>
-          <w:numId w:val="15"/>
-        </w:numPr>
-      </w:pPr>
-      <w:r>
-        <w:t>RF54. Validación de duplicidad en registro: El sistema validará que el documento de identidad o el correo electrónico del entrenador no se encuentren registrados previamente antes de guardar los datos.</w:t>
-      </w:r>
-    </w:p>
-    <w:p>
-      <w:pPr>
-        <w:numPr>
-          <w:ilvl w:val="0"/>
-          <w:numId w:val="15"/>
-        </w:numPr>
-      </w:pPr>
-      <w:r>
-        <w:t>RF55. Consulta general de entrenadores (Read): El sistema permitirá al administrador visualizar un listado con todos los entrenadores registrados, mostrando un resumen de sus datos principales (nombre, especialidades y estado).</w:t>
-      </w:r>
-    </w:p>
-    <w:p>
-      <w:pPr>
-        <w:numPr>
-          <w:ilvl w:val="0"/>
-          <w:numId w:val="15"/>
-        </w:numPr>
-      </w:pPr>
-      <w:r>
-        <w:t>RF56. Búsqueda filtrada de entrenadores (Read): El sistema permitirá al administrador buscar entrenadores específicos aplicando filtros por nombre, documento de identidad o especialidad deportiva.</w:t>
-      </w:r>
-    </w:p>
-    <w:p>
-      <w:pPr>
-        <w:numPr>
-          <w:ilvl w:val="0"/>
-          <w:numId w:val="15"/>
-        </w:numPr>
-      </w:pPr>
-      <w:r>
-        <w:t>RF57. Visualización de perfil de entrenador (Read): El sistema permitirá al administrador seleccionar un entrenador del listado y visualizar la totalidad de su información detallada e historial de clases asignadas.</w:t>
-      </w:r>
-    </w:p>
-    <w:p>
-      <w:pPr>
-        <w:numPr>
-          <w:ilvl w:val="0"/>
-          <w:numId w:val="15"/>
-        </w:numPr>
-      </w:pPr>
-      <w:r>
-        <w:t>RF58. Modificación de datos del entrenador (</w:t>
+        <w:t>): El sistema permitirá al administrador programar una clase seleccionando obligatoriamente una sede, una especialidad dictada en esa sede, un bloque horario y un entrenador disponible.</w:t>
+      </w:r>
+    </w:p>
+    <w:p>
+      <w:pPr>
+        <w:numPr>
+          <w:ilvl w:val="0"/>
+          <w:numId w:val="16"/>
+        </w:numPr>
+      </w:pPr>
+      <w:r>
+        <w:t>RF</w:t>
+      </w:r>
+      <w:r>
+        <w:t>58</w:t>
+      </w:r>
+      <w:r>
+        <w:t>. Configuración de límite de cupos por clase: El sistema permitirá al administrador establecer de forma obligatoria el aforo o cupo máximo permitido al momento de crear o editar la clase.</w:t>
+      </w:r>
+    </w:p>
+    <w:p>
+      <w:pPr>
+        <w:numPr>
+          <w:ilvl w:val="0"/>
+          <w:numId w:val="16"/>
+        </w:numPr>
+      </w:pPr>
+      <w:r>
+        <w:t>RF</w:t>
+      </w:r>
+      <w:r>
+        <w:t>59</w:t>
+      </w:r>
+      <w:r>
+        <w:t>. Validación de disponibilidad del entrenador (Cruces de horario): El sistema validará que el entrenador seleccionado no tenga otra clase asignada en el mismo bloque horario y fecha, impidiendo la asignación en caso de conflicto.</w:t>
+      </w:r>
+    </w:p>
+    <w:p>
+      <w:pPr>
+        <w:numPr>
+          <w:ilvl w:val="0"/>
+          <w:numId w:val="16"/>
+        </w:numPr>
+      </w:pPr>
+      <w:r>
+        <w:t>RF6</w:t>
+      </w:r>
+      <w:r>
+        <w:t>0</w:t>
+      </w:r>
+      <w:r>
+        <w:t>. Validación de disponibilidad física (Aforo de la sede): El sistema validará que el bloque horario y el salón/espacio de la sede seleccionada no estén ocupados por otra clase simultánea.</w:t>
+      </w:r>
+    </w:p>
+    <w:p>
+      <w:pPr>
+        <w:numPr>
+          <w:ilvl w:val="0"/>
+          <w:numId w:val="16"/>
+        </w:numPr>
+      </w:pPr>
+      <w:r>
+        <w:lastRenderedPageBreak/>
+        <w:t>RF6</w:t>
+      </w:r>
+      <w:r>
+        <w:t>1</w:t>
+      </w:r>
+      <w:r>
+        <w:t>. Consulta de clases programadas (Read): El sistema permitirá al administrador ver el calendario, grilla o listado completo de las clases que se encuentran programadas en el sistema.</w:t>
+      </w:r>
+    </w:p>
+    <w:p>
+      <w:pPr>
+        <w:numPr>
+          <w:ilvl w:val="0"/>
+          <w:numId w:val="16"/>
+        </w:numPr>
+      </w:pPr>
+      <w:r>
+        <w:t>RF6</w:t>
+      </w:r>
+      <w:r>
+        <w:t>2</w:t>
+      </w:r>
+      <w:r>
+        <w:t xml:space="preserve">. Monitoreo de asistencia y aforo en tiempo real: </w:t>
+      </w:r>
+      <w:r>
+        <w:t>El sistema permitirá visualizar la cantidad de usuarios inscritos y los cupos disponibles de cada clase.</w:t>
+      </w:r>
+    </w:p>
+    <w:p>
+      <w:pPr>
+        <w:numPr>
+          <w:ilvl w:val="0"/>
+          <w:numId w:val="16"/>
+        </w:numPr>
+      </w:pPr>
+      <w:r>
+        <w:t>RF6</w:t>
+      </w:r>
+      <w:r>
+        <w:t>3</w:t>
+      </w:r>
+      <w:r>
+        <w:t>. Modificación de la asignación de clase (</w:t>
       </w:r>
       <w:proofErr w:type="spellStart"/>
       <w:r>
@@ -1192,18 +1449,24 @@
       </w:r>
       <w:proofErr w:type="spellEnd"/>
       <w:r>
-        <w:t>): El sistema permitirá al administrador editar cualquiera de los campos del formulario del entrenador (como teléfono, correo o especialidades) a excepción de su documento de identidad.</w:t>
-      </w:r>
-    </w:p>
-    <w:p>
-      <w:pPr>
-        <w:numPr>
-          <w:ilvl w:val="0"/>
-          <w:numId w:val="15"/>
-        </w:numPr>
-      </w:pPr>
-      <w:r>
-        <w:t>RF59. Cambio de estado del entrenador (</w:t>
+        <w:t>): El sistema permitirá al administrador editar una clase programada para reasignar el entrenador, cambiar el horario o la sede, ejecutando nuevamente las validaciones de disponibilidad correspondientes.</w:t>
+      </w:r>
+    </w:p>
+    <w:p>
+      <w:pPr>
+        <w:numPr>
+          <w:ilvl w:val="0"/>
+          <w:numId w:val="16"/>
+        </w:numPr>
+      </w:pPr>
+      <w:r>
+        <w:t>RF6</w:t>
+      </w:r>
+      <w:r>
+        <w:t>4</w:t>
+      </w:r>
+      <w:r>
+        <w:t>. Cancelación de clases (</w:t>
       </w:r>
       <w:proofErr w:type="spellStart"/>
       <w:r>
@@ -1211,18 +1474,7 @@
       </w:r>
       <w:proofErr w:type="spellEnd"/>
       <w:r>
-        <w:t>): El sistema permitirá al administrador cambiar el estado del entrenador entre "Activo" e "Inactivo" para controlar su disponibilidad en la programación de clases.</w:t>
-      </w:r>
-    </w:p>
-    <w:p>
-      <w:pPr>
-        <w:numPr>
-          <w:ilvl w:val="0"/>
-          <w:numId w:val="15"/>
-        </w:numPr>
-      </w:pPr>
-      <w:r>
-        <w:t>RF60. Eliminación lógica de entrenador (</w:t>
+        <w:t>/</w:t>
       </w:r>
       <w:proofErr w:type="spellStart"/>
       <w:r>
@@ -1230,23 +1482,7 @@
       </w:r>
       <w:proofErr w:type="spellEnd"/>
       <w:r>
-        <w:t>): El sistema permitirá al administrador eliminar a un entrenador del listado principal cambiando su estado en la base de datos de forma lógica, para preservar la integridad del historial de clases pasadas.</w:t>
-      </w:r>
-    </w:p>
-    <w:p>
-      <w:pPr>
-        <w:numPr>
-          <w:ilvl w:val="0"/>
-          <w:numId w:val="15"/>
-        </w:numPr>
-      </w:pPr>
-      <w:r>
-        <w:t>RF61. Restricción de eliminación por clases activas: El sistema impedirá la inactivación o eliminación de un entrenador si este tiene clases programadas vigentes en el calendario actual, mostrando un mensaje de advertencia.</w:t>
-      </w:r>
-    </w:p>
-    <w:p>
-      <w:r>
-        <w:t>Módulo 11: Orquestación, Programación y Asignación de Clases</w:t>
+        <w:t>): El sistema permitirá al administrador anular una clase programada antes de que esta se ejecute.</w:t>
       </w:r>
     </w:p>
     <w:p>
@@ -1257,16 +1493,13 @@
         </w:numPr>
       </w:pPr>
       <w:r>
-        <w:lastRenderedPageBreak/>
-        <w:t>RF62. Formulario de asignación de clase (</w:t>
-      </w:r>
-      <w:proofErr w:type="spellStart"/>
-      <w:r>
-        <w:t>Create</w:t>
-      </w:r>
-      <w:proofErr w:type="spellEnd"/>
-      <w:r>
-        <w:t>): El sistema permitirá al administrador programar una clase seleccionando obligatoriamente una sede, una especialidad dictada en esa sede, un bloque horario y un entrenador disponible.</w:t>
+        <w:t>RF</w:t>
+      </w:r>
+      <w:r>
+        <w:t>65</w:t>
+      </w:r>
+      <w:r>
+        <w:t>. Notificación del sistema por cancelación: El sistema cancelará automáticamente las reservas de los usuarios implicados si el administrador da de baja o anula la clase correspondiente.</w:t>
       </w:r>
     </w:p>
     <w:p>
@@ -1277,127 +1510,256 @@
         </w:numPr>
       </w:pPr>
       <w:r>
-        <w:t>RF63. Configuración de límite de cupos por clase: El sistema permitirá al administrador establecer de forma obligatoria el aforo o cupo máximo permitido al momento de crear o editar la clase.</w:t>
-      </w:r>
-    </w:p>
-    <w:p>
-      <w:pPr>
-        <w:numPr>
-          <w:ilvl w:val="0"/>
-          <w:numId w:val="16"/>
-        </w:numPr>
-      </w:pPr>
-      <w:r>
-        <w:t>RF64. Validación de disponibilidad del entrenador (Cruces de horario): El sistema validará que el entrenador seleccionado no tenga otra clase asignada en el mismo bloque horario y fecha, impidiendo la asignación en caso de conflicto.</w:t>
-      </w:r>
-    </w:p>
-    <w:p>
-      <w:pPr>
-        <w:numPr>
-          <w:ilvl w:val="0"/>
-          <w:numId w:val="16"/>
-        </w:numPr>
-      </w:pPr>
-      <w:r>
-        <w:t>RF65. Validación de disponibilidad física (Aforo de la sede): El sistema validará que el bloque horario y el salón/espacio de la sede seleccionada no estén ocupados por otra clase simultánea.</w:t>
-      </w:r>
-    </w:p>
-    <w:p>
-      <w:pPr>
-        <w:numPr>
-          <w:ilvl w:val="0"/>
-          <w:numId w:val="16"/>
-        </w:numPr>
-      </w:pPr>
-      <w:r>
-        <w:t>RF66. Consulta de clases programadas (Read): El sistema permitirá al administrador ver el calendario, grilla o listado completo de las clases que se encuentran programadas en el sistema.</w:t>
-      </w:r>
-    </w:p>
-    <w:p>
-      <w:pPr>
-        <w:numPr>
-          <w:ilvl w:val="0"/>
-          <w:numId w:val="16"/>
-        </w:numPr>
-      </w:pPr>
-      <w:r>
-        <w:t>RF67. Monitoreo de asistencia y aforo en tiempo real: El sistema permitirá al administrador visualizar en detalle la lista de usuarios inscritos en cada clase y el porcentaje de ocupación de sus cupos en tiempo real.</w:t>
-      </w:r>
-    </w:p>
-    <w:p>
-      <w:pPr>
-        <w:numPr>
-          <w:ilvl w:val="0"/>
-          <w:numId w:val="16"/>
-        </w:numPr>
-      </w:pPr>
-      <w:r>
-        <w:t>RF68. Modificación de la asignación de clase (</w:t>
-      </w:r>
-      <w:proofErr w:type="spellStart"/>
-      <w:r>
-        <w:t>Update</w:t>
-      </w:r>
-      <w:proofErr w:type="spellEnd"/>
-      <w:r>
-        <w:t>): El sistema permitirá al administrador editar una clase programada para reasignar el entrenador, cambiar el horario o la sede, ejecutando nuevamente las validaciones de disponibilidad correspondientes.</w:t>
-      </w:r>
-    </w:p>
-    <w:p>
-      <w:pPr>
-        <w:numPr>
-          <w:ilvl w:val="0"/>
-          <w:numId w:val="16"/>
-        </w:numPr>
-      </w:pPr>
-      <w:r>
-        <w:t>RF69. Cancelación de clases (</w:t>
-      </w:r>
-      <w:proofErr w:type="spellStart"/>
-      <w:r>
-        <w:t>Update</w:t>
-      </w:r>
-      <w:proofErr w:type="spellEnd"/>
-      <w:r>
-        <w:t>/</w:t>
-      </w:r>
-      <w:proofErr w:type="spellStart"/>
-      <w:r>
-        <w:t>Delete</w:t>
-      </w:r>
-      <w:proofErr w:type="spellEnd"/>
-      <w:r>
-        <w:t>): El sistema permitirá al administrador anular una clase programada antes de que esta se ejecute.</w:t>
-      </w:r>
-    </w:p>
-    <w:p>
-      <w:pPr>
-        <w:numPr>
-          <w:ilvl w:val="0"/>
-          <w:numId w:val="16"/>
-        </w:numPr>
-      </w:pPr>
-      <w:r>
-        <w:t>RF70. Notificación del sistema por cancelación: El sistema cancelará automáticamente las reservas de los usuarios implicados si el administrador da de baja o anula la clase correspondiente.</w:t>
-      </w:r>
-    </w:p>
-    <w:p>
-      <w:pPr>
-        <w:numPr>
-          <w:ilvl w:val="0"/>
-          <w:numId w:val="16"/>
-        </w:numPr>
-      </w:pPr>
-      <w:r>
-        <w:t>RF71. Liberación automática de recursos: El sistema liberará de manera inmediata el bloque horario de la sede y desocupará la agenda horaria del entrenador una vez una clase programada sea anulada o modificada.</w:t>
-      </w:r>
-    </w:p>
-    <w:p>
-      <w:pPr>
-        <w:rPr>
-          <w:lang w:val="es-ES"/>
-        </w:rPr>
-      </w:pPr>
+        <w:t>RF</w:t>
+      </w:r>
+      <w:r>
+        <w:t>66</w:t>
+      </w:r>
+      <w:r>
+        <w:t>. Liberación automática de recursos: El sistema liberará de manera inmediata el bloque horario de la sede y desocupará la agenda horaria del entrenador una vez una clase programada sea anulada o modificada.</w:t>
+      </w:r>
+    </w:p>
+    <w:p>
+      <w:pPr>
+        <w:pStyle w:val="Prrafodelista"/>
+        <w:numPr>
+          <w:ilvl w:val="0"/>
+          <w:numId w:val="17"/>
+        </w:numPr>
+        <w:rPr>
+          <w:lang w:val="es-ES"/>
+        </w:rPr>
+      </w:pPr>
+      <w:r>
+        <w:rPr>
+          <w:lang w:val="es-ES"/>
+        </w:rPr>
+        <w:t>RF</w:t>
+      </w:r>
+      <w:r>
+        <w:rPr>
+          <w:lang w:val="es-ES"/>
+        </w:rPr>
+        <w:t>67</w:t>
+      </w:r>
+      <w:r>
+        <w:rPr>
+          <w:lang w:val="es-ES"/>
+        </w:rPr>
+        <w:t>.</w:t>
+      </w:r>
+      <w:r>
+        <w:rPr>
+          <w:lang w:val="es-ES"/>
+        </w:rPr>
+        <w:t xml:space="preserve"> Acceso como invitado</w:t>
+      </w:r>
+      <w:r>
+        <w:rPr>
+          <w:lang w:val="es-ES"/>
+        </w:rPr>
+        <w:t>.</w:t>
+      </w:r>
+    </w:p>
+    <w:p>
+      <w:pPr>
+        <w:pStyle w:val="Prrafodelista"/>
+        <w:rPr>
+          <w:lang w:val="es-ES"/>
+        </w:rPr>
+      </w:pPr>
+    </w:p>
+    <w:p>
+      <w:pPr>
+        <w:pStyle w:val="Prrafodelista"/>
+        <w:numPr>
+          <w:ilvl w:val="0"/>
+          <w:numId w:val="17"/>
+        </w:numPr>
+        <w:rPr>
+          <w:lang w:val="es-ES"/>
+        </w:rPr>
+      </w:pPr>
+      <w:r>
+        <w:rPr>
+          <w:lang w:val="es-ES"/>
+        </w:rPr>
+        <w:t>RF</w:t>
+      </w:r>
+      <w:r>
+        <w:rPr>
+          <w:lang w:val="es-ES"/>
+        </w:rPr>
+        <w:t>68</w:t>
+      </w:r>
+      <w:r>
+        <w:rPr>
+          <w:lang w:val="es-ES"/>
+        </w:rPr>
+        <w:t xml:space="preserve">. </w:t>
+      </w:r>
+      <w:r>
+        <w:rPr>
+          <w:lang w:val="es-ES"/>
+        </w:rPr>
+        <w:t>Modificación de localidades</w:t>
+      </w:r>
+      <w:r>
+        <w:rPr>
+          <w:lang w:val="es-ES"/>
+        </w:rPr>
+        <w:t>.</w:t>
+      </w:r>
+    </w:p>
+    <w:p>
+      <w:pPr>
+        <w:pStyle w:val="Prrafodelista"/>
+        <w:rPr>
+          <w:lang w:val="es-ES"/>
+        </w:rPr>
+      </w:pPr>
+    </w:p>
+    <w:p>
+      <w:pPr>
+        <w:pStyle w:val="Prrafodelista"/>
+        <w:numPr>
+          <w:ilvl w:val="0"/>
+          <w:numId w:val="17"/>
+        </w:numPr>
+        <w:rPr>
+          <w:lang w:val="es-ES"/>
+        </w:rPr>
+      </w:pPr>
+      <w:r>
+        <w:rPr>
+          <w:lang w:val="es-ES"/>
+        </w:rPr>
+        <w:t>RF</w:t>
+      </w:r>
+      <w:r>
+        <w:rPr>
+          <w:lang w:val="es-ES"/>
+        </w:rPr>
+        <w:t>69</w:t>
+      </w:r>
+      <w:r>
+        <w:rPr>
+          <w:lang w:val="es-ES"/>
+        </w:rPr>
+        <w:t>.</w:t>
+      </w:r>
+      <w:r>
+        <w:rPr>
+          <w:lang w:val="es-ES"/>
+        </w:rPr>
+        <w:t xml:space="preserve"> Guardar rutinas favoritas</w:t>
+      </w:r>
+      <w:r>
+        <w:rPr>
+          <w:lang w:val="es-ES"/>
+        </w:rPr>
+        <w:t>.</w:t>
+      </w:r>
+    </w:p>
+    <w:p>
+      <w:pPr>
+        <w:pStyle w:val="Prrafodelista"/>
+        <w:rPr>
+          <w:lang w:val="es-ES"/>
+        </w:rPr>
+      </w:pPr>
+    </w:p>
+    <w:p>
+      <w:pPr>
+        <w:pStyle w:val="Prrafodelista"/>
+        <w:numPr>
+          <w:ilvl w:val="0"/>
+          <w:numId w:val="17"/>
+        </w:numPr>
+        <w:rPr>
+          <w:lang w:val="es-ES"/>
+        </w:rPr>
+      </w:pPr>
+      <w:r>
+        <w:rPr>
+          <w:lang w:val="es-ES"/>
+        </w:rPr>
+        <w:t>RF7</w:t>
+      </w:r>
+      <w:r>
+        <w:rPr>
+          <w:lang w:val="es-ES"/>
+        </w:rPr>
+        <w:t>0</w:t>
+      </w:r>
+      <w:r>
+        <w:rPr>
+          <w:lang w:val="es-ES"/>
+        </w:rPr>
+        <w:t>.</w:t>
+      </w:r>
+      <w:r>
+        <w:rPr>
+          <w:lang w:val="es-ES"/>
+        </w:rPr>
+        <w:t xml:space="preserve"> Guardar guías favoritas</w:t>
+      </w:r>
+      <w:r>
+        <w:rPr>
+          <w:lang w:val="es-ES"/>
+        </w:rPr>
+        <w:t>.</w:t>
+      </w:r>
+    </w:p>
+    <w:p>
+      <w:pPr>
+        <w:pStyle w:val="Prrafodelista"/>
+        <w:rPr>
+          <w:lang w:val="es-ES"/>
+        </w:rPr>
+      </w:pPr>
+    </w:p>
+    <w:p>
+      <w:pPr>
+        <w:pStyle w:val="Prrafodelista"/>
+        <w:numPr>
+          <w:ilvl w:val="0"/>
+          <w:numId w:val="17"/>
+        </w:numPr>
+        <w:rPr>
+          <w:lang w:val="es-ES"/>
+        </w:rPr>
+      </w:pPr>
+      <w:r>
+        <w:rPr>
+          <w:lang w:val="es-ES"/>
+        </w:rPr>
+        <w:t>RF7</w:t>
+      </w:r>
+      <w:r>
+        <w:rPr>
+          <w:lang w:val="es-ES"/>
+        </w:rPr>
+        <w:t>1</w:t>
+      </w:r>
+      <w:r>
+        <w:rPr>
+          <w:lang w:val="es-ES"/>
+        </w:rPr>
+        <w:t>.</w:t>
+      </w:r>
+      <w:r>
+        <w:rPr>
+          <w:lang w:val="es-ES"/>
+        </w:rPr>
+        <w:t xml:space="preserve"> Restricción de inscripción duplicada</w:t>
+      </w:r>
+      <w:r>
+        <w:rPr>
+          <w:lang w:val="es-ES"/>
+        </w:rPr>
+        <w:t>.</w:t>
+      </w:r>
     </w:p>
     <w:sectPr>
       <w:pgSz w:w="12240" w:h="15840"/>
@@ -1409,6 +1771,56 @@
 </w:document>
 </file>
 
+<file path=word/endnotes.xml><?xml version="1.0" encoding="utf-8"?>
+<w:endnotes xmlns:wpc="http://schemas.microsoft.com/office/word/2010/wordprocessingCanvas" xmlns:cx="http://schemas.microsoft.com/office/drawing/2014/chartex" xmlns:cx1="http://schemas.microsoft.com/office/drawing/2015/9/8/chartex" xmlns:cx2="http://schemas.microsoft.com/office/drawing/2015/10/21/chartex" xmlns:cx3="http://schemas.microsoft.com/office/drawing/2016/5/9/chartex" xmlns:cx4="http://schemas.microsoft.com/office/drawing/2016/5/10/chartex" xmlns:cx5="http://schemas.microsoft.com/office/drawing/2016/5/11/chartex" xmlns:cx6="http://schemas.microsoft.com/office/drawing/2016/5/12/chartex" xmlns:cx7="http://schemas.microsoft.com/office/drawing/2016/5/13/chartex" xmlns:cx8="http://schemas.microsoft.com/office/drawing/2016/5/14/chartex" xmlns:mc="http://schemas.openxmlformats.org/markup-compatibility/2006" xmlns:aink="http://schemas.microsoft.com/office/drawing/2016/ink" xmlns:am3d="http://schemas.microsoft.com/office/drawing/2017/model3d" xmlns:o="urn:schemas-microsoft-com:office:office" xmlns:oel="http://schemas.microsoft.com/office/2019/extlst" xmlns:r="http://schemas.openxmlformats.org/officeDocument/2006/relationships" xmlns:m="http://schemas.openxmlformats.org/officeDocument/2006/math" xmlns:v="urn:schemas-microsoft-com:vml" xmlns:wp14="http://schemas.microsoft.com/office/word/2010/wordprocessingDrawing" xmlns:wp="http://schemas.openxmlformats.org/drawingml/2006/wordprocessingDrawing" xmlns:w10="urn:schemas-microsoft-com:office:word" xmlns:w="http://schemas.openxmlformats.org/wordprocessingml/2006/main" xmlns:w14="http://schemas.microsoft.com/office/word/2010/wordml" xmlns:w15="http://schemas.microsoft.com/office/word/2012/wordml" xmlns:w16cex="http://schemas.microsoft.com/office/word/2018/wordml/cex" xmlns:w16cid="http://schemas.microsoft.com/office/word/2016/wordml/cid" xmlns:w16="http://schemas.microsoft.com/office/word/2018/wordml" xmlns:w16du="http://schemas.microsoft.com/office/word/2023/wordml/word16du" xmlns:w16sdtdh="http://schemas.microsoft.com/office/word/2020/wordml/sdtdatahash" xmlns:w16sdtfl="http://schemas.microsoft.com/office/word/2024/wordml/sdtformatlock" xmlns:w16se="http://schemas.microsoft.com/office/word/2015/wordml/symex" xmlns:wpg="http://schemas.microsoft.com/office/word/2010/wordprocessingGroup" xmlns:wpi="http://schemas.microsoft.com/office/word/2010/wordprocessingInk" xmlns:wne="http://schemas.microsoft.com/office/word/2006/wordml" xmlns:wps="http://schemas.microsoft.com/office/word/2010/wordprocessingShape" mc:Ignorable="w14 w15 w16se w16cid w16 w16cex w16sdtdh w16sdtfl w16du wp14">
+  <w:endnote w:type="separator" w:id="-1">
+    <w:p>
+      <w:pPr>
+        <w:spacing w:after="0" w:line="240" w:lineRule="auto"/>
+      </w:pPr>
+      <w:r>
+        <w:separator/>
+      </w:r>
+    </w:p>
+  </w:endnote>
+  <w:endnote w:type="continuationSeparator" w:id="0">
+    <w:p>
+      <w:pPr>
+        <w:spacing w:after="0" w:line="240" w:lineRule="auto"/>
+      </w:pPr>
+      <w:r>
+        <w:continuationSeparator/>
+      </w:r>
+    </w:p>
+  </w:endnote>
+</w:endnotes>
+</file>
+
+<file path=word/footnotes.xml><?xml version="1.0" encoding="utf-8"?>
+<w:footnotes xmlns:wpc="http://schemas.microsoft.com/office/word/2010/wordprocessingCanvas" xmlns:cx="http://schemas.microsoft.com/office/drawing/2014/chartex" xmlns:cx1="http://schemas.microsoft.com/office/drawing/2015/9/8/chartex" xmlns:cx2="http://schemas.microsoft.com/office/drawing/2015/10/21/chartex" xmlns:cx3="http://schemas.microsoft.com/office/drawing/2016/5/9/chartex" xmlns:cx4="http://schemas.microsoft.com/office/drawing/2016/5/10/chartex" xmlns:cx5="http://schemas.microsoft.com/office/drawing/2016/5/11/chartex" xmlns:cx6="http://schemas.microsoft.com/office/drawing/2016/5/12/chartex" xmlns:cx7="http://schemas.microsoft.com/office/drawing/2016/5/13/chartex" xmlns:cx8="http://schemas.microsoft.com/office/drawing/2016/5/14/chartex" xmlns:mc="http://schemas.openxmlformats.org/markup-compatibility/2006" xmlns:aink="http://schemas.microsoft.com/office/drawing/2016/ink" xmlns:am3d="http://schemas.microsoft.com/office/drawing/2017/model3d" xmlns:o="urn:schemas-microsoft-com:office:office" xmlns:oel="http://schemas.microsoft.com/office/2019/extlst" xmlns:r="http://schemas.openxmlformats.org/officeDocument/2006/relationships" xmlns:m="http://schemas.openxmlformats.org/officeDocument/2006/math" xmlns:v="urn:schemas-microsoft-com:vml" xmlns:wp14="http://schemas.microsoft.com/office/word/2010/wordprocessingDrawing" xmlns:wp="http://schemas.openxmlformats.org/drawingml/2006/wordprocessingDrawing" xmlns:w10="urn:schemas-microsoft-com:office:word" xmlns:w="http://schemas.openxmlformats.org/wordprocessingml/2006/main" xmlns:w14="http://schemas.microsoft.com/office/word/2010/wordml" xmlns:w15="http://schemas.microsoft.com/office/word/2012/wordml" xmlns:w16cex="http://schemas.microsoft.com/office/word/2018/wordml/cex" xmlns:w16cid="http://schemas.microsoft.com/office/word/2016/wordml/cid" xmlns:w16="http://schemas.microsoft.com/office/word/2018/wordml" xmlns:w16du="http://schemas.microsoft.com/office/word/2023/wordml/word16du" xmlns:w16sdtdh="http://schemas.microsoft.com/office/word/2020/wordml/sdtdatahash" xmlns:w16sdtfl="http://schemas.microsoft.com/office/word/2024/wordml/sdtformatlock" xmlns:w16se="http://schemas.microsoft.com/office/word/2015/wordml/symex" xmlns:wpg="http://schemas.microsoft.com/office/word/2010/wordprocessingGroup" xmlns:wpi="http://schemas.microsoft.com/office/word/2010/wordprocessingInk" xmlns:wne="http://schemas.microsoft.com/office/word/2006/wordml" xmlns:wps="http://schemas.microsoft.com/office/word/2010/wordprocessingShape" mc:Ignorable="w14 w15 w16se w16cid w16 w16cex w16sdtdh w16sdtfl w16du wp14">
+  <w:footnote w:type="separator" w:id="-1">
+    <w:p>
+      <w:pPr>
+        <w:spacing w:after="0" w:line="240" w:lineRule="auto"/>
+      </w:pPr>
+      <w:r>
+        <w:separator/>
+      </w:r>
+    </w:p>
+  </w:footnote>
+  <w:footnote w:type="continuationSeparator" w:id="0">
+    <w:p>
+      <w:pPr>
+        <w:spacing w:after="0" w:line="240" w:lineRule="auto"/>
+      </w:pPr>
+      <w:r>
+        <w:continuationSeparator/>
+      </w:r>
+    </w:p>
+  </w:footnote>
+</w:footnotes>
+</file>
+
 <file path=word/numbering.xml><?xml version="1.0" encoding="utf-8"?>
 <w:numbering xmlns:wpc="http://schemas.microsoft.com/office/word/2010/wordprocessingCanvas" xmlns:cx="http://schemas.microsoft.com/office/drawing/2014/chartex" xmlns:cx1="http://schemas.microsoft.com/office/drawing/2015/9/8/chartex" xmlns:cx2="http://schemas.microsoft.com/office/drawing/2015/10/21/chartex" xmlns:cx3="http://schemas.microsoft.com/office/drawing/2016/5/9/chartex" xmlns:cx4="http://schemas.microsoft.com/office/drawing/2016/5/10/chartex" xmlns:cx5="http://schemas.microsoft.com/office/drawing/2016/5/11/chartex" xmlns:cx6="http://schemas.microsoft.com/office/drawing/2016/5/12/chartex" xmlns:cx7="http://schemas.microsoft.com/office/drawing/2016/5/13/chartex" xmlns:cx8="http://schemas.microsoft.com/office/drawing/2016/5/14/chartex" xmlns:mc="http://schemas.openxmlformats.org/markup-compatibility/2006" xmlns:aink="http://schemas.microsoft.com/office/drawing/2016/ink" xmlns:am3d="http://schemas.microsoft.com/office/drawing/2017/model3d" xmlns:o="urn:schemas-microsoft-com:office:office" xmlns:oel="http://schemas.microsoft.com/office/2019/extlst" xmlns:r="http://schemas.openxmlformats.org/officeDocument/2006/relationships" xmlns:m="http://schemas.openxmlformats.org/officeDocument/2006/math" xmlns:v="urn:schemas-microsoft-com:vml" xmlns:wp14="http://schemas.microsoft.com/office/word/2010/wordprocessingDrawing" xmlns:wp="http://schemas.openxmlformats.org/drawingml/2006/wordprocessingDrawing" xmlns:w10="urn:schemas-microsoft-com:office:word" xmlns:w="http://schemas.openxmlformats.org/wordprocessingml/2006/main" xmlns:w14="http://schemas.microsoft.com/office/word/2010/wordml" xmlns:w15="http://schemas.microsoft.com/office/word/2012/wordml" xmlns:w16cex="http://schemas.microsoft.com/office/word/2018/wordml/cex" xmlns:w16cid="http://schemas.microsoft.com/office/word/2016/wordml/cid" xmlns:w16="http://schemas.microsoft.com/office/word/2018/wordml" xmlns:w16du="http://schemas.microsoft.com/office/word/2023/wordml/word16du" xmlns:w16sdtdh="http://schemas.microsoft.com/office/word/2020/wordml/sdtdatahash" xmlns:w16sdtfl="http://schemas.microsoft.com/office/word/2024/wordml/sdtformatlock" xmlns:w16se="http://schemas.microsoft.com/office/word/2015/wordml/symex" xmlns:wpg="http://schemas.microsoft.com/office/word/2010/wordprocessingGroup" xmlns:wpi="http://schemas.microsoft.com/office/word/2010/wordprocessingInk" xmlns:wne="http://schemas.microsoft.com/office/word/2006/wordml" xmlns:wps="http://schemas.microsoft.com/office/word/2010/wordprocessingShape" mc:Ignorable="w14 w15 w16se w16cid w16 w16cex w16sdtdh w16sdtfl w16du wp14">
   <w:abstractNum w:abstractNumId="0" w15:restartNumberingAfterBreak="0">
@@ -3611,6 +4023,119 @@
     </w:lvl>
   </w:abstractNum>
   <w:abstractNum w:abstractNumId="15" w15:restartNumberingAfterBreak="0">
+    <w:nsid w:val="59723D0A"/>
+    <w:multiLevelType w:val="hybridMultilevel"/>
+    <w:tmpl w:val="F7A8690A"/>
+    <w:lvl w:ilvl="0" w:tplc="240A0001">
+      <w:start w:val="1"/>
+      <w:numFmt w:val="bullet"/>
+      <w:lvlText w:val=""/>
+      <w:lvlJc w:val="left"/>
+      <w:pPr>
+        <w:ind w:left="720" w:hanging="360"/>
+      </w:pPr>
+      <w:rPr>
+        <w:rFonts w:ascii="Symbol" w:hAnsi="Symbol" w:hint="default"/>
+      </w:rPr>
+    </w:lvl>
+    <w:lvl w:ilvl="1" w:tplc="240A0003" w:tentative="1">
+      <w:start w:val="1"/>
+      <w:numFmt w:val="bullet"/>
+      <w:lvlText w:val="o"/>
+      <w:lvlJc w:val="left"/>
+      <w:pPr>
+        <w:ind w:left="1440" w:hanging="360"/>
+      </w:pPr>
+      <w:rPr>
+        <w:rFonts w:ascii="Courier New" w:hAnsi="Courier New" w:cs="Courier New" w:hint="default"/>
+      </w:rPr>
+    </w:lvl>
+    <w:lvl w:ilvl="2" w:tplc="240A0005" w:tentative="1">
+      <w:start w:val="1"/>
+      <w:numFmt w:val="bullet"/>
+      <w:lvlText w:val=""/>
+      <w:lvlJc w:val="left"/>
+      <w:pPr>
+        <w:ind w:left="2160" w:hanging="360"/>
+      </w:pPr>
+      <w:rPr>
+        <w:rFonts w:ascii="Wingdings" w:hAnsi="Wingdings" w:hint="default"/>
+      </w:rPr>
+    </w:lvl>
+    <w:lvl w:ilvl="3" w:tplc="240A0001" w:tentative="1">
+      <w:start w:val="1"/>
+      <w:numFmt w:val="bullet"/>
+      <w:lvlText w:val=""/>
+      <w:lvlJc w:val="left"/>
+      <w:pPr>
+        <w:ind w:left="2880" w:hanging="360"/>
+      </w:pPr>
+      <w:rPr>
+        <w:rFonts w:ascii="Symbol" w:hAnsi="Symbol" w:hint="default"/>
+      </w:rPr>
+    </w:lvl>
+    <w:lvl w:ilvl="4" w:tplc="240A0003" w:tentative="1">
+      <w:start w:val="1"/>
+      <w:numFmt w:val="bullet"/>
+      <w:lvlText w:val="o"/>
+      <w:lvlJc w:val="left"/>
+      <w:pPr>
+        <w:ind w:left="3600" w:hanging="360"/>
+      </w:pPr>
+      <w:rPr>
+        <w:rFonts w:ascii="Courier New" w:hAnsi="Courier New" w:cs="Courier New" w:hint="default"/>
+      </w:rPr>
+    </w:lvl>
+    <w:lvl w:ilvl="5" w:tplc="240A0005" w:tentative="1">
+      <w:start w:val="1"/>
+      <w:numFmt w:val="bullet"/>
+      <w:lvlText w:val=""/>
+      <w:lvlJc w:val="left"/>
+      <w:pPr>
+        <w:ind w:left="4320" w:hanging="360"/>
+      </w:pPr>
+      <w:rPr>
+        <w:rFonts w:ascii="Wingdings" w:hAnsi="Wingdings" w:hint="default"/>
+      </w:rPr>
+    </w:lvl>
+    <w:lvl w:ilvl="6" w:tplc="240A0001" w:tentative="1">
+      <w:start w:val="1"/>
+      <w:numFmt w:val="bullet"/>
+      <w:lvlText w:val=""/>
+      <w:lvlJc w:val="left"/>
+      <w:pPr>
+        <w:ind w:left="5040" w:hanging="360"/>
+      </w:pPr>
+      <w:rPr>
+        <w:rFonts w:ascii="Symbol" w:hAnsi="Symbol" w:hint="default"/>
+      </w:rPr>
+    </w:lvl>
+    <w:lvl w:ilvl="7" w:tplc="240A0003" w:tentative="1">
+      <w:start w:val="1"/>
+      <w:numFmt w:val="bullet"/>
+      <w:lvlText w:val="o"/>
+      <w:lvlJc w:val="left"/>
+      <w:pPr>
+        <w:ind w:left="5760" w:hanging="360"/>
+      </w:pPr>
+      <w:rPr>
+        <w:rFonts w:ascii="Courier New" w:hAnsi="Courier New" w:cs="Courier New" w:hint="default"/>
+      </w:rPr>
+    </w:lvl>
+    <w:lvl w:ilvl="8" w:tplc="240A0005" w:tentative="1">
+      <w:start w:val="1"/>
+      <w:numFmt w:val="bullet"/>
+      <w:lvlText w:val=""/>
+      <w:lvlJc w:val="left"/>
+      <w:pPr>
+        <w:ind w:left="6480" w:hanging="360"/>
+      </w:pPr>
+      <w:rPr>
+        <w:rFonts w:ascii="Wingdings" w:hAnsi="Wingdings" w:hint="default"/>
+      </w:rPr>
+    </w:lvl>
+  </w:abstractNum>
+  <w:abstractNum w:abstractNumId="16" w15:restartNumberingAfterBreak="0">
     <w:nsid w:val="7FA3543C"/>
     <w:multiLevelType w:val="multilevel"/>
     <w:tmpl w:val="B21A4552"/>
@@ -3766,7 +4291,7 @@
     <w:abstractNumId w:val="12"/>
   </w:num>
   <w:num w:numId="3" w16cid:durableId="1986809664">
-    <w:abstractNumId w:val="15"/>
+    <w:abstractNumId w:val="16"/>
   </w:num>
   <w:num w:numId="4" w16cid:durableId="1332954551">
     <w:abstractNumId w:val="1"/>
@@ -3806,6 +4331,9 @@
   </w:num>
   <w:num w:numId="16" w16cid:durableId="799150403">
     <w:abstractNumId w:val="8"/>
+  </w:num>
+  <w:num w:numId="17" w16cid:durableId="544223520">
+    <w:abstractNumId w:val="15"/>
   </w:num>
 </w:numbering>
 </file>
@@ -4735,6 +5263,50 @@
       <w:rFonts w:ascii="Times New Roman" w:hAnsi="Times New Roman" w:cs="Times New Roman"/>
     </w:rPr>
   </w:style>
+  <w:style w:type="paragraph" w:styleId="Encabezado">
+    <w:name w:val="header"/>
+    <w:basedOn w:val="Normal"/>
+    <w:link w:val="EncabezadoCar"/>
+    <w:uiPriority w:val="99"/>
+    <w:unhideWhenUsed/>
+    <w:rsid w:val="0076055E"/>
+    <w:pPr>
+      <w:tabs>
+        <w:tab w:val="center" w:pos="4419"/>
+        <w:tab w:val="right" w:pos="8838"/>
+      </w:tabs>
+      <w:spacing w:after="0" w:line="240" w:lineRule="auto"/>
+    </w:pPr>
+  </w:style>
+  <w:style w:type="character" w:customStyle="1" w:styleId="EncabezadoCar">
+    <w:name w:val="Encabezado Car"/>
+    <w:basedOn w:val="Fuentedeprrafopredeter"/>
+    <w:link w:val="Encabezado"/>
+    <w:uiPriority w:val="99"/>
+    <w:rsid w:val="0076055E"/>
+  </w:style>
+  <w:style w:type="paragraph" w:styleId="Piedepgina">
+    <w:name w:val="footer"/>
+    <w:basedOn w:val="Normal"/>
+    <w:link w:val="PiedepginaCar"/>
+    <w:uiPriority w:val="99"/>
+    <w:unhideWhenUsed/>
+    <w:rsid w:val="0076055E"/>
+    <w:pPr>
+      <w:tabs>
+        <w:tab w:val="center" w:pos="4419"/>
+        <w:tab w:val="right" w:pos="8838"/>
+      </w:tabs>
+      <w:spacing w:after="0" w:line="240" w:lineRule="auto"/>
+    </w:pPr>
+  </w:style>
+  <w:style w:type="character" w:customStyle="1" w:styleId="PiedepginaCar">
+    <w:name w:val="Pie de página Car"/>
+    <w:basedOn w:val="Fuentedeprrafopredeter"/>
+    <w:link w:val="Piedepgina"/>
+    <w:uiPriority w:val="99"/>
+    <w:rsid w:val="0076055E"/>
+  </w:style>
 </w:styles>
 </file>
 
@@ -5031,4 +5603,16 @@
     </a:ext>
   </a:extLst>
 </a:theme>
+</file>
+
+<file path=customXml/item1.xml><?xml version="1.0" encoding="utf-8"?>
+<b:Sources xmlns:b="http://schemas.openxmlformats.org/officeDocument/2006/bibliography" xmlns="http://schemas.openxmlformats.org/officeDocument/2006/bibliography" SelectedStyle="\APASixthEditionOfficeOnline.xsl" StyleName="APA" Version="6"/>
+</file>
+
+<file path=customXml/itemProps1.xml><?xml version="1.0" encoding="utf-8"?>
+<ds:datastoreItem xmlns:ds="http://schemas.openxmlformats.org/officeDocument/2006/customXml" ds:itemID="{B5867E68-88E0-4949-99EF-57FA6C622E47}">
+  <ds:schemaRefs>
+    <ds:schemaRef ds:uri="http://schemas.openxmlformats.org/officeDocument/2006/bibliography"/>
+  </ds:schemaRefs>
+</ds:datastoreItem>
 </file>